--- a/2024总结.docx
+++ b/2024总结.docx
@@ -4,8 +4,1256 @@
   <w:body>
     <w:p>
       <w:pPr>
+        <w:widowControl/>
+        <w:shd w:val="clear" w:color="auto" w:fill="F4F5F9"/>
+        <w:spacing w:before="100" w:beforeAutospacing="1" w:after="100" w:afterAutospacing="1"/>
+        <w:jc w:val="left"/>
+        <w:outlineLvl w:val="1"/>
+        <w:rPr>
+          <w:rFonts w:ascii="PingFang SC" w:eastAsia="宋体" w:hAnsi="PingFang SC" w:cs="宋体"/>
+          <w:b/>
+          <w:bCs/>
+          <w:color w:val="000000"/>
+          <w:kern w:val="0"/>
+          <w:sz w:val="36"/>
+          <w:szCs w:val="36"/>
+        </w:rPr>
+      </w:pPr>
+      <w:r>
+        <w:rPr>
+          <w:rFonts w:ascii="PingFang SC" w:eastAsia="宋体" w:hAnsi="PingFang SC" w:cs="宋体"/>
+          <w:b/>
+          <w:bCs/>
+          <w:color w:val="000000"/>
+          <w:kern w:val="0"/>
+          <w:sz w:val="36"/>
+          <w:szCs w:val="36"/>
+        </w:rPr>
+        <w:t>一、引言</w:t>
+      </w:r>
+    </w:p>
+    <w:p>
+      <w:pPr>
+        <w:widowControl/>
+        <w:numPr>
+          <w:ilvl w:val="0"/>
+          <w:numId w:val="2"/>
+        </w:numPr>
+        <w:shd w:val="clear" w:color="auto" w:fill="F4F5F9"/>
+        <w:spacing w:before="100" w:beforeAutospacing="1" w:after="100" w:afterAutospacing="1"/>
+        <w:jc w:val="left"/>
+        <w:rPr>
+          <w:rFonts w:ascii="PingFang SC" w:eastAsia="宋体" w:hAnsi="PingFang SC" w:cs="宋体"/>
+          <w:color w:val="000000"/>
+          <w:kern w:val="0"/>
+          <w:szCs w:val="21"/>
+        </w:rPr>
+      </w:pPr>
+      <w:r>
+        <w:rPr>
+          <w:rFonts w:ascii="PingFang SC" w:eastAsia="宋体" w:hAnsi="PingFang SC" w:cs="宋体"/>
+          <w:b/>
+          <w:bCs/>
+          <w:color w:val="000000"/>
+          <w:kern w:val="0"/>
+          <w:szCs w:val="21"/>
+        </w:rPr>
+        <w:t>个人角色</w:t>
+      </w:r>
+      <w:r>
+        <w:rPr>
+          <w:rFonts w:ascii="PingFang SC" w:eastAsia="宋体" w:hAnsi="PingFang SC" w:cs="宋体"/>
+          <w:color w:val="000000"/>
+          <w:kern w:val="0"/>
+          <w:szCs w:val="21"/>
+        </w:rPr>
+        <w:t>：简要说明你在项目中的具体职责。</w:t>
+      </w:r>
+    </w:p>
+    <w:p>
+      <w:pPr>
+        <w:widowControl/>
+        <w:numPr>
+          <w:ilvl w:val="0"/>
+          <w:numId w:val="2"/>
+        </w:numPr>
+        <w:shd w:val="clear" w:color="auto" w:fill="F4F5F9"/>
+        <w:spacing w:before="100" w:beforeAutospacing="1" w:after="100" w:afterAutospacing="1"/>
+        <w:jc w:val="left"/>
+        <w:rPr>
+          <w:rFonts w:ascii="PingFang SC" w:eastAsia="宋体" w:hAnsi="PingFang SC" w:cs="宋体"/>
+          <w:color w:val="000000"/>
+          <w:kern w:val="0"/>
+          <w:szCs w:val="21"/>
+        </w:rPr>
+      </w:pPr>
+      <w:r>
+        <w:rPr>
+          <w:rFonts w:ascii="PingFang SC" w:eastAsia="宋体" w:hAnsi="PingFang SC" w:cs="宋体"/>
+          <w:b/>
+          <w:bCs/>
+          <w:color w:val="000000"/>
+          <w:kern w:val="0"/>
+          <w:szCs w:val="21"/>
+        </w:rPr>
+        <w:t>项目背景</w:t>
+      </w:r>
+      <w:r>
+        <w:rPr>
+          <w:rFonts w:ascii="PingFang SC" w:eastAsia="宋体" w:hAnsi="PingFang SC" w:cs="宋体"/>
+          <w:color w:val="000000"/>
+          <w:kern w:val="0"/>
+          <w:szCs w:val="21"/>
+        </w:rPr>
+        <w:t>：简述项目的目标和重要性。</w:t>
+      </w:r>
+    </w:p>
+    <w:p>
+      <w:pPr>
+        <w:widowControl/>
+        <w:numPr>
+          <w:ilvl w:val="0"/>
+          <w:numId w:val="2"/>
+        </w:numPr>
+        <w:shd w:val="clear" w:color="auto" w:fill="F4F5F9"/>
+        <w:spacing w:before="100" w:beforeAutospacing="1" w:after="100" w:afterAutospacing="1"/>
+        <w:jc w:val="left"/>
+        <w:rPr>
+          <w:rFonts w:ascii="PingFang SC" w:eastAsia="宋体" w:hAnsi="PingFang SC" w:cs="宋体"/>
+          <w:color w:val="000000"/>
+          <w:kern w:val="0"/>
+          <w:szCs w:val="21"/>
+        </w:rPr>
+      </w:pPr>
+      <w:r>
+        <w:rPr>
+          <w:rFonts w:ascii="PingFang SC" w:eastAsia="宋体" w:hAnsi="PingFang SC" w:cs="宋体"/>
+          <w:b/>
+          <w:bCs/>
+          <w:color w:val="000000"/>
+          <w:kern w:val="0"/>
+          <w:szCs w:val="21"/>
+        </w:rPr>
+        <w:t>时间范围</w:t>
+      </w:r>
+      <w:r>
+        <w:rPr>
+          <w:rFonts w:ascii="PingFang SC" w:eastAsia="宋体" w:hAnsi="PingFang SC" w:cs="宋体"/>
+          <w:color w:val="000000"/>
+          <w:kern w:val="0"/>
+          <w:szCs w:val="21"/>
+        </w:rPr>
+        <w:t>：指出总结涵盖的时间段。</w:t>
+      </w:r>
+    </w:p>
+    <w:p>
+      <w:pPr>
+        <w:widowControl/>
+        <w:shd w:val="clear" w:color="auto" w:fill="F4F5F9"/>
+        <w:spacing w:before="100" w:beforeAutospacing="1" w:after="100" w:afterAutospacing="1"/>
+        <w:jc w:val="left"/>
+        <w:outlineLvl w:val="1"/>
+        <w:rPr>
+          <w:rFonts w:ascii="PingFang SC" w:eastAsia="宋体" w:hAnsi="PingFang SC" w:cs="宋体"/>
+          <w:b/>
+          <w:bCs/>
+          <w:color w:val="000000"/>
+          <w:kern w:val="0"/>
+          <w:sz w:val="36"/>
+          <w:szCs w:val="36"/>
+        </w:rPr>
+      </w:pPr>
+      <w:r>
+        <w:rPr>
+          <w:rFonts w:ascii="PingFang SC" w:eastAsia="宋体" w:hAnsi="PingFang SC" w:cs="宋体"/>
+          <w:b/>
+          <w:bCs/>
+          <w:color w:val="000000"/>
+          <w:kern w:val="0"/>
+          <w:sz w:val="36"/>
+          <w:szCs w:val="36"/>
+        </w:rPr>
+        <w:t>二、主要任务与成就</w:t>
+      </w:r>
+    </w:p>
+    <w:p>
+      <w:pPr>
+        <w:widowControl/>
+        <w:shd w:val="clear" w:color="auto" w:fill="F4F5F9"/>
+        <w:spacing w:before="100" w:beforeAutospacing="1" w:after="100" w:afterAutospacing="1"/>
+        <w:jc w:val="left"/>
+        <w:outlineLvl w:val="2"/>
+        <w:rPr>
+          <w:rFonts w:ascii="PingFang SC" w:eastAsia="宋体" w:hAnsi="PingFang SC" w:cs="宋体"/>
+          <w:b/>
+          <w:bCs/>
+          <w:color w:val="000000"/>
+          <w:kern w:val="0"/>
+          <w:sz w:val="27"/>
+          <w:szCs w:val="27"/>
+        </w:rPr>
+      </w:pPr>
+      <w:r>
+        <w:rPr>
+          <w:rFonts w:ascii="PingFang SC" w:eastAsia="宋体" w:hAnsi="PingFang SC" w:cs="宋体"/>
+          <w:b/>
+          <w:bCs/>
+          <w:color w:val="000000"/>
+          <w:kern w:val="0"/>
+          <w:sz w:val="27"/>
+          <w:szCs w:val="27"/>
+        </w:rPr>
+        <w:t xml:space="preserve">1. </w:t>
+      </w:r>
+      <w:r>
+        <w:rPr>
+          <w:rFonts w:ascii="PingFang SC" w:eastAsia="宋体" w:hAnsi="PingFang SC" w:cs="宋体"/>
+          <w:b/>
+          <w:bCs/>
+          <w:color w:val="000000"/>
+          <w:kern w:val="0"/>
+          <w:sz w:val="27"/>
+          <w:szCs w:val="27"/>
+        </w:rPr>
+        <w:t>技术实现与编码工作</w:t>
+      </w:r>
+    </w:p>
+    <w:p>
+      <w:pPr>
+        <w:widowControl/>
+        <w:numPr>
+          <w:ilvl w:val="0"/>
+          <w:numId w:val="3"/>
+        </w:numPr>
+        <w:shd w:val="clear" w:color="auto" w:fill="F4F5F9"/>
+        <w:spacing w:before="100" w:beforeAutospacing="1" w:after="100" w:afterAutospacing="1"/>
+        <w:jc w:val="left"/>
+        <w:rPr>
+          <w:rFonts w:ascii="PingFang SC" w:eastAsia="宋体" w:hAnsi="PingFang SC" w:cs="宋体"/>
+          <w:color w:val="000000"/>
+          <w:kern w:val="0"/>
+          <w:szCs w:val="21"/>
+        </w:rPr>
+      </w:pPr>
+      <w:r>
+        <w:rPr>
+          <w:rFonts w:ascii="PingFang SC" w:eastAsia="宋体" w:hAnsi="PingFang SC" w:cs="宋体"/>
+          <w:b/>
+          <w:bCs/>
+          <w:color w:val="000000"/>
+          <w:kern w:val="0"/>
+          <w:szCs w:val="21"/>
+        </w:rPr>
+        <w:t>核心模块开发</w:t>
+      </w:r>
+      <w:r>
+        <w:rPr>
+          <w:rFonts w:ascii="PingFang SC" w:eastAsia="宋体" w:hAnsi="PingFang SC" w:cs="宋体"/>
+          <w:color w:val="000000"/>
+          <w:kern w:val="0"/>
+          <w:szCs w:val="21"/>
+        </w:rPr>
+        <w:t>：列出你负责的核心模块及其关键功能。</w:t>
+      </w:r>
+    </w:p>
+    <w:p>
+      <w:pPr>
+        <w:widowControl/>
+        <w:numPr>
+          <w:ilvl w:val="0"/>
+          <w:numId w:val="3"/>
+        </w:numPr>
+        <w:shd w:val="clear" w:color="auto" w:fill="F4F5F9"/>
+        <w:spacing w:before="100" w:beforeAutospacing="1" w:after="100" w:afterAutospacing="1"/>
+        <w:jc w:val="left"/>
+        <w:rPr>
+          <w:rFonts w:ascii="PingFang SC" w:eastAsia="宋体" w:hAnsi="PingFang SC" w:cs="宋体"/>
+          <w:color w:val="000000"/>
+          <w:kern w:val="0"/>
+          <w:szCs w:val="21"/>
+        </w:rPr>
+      </w:pPr>
+      <w:r>
+        <w:rPr>
+          <w:rFonts w:ascii="PingFang SC" w:eastAsia="宋体" w:hAnsi="PingFang SC" w:cs="宋体"/>
+          <w:b/>
+          <w:bCs/>
+          <w:color w:val="000000"/>
+          <w:kern w:val="0"/>
+          <w:szCs w:val="21"/>
+        </w:rPr>
+        <w:t>代码质量保证</w:t>
+      </w:r>
+      <w:r>
+        <w:rPr>
+          <w:rFonts w:ascii="PingFang SC" w:eastAsia="宋体" w:hAnsi="PingFang SC" w:cs="宋体"/>
+          <w:color w:val="000000"/>
+          <w:kern w:val="0"/>
+          <w:szCs w:val="21"/>
+        </w:rPr>
+        <w:t>：说明如何确保代码的质量和可读性。</w:t>
+      </w:r>
+    </w:p>
+    <w:p>
+      <w:pPr>
+        <w:widowControl/>
+        <w:numPr>
+          <w:ilvl w:val="0"/>
+          <w:numId w:val="3"/>
+        </w:numPr>
+        <w:shd w:val="clear" w:color="auto" w:fill="F4F5F9"/>
+        <w:spacing w:before="100" w:beforeAutospacing="1" w:after="100" w:afterAutospacing="1"/>
+        <w:jc w:val="left"/>
+        <w:rPr>
+          <w:rFonts w:ascii="PingFang SC" w:eastAsia="宋体" w:hAnsi="PingFang SC" w:cs="宋体"/>
+          <w:color w:val="000000"/>
+          <w:kern w:val="0"/>
+          <w:szCs w:val="21"/>
+        </w:rPr>
+      </w:pPr>
+      <w:r>
+        <w:rPr>
+          <w:rFonts w:ascii="PingFang SC" w:eastAsia="宋体" w:hAnsi="PingFang SC" w:cs="宋体"/>
+          <w:b/>
+          <w:bCs/>
+          <w:color w:val="000000"/>
+          <w:kern w:val="0"/>
+          <w:szCs w:val="21"/>
+        </w:rPr>
+        <w:t>问题解决能力</w:t>
+      </w:r>
+      <w:r>
+        <w:rPr>
+          <w:rFonts w:ascii="PingFang SC" w:eastAsia="宋体" w:hAnsi="PingFang SC" w:cs="宋体"/>
+          <w:color w:val="000000"/>
+          <w:kern w:val="0"/>
+          <w:szCs w:val="21"/>
+        </w:rPr>
+        <w:t>：举例说明遇到的技术难题及解决方案。</w:t>
+      </w:r>
+    </w:p>
+    <w:p>
+      <w:pPr>
+        <w:widowControl/>
+        <w:numPr>
+          <w:ilvl w:val="0"/>
+          <w:numId w:val="3"/>
+        </w:numPr>
+        <w:shd w:val="clear" w:color="auto" w:fill="F4F5F9"/>
+        <w:spacing w:before="100" w:beforeAutospacing="1" w:after="100" w:afterAutospacing="1"/>
+        <w:jc w:val="left"/>
+        <w:rPr>
+          <w:rFonts w:ascii="PingFang SC" w:eastAsia="宋体" w:hAnsi="PingFang SC" w:cs="宋体"/>
+          <w:color w:val="000000"/>
+          <w:kern w:val="0"/>
+          <w:szCs w:val="21"/>
+        </w:rPr>
+      </w:pPr>
+      <w:r>
+        <w:rPr>
+          <w:rFonts w:ascii="PingFang SC" w:eastAsia="宋体" w:hAnsi="PingFang SC" w:cs="宋体"/>
+          <w:b/>
+          <w:bCs/>
+          <w:color w:val="000000"/>
+          <w:kern w:val="0"/>
+          <w:szCs w:val="21"/>
+        </w:rPr>
+        <w:t>自动化测试</w:t>
+      </w:r>
+      <w:r>
+        <w:rPr>
+          <w:rFonts w:ascii="PingFang SC" w:eastAsia="宋体" w:hAnsi="PingFang SC" w:cs="宋体"/>
+          <w:color w:val="000000"/>
+          <w:kern w:val="0"/>
+          <w:szCs w:val="21"/>
+        </w:rPr>
+        <w:t>：描述你参与编写的单元测试、集成测试等自动化测试用例。</w:t>
+      </w:r>
+    </w:p>
+    <w:p>
+      <w:pPr>
+        <w:widowControl/>
+        <w:shd w:val="clear" w:color="auto" w:fill="F4F5F9"/>
+        <w:spacing w:before="100" w:beforeAutospacing="1" w:after="100" w:afterAutospacing="1"/>
+        <w:jc w:val="left"/>
+        <w:outlineLvl w:val="2"/>
+        <w:rPr>
+          <w:rFonts w:ascii="PingFang SC" w:eastAsia="宋体" w:hAnsi="PingFang SC" w:cs="宋体"/>
+          <w:b/>
+          <w:bCs/>
+          <w:color w:val="000000"/>
+          <w:kern w:val="0"/>
+          <w:sz w:val="27"/>
+          <w:szCs w:val="27"/>
+        </w:rPr>
+      </w:pPr>
+      <w:r>
+        <w:rPr>
+          <w:rFonts w:ascii="PingFang SC" w:eastAsia="宋体" w:hAnsi="PingFang SC" w:cs="宋体"/>
+          <w:b/>
+          <w:bCs/>
+          <w:color w:val="000000"/>
+          <w:kern w:val="0"/>
+          <w:sz w:val="27"/>
+          <w:szCs w:val="27"/>
+        </w:rPr>
+        <w:t xml:space="preserve">2. </w:t>
+      </w:r>
+      <w:r>
+        <w:rPr>
+          <w:rFonts w:ascii="PingFang SC" w:eastAsia="宋体" w:hAnsi="PingFang SC" w:cs="宋体"/>
+          <w:b/>
+          <w:bCs/>
+          <w:color w:val="000000"/>
+          <w:kern w:val="0"/>
+          <w:sz w:val="27"/>
+          <w:szCs w:val="27"/>
+        </w:rPr>
+        <w:t>设计模式与最佳实践的应用</w:t>
+      </w:r>
+    </w:p>
+    <w:p>
+      <w:pPr>
+        <w:widowControl/>
+        <w:numPr>
+          <w:ilvl w:val="0"/>
+          <w:numId w:val="4"/>
+        </w:numPr>
+        <w:shd w:val="clear" w:color="auto" w:fill="F4F5F9"/>
+        <w:spacing w:before="100" w:beforeAutospacing="1" w:after="100" w:afterAutospacing="1"/>
+        <w:jc w:val="left"/>
+        <w:rPr>
+          <w:rFonts w:ascii="PingFang SC" w:eastAsia="宋体" w:hAnsi="PingFang SC" w:cs="宋体"/>
+          <w:color w:val="000000"/>
+          <w:kern w:val="0"/>
+          <w:szCs w:val="21"/>
+        </w:rPr>
+      </w:pPr>
+      <w:r>
+        <w:rPr>
+          <w:rFonts w:ascii="PingFang SC" w:eastAsia="宋体" w:hAnsi="PingFang SC" w:cs="宋体"/>
+          <w:b/>
+          <w:bCs/>
+          <w:color w:val="000000"/>
+          <w:kern w:val="0"/>
+          <w:szCs w:val="21"/>
+        </w:rPr>
+        <w:t>设计原则</w:t>
+      </w:r>
+      <w:r>
+        <w:rPr>
+          <w:rFonts w:ascii="PingFang SC" w:eastAsia="宋体" w:hAnsi="PingFang SC" w:cs="宋体"/>
+          <w:color w:val="000000"/>
+          <w:kern w:val="0"/>
+          <w:szCs w:val="21"/>
+        </w:rPr>
+        <w:t>：阐述你遵循的设计原则（如单一职责原则、开闭原则等）。</w:t>
+      </w:r>
+    </w:p>
+    <w:p>
+      <w:pPr>
+        <w:widowControl/>
+        <w:numPr>
+          <w:ilvl w:val="0"/>
+          <w:numId w:val="4"/>
+        </w:numPr>
+        <w:shd w:val="clear" w:color="auto" w:fill="F4F5F9"/>
+        <w:spacing w:before="100" w:beforeAutospacing="1" w:after="100" w:afterAutospacing="1"/>
+        <w:jc w:val="left"/>
+        <w:rPr>
+          <w:rFonts w:ascii="PingFang SC" w:eastAsia="宋体" w:hAnsi="PingFang SC" w:cs="宋体"/>
+          <w:color w:val="000000"/>
+          <w:kern w:val="0"/>
+          <w:szCs w:val="21"/>
+        </w:rPr>
+      </w:pPr>
+      <w:r>
+        <w:rPr>
+          <w:rFonts w:ascii="PingFang SC" w:eastAsia="宋体" w:hAnsi="PingFang SC" w:cs="宋体"/>
+          <w:b/>
+          <w:bCs/>
+          <w:color w:val="000000"/>
+          <w:kern w:val="0"/>
+          <w:szCs w:val="21"/>
+        </w:rPr>
+        <w:t>框架使用</w:t>
+      </w:r>
+      <w:r>
+        <w:rPr>
+          <w:rFonts w:ascii="PingFang SC" w:eastAsia="宋体" w:hAnsi="PingFang SC" w:cs="宋体"/>
+          <w:color w:val="000000"/>
+          <w:kern w:val="0"/>
+          <w:szCs w:val="21"/>
+        </w:rPr>
+        <w:t>：介绍你使用的编程语言、库或框架，并说明它们的作用。</w:t>
+      </w:r>
+    </w:p>
+    <w:p>
+      <w:pPr>
+        <w:widowControl/>
+        <w:numPr>
+          <w:ilvl w:val="0"/>
+          <w:numId w:val="4"/>
+        </w:numPr>
+        <w:shd w:val="clear" w:color="auto" w:fill="F4F5F9"/>
+        <w:spacing w:before="100" w:beforeAutospacing="1" w:after="100" w:afterAutospacing="1"/>
+        <w:jc w:val="left"/>
+        <w:rPr>
+          <w:rFonts w:ascii="PingFang SC" w:eastAsia="宋体" w:hAnsi="PingFang SC" w:cs="宋体"/>
+          <w:color w:val="000000"/>
+          <w:kern w:val="0"/>
+          <w:szCs w:val="21"/>
+        </w:rPr>
+      </w:pPr>
+      <w:r>
+        <w:rPr>
+          <w:rFonts w:ascii="PingFang SC" w:eastAsia="宋体" w:hAnsi="PingFang SC" w:cs="宋体"/>
+          <w:b/>
+          <w:bCs/>
+          <w:color w:val="000000"/>
+          <w:kern w:val="0"/>
+          <w:szCs w:val="21"/>
+        </w:rPr>
+        <w:t>性能优化</w:t>
+      </w:r>
+      <w:r>
+        <w:rPr>
+          <w:rFonts w:ascii="PingFang SC" w:eastAsia="宋体" w:hAnsi="PingFang SC" w:cs="宋体"/>
+          <w:color w:val="000000"/>
+          <w:kern w:val="0"/>
+          <w:szCs w:val="21"/>
+        </w:rPr>
+        <w:t>：分享你在提高系统响应速度和吞吐量方面的经验。</w:t>
+      </w:r>
+    </w:p>
+    <w:p>
+      <w:pPr>
+        <w:widowControl/>
+        <w:shd w:val="clear" w:color="auto" w:fill="F4F5F9"/>
+        <w:spacing w:before="100" w:beforeAutospacing="1" w:after="100" w:afterAutospacing="1"/>
+        <w:jc w:val="left"/>
+        <w:outlineLvl w:val="2"/>
+        <w:rPr>
+          <w:rFonts w:ascii="PingFang SC" w:eastAsia="宋体" w:hAnsi="PingFang SC" w:cs="宋体"/>
+          <w:b/>
+          <w:bCs/>
+          <w:color w:val="000000"/>
+          <w:kern w:val="0"/>
+          <w:sz w:val="27"/>
+          <w:szCs w:val="27"/>
+        </w:rPr>
+      </w:pPr>
+      <w:r>
+        <w:rPr>
+          <w:rFonts w:ascii="PingFang SC" w:eastAsia="宋体" w:hAnsi="PingFang SC" w:cs="宋体"/>
+          <w:b/>
+          <w:bCs/>
+          <w:color w:val="000000"/>
+          <w:kern w:val="0"/>
+          <w:sz w:val="27"/>
+          <w:szCs w:val="27"/>
+        </w:rPr>
+        <w:t xml:space="preserve">3. </w:t>
+      </w:r>
+      <w:r>
+        <w:rPr>
+          <w:rFonts w:ascii="PingFang SC" w:eastAsia="宋体" w:hAnsi="PingFang SC" w:cs="宋体"/>
+          <w:b/>
+          <w:bCs/>
+          <w:color w:val="000000"/>
+          <w:kern w:val="0"/>
+          <w:sz w:val="27"/>
+          <w:szCs w:val="27"/>
+        </w:rPr>
+        <w:t>团队协作与沟通</w:t>
+      </w:r>
+    </w:p>
+    <w:p>
+      <w:pPr>
+        <w:widowControl/>
+        <w:numPr>
+          <w:ilvl w:val="0"/>
+          <w:numId w:val="5"/>
+        </w:numPr>
+        <w:shd w:val="clear" w:color="auto" w:fill="F4F5F9"/>
+        <w:spacing w:before="100" w:beforeAutospacing="1" w:after="100" w:afterAutospacing="1"/>
+        <w:jc w:val="left"/>
+        <w:rPr>
+          <w:rFonts w:ascii="PingFang SC" w:eastAsia="宋体" w:hAnsi="PingFang SC" w:cs="宋体"/>
+          <w:color w:val="000000"/>
+          <w:kern w:val="0"/>
+          <w:szCs w:val="21"/>
+        </w:rPr>
+      </w:pPr>
+      <w:r>
+        <w:rPr>
+          <w:rFonts w:ascii="PingFang SC" w:eastAsia="宋体" w:hAnsi="PingFang SC" w:cs="宋体"/>
+          <w:b/>
+          <w:bCs/>
+          <w:color w:val="000000"/>
+          <w:kern w:val="0"/>
+          <w:szCs w:val="21"/>
+        </w:rPr>
+        <w:t>跨职能合作</w:t>
+      </w:r>
+      <w:r>
+        <w:rPr>
+          <w:rFonts w:ascii="PingFang SC" w:eastAsia="宋体" w:hAnsi="PingFang SC" w:cs="宋体"/>
+          <w:color w:val="000000"/>
+          <w:kern w:val="0"/>
+          <w:szCs w:val="21"/>
+        </w:rPr>
+        <w:t>：描述与其他部门（如产品管理、</w:t>
+      </w:r>
+      <w:r>
+        <w:rPr>
+          <w:rFonts w:ascii="PingFang SC" w:eastAsia="宋体" w:hAnsi="PingFang SC" w:cs="宋体"/>
+          <w:color w:val="000000"/>
+          <w:kern w:val="0"/>
+          <w:szCs w:val="21"/>
+        </w:rPr>
+        <w:t>UI/UX</w:t>
+      </w:r>
+      <w:r>
+        <w:rPr>
+          <w:rFonts w:ascii="PingFang SC" w:eastAsia="宋体" w:hAnsi="PingFang SC" w:cs="宋体"/>
+          <w:color w:val="000000"/>
+          <w:kern w:val="0"/>
+          <w:szCs w:val="21"/>
+        </w:rPr>
+        <w:t>设计师）的合作经历。</w:t>
+      </w:r>
+    </w:p>
+    <w:p>
+      <w:pPr>
+        <w:widowControl/>
+        <w:numPr>
+          <w:ilvl w:val="0"/>
+          <w:numId w:val="5"/>
+        </w:numPr>
+        <w:shd w:val="clear" w:color="auto" w:fill="F4F5F9"/>
+        <w:spacing w:before="100" w:beforeAutospacing="1" w:after="100" w:afterAutospacing="1"/>
+        <w:jc w:val="left"/>
+        <w:rPr>
+          <w:rFonts w:ascii="PingFang SC" w:eastAsia="宋体" w:hAnsi="PingFang SC" w:cs="宋体"/>
+          <w:color w:val="000000"/>
+          <w:kern w:val="0"/>
+          <w:szCs w:val="21"/>
+        </w:rPr>
+      </w:pPr>
+      <w:r>
+        <w:rPr>
+          <w:rFonts w:ascii="PingFang SC" w:eastAsia="宋体" w:hAnsi="PingFang SC" w:cs="宋体"/>
+          <w:b/>
+          <w:bCs/>
+          <w:color w:val="000000"/>
+          <w:kern w:val="0"/>
+          <w:szCs w:val="21"/>
+        </w:rPr>
+        <w:t>文档撰写</w:t>
+      </w:r>
+      <w:r>
+        <w:rPr>
+          <w:rFonts w:ascii="PingFang SC" w:eastAsia="宋体" w:hAnsi="PingFang SC" w:cs="宋体"/>
+          <w:color w:val="000000"/>
+          <w:kern w:val="0"/>
+          <w:szCs w:val="21"/>
+        </w:rPr>
+        <w:t>：提及你撰写的任何重要文档，例如</w:t>
+      </w:r>
+      <w:r>
+        <w:rPr>
+          <w:rFonts w:ascii="PingFang SC" w:eastAsia="宋体" w:hAnsi="PingFang SC" w:cs="宋体"/>
+          <w:color w:val="000000"/>
+          <w:kern w:val="0"/>
+          <w:szCs w:val="21"/>
+        </w:rPr>
+        <w:t>API</w:t>
+      </w:r>
+      <w:r>
+        <w:rPr>
+          <w:rFonts w:ascii="PingFang SC" w:eastAsia="宋体" w:hAnsi="PingFang SC" w:cs="宋体"/>
+          <w:color w:val="000000"/>
+          <w:kern w:val="0"/>
+          <w:szCs w:val="21"/>
+        </w:rPr>
+        <w:t>文档、部署指南等。</w:t>
+      </w:r>
+    </w:p>
+    <w:p>
+      <w:pPr>
+        <w:widowControl/>
+        <w:numPr>
+          <w:ilvl w:val="0"/>
+          <w:numId w:val="5"/>
+        </w:numPr>
+        <w:shd w:val="clear" w:color="auto" w:fill="F4F5F9"/>
+        <w:spacing w:before="100" w:beforeAutospacing="1" w:after="100" w:afterAutospacing="1"/>
+        <w:jc w:val="left"/>
+        <w:rPr>
+          <w:rFonts w:ascii="PingFang SC" w:eastAsia="宋体" w:hAnsi="PingFang SC" w:cs="宋体"/>
+          <w:color w:val="000000"/>
+          <w:kern w:val="0"/>
+          <w:szCs w:val="21"/>
+        </w:rPr>
+      </w:pPr>
+      <w:r>
+        <w:rPr>
+          <w:rFonts w:ascii="PingFang SC" w:eastAsia="宋体" w:hAnsi="PingFang SC" w:cs="宋体"/>
+          <w:b/>
+          <w:bCs/>
+          <w:color w:val="000000"/>
+          <w:kern w:val="0"/>
+          <w:szCs w:val="21"/>
+        </w:rPr>
+        <w:t>会议与演示</w:t>
+      </w:r>
+      <w:r>
+        <w:rPr>
+          <w:rFonts w:ascii="PingFang SC" w:eastAsia="宋体" w:hAnsi="PingFang SC" w:cs="宋体"/>
+          <w:color w:val="000000"/>
+          <w:kern w:val="0"/>
+          <w:szCs w:val="21"/>
+        </w:rPr>
+        <w:t>：记录参加的重要会议和向同事或客户展示工作的次数和效果。</w:t>
+      </w:r>
+    </w:p>
+    <w:p>
+      <w:pPr>
+        <w:widowControl/>
+        <w:shd w:val="clear" w:color="auto" w:fill="F4F5F9"/>
+        <w:spacing w:before="100" w:beforeAutospacing="1" w:after="100" w:afterAutospacing="1"/>
+        <w:jc w:val="left"/>
+        <w:outlineLvl w:val="2"/>
+        <w:rPr>
+          <w:rFonts w:ascii="PingFang SC" w:eastAsia="宋体" w:hAnsi="PingFang SC" w:cs="宋体"/>
+          <w:b/>
+          <w:bCs/>
+          <w:color w:val="000000"/>
+          <w:kern w:val="0"/>
+          <w:sz w:val="27"/>
+          <w:szCs w:val="27"/>
+        </w:rPr>
+      </w:pPr>
+      <w:r>
+        <w:rPr>
+          <w:rFonts w:ascii="PingFang SC" w:eastAsia="宋体" w:hAnsi="PingFang SC" w:cs="宋体"/>
+          <w:b/>
+          <w:bCs/>
+          <w:color w:val="000000"/>
+          <w:kern w:val="0"/>
+          <w:sz w:val="27"/>
+          <w:szCs w:val="27"/>
+        </w:rPr>
+        <w:t xml:space="preserve">4. </w:t>
+      </w:r>
+      <w:r>
+        <w:rPr>
+          <w:rFonts w:ascii="PingFang SC" w:eastAsia="宋体" w:hAnsi="PingFang SC" w:cs="宋体"/>
+          <w:b/>
+          <w:bCs/>
+          <w:color w:val="000000"/>
+          <w:kern w:val="0"/>
+          <w:sz w:val="27"/>
+          <w:szCs w:val="27"/>
+        </w:rPr>
+        <w:t>持续学习与发展</w:t>
+      </w:r>
+    </w:p>
+    <w:p>
+      <w:pPr>
+        <w:widowControl/>
+        <w:numPr>
+          <w:ilvl w:val="0"/>
+          <w:numId w:val="6"/>
+        </w:numPr>
+        <w:shd w:val="clear" w:color="auto" w:fill="F4F5F9"/>
+        <w:spacing w:before="100" w:beforeAutospacing="1" w:after="100" w:afterAutospacing="1"/>
+        <w:jc w:val="left"/>
+        <w:rPr>
+          <w:rFonts w:ascii="PingFang SC" w:eastAsia="宋体" w:hAnsi="PingFang SC" w:cs="宋体"/>
+          <w:color w:val="000000"/>
+          <w:kern w:val="0"/>
+          <w:szCs w:val="21"/>
+        </w:rPr>
+      </w:pPr>
+      <w:r>
+        <w:rPr>
+          <w:rFonts w:ascii="PingFang SC" w:eastAsia="宋体" w:hAnsi="PingFang SC" w:cs="宋体"/>
+          <w:b/>
+          <w:bCs/>
+          <w:color w:val="000000"/>
+          <w:kern w:val="0"/>
+          <w:szCs w:val="21"/>
+        </w:rPr>
+        <w:t>新技术探索</w:t>
+      </w:r>
+      <w:r>
+        <w:rPr>
+          <w:rFonts w:ascii="PingFang SC" w:eastAsia="宋体" w:hAnsi="PingFang SC" w:cs="宋体"/>
+          <w:color w:val="000000"/>
+          <w:kern w:val="0"/>
+          <w:szCs w:val="21"/>
+        </w:rPr>
+        <w:t>：列出你自学的新技术和工具，并说明它们如何提升工作效率。</w:t>
+      </w:r>
+    </w:p>
+    <w:p>
+      <w:pPr>
+        <w:widowControl/>
+        <w:numPr>
+          <w:ilvl w:val="0"/>
+          <w:numId w:val="6"/>
+        </w:numPr>
+        <w:shd w:val="clear" w:color="auto" w:fill="F4F5F9"/>
+        <w:spacing w:before="100" w:beforeAutospacing="1" w:after="100" w:afterAutospacing="1"/>
+        <w:jc w:val="left"/>
+        <w:rPr>
+          <w:rFonts w:ascii="PingFang SC" w:eastAsia="宋体" w:hAnsi="PingFang SC" w:cs="宋体"/>
+          <w:color w:val="000000"/>
+          <w:kern w:val="0"/>
+          <w:szCs w:val="21"/>
+        </w:rPr>
+      </w:pPr>
+      <w:r>
+        <w:rPr>
+          <w:rFonts w:ascii="PingFang SC" w:eastAsia="宋体" w:hAnsi="PingFang SC" w:cs="宋体"/>
+          <w:b/>
+          <w:bCs/>
+          <w:color w:val="000000"/>
+          <w:kern w:val="0"/>
+          <w:szCs w:val="21"/>
+        </w:rPr>
+        <w:t>专业认证</w:t>
+      </w:r>
+      <w:r>
+        <w:rPr>
+          <w:rFonts w:ascii="PingFang SC" w:eastAsia="宋体" w:hAnsi="PingFang SC" w:cs="宋体"/>
+          <w:color w:val="000000"/>
+          <w:kern w:val="0"/>
+          <w:szCs w:val="21"/>
+        </w:rPr>
+        <w:t>：如果获得了相关证书，请在此处列出并附上证明材料。</w:t>
+      </w:r>
+    </w:p>
+    <w:p>
+      <w:pPr>
+        <w:widowControl/>
+        <w:numPr>
+          <w:ilvl w:val="0"/>
+          <w:numId w:val="6"/>
+        </w:numPr>
+        <w:shd w:val="clear" w:color="auto" w:fill="F4F5F9"/>
+        <w:spacing w:before="100" w:beforeAutospacing="1" w:after="100" w:afterAutospacing="1"/>
+        <w:jc w:val="left"/>
+        <w:rPr>
+          <w:rFonts w:ascii="PingFang SC" w:eastAsia="宋体" w:hAnsi="PingFang SC" w:cs="宋体"/>
+          <w:color w:val="000000"/>
+          <w:kern w:val="0"/>
+          <w:szCs w:val="21"/>
+        </w:rPr>
+      </w:pPr>
+      <w:r>
+        <w:rPr>
+          <w:rFonts w:ascii="PingFang SC" w:eastAsia="宋体" w:hAnsi="PingFang SC" w:cs="宋体"/>
+          <w:b/>
+          <w:bCs/>
+          <w:color w:val="000000"/>
+          <w:kern w:val="0"/>
+          <w:szCs w:val="21"/>
+        </w:rPr>
+        <w:t>社区贡献</w:t>
+      </w:r>
+      <w:r>
+        <w:rPr>
+          <w:rFonts w:ascii="PingFang SC" w:eastAsia="宋体" w:hAnsi="PingFang SC" w:cs="宋体"/>
+          <w:color w:val="000000"/>
+          <w:kern w:val="0"/>
+          <w:szCs w:val="21"/>
+        </w:rPr>
+        <w:t>：描述你为开源项目做出的贡献或其他形式的社区服务。</w:t>
+      </w:r>
+    </w:p>
+    <w:p>
+      <w:pPr>
+        <w:widowControl/>
+        <w:shd w:val="clear" w:color="auto" w:fill="F4F5F9"/>
+        <w:spacing w:before="100" w:beforeAutospacing="1" w:after="100" w:afterAutospacing="1"/>
+        <w:jc w:val="left"/>
+        <w:outlineLvl w:val="1"/>
+        <w:rPr>
+          <w:rFonts w:ascii="PingFang SC" w:eastAsia="宋体" w:hAnsi="PingFang SC" w:cs="宋体"/>
+          <w:b/>
+          <w:bCs/>
+          <w:color w:val="000000"/>
+          <w:kern w:val="0"/>
+          <w:sz w:val="36"/>
+          <w:szCs w:val="36"/>
+        </w:rPr>
+      </w:pPr>
+      <w:r>
+        <w:rPr>
+          <w:rFonts w:ascii="PingFang SC" w:eastAsia="宋体" w:hAnsi="PingFang SC" w:cs="宋体"/>
+          <w:b/>
+          <w:bCs/>
+          <w:color w:val="000000"/>
+          <w:kern w:val="0"/>
+          <w:sz w:val="36"/>
+          <w:szCs w:val="36"/>
+        </w:rPr>
+        <w:t>三、挑战与反思</w:t>
+      </w:r>
+    </w:p>
+    <w:p>
+      <w:pPr>
+        <w:widowControl/>
+        <w:numPr>
+          <w:ilvl w:val="0"/>
+          <w:numId w:val="7"/>
+        </w:numPr>
+        <w:shd w:val="clear" w:color="auto" w:fill="F4F5F9"/>
+        <w:spacing w:before="100" w:beforeAutospacing="1" w:after="100" w:afterAutospacing="1"/>
+        <w:jc w:val="left"/>
+        <w:rPr>
+          <w:rFonts w:ascii="PingFang SC" w:eastAsia="宋体" w:hAnsi="PingFang SC" w:cs="宋体"/>
+          <w:color w:val="000000"/>
+          <w:kern w:val="0"/>
+          <w:szCs w:val="21"/>
+        </w:rPr>
+      </w:pPr>
+      <w:r>
+        <w:rPr>
+          <w:rFonts w:ascii="PingFang SC" w:eastAsia="宋体" w:hAnsi="PingFang SC" w:cs="宋体"/>
+          <w:b/>
+          <w:bCs/>
+          <w:color w:val="000000"/>
+          <w:kern w:val="0"/>
+          <w:szCs w:val="21"/>
+        </w:rPr>
+        <w:t>面对的挑战</w:t>
+      </w:r>
+      <w:r>
+        <w:rPr>
+          <w:rFonts w:ascii="PingFang SC" w:eastAsia="宋体" w:hAnsi="PingFang SC" w:cs="宋体"/>
+          <w:color w:val="000000"/>
+          <w:kern w:val="0"/>
+          <w:szCs w:val="21"/>
+        </w:rPr>
+        <w:t>：坦诚地讨论你在项目中遇到的最大挑战是什么，以及你是如何应对这些挑战的。</w:t>
+      </w:r>
+    </w:p>
+    <w:p>
+      <w:pPr>
+        <w:widowControl/>
+        <w:numPr>
+          <w:ilvl w:val="0"/>
+          <w:numId w:val="7"/>
+        </w:numPr>
+        <w:shd w:val="clear" w:color="auto" w:fill="F4F5F9"/>
+        <w:spacing w:before="100" w:beforeAutospacing="1" w:after="100" w:afterAutospacing="1"/>
+        <w:jc w:val="left"/>
+        <w:rPr>
+          <w:rFonts w:ascii="PingFang SC" w:eastAsia="宋体" w:hAnsi="PingFang SC" w:cs="宋体"/>
+          <w:color w:val="000000"/>
+          <w:kern w:val="0"/>
+          <w:szCs w:val="21"/>
+        </w:rPr>
+      </w:pPr>
+      <w:r>
+        <w:rPr>
+          <w:rFonts w:ascii="PingFang SC" w:eastAsia="宋体" w:hAnsi="PingFang SC" w:cs="宋体"/>
+          <w:b/>
+          <w:bCs/>
+          <w:color w:val="000000"/>
+          <w:kern w:val="0"/>
+          <w:szCs w:val="21"/>
+        </w:rPr>
+        <w:t>改进措施</w:t>
+      </w:r>
+      <w:r>
+        <w:rPr>
+          <w:rFonts w:ascii="PingFang SC" w:eastAsia="宋体" w:hAnsi="PingFang SC" w:cs="宋体"/>
+          <w:color w:val="000000"/>
+          <w:kern w:val="0"/>
+          <w:szCs w:val="21"/>
+        </w:rPr>
+        <w:t>：提出未来可以采取哪些步骤来进一步提高工作效率和产品质量。</w:t>
+      </w:r>
+    </w:p>
+    <w:p>
+      <w:pPr>
+        <w:widowControl/>
+        <w:numPr>
+          <w:ilvl w:val="0"/>
+          <w:numId w:val="7"/>
+        </w:numPr>
+        <w:shd w:val="clear" w:color="auto" w:fill="F4F5F9"/>
+        <w:spacing w:before="100" w:beforeAutospacing="1" w:after="100" w:afterAutospacing="1"/>
+        <w:jc w:val="left"/>
+        <w:rPr>
+          <w:rFonts w:ascii="PingFang SC" w:eastAsia="宋体" w:hAnsi="PingFang SC" w:cs="宋体"/>
+          <w:color w:val="000000"/>
+          <w:kern w:val="0"/>
+          <w:szCs w:val="21"/>
+        </w:rPr>
+      </w:pPr>
+      <w:r>
+        <w:rPr>
+          <w:rFonts w:ascii="PingFang SC" w:eastAsia="宋体" w:hAnsi="PingFang SC" w:cs="宋体"/>
+          <w:b/>
+          <w:bCs/>
+          <w:color w:val="000000"/>
+          <w:kern w:val="0"/>
+          <w:szCs w:val="21"/>
+        </w:rPr>
+        <w:lastRenderedPageBreak/>
+        <w:t>教训与收获</w:t>
+      </w:r>
+      <w:r>
+        <w:rPr>
+          <w:rFonts w:ascii="PingFang SC" w:eastAsia="宋体" w:hAnsi="PingFang SC" w:cs="宋体"/>
+          <w:color w:val="000000"/>
+          <w:kern w:val="0"/>
+          <w:szCs w:val="21"/>
+        </w:rPr>
+        <w:t>：分享从这次经历中学到的东西，无论是技术上的还是人际交往方面的。</w:t>
+      </w:r>
+    </w:p>
+    <w:p>
+      <w:pPr>
+        <w:widowControl/>
+        <w:shd w:val="clear" w:color="auto" w:fill="F4F5F9"/>
+        <w:spacing w:before="100" w:beforeAutospacing="1" w:after="100" w:afterAutospacing="1"/>
+        <w:jc w:val="left"/>
+        <w:outlineLvl w:val="1"/>
+        <w:rPr>
+          <w:rFonts w:ascii="PingFang SC" w:eastAsia="宋体" w:hAnsi="PingFang SC" w:cs="宋体"/>
+          <w:b/>
+          <w:bCs/>
+          <w:color w:val="000000"/>
+          <w:kern w:val="0"/>
+          <w:sz w:val="36"/>
+          <w:szCs w:val="36"/>
+        </w:rPr>
+      </w:pPr>
+      <w:r>
+        <w:rPr>
+          <w:rFonts w:ascii="PingFang SC" w:eastAsia="宋体" w:hAnsi="PingFang SC" w:cs="宋体"/>
+          <w:b/>
+          <w:bCs/>
+          <w:color w:val="000000"/>
+          <w:kern w:val="0"/>
+          <w:sz w:val="36"/>
+          <w:szCs w:val="36"/>
+        </w:rPr>
+        <w:t>四、展望未来</w:t>
+      </w:r>
+    </w:p>
+    <w:p>
+      <w:pPr>
+        <w:widowControl/>
+        <w:numPr>
+          <w:ilvl w:val="0"/>
+          <w:numId w:val="8"/>
+        </w:numPr>
+        <w:shd w:val="clear" w:color="auto" w:fill="F4F5F9"/>
+        <w:spacing w:before="100" w:beforeAutospacing="1" w:after="100" w:afterAutospacing="1"/>
+        <w:jc w:val="left"/>
+        <w:rPr>
+          <w:rFonts w:ascii="PingFang SC" w:eastAsia="宋体" w:hAnsi="PingFang SC" w:cs="宋体"/>
+          <w:color w:val="000000"/>
+          <w:kern w:val="0"/>
+          <w:szCs w:val="21"/>
+        </w:rPr>
+      </w:pPr>
+      <w:r>
+        <w:rPr>
+          <w:rFonts w:ascii="PingFang SC" w:eastAsia="宋体" w:hAnsi="PingFang SC" w:cs="宋体"/>
+          <w:b/>
+          <w:bCs/>
+          <w:color w:val="000000"/>
+          <w:kern w:val="0"/>
+          <w:szCs w:val="21"/>
+        </w:rPr>
+        <w:t>短期计划</w:t>
+      </w:r>
+      <w:r>
+        <w:rPr>
+          <w:rFonts w:ascii="PingFang SC" w:eastAsia="宋体" w:hAnsi="PingFang SC" w:cs="宋体"/>
+          <w:color w:val="000000"/>
+          <w:kern w:val="0"/>
+          <w:szCs w:val="21"/>
+        </w:rPr>
+        <w:t>：列出接下来几个月内的工作重点和发展方向。</w:t>
+      </w:r>
+    </w:p>
+    <w:p>
+      <w:pPr>
+        <w:widowControl/>
+        <w:numPr>
+          <w:ilvl w:val="0"/>
+          <w:numId w:val="8"/>
+        </w:numPr>
+        <w:shd w:val="clear" w:color="auto" w:fill="F4F5F9"/>
+        <w:spacing w:before="100" w:beforeAutospacing="1" w:after="100" w:afterAutospacing="1"/>
+        <w:jc w:val="left"/>
+        <w:rPr>
+          <w:rFonts w:ascii="PingFang SC" w:eastAsia="宋体" w:hAnsi="PingFang SC" w:cs="宋体"/>
+          <w:color w:val="000000"/>
+          <w:kern w:val="0"/>
+          <w:szCs w:val="21"/>
+        </w:rPr>
+      </w:pPr>
+      <w:r>
+        <w:rPr>
+          <w:rFonts w:ascii="PingFang SC" w:eastAsia="宋体" w:hAnsi="PingFang SC" w:cs="宋体"/>
+          <w:b/>
+          <w:bCs/>
+          <w:color w:val="000000"/>
+          <w:kern w:val="0"/>
+          <w:szCs w:val="21"/>
+        </w:rPr>
+        <w:t>长期愿景</w:t>
+      </w:r>
+      <w:r>
+        <w:rPr>
+          <w:rFonts w:ascii="PingFang SC" w:eastAsia="宋体" w:hAnsi="PingFang SC" w:cs="宋体"/>
+          <w:color w:val="000000"/>
+          <w:kern w:val="0"/>
+          <w:szCs w:val="21"/>
+        </w:rPr>
+        <w:t>：描绘一下你对未来职业生涯的设想和期望达到的职业高度。</w:t>
+      </w:r>
+    </w:p>
+    <w:p>
+      <w:pPr>
+        <w:widowControl/>
+        <w:shd w:val="clear" w:color="auto" w:fill="F4F5F9"/>
+        <w:spacing w:before="100" w:beforeAutospacing="1" w:after="100" w:afterAutospacing="1"/>
+        <w:jc w:val="left"/>
+        <w:outlineLvl w:val="1"/>
+        <w:rPr>
+          <w:rFonts w:ascii="PingFang SC" w:eastAsia="宋体" w:hAnsi="PingFang SC" w:cs="宋体"/>
+          <w:b/>
+          <w:bCs/>
+          <w:color w:val="000000"/>
+          <w:kern w:val="0"/>
+          <w:sz w:val="36"/>
+          <w:szCs w:val="36"/>
+        </w:rPr>
+      </w:pPr>
+      <w:r>
+        <w:rPr>
+          <w:rFonts w:ascii="PingFang SC" w:eastAsia="宋体" w:hAnsi="PingFang SC" w:cs="宋体"/>
+          <w:b/>
+          <w:bCs/>
+          <w:color w:val="000000"/>
+          <w:kern w:val="0"/>
+          <w:sz w:val="36"/>
+          <w:szCs w:val="36"/>
+        </w:rPr>
+        <w:t>五、结语</w:t>
+      </w:r>
+    </w:p>
+    <w:p>
+      <w:pPr>
+        <w:widowControl/>
+        <w:numPr>
+          <w:ilvl w:val="0"/>
+          <w:numId w:val="9"/>
+        </w:numPr>
+        <w:shd w:val="clear" w:color="auto" w:fill="F4F5F9"/>
+        <w:spacing w:before="100" w:beforeAutospacing="1" w:after="100" w:afterAutospacing="1"/>
+        <w:jc w:val="left"/>
+        <w:rPr>
+          <w:rFonts w:ascii="PingFang SC" w:eastAsia="宋体" w:hAnsi="PingFang SC" w:cs="宋体"/>
+          <w:color w:val="000000"/>
+          <w:kern w:val="0"/>
+          <w:szCs w:val="21"/>
+        </w:rPr>
+      </w:pPr>
+      <w:r>
+        <w:rPr>
+          <w:rFonts w:ascii="PingFang SC" w:eastAsia="宋体" w:hAnsi="PingFang SC" w:cs="宋体"/>
+          <w:b/>
+          <w:bCs/>
+          <w:color w:val="000000"/>
+          <w:kern w:val="0"/>
+          <w:szCs w:val="21"/>
+        </w:rPr>
+        <w:t>感谢信</w:t>
+      </w:r>
+      <w:r>
+        <w:rPr>
+          <w:rFonts w:ascii="PingFang SC" w:eastAsia="宋体" w:hAnsi="PingFang SC" w:cs="宋体"/>
+          <w:color w:val="000000"/>
+          <w:kern w:val="0"/>
+          <w:szCs w:val="21"/>
+        </w:rPr>
+        <w:t>：表达对团队成员、导师和其他支持者的感激之情。</w:t>
+      </w:r>
+    </w:p>
+    <w:p>
+      <w:pPr>
+        <w:widowControl/>
+        <w:numPr>
+          <w:ilvl w:val="0"/>
+          <w:numId w:val="9"/>
+        </w:numPr>
+        <w:shd w:val="clear" w:color="auto" w:fill="F4F5F9"/>
+        <w:spacing w:before="100" w:beforeAutospacing="1" w:after="100" w:afterAutospacing="1"/>
+        <w:jc w:val="left"/>
+        <w:rPr>
+          <w:rFonts w:ascii="PingFang SC" w:eastAsia="宋体" w:hAnsi="PingFang SC" w:cs="宋体"/>
+          <w:color w:val="000000"/>
+          <w:kern w:val="0"/>
+          <w:szCs w:val="21"/>
+        </w:rPr>
+      </w:pPr>
+      <w:r>
+        <w:rPr>
+          <w:rFonts w:ascii="PingFang SC" w:eastAsia="宋体" w:hAnsi="PingFang SC" w:cs="宋体"/>
+          <w:b/>
+          <w:bCs/>
+          <w:color w:val="000000"/>
+          <w:kern w:val="0"/>
+          <w:szCs w:val="21"/>
+        </w:rPr>
+        <w:t>结束语</w:t>
+      </w:r>
+      <w:r>
+        <w:rPr>
+          <w:rFonts w:ascii="PingFang SC" w:eastAsia="宋体" w:hAnsi="PingFang SC" w:cs="宋体"/>
+          <w:color w:val="000000"/>
+          <w:kern w:val="0"/>
+          <w:szCs w:val="21"/>
+        </w:rPr>
+        <w:t>：以积极乐观的态度结束你的总结，强调你对未来充满信心。</w:t>
+      </w:r>
+      <w:r>
+        <w:rPr>
+          <w:rFonts w:ascii="PingFang SC" w:eastAsia="宋体" w:hAnsi="PingFang SC" w:cs="宋体"/>
+          <w:color w:val="000000"/>
+          <w:kern w:val="0"/>
+          <w:szCs w:val="21"/>
+        </w:rPr>
+        <w:t xml:space="preserve"> </w:t>
+      </w:r>
+      <w:r>
+        <w:rPr>
+          <w:rFonts w:ascii="PingFang SC" w:eastAsia="宋体" w:hAnsi="PingFang SC" w:cs="宋体"/>
+          <w:color w:val="000000"/>
+          <w:kern w:val="0"/>
+          <w:szCs w:val="21"/>
+        </w:rPr>
+        <w:t>记得在写作过程中保持客观公正，同时也要体现出自己的个性和风格。此外，确保所有的数据和事实都是准确无误的，避免夸大或虚构情况。最后，不要忘记检查拼写错误和语法错误，以确保总结的专业性和可信度。</w:t>
+      </w:r>
+    </w:p>
+    <w:p>
+      <w:pPr>
         <w:pStyle w:val="a4"/>
       </w:pPr>
+      <w:bookmarkStart w:id="0" w:name="_GoBack"/>
       <w:r>
         <w:rPr>
           <w:noProof/>
@@ -59,6 +1307,7 @@
           </wp:inline>
         </w:drawing>
       </w:r>
+      <w:bookmarkEnd w:id="0"/>
     </w:p>
     <w:p/>
     <w:p>
@@ -86,11 +1335,9 @@
     <w:p>
       <w:pPr>
         <w:ind w:firstLine="420"/>
-        <w:rPr>
-          <w:rFonts w:hint="eastAsia"/>
-        </w:rPr>
-      </w:pPr>
-      <w:r>
+      </w:pPr>
+      <w:r>
+        <w:lastRenderedPageBreak/>
         <w:t>项目：</w:t>
       </w:r>
       <w:r>
@@ -123,12 +1370,39 @@
         </w:rPr>
         <w:t>管理系统、</w:t>
       </w:r>
-      <w:bookmarkStart w:id="0" w:name="OLE_LINK3"/>
-      <w:r>
-        <w:rPr>
-          <w:rFonts w:hint="eastAsia"/>
-        </w:rPr>
-        <w:t>博白县</w:t>
+      <w:bookmarkStart w:id="1" w:name="OLE_LINK3"/>
+      <w:r>
+        <w:rPr>
+          <w:rFonts w:hint="eastAsia"/>
+        </w:rPr>
+        <w:t>博白县人民医院护理管理系统</w:t>
+      </w:r>
+      <w:bookmarkEnd w:id="1"/>
+      <w:r>
+        <w:rPr>
+          <w:rFonts w:hint="eastAsia"/>
+        </w:rPr>
+        <w:t>、</w:t>
+      </w:r>
+      <w:r>
+        <w:rPr>
+          <w:rFonts w:hint="eastAsia"/>
+        </w:rPr>
+        <w:t>南宁福利院护理系统、</w:t>
+      </w:r>
+      <w:bookmarkStart w:id="2" w:name="OLE_LINK1"/>
+      <w:bookmarkStart w:id="3" w:name="OLE_LINK2"/>
+      <w:r>
+        <w:rPr>
+          <w:rFonts w:hint="eastAsia"/>
+        </w:rPr>
+        <w:t>玉林市</w:t>
+      </w:r>
+      <w:r>
+        <w:rPr>
+          <w:rFonts w:hint="eastAsia"/>
+        </w:rPr>
+        <w:t>第一</w:t>
       </w:r>
       <w:r>
         <w:rPr>
@@ -136,7 +1410,36 @@
         </w:rPr>
         <w:t>人民医院护理管理系统</w:t>
       </w:r>
-      <w:bookmarkEnd w:id="0"/>
+      <w:bookmarkEnd w:id="2"/>
+      <w:bookmarkEnd w:id="3"/>
+      <w:r>
+        <w:rPr>
+          <w:rFonts w:hint="eastAsia"/>
+        </w:rPr>
+        <w:t>。</w:t>
+      </w:r>
+    </w:p>
+    <w:p>
+      <w:pPr>
+        <w:ind w:firstLine="420"/>
+      </w:pPr>
+    </w:p>
+    <w:p>
+      <w:pPr>
+        <w:ind w:firstLine="420"/>
+      </w:pPr>
+      <w:r>
+        <w:rPr>
+          <w:rFonts w:hint="eastAsia"/>
+        </w:rPr>
+        <w:t>岑溪市人民医院护理管理系统：新增</w:t>
+      </w:r>
+      <w:r>
+        <w:rPr>
+          <w:rFonts w:hint="eastAsia"/>
+        </w:rPr>
+        <w:t>护长日常管理</w:t>
+      </w:r>
       <w:r>
         <w:rPr>
           <w:rFonts w:hint="eastAsia"/>
@@ -147,36 +1450,122 @@
         <w:rPr>
           <w:rFonts w:hint="eastAsia"/>
         </w:rPr>
-        <w:t>南宁福利院护理系统、</w:t>
-      </w:r>
-      <w:bookmarkStart w:id="1" w:name="OLE_LINK1"/>
-      <w:bookmarkStart w:id="2" w:name="OLE_LINK2"/>
-      <w:r>
-        <w:rPr>
-          <w:rFonts w:hint="eastAsia"/>
-        </w:rPr>
-        <w:t>玉林</w:t>
-      </w:r>
-      <w:r>
-        <w:rPr>
-          <w:rFonts w:hint="eastAsia"/>
-        </w:rPr>
-        <w:t>市</w:t>
-      </w:r>
-      <w:r>
-        <w:rPr>
-          <w:rFonts w:hint="eastAsia"/>
-        </w:rPr>
-        <w:t>第一</w:t>
-      </w:r>
-      <w:r>
-        <w:rPr>
-          <w:rFonts w:hint="eastAsia"/>
-        </w:rPr>
-        <w:t>人民医院护理管理系统</w:t>
-      </w:r>
-      <w:bookmarkEnd w:id="1"/>
-      <w:bookmarkEnd w:id="2"/>
+        <w:t>护理培训管理</w:t>
+      </w:r>
+      <w:r>
+        <w:rPr>
+          <w:rFonts w:hint="eastAsia"/>
+        </w:rPr>
+        <w:t>、</w:t>
+      </w:r>
+      <w:r>
+        <w:rPr>
+          <w:rFonts w:hint="eastAsia"/>
+        </w:rPr>
+        <w:t>护理论文管理</w:t>
+      </w:r>
+      <w:r>
+        <w:rPr>
+          <w:rFonts w:hint="eastAsia"/>
+        </w:rPr>
+        <w:t>、</w:t>
+      </w:r>
+      <w:r>
+        <w:rPr>
+          <w:rFonts w:hint="eastAsia"/>
+        </w:rPr>
+        <w:t>护士培训手册、</w:t>
+      </w:r>
+      <w:r>
+        <w:rPr>
+          <w:rFonts w:hint="eastAsia"/>
+        </w:rPr>
+        <w:t>护理教学管理</w:t>
+      </w:r>
+      <w:r>
+        <w:rPr>
+          <w:rFonts w:hint="eastAsia"/>
+        </w:rPr>
+        <w:t>、</w:t>
+      </w:r>
+      <w:r>
+        <w:rPr>
+          <w:rFonts w:hint="eastAsia"/>
+        </w:rPr>
+        <w:t>护理质量管理</w:t>
+      </w:r>
+      <w:r>
+        <w:rPr>
+          <w:rFonts w:hint="eastAsia"/>
+        </w:rPr>
+        <w:t>、</w:t>
+      </w:r>
+      <w:r>
+        <w:rPr>
+          <w:rFonts w:hint="eastAsia"/>
+        </w:rPr>
+        <w:t>护理人员档案管理</w:t>
+      </w:r>
+      <w:r>
+        <w:rPr>
+          <w:rFonts w:hint="eastAsia"/>
+        </w:rPr>
+        <w:t>、</w:t>
+      </w:r>
+      <w:r>
+        <w:rPr>
+          <w:rFonts w:hint="eastAsia"/>
+        </w:rPr>
+        <w:t>护理敏感质量指标</w:t>
+      </w:r>
+      <w:r>
+        <w:rPr>
+          <w:rFonts w:hint="eastAsia"/>
+        </w:rPr>
+        <w:t>等大功能模块下的</w:t>
+      </w:r>
+      <w:r>
+        <w:rPr>
+          <w:rFonts w:hint="eastAsia"/>
+        </w:rPr>
+        <w:t>1</w:t>
+      </w:r>
+      <w:r>
+        <w:t>8</w:t>
+      </w:r>
+      <w:r>
+        <w:t>个</w:t>
+      </w:r>
+      <w:r>
+        <w:rPr>
+          <w:rFonts w:hint="eastAsia"/>
+        </w:rPr>
+        <w:t>功能</w:t>
+      </w:r>
+      <w:r>
+        <w:rPr>
+          <w:rFonts w:hint="eastAsia"/>
+        </w:rPr>
+        <w:t>子模块</w:t>
+      </w:r>
+      <w:r>
+        <w:rPr>
+          <w:rFonts w:hint="eastAsia"/>
+        </w:rPr>
+        <w:t>、优化调整现有功能</w:t>
+      </w:r>
+      <w:r>
+        <w:rPr>
+          <w:rFonts w:hint="eastAsia"/>
+        </w:rPr>
+        <w:t>2</w:t>
+      </w:r>
+      <w:r>
+        <w:t>3</w:t>
+      </w:r>
+      <w:r>
+        <w:t>个</w:t>
+      </w:r>
       <w:r>
         <w:rPr>
           <w:rFonts w:hint="eastAsia"/>
@@ -192,21 +1581,42 @@
     <w:p>
       <w:pPr>
         <w:ind w:firstLine="420"/>
-        <w:rPr>
-          <w:rFonts w:hint="eastAsia"/>
-        </w:rPr>
-      </w:pPr>
-      <w:r>
-        <w:rPr>
-          <w:rFonts w:hint="eastAsia"/>
-        </w:rPr>
-        <w:t>岑溪市人民医院护理管理系统</w:t>
-      </w:r>
-      <w:r>
-        <w:rPr>
-          <w:rFonts w:hint="eastAsia"/>
-        </w:rPr>
-        <w:t>：新增</w:t>
+      </w:pPr>
+      <w:r>
+        <w:rPr>
+          <w:rFonts w:hint="eastAsia"/>
+        </w:rPr>
+        <w:t>玉林市第一人民医院护理管理系统：</w:t>
+      </w:r>
+      <w:r>
+        <w:rPr>
+          <w:rFonts w:hint="eastAsia"/>
+        </w:rPr>
+        <w:t>新增</w:t>
+      </w:r>
+      <w:r>
+        <w:rPr>
+          <w:rFonts w:hint="eastAsia"/>
+        </w:rPr>
+        <w:t>岗前培训</w:t>
+      </w:r>
+      <w:r>
+        <w:rPr>
+          <w:rFonts w:hint="eastAsia"/>
+        </w:rPr>
+        <w:t>、</w:t>
+      </w:r>
+      <w:r>
+        <w:rPr>
+          <w:rFonts w:hint="eastAsia"/>
+        </w:rPr>
+        <w:t>护理员排班管理</w:t>
+      </w:r>
+      <w:r>
+        <w:rPr>
+          <w:rFonts w:hint="eastAsia"/>
+        </w:rPr>
+        <w:t>、</w:t>
       </w:r>
       <w:r>
         <w:rPr>
@@ -224,7 +1634,7 @@
         <w:rPr>
           <w:rFonts w:hint="eastAsia"/>
         </w:rPr>
-        <w:t>护理培训管理</w:t>
+        <w:t>护理教学管理</w:t>
       </w:r>
       <w:r>
         <w:rPr>
@@ -236,117 +1646,7 @@
         <w:rPr>
           <w:rFonts w:hint="eastAsia"/>
         </w:rPr>
-        <w:t>护理论文管理</w:t>
-      </w:r>
-      <w:r>
-        <w:rPr>
-          <w:rFonts w:hint="eastAsia"/>
-        </w:rPr>
-        <w:t>、</w:t>
-      </w:r>
-      <w:r>
-        <w:rPr>
-          <w:rFonts w:hint="eastAsia"/>
-        </w:rPr>
-        <w:t>护士培训手册、</w:t>
-      </w:r>
-      <w:r>
-        <w:rPr>
-          <w:rFonts w:hint="eastAsia"/>
-        </w:rPr>
-        <w:t>护理教学管理</w:t>
-      </w:r>
-      <w:r>
-        <w:rPr>
-          <w:rFonts w:hint="eastAsia"/>
-        </w:rPr>
-        <w:t>、</w:t>
-      </w:r>
-      <w:r>
-        <w:rPr>
-          <w:rFonts w:hint="eastAsia"/>
-        </w:rPr>
-        <w:t>护理质量管理</w:t>
-      </w:r>
-      <w:r>
-        <w:rPr>
-          <w:rFonts w:hint="eastAsia"/>
-        </w:rPr>
-        <w:t>、</w:t>
-      </w:r>
-      <w:r>
-        <w:rPr>
-          <w:rFonts w:hint="eastAsia"/>
-        </w:rPr>
-        <w:t>护理人员档案管理</w:t>
-      </w:r>
-      <w:r>
-        <w:rPr>
-          <w:rFonts w:hint="eastAsia"/>
-        </w:rPr>
-        <w:t>、</w:t>
-      </w:r>
-      <w:r>
-        <w:rPr>
-          <w:rFonts w:hint="eastAsia"/>
-        </w:rPr>
-        <w:t>护理敏感质量指标</w:t>
-      </w:r>
-      <w:r>
-        <w:rPr>
-          <w:rFonts w:hint="eastAsia"/>
-        </w:rPr>
-        <w:t>等大功能模块下的</w:t>
-      </w:r>
-      <w:r>
-        <w:rPr>
-          <w:rFonts w:hint="eastAsia"/>
-        </w:rPr>
-        <w:t>1</w:t>
-      </w:r>
-      <w:r>
-        <w:t>8</w:t>
-      </w:r>
-      <w:bookmarkStart w:id="3" w:name="_GoBack"/>
-      <w:bookmarkEnd w:id="3"/>
-      <w:r>
-        <w:t>个</w:t>
-      </w:r>
-      <w:r>
-        <w:rPr>
-          <w:rFonts w:hint="eastAsia"/>
-        </w:rPr>
-        <w:t>功能</w:t>
-      </w:r>
-      <w:r>
-        <w:rPr>
-          <w:rFonts w:hint="eastAsia"/>
-        </w:rPr>
-        <w:t>子模块</w:t>
-      </w:r>
-      <w:r>
-        <w:rPr>
-          <w:rFonts w:hint="eastAsia"/>
-        </w:rPr>
-        <w:t>、优化调整现有功能</w:t>
-      </w:r>
-      <w:r>
-        <w:rPr>
-          <w:rFonts w:hint="eastAsia"/>
-        </w:rPr>
-        <w:t>2</w:t>
-      </w:r>
-      <w:r>
-        <w:t>3</w:t>
-      </w:r>
-      <w:r>
-        <w:t>个</w:t>
-      </w:r>
-      <w:r>
-        <w:rPr>
-          <w:rFonts w:hint="eastAsia"/>
-        </w:rPr>
-        <w:t>。</w:t>
+        <w:t>优质护理服务管理</w:t>
       </w:r>
     </w:p>
     <w:p>
@@ -355,91 +1655,6 @@
       </w:pPr>
     </w:p>
     <w:p>
-      <w:pPr>
-        <w:ind w:firstLine="420"/>
-      </w:pPr>
-      <w:r>
-        <w:rPr>
-          <w:rFonts w:hint="eastAsia"/>
-        </w:rPr>
-        <w:t>玉林市第一人民医院护理管理系统</w:t>
-      </w:r>
-      <w:r>
-        <w:rPr>
-          <w:rFonts w:hint="eastAsia"/>
-        </w:rPr>
-        <w:t>：</w:t>
-      </w:r>
-      <w:r>
-        <w:rPr>
-          <w:rFonts w:hint="eastAsia"/>
-        </w:rPr>
-        <w:t>新增</w:t>
-      </w:r>
-      <w:r>
-        <w:rPr>
-          <w:rFonts w:hint="eastAsia"/>
-        </w:rPr>
-        <w:t>岗前培训</w:t>
-      </w:r>
-      <w:r>
-        <w:rPr>
-          <w:rFonts w:hint="eastAsia"/>
-        </w:rPr>
-        <w:t>、</w:t>
-      </w:r>
-      <w:r>
-        <w:rPr>
-          <w:rFonts w:hint="eastAsia"/>
-        </w:rPr>
-        <w:t>护理员排班管理</w:t>
-      </w:r>
-      <w:r>
-        <w:rPr>
-          <w:rFonts w:hint="eastAsia"/>
-        </w:rPr>
-        <w:t>、</w:t>
-      </w:r>
-      <w:r>
-        <w:rPr>
-          <w:rFonts w:hint="eastAsia"/>
-        </w:rPr>
-        <w:t>护长日常管理</w:t>
-      </w:r>
-      <w:r>
-        <w:rPr>
-          <w:rFonts w:hint="eastAsia"/>
-        </w:rPr>
-        <w:t>、</w:t>
-      </w:r>
-      <w:r>
-        <w:rPr>
-          <w:rFonts w:hint="eastAsia"/>
-        </w:rPr>
-        <w:t>护理教学管理</w:t>
-      </w:r>
-      <w:r>
-        <w:rPr>
-          <w:rFonts w:hint="eastAsia"/>
-        </w:rPr>
-        <w:t>、</w:t>
-      </w:r>
-      <w:r>
-        <w:rPr>
-          <w:rFonts w:hint="eastAsia"/>
-        </w:rPr>
-        <w:t>优质护理服务管理</w:t>
-      </w:r>
-    </w:p>
-    <w:p>
-      <w:pPr>
-        <w:ind w:firstLine="420"/>
-        <w:rPr>
-          <w:rFonts w:hint="eastAsia"/>
-        </w:rPr>
-      </w:pPr>
-    </w:p>
-    <w:p>
       <w:r>
         <w:rPr>
           <w:rFonts w:hint="eastAsia"/>
@@ -447,19 +1662,8 @@
         <w:t>问题分析与改进：</w:t>
       </w:r>
     </w:p>
-    <w:p>
-      <w:pPr>
-        <w:rPr>
-          <w:rFonts w:hint="eastAsia"/>
-        </w:rPr>
-      </w:pPr>
-    </w:p>
-    <w:p>
-      <w:pPr>
-        <w:rPr>
-          <w:rFonts w:hint="eastAsia"/>
-        </w:rPr>
-      </w:pPr>
+    <w:p/>
+    <w:p>
       <w:r>
         <w:t>未来规划：结合</w:t>
       </w:r>
@@ -477,6 +1681,304 @@
 <file path=word/numbering.xml><?xml version="1.0" encoding="utf-8"?>
 <w:numbering xmlns:wpc="http://schemas.microsoft.com/office/word/2010/wordprocessingCanvas" xmlns:mc="http://schemas.openxmlformats.org/markup-compatibility/2006" xmlns:o="urn:schemas-microsoft-com:office:office" xmlns:r="http://schemas.openxmlformats.org/officeDocument/2006/relationships" xmlns:m="http://schemas.openxmlformats.org/officeDocument/2006/math" xmlns:v="urn:schemas-microsoft-com:vml" xmlns:wp14="http://schemas.microsoft.com/office/word/2010/wordprocessingDrawing" xmlns:wp="http://schemas.openxmlformats.org/drawingml/2006/wordprocessingDrawing" xmlns:w10="urn:schemas-microsoft-com:office:word" xmlns:w="http://schemas.openxmlformats.org/wordprocessingml/2006/main" xmlns:w14="http://schemas.microsoft.com/office/word/2010/wordml" xmlns:w15="http://schemas.microsoft.com/office/word/2012/wordml" xmlns:wpg="http://schemas.microsoft.com/office/word/2010/wordprocessingGroup" xmlns:wpi="http://schemas.microsoft.com/office/word/2010/wordprocessingInk" xmlns:wne="http://schemas.microsoft.com/office/word/2006/wordml" xmlns:wps="http://schemas.microsoft.com/office/word/2010/wordprocessingShape" mc:Ignorable="w14 w15 wp14">
   <w:abstractNum w:abstractNumId="0">
+    <w:nsid w:val="080F659F"/>
+    <w:multiLevelType w:val="multilevel"/>
+    <w:tmpl w:val="8D9C177A"/>
+    <w:lvl w:ilvl="0">
+      <w:start w:val="1"/>
+      <w:numFmt w:val="bullet"/>
+      <w:lvlText w:val=""/>
+      <w:lvlJc w:val="left"/>
+      <w:pPr>
+        <w:tabs>
+          <w:tab w:val="num" w:pos="720"/>
+        </w:tabs>
+        <w:ind w:left="720" w:hanging="360"/>
+      </w:pPr>
+      <w:rPr>
+        <w:rFonts w:ascii="Symbol" w:hAnsi="Symbol" w:hint="default"/>
+        <w:sz w:val="20"/>
+      </w:rPr>
+    </w:lvl>
+    <w:lvl w:ilvl="1" w:tentative="1">
+      <w:start w:val="1"/>
+      <w:numFmt w:val="bullet"/>
+      <w:lvlText w:val="o"/>
+      <w:lvlJc w:val="left"/>
+      <w:pPr>
+        <w:tabs>
+          <w:tab w:val="num" w:pos="1440"/>
+        </w:tabs>
+        <w:ind w:left="1440" w:hanging="360"/>
+      </w:pPr>
+      <w:rPr>
+        <w:rFonts w:ascii="Courier New" w:hAnsi="Courier New" w:hint="default"/>
+        <w:sz w:val="20"/>
+      </w:rPr>
+    </w:lvl>
+    <w:lvl w:ilvl="2" w:tentative="1">
+      <w:start w:val="1"/>
+      <w:numFmt w:val="bullet"/>
+      <w:lvlText w:val=""/>
+      <w:lvlJc w:val="left"/>
+      <w:pPr>
+        <w:tabs>
+          <w:tab w:val="num" w:pos="2160"/>
+        </w:tabs>
+        <w:ind w:left="2160" w:hanging="360"/>
+      </w:pPr>
+      <w:rPr>
+        <w:rFonts w:ascii="Wingdings" w:hAnsi="Wingdings" w:hint="default"/>
+        <w:sz w:val="20"/>
+      </w:rPr>
+    </w:lvl>
+    <w:lvl w:ilvl="3" w:tentative="1">
+      <w:start w:val="1"/>
+      <w:numFmt w:val="bullet"/>
+      <w:lvlText w:val=""/>
+      <w:lvlJc w:val="left"/>
+      <w:pPr>
+        <w:tabs>
+          <w:tab w:val="num" w:pos="2880"/>
+        </w:tabs>
+        <w:ind w:left="2880" w:hanging="360"/>
+      </w:pPr>
+      <w:rPr>
+        <w:rFonts w:ascii="Wingdings" w:hAnsi="Wingdings" w:hint="default"/>
+        <w:sz w:val="20"/>
+      </w:rPr>
+    </w:lvl>
+    <w:lvl w:ilvl="4" w:tentative="1">
+      <w:start w:val="1"/>
+      <w:numFmt w:val="bullet"/>
+      <w:lvlText w:val=""/>
+      <w:lvlJc w:val="left"/>
+      <w:pPr>
+        <w:tabs>
+          <w:tab w:val="num" w:pos="3600"/>
+        </w:tabs>
+        <w:ind w:left="3600" w:hanging="360"/>
+      </w:pPr>
+      <w:rPr>
+        <w:rFonts w:ascii="Wingdings" w:hAnsi="Wingdings" w:hint="default"/>
+        <w:sz w:val="20"/>
+      </w:rPr>
+    </w:lvl>
+    <w:lvl w:ilvl="5" w:tentative="1">
+      <w:start w:val="1"/>
+      <w:numFmt w:val="bullet"/>
+      <w:lvlText w:val=""/>
+      <w:lvlJc w:val="left"/>
+      <w:pPr>
+        <w:tabs>
+          <w:tab w:val="num" w:pos="4320"/>
+        </w:tabs>
+        <w:ind w:left="4320" w:hanging="360"/>
+      </w:pPr>
+      <w:rPr>
+        <w:rFonts w:ascii="Wingdings" w:hAnsi="Wingdings" w:hint="default"/>
+        <w:sz w:val="20"/>
+      </w:rPr>
+    </w:lvl>
+    <w:lvl w:ilvl="6" w:tentative="1">
+      <w:start w:val="1"/>
+      <w:numFmt w:val="bullet"/>
+      <w:lvlText w:val=""/>
+      <w:lvlJc w:val="left"/>
+      <w:pPr>
+        <w:tabs>
+          <w:tab w:val="num" w:pos="5040"/>
+        </w:tabs>
+        <w:ind w:left="5040" w:hanging="360"/>
+      </w:pPr>
+      <w:rPr>
+        <w:rFonts w:ascii="Wingdings" w:hAnsi="Wingdings" w:hint="default"/>
+        <w:sz w:val="20"/>
+      </w:rPr>
+    </w:lvl>
+    <w:lvl w:ilvl="7" w:tentative="1">
+      <w:start w:val="1"/>
+      <w:numFmt w:val="bullet"/>
+      <w:lvlText w:val=""/>
+      <w:lvlJc w:val="left"/>
+      <w:pPr>
+        <w:tabs>
+          <w:tab w:val="num" w:pos="5760"/>
+        </w:tabs>
+        <w:ind w:left="5760" w:hanging="360"/>
+      </w:pPr>
+      <w:rPr>
+        <w:rFonts w:ascii="Wingdings" w:hAnsi="Wingdings" w:hint="default"/>
+        <w:sz w:val="20"/>
+      </w:rPr>
+    </w:lvl>
+    <w:lvl w:ilvl="8" w:tentative="1">
+      <w:start w:val="1"/>
+      <w:numFmt w:val="bullet"/>
+      <w:lvlText w:val=""/>
+      <w:lvlJc w:val="left"/>
+      <w:pPr>
+        <w:tabs>
+          <w:tab w:val="num" w:pos="6480"/>
+        </w:tabs>
+        <w:ind w:left="6480" w:hanging="360"/>
+      </w:pPr>
+      <w:rPr>
+        <w:rFonts w:ascii="Wingdings" w:hAnsi="Wingdings" w:hint="default"/>
+        <w:sz w:val="20"/>
+      </w:rPr>
+    </w:lvl>
+  </w:abstractNum>
+  <w:abstractNum w:abstractNumId="1">
+    <w:nsid w:val="0BC957DE"/>
+    <w:multiLevelType w:val="multilevel"/>
+    <w:tmpl w:val="76109E12"/>
+    <w:lvl w:ilvl="0">
+      <w:start w:val="1"/>
+      <w:numFmt w:val="bullet"/>
+      <w:lvlText w:val=""/>
+      <w:lvlJc w:val="left"/>
+      <w:pPr>
+        <w:tabs>
+          <w:tab w:val="num" w:pos="720"/>
+        </w:tabs>
+        <w:ind w:left="720" w:hanging="360"/>
+      </w:pPr>
+      <w:rPr>
+        <w:rFonts w:ascii="Symbol" w:hAnsi="Symbol" w:hint="default"/>
+        <w:sz w:val="20"/>
+      </w:rPr>
+    </w:lvl>
+    <w:lvl w:ilvl="1" w:tentative="1">
+      <w:start w:val="1"/>
+      <w:numFmt w:val="bullet"/>
+      <w:lvlText w:val="o"/>
+      <w:lvlJc w:val="left"/>
+      <w:pPr>
+        <w:tabs>
+          <w:tab w:val="num" w:pos="1440"/>
+        </w:tabs>
+        <w:ind w:left="1440" w:hanging="360"/>
+      </w:pPr>
+      <w:rPr>
+        <w:rFonts w:ascii="Courier New" w:hAnsi="Courier New" w:hint="default"/>
+        <w:sz w:val="20"/>
+      </w:rPr>
+    </w:lvl>
+    <w:lvl w:ilvl="2" w:tentative="1">
+      <w:start w:val="1"/>
+      <w:numFmt w:val="bullet"/>
+      <w:lvlText w:val=""/>
+      <w:lvlJc w:val="left"/>
+      <w:pPr>
+        <w:tabs>
+          <w:tab w:val="num" w:pos="2160"/>
+        </w:tabs>
+        <w:ind w:left="2160" w:hanging="360"/>
+      </w:pPr>
+      <w:rPr>
+        <w:rFonts w:ascii="Wingdings" w:hAnsi="Wingdings" w:hint="default"/>
+        <w:sz w:val="20"/>
+      </w:rPr>
+    </w:lvl>
+    <w:lvl w:ilvl="3" w:tentative="1">
+      <w:start w:val="1"/>
+      <w:numFmt w:val="bullet"/>
+      <w:lvlText w:val=""/>
+      <w:lvlJc w:val="left"/>
+      <w:pPr>
+        <w:tabs>
+          <w:tab w:val="num" w:pos="2880"/>
+        </w:tabs>
+        <w:ind w:left="2880" w:hanging="360"/>
+      </w:pPr>
+      <w:rPr>
+        <w:rFonts w:ascii="Wingdings" w:hAnsi="Wingdings" w:hint="default"/>
+        <w:sz w:val="20"/>
+      </w:rPr>
+    </w:lvl>
+    <w:lvl w:ilvl="4" w:tentative="1">
+      <w:start w:val="1"/>
+      <w:numFmt w:val="bullet"/>
+      <w:lvlText w:val=""/>
+      <w:lvlJc w:val="left"/>
+      <w:pPr>
+        <w:tabs>
+          <w:tab w:val="num" w:pos="3600"/>
+        </w:tabs>
+        <w:ind w:left="3600" w:hanging="360"/>
+      </w:pPr>
+      <w:rPr>
+        <w:rFonts w:ascii="Wingdings" w:hAnsi="Wingdings" w:hint="default"/>
+        <w:sz w:val="20"/>
+      </w:rPr>
+    </w:lvl>
+    <w:lvl w:ilvl="5" w:tentative="1">
+      <w:start w:val="1"/>
+      <w:numFmt w:val="bullet"/>
+      <w:lvlText w:val=""/>
+      <w:lvlJc w:val="left"/>
+      <w:pPr>
+        <w:tabs>
+          <w:tab w:val="num" w:pos="4320"/>
+        </w:tabs>
+        <w:ind w:left="4320" w:hanging="360"/>
+      </w:pPr>
+      <w:rPr>
+        <w:rFonts w:ascii="Wingdings" w:hAnsi="Wingdings" w:hint="default"/>
+        <w:sz w:val="20"/>
+      </w:rPr>
+    </w:lvl>
+    <w:lvl w:ilvl="6" w:tentative="1">
+      <w:start w:val="1"/>
+      <w:numFmt w:val="bullet"/>
+      <w:lvlText w:val=""/>
+      <w:lvlJc w:val="left"/>
+      <w:pPr>
+        <w:tabs>
+          <w:tab w:val="num" w:pos="5040"/>
+        </w:tabs>
+        <w:ind w:left="5040" w:hanging="360"/>
+      </w:pPr>
+      <w:rPr>
+        <w:rFonts w:ascii="Wingdings" w:hAnsi="Wingdings" w:hint="default"/>
+        <w:sz w:val="20"/>
+      </w:rPr>
+    </w:lvl>
+    <w:lvl w:ilvl="7" w:tentative="1">
+      <w:start w:val="1"/>
+      <w:numFmt w:val="bullet"/>
+      <w:lvlText w:val=""/>
+      <w:lvlJc w:val="left"/>
+      <w:pPr>
+        <w:tabs>
+          <w:tab w:val="num" w:pos="5760"/>
+        </w:tabs>
+        <w:ind w:left="5760" w:hanging="360"/>
+      </w:pPr>
+      <w:rPr>
+        <w:rFonts w:ascii="Wingdings" w:hAnsi="Wingdings" w:hint="default"/>
+        <w:sz w:val="20"/>
+      </w:rPr>
+    </w:lvl>
+    <w:lvl w:ilvl="8" w:tentative="1">
+      <w:start w:val="1"/>
+      <w:numFmt w:val="bullet"/>
+      <w:lvlText w:val=""/>
+      <w:lvlJc w:val="left"/>
+      <w:pPr>
+        <w:tabs>
+          <w:tab w:val="num" w:pos="6480"/>
+        </w:tabs>
+        <w:ind w:left="6480" w:hanging="360"/>
+      </w:pPr>
+      <w:rPr>
+        <w:rFonts w:ascii="Wingdings" w:hAnsi="Wingdings" w:hint="default"/>
+        <w:sz w:val="20"/>
+      </w:rPr>
+    </w:lvl>
+  </w:abstractNum>
+  <w:abstractNum w:abstractNumId="2">
     <w:nsid w:val="461710B3"/>
     <w:multiLevelType w:val="hybridMultilevel"/>
     <w:tmpl w:val="A18C12AE"/>
@@ -565,8 +2067,926 @@
       </w:pPr>
     </w:lvl>
   </w:abstractNum>
+  <w:abstractNum w:abstractNumId="3">
+    <w:nsid w:val="52890A9A"/>
+    <w:multiLevelType w:val="multilevel"/>
+    <w:tmpl w:val="E54669B4"/>
+    <w:lvl w:ilvl="0">
+      <w:start w:val="1"/>
+      <w:numFmt w:val="bullet"/>
+      <w:lvlText w:val=""/>
+      <w:lvlJc w:val="left"/>
+      <w:pPr>
+        <w:tabs>
+          <w:tab w:val="num" w:pos="720"/>
+        </w:tabs>
+        <w:ind w:left="720" w:hanging="360"/>
+      </w:pPr>
+      <w:rPr>
+        <w:rFonts w:ascii="Symbol" w:hAnsi="Symbol" w:hint="default"/>
+        <w:sz w:val="20"/>
+      </w:rPr>
+    </w:lvl>
+    <w:lvl w:ilvl="1" w:tentative="1">
+      <w:start w:val="1"/>
+      <w:numFmt w:val="bullet"/>
+      <w:lvlText w:val="o"/>
+      <w:lvlJc w:val="left"/>
+      <w:pPr>
+        <w:tabs>
+          <w:tab w:val="num" w:pos="1440"/>
+        </w:tabs>
+        <w:ind w:left="1440" w:hanging="360"/>
+      </w:pPr>
+      <w:rPr>
+        <w:rFonts w:ascii="Courier New" w:hAnsi="Courier New" w:hint="default"/>
+        <w:sz w:val="20"/>
+      </w:rPr>
+    </w:lvl>
+    <w:lvl w:ilvl="2" w:tentative="1">
+      <w:start w:val="1"/>
+      <w:numFmt w:val="bullet"/>
+      <w:lvlText w:val=""/>
+      <w:lvlJc w:val="left"/>
+      <w:pPr>
+        <w:tabs>
+          <w:tab w:val="num" w:pos="2160"/>
+        </w:tabs>
+        <w:ind w:left="2160" w:hanging="360"/>
+      </w:pPr>
+      <w:rPr>
+        <w:rFonts w:ascii="Wingdings" w:hAnsi="Wingdings" w:hint="default"/>
+        <w:sz w:val="20"/>
+      </w:rPr>
+    </w:lvl>
+    <w:lvl w:ilvl="3" w:tentative="1">
+      <w:start w:val="1"/>
+      <w:numFmt w:val="bullet"/>
+      <w:lvlText w:val=""/>
+      <w:lvlJc w:val="left"/>
+      <w:pPr>
+        <w:tabs>
+          <w:tab w:val="num" w:pos="2880"/>
+        </w:tabs>
+        <w:ind w:left="2880" w:hanging="360"/>
+      </w:pPr>
+      <w:rPr>
+        <w:rFonts w:ascii="Wingdings" w:hAnsi="Wingdings" w:hint="default"/>
+        <w:sz w:val="20"/>
+      </w:rPr>
+    </w:lvl>
+    <w:lvl w:ilvl="4" w:tentative="1">
+      <w:start w:val="1"/>
+      <w:numFmt w:val="bullet"/>
+      <w:lvlText w:val=""/>
+      <w:lvlJc w:val="left"/>
+      <w:pPr>
+        <w:tabs>
+          <w:tab w:val="num" w:pos="3600"/>
+        </w:tabs>
+        <w:ind w:left="3600" w:hanging="360"/>
+      </w:pPr>
+      <w:rPr>
+        <w:rFonts w:ascii="Wingdings" w:hAnsi="Wingdings" w:hint="default"/>
+        <w:sz w:val="20"/>
+      </w:rPr>
+    </w:lvl>
+    <w:lvl w:ilvl="5" w:tentative="1">
+      <w:start w:val="1"/>
+      <w:numFmt w:val="bullet"/>
+      <w:lvlText w:val=""/>
+      <w:lvlJc w:val="left"/>
+      <w:pPr>
+        <w:tabs>
+          <w:tab w:val="num" w:pos="4320"/>
+        </w:tabs>
+        <w:ind w:left="4320" w:hanging="360"/>
+      </w:pPr>
+      <w:rPr>
+        <w:rFonts w:ascii="Wingdings" w:hAnsi="Wingdings" w:hint="default"/>
+        <w:sz w:val="20"/>
+      </w:rPr>
+    </w:lvl>
+    <w:lvl w:ilvl="6" w:tentative="1">
+      <w:start w:val="1"/>
+      <w:numFmt w:val="bullet"/>
+      <w:lvlText w:val=""/>
+      <w:lvlJc w:val="left"/>
+      <w:pPr>
+        <w:tabs>
+          <w:tab w:val="num" w:pos="5040"/>
+        </w:tabs>
+        <w:ind w:left="5040" w:hanging="360"/>
+      </w:pPr>
+      <w:rPr>
+        <w:rFonts w:ascii="Wingdings" w:hAnsi="Wingdings" w:hint="default"/>
+        <w:sz w:val="20"/>
+      </w:rPr>
+    </w:lvl>
+    <w:lvl w:ilvl="7" w:tentative="1">
+      <w:start w:val="1"/>
+      <w:numFmt w:val="bullet"/>
+      <w:lvlText w:val=""/>
+      <w:lvlJc w:val="left"/>
+      <w:pPr>
+        <w:tabs>
+          <w:tab w:val="num" w:pos="5760"/>
+        </w:tabs>
+        <w:ind w:left="5760" w:hanging="360"/>
+      </w:pPr>
+      <w:rPr>
+        <w:rFonts w:ascii="Wingdings" w:hAnsi="Wingdings" w:hint="default"/>
+        <w:sz w:val="20"/>
+      </w:rPr>
+    </w:lvl>
+    <w:lvl w:ilvl="8" w:tentative="1">
+      <w:start w:val="1"/>
+      <w:numFmt w:val="bullet"/>
+      <w:lvlText w:val=""/>
+      <w:lvlJc w:val="left"/>
+      <w:pPr>
+        <w:tabs>
+          <w:tab w:val="num" w:pos="6480"/>
+        </w:tabs>
+        <w:ind w:left="6480" w:hanging="360"/>
+      </w:pPr>
+      <w:rPr>
+        <w:rFonts w:ascii="Wingdings" w:hAnsi="Wingdings" w:hint="default"/>
+        <w:sz w:val="20"/>
+      </w:rPr>
+    </w:lvl>
+  </w:abstractNum>
+  <w:abstractNum w:abstractNumId="4">
+    <w:nsid w:val="5443475C"/>
+    <w:multiLevelType w:val="multilevel"/>
+    <w:tmpl w:val="A880CC44"/>
+    <w:lvl w:ilvl="0">
+      <w:start w:val="1"/>
+      <w:numFmt w:val="bullet"/>
+      <w:lvlText w:val=""/>
+      <w:lvlJc w:val="left"/>
+      <w:pPr>
+        <w:tabs>
+          <w:tab w:val="num" w:pos="720"/>
+        </w:tabs>
+        <w:ind w:left="720" w:hanging="360"/>
+      </w:pPr>
+      <w:rPr>
+        <w:rFonts w:ascii="Symbol" w:hAnsi="Symbol" w:hint="default"/>
+        <w:sz w:val="20"/>
+      </w:rPr>
+    </w:lvl>
+    <w:lvl w:ilvl="1" w:tentative="1">
+      <w:start w:val="1"/>
+      <w:numFmt w:val="bullet"/>
+      <w:lvlText w:val="o"/>
+      <w:lvlJc w:val="left"/>
+      <w:pPr>
+        <w:tabs>
+          <w:tab w:val="num" w:pos="1440"/>
+        </w:tabs>
+        <w:ind w:left="1440" w:hanging="360"/>
+      </w:pPr>
+      <w:rPr>
+        <w:rFonts w:ascii="Courier New" w:hAnsi="Courier New" w:hint="default"/>
+        <w:sz w:val="20"/>
+      </w:rPr>
+    </w:lvl>
+    <w:lvl w:ilvl="2" w:tentative="1">
+      <w:start w:val="1"/>
+      <w:numFmt w:val="bullet"/>
+      <w:lvlText w:val=""/>
+      <w:lvlJc w:val="left"/>
+      <w:pPr>
+        <w:tabs>
+          <w:tab w:val="num" w:pos="2160"/>
+        </w:tabs>
+        <w:ind w:left="2160" w:hanging="360"/>
+      </w:pPr>
+      <w:rPr>
+        <w:rFonts w:ascii="Wingdings" w:hAnsi="Wingdings" w:hint="default"/>
+        <w:sz w:val="20"/>
+      </w:rPr>
+    </w:lvl>
+    <w:lvl w:ilvl="3" w:tentative="1">
+      <w:start w:val="1"/>
+      <w:numFmt w:val="bullet"/>
+      <w:lvlText w:val=""/>
+      <w:lvlJc w:val="left"/>
+      <w:pPr>
+        <w:tabs>
+          <w:tab w:val="num" w:pos="2880"/>
+        </w:tabs>
+        <w:ind w:left="2880" w:hanging="360"/>
+      </w:pPr>
+      <w:rPr>
+        <w:rFonts w:ascii="Wingdings" w:hAnsi="Wingdings" w:hint="default"/>
+        <w:sz w:val="20"/>
+      </w:rPr>
+    </w:lvl>
+    <w:lvl w:ilvl="4" w:tentative="1">
+      <w:start w:val="1"/>
+      <w:numFmt w:val="bullet"/>
+      <w:lvlText w:val=""/>
+      <w:lvlJc w:val="left"/>
+      <w:pPr>
+        <w:tabs>
+          <w:tab w:val="num" w:pos="3600"/>
+        </w:tabs>
+        <w:ind w:left="3600" w:hanging="360"/>
+      </w:pPr>
+      <w:rPr>
+        <w:rFonts w:ascii="Wingdings" w:hAnsi="Wingdings" w:hint="default"/>
+        <w:sz w:val="20"/>
+      </w:rPr>
+    </w:lvl>
+    <w:lvl w:ilvl="5" w:tentative="1">
+      <w:start w:val="1"/>
+      <w:numFmt w:val="bullet"/>
+      <w:lvlText w:val=""/>
+      <w:lvlJc w:val="left"/>
+      <w:pPr>
+        <w:tabs>
+          <w:tab w:val="num" w:pos="4320"/>
+        </w:tabs>
+        <w:ind w:left="4320" w:hanging="360"/>
+      </w:pPr>
+      <w:rPr>
+        <w:rFonts w:ascii="Wingdings" w:hAnsi="Wingdings" w:hint="default"/>
+        <w:sz w:val="20"/>
+      </w:rPr>
+    </w:lvl>
+    <w:lvl w:ilvl="6" w:tentative="1">
+      <w:start w:val="1"/>
+      <w:numFmt w:val="bullet"/>
+      <w:lvlText w:val=""/>
+      <w:lvlJc w:val="left"/>
+      <w:pPr>
+        <w:tabs>
+          <w:tab w:val="num" w:pos="5040"/>
+        </w:tabs>
+        <w:ind w:left="5040" w:hanging="360"/>
+      </w:pPr>
+      <w:rPr>
+        <w:rFonts w:ascii="Wingdings" w:hAnsi="Wingdings" w:hint="default"/>
+        <w:sz w:val="20"/>
+      </w:rPr>
+    </w:lvl>
+    <w:lvl w:ilvl="7" w:tentative="1">
+      <w:start w:val="1"/>
+      <w:numFmt w:val="bullet"/>
+      <w:lvlText w:val=""/>
+      <w:lvlJc w:val="left"/>
+      <w:pPr>
+        <w:tabs>
+          <w:tab w:val="num" w:pos="5760"/>
+        </w:tabs>
+        <w:ind w:left="5760" w:hanging="360"/>
+      </w:pPr>
+      <w:rPr>
+        <w:rFonts w:ascii="Wingdings" w:hAnsi="Wingdings" w:hint="default"/>
+        <w:sz w:val="20"/>
+      </w:rPr>
+    </w:lvl>
+    <w:lvl w:ilvl="8" w:tentative="1">
+      <w:start w:val="1"/>
+      <w:numFmt w:val="bullet"/>
+      <w:lvlText w:val=""/>
+      <w:lvlJc w:val="left"/>
+      <w:pPr>
+        <w:tabs>
+          <w:tab w:val="num" w:pos="6480"/>
+        </w:tabs>
+        <w:ind w:left="6480" w:hanging="360"/>
+      </w:pPr>
+      <w:rPr>
+        <w:rFonts w:ascii="Wingdings" w:hAnsi="Wingdings" w:hint="default"/>
+        <w:sz w:val="20"/>
+      </w:rPr>
+    </w:lvl>
+  </w:abstractNum>
+  <w:abstractNum w:abstractNumId="5">
+    <w:nsid w:val="5B453375"/>
+    <w:multiLevelType w:val="multilevel"/>
+    <w:tmpl w:val="B936F2AA"/>
+    <w:lvl w:ilvl="0">
+      <w:start w:val="1"/>
+      <w:numFmt w:val="bullet"/>
+      <w:lvlText w:val=""/>
+      <w:lvlJc w:val="left"/>
+      <w:pPr>
+        <w:tabs>
+          <w:tab w:val="num" w:pos="720"/>
+        </w:tabs>
+        <w:ind w:left="720" w:hanging="360"/>
+      </w:pPr>
+      <w:rPr>
+        <w:rFonts w:ascii="Symbol" w:hAnsi="Symbol" w:hint="default"/>
+        <w:sz w:val="20"/>
+      </w:rPr>
+    </w:lvl>
+    <w:lvl w:ilvl="1" w:tentative="1">
+      <w:start w:val="1"/>
+      <w:numFmt w:val="bullet"/>
+      <w:lvlText w:val="o"/>
+      <w:lvlJc w:val="left"/>
+      <w:pPr>
+        <w:tabs>
+          <w:tab w:val="num" w:pos="1440"/>
+        </w:tabs>
+        <w:ind w:left="1440" w:hanging="360"/>
+      </w:pPr>
+      <w:rPr>
+        <w:rFonts w:ascii="Courier New" w:hAnsi="Courier New" w:hint="default"/>
+        <w:sz w:val="20"/>
+      </w:rPr>
+    </w:lvl>
+    <w:lvl w:ilvl="2" w:tentative="1">
+      <w:start w:val="1"/>
+      <w:numFmt w:val="bullet"/>
+      <w:lvlText w:val=""/>
+      <w:lvlJc w:val="left"/>
+      <w:pPr>
+        <w:tabs>
+          <w:tab w:val="num" w:pos="2160"/>
+        </w:tabs>
+        <w:ind w:left="2160" w:hanging="360"/>
+      </w:pPr>
+      <w:rPr>
+        <w:rFonts w:ascii="Wingdings" w:hAnsi="Wingdings" w:hint="default"/>
+        <w:sz w:val="20"/>
+      </w:rPr>
+    </w:lvl>
+    <w:lvl w:ilvl="3" w:tentative="1">
+      <w:start w:val="1"/>
+      <w:numFmt w:val="bullet"/>
+      <w:lvlText w:val=""/>
+      <w:lvlJc w:val="left"/>
+      <w:pPr>
+        <w:tabs>
+          <w:tab w:val="num" w:pos="2880"/>
+        </w:tabs>
+        <w:ind w:left="2880" w:hanging="360"/>
+      </w:pPr>
+      <w:rPr>
+        <w:rFonts w:ascii="Wingdings" w:hAnsi="Wingdings" w:hint="default"/>
+        <w:sz w:val="20"/>
+      </w:rPr>
+    </w:lvl>
+    <w:lvl w:ilvl="4" w:tentative="1">
+      <w:start w:val="1"/>
+      <w:numFmt w:val="bullet"/>
+      <w:lvlText w:val=""/>
+      <w:lvlJc w:val="left"/>
+      <w:pPr>
+        <w:tabs>
+          <w:tab w:val="num" w:pos="3600"/>
+        </w:tabs>
+        <w:ind w:left="3600" w:hanging="360"/>
+      </w:pPr>
+      <w:rPr>
+        <w:rFonts w:ascii="Wingdings" w:hAnsi="Wingdings" w:hint="default"/>
+        <w:sz w:val="20"/>
+      </w:rPr>
+    </w:lvl>
+    <w:lvl w:ilvl="5" w:tentative="1">
+      <w:start w:val="1"/>
+      <w:numFmt w:val="bullet"/>
+      <w:lvlText w:val=""/>
+      <w:lvlJc w:val="left"/>
+      <w:pPr>
+        <w:tabs>
+          <w:tab w:val="num" w:pos="4320"/>
+        </w:tabs>
+        <w:ind w:left="4320" w:hanging="360"/>
+      </w:pPr>
+      <w:rPr>
+        <w:rFonts w:ascii="Wingdings" w:hAnsi="Wingdings" w:hint="default"/>
+        <w:sz w:val="20"/>
+      </w:rPr>
+    </w:lvl>
+    <w:lvl w:ilvl="6" w:tentative="1">
+      <w:start w:val="1"/>
+      <w:numFmt w:val="bullet"/>
+      <w:lvlText w:val=""/>
+      <w:lvlJc w:val="left"/>
+      <w:pPr>
+        <w:tabs>
+          <w:tab w:val="num" w:pos="5040"/>
+        </w:tabs>
+        <w:ind w:left="5040" w:hanging="360"/>
+      </w:pPr>
+      <w:rPr>
+        <w:rFonts w:ascii="Wingdings" w:hAnsi="Wingdings" w:hint="default"/>
+        <w:sz w:val="20"/>
+      </w:rPr>
+    </w:lvl>
+    <w:lvl w:ilvl="7" w:tentative="1">
+      <w:start w:val="1"/>
+      <w:numFmt w:val="bullet"/>
+      <w:lvlText w:val=""/>
+      <w:lvlJc w:val="left"/>
+      <w:pPr>
+        <w:tabs>
+          <w:tab w:val="num" w:pos="5760"/>
+        </w:tabs>
+        <w:ind w:left="5760" w:hanging="360"/>
+      </w:pPr>
+      <w:rPr>
+        <w:rFonts w:ascii="Wingdings" w:hAnsi="Wingdings" w:hint="default"/>
+        <w:sz w:val="20"/>
+      </w:rPr>
+    </w:lvl>
+    <w:lvl w:ilvl="8" w:tentative="1">
+      <w:start w:val="1"/>
+      <w:numFmt w:val="bullet"/>
+      <w:lvlText w:val=""/>
+      <w:lvlJc w:val="left"/>
+      <w:pPr>
+        <w:tabs>
+          <w:tab w:val="num" w:pos="6480"/>
+        </w:tabs>
+        <w:ind w:left="6480" w:hanging="360"/>
+      </w:pPr>
+      <w:rPr>
+        <w:rFonts w:ascii="Wingdings" w:hAnsi="Wingdings" w:hint="default"/>
+        <w:sz w:val="20"/>
+      </w:rPr>
+    </w:lvl>
+  </w:abstractNum>
+  <w:abstractNum w:abstractNumId="6">
+    <w:nsid w:val="631F6809"/>
+    <w:multiLevelType w:val="multilevel"/>
+    <w:tmpl w:val="EDDEFE16"/>
+    <w:lvl w:ilvl="0">
+      <w:start w:val="1"/>
+      <w:numFmt w:val="bullet"/>
+      <w:lvlText w:val=""/>
+      <w:lvlJc w:val="left"/>
+      <w:pPr>
+        <w:tabs>
+          <w:tab w:val="num" w:pos="720"/>
+        </w:tabs>
+        <w:ind w:left="720" w:hanging="360"/>
+      </w:pPr>
+      <w:rPr>
+        <w:rFonts w:ascii="Symbol" w:hAnsi="Symbol" w:hint="default"/>
+        <w:sz w:val="20"/>
+      </w:rPr>
+    </w:lvl>
+    <w:lvl w:ilvl="1" w:tentative="1">
+      <w:start w:val="1"/>
+      <w:numFmt w:val="bullet"/>
+      <w:lvlText w:val="o"/>
+      <w:lvlJc w:val="left"/>
+      <w:pPr>
+        <w:tabs>
+          <w:tab w:val="num" w:pos="1440"/>
+        </w:tabs>
+        <w:ind w:left="1440" w:hanging="360"/>
+      </w:pPr>
+      <w:rPr>
+        <w:rFonts w:ascii="Courier New" w:hAnsi="Courier New" w:hint="default"/>
+        <w:sz w:val="20"/>
+      </w:rPr>
+    </w:lvl>
+    <w:lvl w:ilvl="2" w:tentative="1">
+      <w:start w:val="1"/>
+      <w:numFmt w:val="bullet"/>
+      <w:lvlText w:val=""/>
+      <w:lvlJc w:val="left"/>
+      <w:pPr>
+        <w:tabs>
+          <w:tab w:val="num" w:pos="2160"/>
+        </w:tabs>
+        <w:ind w:left="2160" w:hanging="360"/>
+      </w:pPr>
+      <w:rPr>
+        <w:rFonts w:ascii="Wingdings" w:hAnsi="Wingdings" w:hint="default"/>
+        <w:sz w:val="20"/>
+      </w:rPr>
+    </w:lvl>
+    <w:lvl w:ilvl="3" w:tentative="1">
+      <w:start w:val="1"/>
+      <w:numFmt w:val="bullet"/>
+      <w:lvlText w:val=""/>
+      <w:lvlJc w:val="left"/>
+      <w:pPr>
+        <w:tabs>
+          <w:tab w:val="num" w:pos="2880"/>
+        </w:tabs>
+        <w:ind w:left="2880" w:hanging="360"/>
+      </w:pPr>
+      <w:rPr>
+        <w:rFonts w:ascii="Wingdings" w:hAnsi="Wingdings" w:hint="default"/>
+        <w:sz w:val="20"/>
+      </w:rPr>
+    </w:lvl>
+    <w:lvl w:ilvl="4" w:tentative="1">
+      <w:start w:val="1"/>
+      <w:numFmt w:val="bullet"/>
+      <w:lvlText w:val=""/>
+      <w:lvlJc w:val="left"/>
+      <w:pPr>
+        <w:tabs>
+          <w:tab w:val="num" w:pos="3600"/>
+        </w:tabs>
+        <w:ind w:left="3600" w:hanging="360"/>
+      </w:pPr>
+      <w:rPr>
+        <w:rFonts w:ascii="Wingdings" w:hAnsi="Wingdings" w:hint="default"/>
+        <w:sz w:val="20"/>
+      </w:rPr>
+    </w:lvl>
+    <w:lvl w:ilvl="5" w:tentative="1">
+      <w:start w:val="1"/>
+      <w:numFmt w:val="bullet"/>
+      <w:lvlText w:val=""/>
+      <w:lvlJc w:val="left"/>
+      <w:pPr>
+        <w:tabs>
+          <w:tab w:val="num" w:pos="4320"/>
+        </w:tabs>
+        <w:ind w:left="4320" w:hanging="360"/>
+      </w:pPr>
+      <w:rPr>
+        <w:rFonts w:ascii="Wingdings" w:hAnsi="Wingdings" w:hint="default"/>
+        <w:sz w:val="20"/>
+      </w:rPr>
+    </w:lvl>
+    <w:lvl w:ilvl="6" w:tentative="1">
+      <w:start w:val="1"/>
+      <w:numFmt w:val="bullet"/>
+      <w:lvlText w:val=""/>
+      <w:lvlJc w:val="left"/>
+      <w:pPr>
+        <w:tabs>
+          <w:tab w:val="num" w:pos="5040"/>
+        </w:tabs>
+        <w:ind w:left="5040" w:hanging="360"/>
+      </w:pPr>
+      <w:rPr>
+        <w:rFonts w:ascii="Wingdings" w:hAnsi="Wingdings" w:hint="default"/>
+        <w:sz w:val="20"/>
+      </w:rPr>
+    </w:lvl>
+    <w:lvl w:ilvl="7" w:tentative="1">
+      <w:start w:val="1"/>
+      <w:numFmt w:val="bullet"/>
+      <w:lvlText w:val=""/>
+      <w:lvlJc w:val="left"/>
+      <w:pPr>
+        <w:tabs>
+          <w:tab w:val="num" w:pos="5760"/>
+        </w:tabs>
+        <w:ind w:left="5760" w:hanging="360"/>
+      </w:pPr>
+      <w:rPr>
+        <w:rFonts w:ascii="Wingdings" w:hAnsi="Wingdings" w:hint="default"/>
+        <w:sz w:val="20"/>
+      </w:rPr>
+    </w:lvl>
+    <w:lvl w:ilvl="8" w:tentative="1">
+      <w:start w:val="1"/>
+      <w:numFmt w:val="bullet"/>
+      <w:lvlText w:val=""/>
+      <w:lvlJc w:val="left"/>
+      <w:pPr>
+        <w:tabs>
+          <w:tab w:val="num" w:pos="6480"/>
+        </w:tabs>
+        <w:ind w:left="6480" w:hanging="360"/>
+      </w:pPr>
+      <w:rPr>
+        <w:rFonts w:ascii="Wingdings" w:hAnsi="Wingdings" w:hint="default"/>
+        <w:sz w:val="20"/>
+      </w:rPr>
+    </w:lvl>
+  </w:abstractNum>
+  <w:abstractNum w:abstractNumId="7">
+    <w:nsid w:val="75E6441B"/>
+    <w:multiLevelType w:val="multilevel"/>
+    <w:tmpl w:val="F0627C28"/>
+    <w:lvl w:ilvl="0">
+      <w:start w:val="1"/>
+      <w:numFmt w:val="bullet"/>
+      <w:lvlText w:val=""/>
+      <w:lvlJc w:val="left"/>
+      <w:pPr>
+        <w:tabs>
+          <w:tab w:val="num" w:pos="720"/>
+        </w:tabs>
+        <w:ind w:left="720" w:hanging="360"/>
+      </w:pPr>
+      <w:rPr>
+        <w:rFonts w:ascii="Symbol" w:hAnsi="Symbol" w:hint="default"/>
+        <w:sz w:val="20"/>
+      </w:rPr>
+    </w:lvl>
+    <w:lvl w:ilvl="1" w:tentative="1">
+      <w:start w:val="1"/>
+      <w:numFmt w:val="bullet"/>
+      <w:lvlText w:val="o"/>
+      <w:lvlJc w:val="left"/>
+      <w:pPr>
+        <w:tabs>
+          <w:tab w:val="num" w:pos="1440"/>
+        </w:tabs>
+        <w:ind w:left="1440" w:hanging="360"/>
+      </w:pPr>
+      <w:rPr>
+        <w:rFonts w:ascii="Courier New" w:hAnsi="Courier New" w:hint="default"/>
+        <w:sz w:val="20"/>
+      </w:rPr>
+    </w:lvl>
+    <w:lvl w:ilvl="2" w:tentative="1">
+      <w:start w:val="1"/>
+      <w:numFmt w:val="bullet"/>
+      <w:lvlText w:val=""/>
+      <w:lvlJc w:val="left"/>
+      <w:pPr>
+        <w:tabs>
+          <w:tab w:val="num" w:pos="2160"/>
+        </w:tabs>
+        <w:ind w:left="2160" w:hanging="360"/>
+      </w:pPr>
+      <w:rPr>
+        <w:rFonts w:ascii="Wingdings" w:hAnsi="Wingdings" w:hint="default"/>
+        <w:sz w:val="20"/>
+      </w:rPr>
+    </w:lvl>
+    <w:lvl w:ilvl="3" w:tentative="1">
+      <w:start w:val="1"/>
+      <w:numFmt w:val="bullet"/>
+      <w:lvlText w:val=""/>
+      <w:lvlJc w:val="left"/>
+      <w:pPr>
+        <w:tabs>
+          <w:tab w:val="num" w:pos="2880"/>
+        </w:tabs>
+        <w:ind w:left="2880" w:hanging="360"/>
+      </w:pPr>
+      <w:rPr>
+        <w:rFonts w:ascii="Wingdings" w:hAnsi="Wingdings" w:hint="default"/>
+        <w:sz w:val="20"/>
+      </w:rPr>
+    </w:lvl>
+    <w:lvl w:ilvl="4" w:tentative="1">
+      <w:start w:val="1"/>
+      <w:numFmt w:val="bullet"/>
+      <w:lvlText w:val=""/>
+      <w:lvlJc w:val="left"/>
+      <w:pPr>
+        <w:tabs>
+          <w:tab w:val="num" w:pos="3600"/>
+        </w:tabs>
+        <w:ind w:left="3600" w:hanging="360"/>
+      </w:pPr>
+      <w:rPr>
+        <w:rFonts w:ascii="Wingdings" w:hAnsi="Wingdings" w:hint="default"/>
+        <w:sz w:val="20"/>
+      </w:rPr>
+    </w:lvl>
+    <w:lvl w:ilvl="5" w:tentative="1">
+      <w:start w:val="1"/>
+      <w:numFmt w:val="bullet"/>
+      <w:lvlText w:val=""/>
+      <w:lvlJc w:val="left"/>
+      <w:pPr>
+        <w:tabs>
+          <w:tab w:val="num" w:pos="4320"/>
+        </w:tabs>
+        <w:ind w:left="4320" w:hanging="360"/>
+      </w:pPr>
+      <w:rPr>
+        <w:rFonts w:ascii="Wingdings" w:hAnsi="Wingdings" w:hint="default"/>
+        <w:sz w:val="20"/>
+      </w:rPr>
+    </w:lvl>
+    <w:lvl w:ilvl="6" w:tentative="1">
+      <w:start w:val="1"/>
+      <w:numFmt w:val="bullet"/>
+      <w:lvlText w:val=""/>
+      <w:lvlJc w:val="left"/>
+      <w:pPr>
+        <w:tabs>
+          <w:tab w:val="num" w:pos="5040"/>
+        </w:tabs>
+        <w:ind w:left="5040" w:hanging="360"/>
+      </w:pPr>
+      <w:rPr>
+        <w:rFonts w:ascii="Wingdings" w:hAnsi="Wingdings" w:hint="default"/>
+        <w:sz w:val="20"/>
+      </w:rPr>
+    </w:lvl>
+    <w:lvl w:ilvl="7" w:tentative="1">
+      <w:start w:val="1"/>
+      <w:numFmt w:val="bullet"/>
+      <w:lvlText w:val=""/>
+      <w:lvlJc w:val="left"/>
+      <w:pPr>
+        <w:tabs>
+          <w:tab w:val="num" w:pos="5760"/>
+        </w:tabs>
+        <w:ind w:left="5760" w:hanging="360"/>
+      </w:pPr>
+      <w:rPr>
+        <w:rFonts w:ascii="Wingdings" w:hAnsi="Wingdings" w:hint="default"/>
+        <w:sz w:val="20"/>
+      </w:rPr>
+    </w:lvl>
+    <w:lvl w:ilvl="8" w:tentative="1">
+      <w:start w:val="1"/>
+      <w:numFmt w:val="bullet"/>
+      <w:lvlText w:val=""/>
+      <w:lvlJc w:val="left"/>
+      <w:pPr>
+        <w:tabs>
+          <w:tab w:val="num" w:pos="6480"/>
+        </w:tabs>
+        <w:ind w:left="6480" w:hanging="360"/>
+      </w:pPr>
+      <w:rPr>
+        <w:rFonts w:ascii="Wingdings" w:hAnsi="Wingdings" w:hint="default"/>
+        <w:sz w:val="20"/>
+      </w:rPr>
+    </w:lvl>
+  </w:abstractNum>
+  <w:abstractNum w:abstractNumId="8">
+    <w:nsid w:val="79975CE9"/>
+    <w:multiLevelType w:val="multilevel"/>
+    <w:tmpl w:val="29B2E048"/>
+    <w:lvl w:ilvl="0">
+      <w:start w:val="1"/>
+      <w:numFmt w:val="bullet"/>
+      <w:lvlText w:val=""/>
+      <w:lvlJc w:val="left"/>
+      <w:pPr>
+        <w:tabs>
+          <w:tab w:val="num" w:pos="720"/>
+        </w:tabs>
+        <w:ind w:left="720" w:hanging="360"/>
+      </w:pPr>
+      <w:rPr>
+        <w:rFonts w:ascii="Symbol" w:hAnsi="Symbol" w:hint="default"/>
+        <w:sz w:val="20"/>
+      </w:rPr>
+    </w:lvl>
+    <w:lvl w:ilvl="1" w:tentative="1">
+      <w:start w:val="1"/>
+      <w:numFmt w:val="bullet"/>
+      <w:lvlText w:val="o"/>
+      <w:lvlJc w:val="left"/>
+      <w:pPr>
+        <w:tabs>
+          <w:tab w:val="num" w:pos="1440"/>
+        </w:tabs>
+        <w:ind w:left="1440" w:hanging="360"/>
+      </w:pPr>
+      <w:rPr>
+        <w:rFonts w:ascii="Courier New" w:hAnsi="Courier New" w:hint="default"/>
+        <w:sz w:val="20"/>
+      </w:rPr>
+    </w:lvl>
+    <w:lvl w:ilvl="2" w:tentative="1">
+      <w:start w:val="1"/>
+      <w:numFmt w:val="bullet"/>
+      <w:lvlText w:val=""/>
+      <w:lvlJc w:val="left"/>
+      <w:pPr>
+        <w:tabs>
+          <w:tab w:val="num" w:pos="2160"/>
+        </w:tabs>
+        <w:ind w:left="2160" w:hanging="360"/>
+      </w:pPr>
+      <w:rPr>
+        <w:rFonts w:ascii="Wingdings" w:hAnsi="Wingdings" w:hint="default"/>
+        <w:sz w:val="20"/>
+      </w:rPr>
+    </w:lvl>
+    <w:lvl w:ilvl="3" w:tentative="1">
+      <w:start w:val="1"/>
+      <w:numFmt w:val="bullet"/>
+      <w:lvlText w:val=""/>
+      <w:lvlJc w:val="left"/>
+      <w:pPr>
+        <w:tabs>
+          <w:tab w:val="num" w:pos="2880"/>
+        </w:tabs>
+        <w:ind w:left="2880" w:hanging="360"/>
+      </w:pPr>
+      <w:rPr>
+        <w:rFonts w:ascii="Wingdings" w:hAnsi="Wingdings" w:hint="default"/>
+        <w:sz w:val="20"/>
+      </w:rPr>
+    </w:lvl>
+    <w:lvl w:ilvl="4" w:tentative="1">
+      <w:start w:val="1"/>
+      <w:numFmt w:val="bullet"/>
+      <w:lvlText w:val=""/>
+      <w:lvlJc w:val="left"/>
+      <w:pPr>
+        <w:tabs>
+          <w:tab w:val="num" w:pos="3600"/>
+        </w:tabs>
+        <w:ind w:left="3600" w:hanging="360"/>
+      </w:pPr>
+      <w:rPr>
+        <w:rFonts w:ascii="Wingdings" w:hAnsi="Wingdings" w:hint="default"/>
+        <w:sz w:val="20"/>
+      </w:rPr>
+    </w:lvl>
+    <w:lvl w:ilvl="5" w:tentative="1">
+      <w:start w:val="1"/>
+      <w:numFmt w:val="bullet"/>
+      <w:lvlText w:val=""/>
+      <w:lvlJc w:val="left"/>
+      <w:pPr>
+        <w:tabs>
+          <w:tab w:val="num" w:pos="4320"/>
+        </w:tabs>
+        <w:ind w:left="4320" w:hanging="360"/>
+      </w:pPr>
+      <w:rPr>
+        <w:rFonts w:ascii="Wingdings" w:hAnsi="Wingdings" w:hint="default"/>
+        <w:sz w:val="20"/>
+      </w:rPr>
+    </w:lvl>
+    <w:lvl w:ilvl="6" w:tentative="1">
+      <w:start w:val="1"/>
+      <w:numFmt w:val="bullet"/>
+      <w:lvlText w:val=""/>
+      <w:lvlJc w:val="left"/>
+      <w:pPr>
+        <w:tabs>
+          <w:tab w:val="num" w:pos="5040"/>
+        </w:tabs>
+        <w:ind w:left="5040" w:hanging="360"/>
+      </w:pPr>
+      <w:rPr>
+        <w:rFonts w:ascii="Wingdings" w:hAnsi="Wingdings" w:hint="default"/>
+        <w:sz w:val="20"/>
+      </w:rPr>
+    </w:lvl>
+    <w:lvl w:ilvl="7" w:tentative="1">
+      <w:start w:val="1"/>
+      <w:numFmt w:val="bullet"/>
+      <w:lvlText w:val=""/>
+      <w:lvlJc w:val="left"/>
+      <w:pPr>
+        <w:tabs>
+          <w:tab w:val="num" w:pos="5760"/>
+        </w:tabs>
+        <w:ind w:left="5760" w:hanging="360"/>
+      </w:pPr>
+      <w:rPr>
+        <w:rFonts w:ascii="Wingdings" w:hAnsi="Wingdings" w:hint="default"/>
+        <w:sz w:val="20"/>
+      </w:rPr>
+    </w:lvl>
+    <w:lvl w:ilvl="8" w:tentative="1">
+      <w:start w:val="1"/>
+      <w:numFmt w:val="bullet"/>
+      <w:lvlText w:val=""/>
+      <w:lvlJc w:val="left"/>
+      <w:pPr>
+        <w:tabs>
+          <w:tab w:val="num" w:pos="6480"/>
+        </w:tabs>
+        <w:ind w:left="6480" w:hanging="360"/>
+      </w:pPr>
+      <w:rPr>
+        <w:rFonts w:ascii="Wingdings" w:hAnsi="Wingdings" w:hint="default"/>
+        <w:sz w:val="20"/>
+      </w:rPr>
+    </w:lvl>
+  </w:abstractNum>
   <w:num w:numId="1">
+    <w:abstractNumId w:val="2"/>
+  </w:num>
+  <w:num w:numId="2">
+    <w:abstractNumId w:val="5"/>
+  </w:num>
+  <w:num w:numId="3">
     <w:abstractNumId w:val="0"/>
+  </w:num>
+  <w:num w:numId="4">
+    <w:abstractNumId w:val="7"/>
+  </w:num>
+  <w:num w:numId="5">
+    <w:abstractNumId w:val="3"/>
+  </w:num>
+  <w:num w:numId="6">
+    <w:abstractNumId w:val="4"/>
+  </w:num>
+  <w:num w:numId="7">
+    <w:abstractNumId w:val="8"/>
+  </w:num>
+  <w:num w:numId="8">
+    <w:abstractNumId w:val="6"/>
+  </w:num>
+  <w:num w:numId="9">
+    <w:abstractNumId w:val="1"/>
   </w:num>
 </w:numbering>
 </file>
@@ -966,6 +3386,50 @@
       <w:jc w:val="both"/>
     </w:pPr>
   </w:style>
+  <w:style w:type="paragraph" w:styleId="2">
+    <w:name w:val="heading 2"/>
+    <w:basedOn w:val="a"/>
+    <w:link w:val="2Char"/>
+    <w:uiPriority w:val="9"/>
+    <w:qFormat/>
+    <w:rsid w:val="00966C51"/>
+    <w:pPr>
+      <w:widowControl/>
+      <w:spacing w:before="100" w:beforeAutospacing="1" w:after="100" w:afterAutospacing="1"/>
+      <w:jc w:val="left"/>
+      <w:outlineLvl w:val="1"/>
+    </w:pPr>
+    <w:rPr>
+      <w:rFonts w:ascii="宋体" w:eastAsia="宋体" w:hAnsi="宋体" w:cs="宋体"/>
+      <w:b/>
+      <w:bCs/>
+      <w:kern w:val="0"/>
+      <w:sz w:val="36"/>
+      <w:szCs w:val="36"/>
+    </w:rPr>
+  </w:style>
+  <w:style w:type="paragraph" w:styleId="3">
+    <w:name w:val="heading 3"/>
+    <w:basedOn w:val="a"/>
+    <w:link w:val="3Char"/>
+    <w:uiPriority w:val="9"/>
+    <w:qFormat/>
+    <w:rsid w:val="00966C51"/>
+    <w:pPr>
+      <w:widowControl/>
+      <w:spacing w:before="100" w:beforeAutospacing="1" w:after="100" w:afterAutospacing="1"/>
+      <w:jc w:val="left"/>
+      <w:outlineLvl w:val="2"/>
+    </w:pPr>
+    <w:rPr>
+      <w:rFonts w:ascii="宋体" w:eastAsia="宋体" w:hAnsi="宋体" w:cs="宋体"/>
+      <w:b/>
+      <w:bCs/>
+      <w:kern w:val="0"/>
+      <w:sz w:val="27"/>
+      <w:szCs w:val="27"/>
+    </w:rPr>
+  </w:style>
   <w:style w:type="character" w:default="1" w:styleId="a0">
     <w:name w:val="Default Paragraph Font"/>
     <w:uiPriority w:val="1"/>
@@ -1020,6 +3484,47 @@
       <w:kern w:val="0"/>
       <w:sz w:val="24"/>
       <w:szCs w:val="24"/>
+    </w:rPr>
+  </w:style>
+  <w:style w:type="character" w:customStyle="1" w:styleId="2Char">
+    <w:name w:val="标题 2 Char"/>
+    <w:basedOn w:val="a0"/>
+    <w:link w:val="2"/>
+    <w:uiPriority w:val="9"/>
+    <w:rsid w:val="00966C51"/>
+    <w:rPr>
+      <w:rFonts w:ascii="宋体" w:eastAsia="宋体" w:hAnsi="宋体" w:cs="宋体"/>
+      <w:b/>
+      <w:bCs/>
+      <w:kern w:val="0"/>
+      <w:sz w:val="36"/>
+      <w:szCs w:val="36"/>
+    </w:rPr>
+  </w:style>
+  <w:style w:type="character" w:customStyle="1" w:styleId="3Char">
+    <w:name w:val="标题 3 Char"/>
+    <w:basedOn w:val="a0"/>
+    <w:link w:val="3"/>
+    <w:uiPriority w:val="9"/>
+    <w:rsid w:val="00966C51"/>
+    <w:rPr>
+      <w:rFonts w:ascii="宋体" w:eastAsia="宋体" w:hAnsi="宋体" w:cs="宋体"/>
+      <w:b/>
+      <w:bCs/>
+      <w:kern w:val="0"/>
+      <w:sz w:val="27"/>
+      <w:szCs w:val="27"/>
+    </w:rPr>
+  </w:style>
+  <w:style w:type="character" w:styleId="a5">
+    <w:name w:val="Strong"/>
+    <w:basedOn w:val="a0"/>
+    <w:uiPriority w:val="22"/>
+    <w:qFormat/>
+    <w:rsid w:val="00966C51"/>
+    <w:rPr>
+      <w:b/>
+      <w:bCs/>
     </w:rPr>
   </w:style>
 </w:styles>

--- a/2024总结.docx
+++ b/2024总结.docx
@@ -4,1256 +4,809 @@
   <w:body>
     <w:p>
       <w:pPr>
-        <w:widowControl/>
-        <w:shd w:val="clear" w:color="auto" w:fill="F4F5F9"/>
-        <w:spacing w:before="100" w:beforeAutospacing="1" w:after="100" w:afterAutospacing="1"/>
-        <w:jc w:val="left"/>
-        <w:outlineLvl w:val="1"/>
-        <w:rPr>
-          <w:rFonts w:ascii="PingFang SC" w:eastAsia="宋体" w:hAnsi="PingFang SC" w:cs="宋体"/>
+        <w:pStyle w:val="a4"/>
+        <w:rPr>
+          <w:rFonts w:asciiTheme="minorEastAsia" w:eastAsiaTheme="minorEastAsia" w:hAnsiTheme="minorEastAsia"/>
+          <w:bCs/>
+          <w:color w:val="000000"/>
+          <w:sz w:val="21"/>
+          <w:szCs w:val="21"/>
+        </w:rPr>
+      </w:pPr>
+      <w:r>
+        <w:rPr>
+          <w:rFonts w:asciiTheme="minorEastAsia" w:eastAsiaTheme="minorEastAsia" w:hAnsiTheme="minorEastAsia" w:hint="eastAsia"/>
+          <w:bCs/>
+          <w:color w:val="000000"/>
+          <w:sz w:val="21"/>
+          <w:szCs w:val="21"/>
+        </w:rPr>
+        <w:t>引言</w:t>
+      </w:r>
+    </w:p>
+    <w:p>
+      <w:pPr>
+        <w:pStyle w:val="a4"/>
+        <w:rPr>
+          <w:rFonts w:asciiTheme="minorEastAsia" w:eastAsiaTheme="minorEastAsia" w:hAnsiTheme="minorEastAsia"/>
+          <w:bCs/>
+          <w:color w:val="000000"/>
+          <w:sz w:val="21"/>
+          <w:szCs w:val="21"/>
+        </w:rPr>
+      </w:pPr>
+      <w:r>
+        <w:rPr>
+          <w:rFonts w:asciiTheme="minorEastAsia" w:eastAsiaTheme="minorEastAsia" w:hAnsiTheme="minorEastAsia" w:hint="eastAsia"/>
+          <w:bCs/>
+          <w:color w:val="000000"/>
+          <w:sz w:val="21"/>
+          <w:szCs w:val="21"/>
+        </w:rPr>
+        <w:t xml:space="preserve"> 在</w:t>
+      </w:r>
+      <w:r>
+        <w:rPr>
+          <w:rFonts w:asciiTheme="minorEastAsia" w:eastAsiaTheme="minorEastAsia" w:hAnsiTheme="minorEastAsia" w:hint="eastAsia"/>
+          <w:bCs/>
+          <w:color w:val="000000"/>
+          <w:sz w:val="21"/>
+          <w:szCs w:val="21"/>
+        </w:rPr>
+        <w:t>202</w:t>
+      </w:r>
+      <w:r>
+        <w:rPr>
+          <w:rFonts w:asciiTheme="minorEastAsia" w:eastAsiaTheme="minorEastAsia" w:hAnsiTheme="minorEastAsia"/>
+          <w:bCs/>
+          <w:color w:val="000000"/>
+          <w:sz w:val="21"/>
+          <w:szCs w:val="21"/>
+        </w:rPr>
+        <w:t>4</w:t>
+      </w:r>
+      <w:r>
+        <w:rPr>
+          <w:rFonts w:asciiTheme="minorEastAsia" w:eastAsiaTheme="minorEastAsia" w:hAnsiTheme="minorEastAsia" w:hint="eastAsia"/>
+          <w:bCs/>
+          <w:color w:val="000000"/>
+          <w:sz w:val="21"/>
+          <w:szCs w:val="21"/>
+        </w:rPr>
+        <w:t>年即将结束之际，我有幸回顾了自己在</w:t>
+      </w:r>
+      <w:r>
+        <w:rPr>
+          <w:rFonts w:asciiTheme="minorEastAsia" w:eastAsiaTheme="minorEastAsia" w:hAnsiTheme="minorEastAsia" w:hint="eastAsia"/>
+          <w:bCs/>
+          <w:color w:val="000000"/>
+          <w:sz w:val="21"/>
+          <w:szCs w:val="21"/>
+        </w:rPr>
+        <w:t>入职</w:t>
+      </w:r>
+      <w:r>
+        <w:rPr>
+          <w:rFonts w:asciiTheme="minorEastAsia" w:eastAsiaTheme="minorEastAsia" w:hAnsiTheme="minorEastAsia" w:hint="eastAsia"/>
+          <w:bCs/>
+          <w:color w:val="000000"/>
+          <w:sz w:val="21"/>
+          <w:szCs w:val="21"/>
+        </w:rPr>
+        <w:t>过去</w:t>
+      </w:r>
+      <w:r>
+        <w:rPr>
+          <w:rFonts w:asciiTheme="minorEastAsia" w:eastAsiaTheme="minorEastAsia" w:hAnsiTheme="minorEastAsia" w:hint="eastAsia"/>
+          <w:bCs/>
+          <w:color w:val="000000"/>
+          <w:sz w:val="21"/>
+          <w:szCs w:val="21"/>
+        </w:rPr>
+        <w:t>几个月</w:t>
+      </w:r>
+      <w:r>
+        <w:rPr>
+          <w:rFonts w:asciiTheme="minorEastAsia" w:eastAsiaTheme="minorEastAsia" w:hAnsiTheme="minorEastAsia" w:hint="eastAsia"/>
+          <w:bCs/>
+          <w:color w:val="000000"/>
+          <w:sz w:val="21"/>
+          <w:szCs w:val="21"/>
+        </w:rPr>
+        <w:t>中作为</w:t>
+      </w:r>
+      <w:r>
+        <w:rPr>
+          <w:rFonts w:asciiTheme="minorEastAsia" w:eastAsiaTheme="minorEastAsia" w:hAnsiTheme="minorEastAsia" w:hint="eastAsia"/>
+          <w:bCs/>
+          <w:color w:val="000000"/>
+          <w:sz w:val="21"/>
+          <w:szCs w:val="21"/>
+        </w:rPr>
+        <w:t>公司医疗护理系统研发人员</w:t>
+      </w:r>
+      <w:r>
+        <w:rPr>
+          <w:rFonts w:asciiTheme="minorEastAsia" w:eastAsiaTheme="minorEastAsia" w:hAnsiTheme="minorEastAsia" w:hint="eastAsia"/>
+          <w:bCs/>
+          <w:color w:val="000000"/>
+          <w:sz w:val="21"/>
+          <w:szCs w:val="21"/>
+        </w:rPr>
+        <w:t>的工作经历。这一年充满了挑战与机遇，我在不断的学习和实践中，不仅提升了自身的技能，也为团队带来了显著的价值。</w:t>
+      </w:r>
+    </w:p>
+    <w:p>
+      <w:pPr>
+        <w:pStyle w:val="a4"/>
+        <w:rPr>
+          <w:rFonts w:asciiTheme="minorEastAsia" w:eastAsiaTheme="minorEastAsia" w:hAnsiTheme="minorEastAsia" w:hint="eastAsia"/>
+          <w:bCs/>
+          <w:color w:val="000000"/>
+          <w:sz w:val="21"/>
+          <w:szCs w:val="21"/>
+        </w:rPr>
+      </w:pPr>
+      <w:r>
+        <w:rPr>
+          <w:rFonts w:asciiTheme="minorEastAsia" w:eastAsiaTheme="minorEastAsia" w:hAnsiTheme="minorEastAsia" w:hint="eastAsia"/>
+          <w:bCs/>
+          <w:color w:val="000000"/>
+          <w:sz w:val="21"/>
+          <w:szCs w:val="21"/>
+        </w:rPr>
+        <w:t xml:space="preserve"> 二、工作成就</w:t>
+      </w:r>
+    </w:p>
+    <w:p>
+      <w:pPr>
+        <w:pStyle w:val="a4"/>
+        <w:rPr>
+          <w:rFonts w:asciiTheme="minorEastAsia" w:eastAsiaTheme="minorEastAsia" w:hAnsiTheme="minorEastAsia"/>
+          <w:bCs/>
+          <w:color w:val="000000"/>
+          <w:sz w:val="21"/>
+          <w:szCs w:val="21"/>
+        </w:rPr>
+      </w:pPr>
+      <w:r>
+        <w:rPr>
+          <w:rFonts w:asciiTheme="minorEastAsia" w:eastAsiaTheme="minorEastAsia" w:hAnsiTheme="minorEastAsia" w:hint="eastAsia"/>
+          <w:bCs/>
+          <w:color w:val="000000"/>
+          <w:sz w:val="21"/>
+          <w:szCs w:val="21"/>
+        </w:rPr>
+        <w:t>我参与</w:t>
+      </w:r>
+      <w:r>
+        <w:rPr>
+          <w:rFonts w:asciiTheme="minorEastAsia" w:eastAsiaTheme="minorEastAsia" w:hAnsiTheme="minorEastAsia" w:hint="eastAsia"/>
+          <w:bCs/>
+          <w:color w:val="000000"/>
+          <w:sz w:val="21"/>
+          <w:szCs w:val="21"/>
+        </w:rPr>
+        <w:t>了</w:t>
+      </w:r>
+      <w:r>
+        <w:rPr>
+          <w:rFonts w:asciiTheme="minorEastAsia" w:eastAsiaTheme="minorEastAsia" w:hAnsiTheme="minorEastAsia" w:hint="eastAsia"/>
+          <w:bCs/>
+          <w:color w:val="000000"/>
+          <w:sz w:val="21"/>
+          <w:szCs w:val="21"/>
+        </w:rPr>
+        <w:t>溪市人民医院护理管理系统、博白县人民医院护理管理系统、南宁福利院护理系统、玉林市第一人民医院护理管理系统</w:t>
+      </w:r>
+      <w:r>
+        <w:rPr>
+          <w:rFonts w:asciiTheme="minorEastAsia" w:eastAsiaTheme="minorEastAsia" w:hAnsiTheme="minorEastAsia" w:hint="eastAsia"/>
+          <w:bCs/>
+          <w:color w:val="000000"/>
+          <w:sz w:val="21"/>
+          <w:szCs w:val="21"/>
+        </w:rPr>
+        <w:t>等</w:t>
+      </w:r>
+      <w:r>
+        <w:rPr>
+          <w:rFonts w:asciiTheme="minorEastAsia" w:eastAsiaTheme="minorEastAsia" w:hAnsiTheme="minorEastAsia" w:hint="eastAsia"/>
+          <w:bCs/>
+          <w:color w:val="000000"/>
+          <w:sz w:val="21"/>
+          <w:szCs w:val="21"/>
+        </w:rPr>
+        <w:t>项目的开发和维护工作，包括但不限于</w:t>
+      </w:r>
+      <w:r>
+        <w:rPr>
+          <w:rFonts w:asciiTheme="minorEastAsia" w:eastAsiaTheme="minorEastAsia" w:hAnsiTheme="minorEastAsia" w:hint="eastAsia"/>
+          <w:bCs/>
+          <w:color w:val="000000"/>
+          <w:sz w:val="21"/>
+          <w:szCs w:val="21"/>
+        </w:rPr>
+        <w:t>护长日常管理、护理培训管理、护理论文管理、护士培训手册、护理教学管理、护理质量管理、护理人员档案管理、护理敏感质量指标</w:t>
+      </w:r>
+      <w:r>
+        <w:rPr>
+          <w:rFonts w:asciiTheme="minorEastAsia" w:eastAsiaTheme="minorEastAsia" w:hAnsiTheme="minorEastAsia" w:hint="eastAsia"/>
+          <w:bCs/>
+          <w:color w:val="000000"/>
+          <w:sz w:val="21"/>
+          <w:szCs w:val="21"/>
+        </w:rPr>
+        <w:t>、</w:t>
+      </w:r>
+      <w:r>
+        <w:rPr>
+          <w:rFonts w:asciiTheme="minorEastAsia" w:eastAsiaTheme="minorEastAsia" w:hAnsiTheme="minorEastAsia" w:hint="eastAsia"/>
+          <w:bCs/>
+          <w:color w:val="000000"/>
+          <w:sz w:val="21"/>
+          <w:szCs w:val="21"/>
+        </w:rPr>
+        <w:t>护理流程管理</w:t>
+      </w:r>
+      <w:r>
+        <w:rPr>
+          <w:rFonts w:asciiTheme="minorEastAsia" w:eastAsiaTheme="minorEastAsia" w:hAnsiTheme="minorEastAsia" w:hint="eastAsia"/>
+          <w:bCs/>
+          <w:color w:val="000000"/>
+          <w:sz w:val="21"/>
+          <w:szCs w:val="21"/>
+        </w:rPr>
+        <w:t>等。这些项目均按时按质完成，并得到了用</w:t>
+      </w:r>
+      <w:r>
+        <w:rPr>
+          <w:rFonts w:asciiTheme="minorEastAsia" w:eastAsiaTheme="minorEastAsia" w:hAnsiTheme="minorEastAsia" w:hint="eastAsia"/>
+          <w:bCs/>
+          <w:color w:val="000000"/>
+          <w:sz w:val="21"/>
+          <w:szCs w:val="21"/>
+        </w:rPr>
+        <w:t>户的良好</w:t>
+      </w:r>
+      <w:r>
+        <w:rPr>
+          <w:rFonts w:asciiTheme="minorEastAsia" w:eastAsiaTheme="minorEastAsia" w:hAnsiTheme="minorEastAsia" w:hint="eastAsia"/>
+          <w:bCs/>
+          <w:color w:val="000000"/>
+          <w:sz w:val="21"/>
+          <w:szCs w:val="21"/>
+        </w:rPr>
+        <w:t>评价。</w:t>
+      </w:r>
+    </w:p>
+    <w:p>
+      <w:pPr>
+        <w:pStyle w:val="a4"/>
+        <w:rPr>
+          <w:rFonts w:asciiTheme="minorEastAsia" w:eastAsiaTheme="minorEastAsia" w:hAnsiTheme="minorEastAsia" w:hint="eastAsia"/>
+          <w:bCs/>
+          <w:color w:val="000000"/>
+          <w:sz w:val="21"/>
+          <w:szCs w:val="21"/>
+        </w:rPr>
+      </w:pPr>
+      <w:r>
+        <w:rPr>
+          <w:rFonts w:asciiTheme="minorEastAsia" w:eastAsiaTheme="minorEastAsia" w:hAnsiTheme="minorEastAsia" w:hint="eastAsia"/>
+          <w:bCs/>
+          <w:color w:val="000000"/>
+          <w:sz w:val="21"/>
+          <w:szCs w:val="21"/>
+        </w:rPr>
+        <w:t>质量保证：积极参与单元测试和集成测试的设计与实施，确保代码质量和系统性能达到预期标准。</w:t>
+      </w:r>
+    </w:p>
+    <w:p>
+      <w:pPr>
+        <w:pStyle w:val="a4"/>
+        <w:rPr>
+          <w:rFonts w:asciiTheme="minorEastAsia" w:eastAsiaTheme="minorEastAsia" w:hAnsiTheme="minorEastAsia" w:hint="eastAsia"/>
+          <w:bCs/>
+          <w:color w:val="000000"/>
+          <w:sz w:val="21"/>
+          <w:szCs w:val="21"/>
+        </w:rPr>
+      </w:pPr>
+      <w:r>
+        <w:rPr>
+          <w:rFonts w:asciiTheme="minorEastAsia" w:eastAsiaTheme="minorEastAsia" w:hAnsiTheme="minorEastAsia" w:hint="eastAsia"/>
+          <w:bCs/>
+          <w:color w:val="000000"/>
+          <w:sz w:val="21"/>
+          <w:szCs w:val="21"/>
+        </w:rPr>
+        <w:t>三、问题分析与改进</w:t>
+      </w:r>
+    </w:p>
+    <w:p>
+      <w:pPr>
+        <w:pStyle w:val="a4"/>
+        <w:rPr>
+          <w:rFonts w:asciiTheme="minorEastAsia" w:eastAsiaTheme="minorEastAsia" w:hAnsiTheme="minorEastAsia"/>
+          <w:bCs/>
+          <w:color w:val="000000"/>
+          <w:sz w:val="21"/>
+          <w:szCs w:val="21"/>
+        </w:rPr>
+      </w:pPr>
+      <w:r>
+        <w:rPr>
+          <w:rFonts w:asciiTheme="minorEastAsia" w:eastAsiaTheme="minorEastAsia" w:hAnsiTheme="minorEastAsia" w:hint="eastAsia"/>
+          <w:bCs/>
+          <w:color w:val="000000"/>
+          <w:sz w:val="21"/>
+          <w:szCs w:val="21"/>
+        </w:rPr>
+        <w:t>1</w:t>
+      </w:r>
+      <w:r>
+        <w:rPr>
+          <w:rFonts w:asciiTheme="minorEastAsia" w:eastAsiaTheme="minorEastAsia" w:hAnsiTheme="minorEastAsia"/>
+          <w:bCs/>
+          <w:color w:val="000000"/>
+          <w:sz w:val="21"/>
+          <w:szCs w:val="21"/>
+        </w:rPr>
+        <w:t>.</w:t>
+      </w:r>
+      <w:r>
+        <w:rPr>
+          <w:rFonts w:asciiTheme="minorEastAsia" w:eastAsiaTheme="minorEastAsia" w:hAnsiTheme="minorEastAsia" w:hint="eastAsia"/>
+          <w:bCs/>
+          <w:color w:val="000000"/>
+          <w:sz w:val="21"/>
+          <w:szCs w:val="21"/>
+        </w:rPr>
+        <w:t>面对复杂的</w:t>
+      </w:r>
+      <w:r>
+        <w:rPr>
+          <w:rFonts w:asciiTheme="minorEastAsia" w:eastAsiaTheme="minorEastAsia" w:hAnsiTheme="minorEastAsia" w:hint="eastAsia"/>
+          <w:bCs/>
+          <w:color w:val="000000"/>
+          <w:sz w:val="21"/>
+          <w:szCs w:val="21"/>
+        </w:rPr>
+        <w:t>代码复用</w:t>
+      </w:r>
+      <w:r>
+        <w:rPr>
+          <w:rFonts w:asciiTheme="minorEastAsia" w:eastAsiaTheme="minorEastAsia" w:hAnsiTheme="minorEastAsia" w:hint="eastAsia"/>
+          <w:bCs/>
+          <w:color w:val="000000"/>
+          <w:sz w:val="21"/>
+          <w:szCs w:val="21"/>
+        </w:rPr>
+        <w:t>技术难题时，我</w:t>
+      </w:r>
+      <w:r>
+        <w:rPr>
+          <w:rFonts w:asciiTheme="minorEastAsia" w:eastAsiaTheme="minorEastAsia" w:hAnsiTheme="minorEastAsia" w:hint="eastAsia"/>
+          <w:bCs/>
+          <w:color w:val="000000"/>
+          <w:sz w:val="21"/>
+          <w:szCs w:val="21"/>
+        </w:rPr>
+        <w:t>能够冷静分析</w:t>
+      </w:r>
+      <w:r>
+        <w:rPr>
+          <w:rFonts w:asciiTheme="minorEastAsia" w:eastAsiaTheme="minorEastAsia" w:hAnsiTheme="minorEastAsia" w:hint="eastAsia"/>
+          <w:bCs/>
+          <w:color w:val="000000"/>
+          <w:sz w:val="21"/>
+          <w:szCs w:val="21"/>
+        </w:rPr>
+        <w:t>，封装出通用的页面功能</w:t>
+      </w:r>
+      <w:r>
+        <w:rPr>
+          <w:rFonts w:asciiTheme="minorEastAsia" w:eastAsiaTheme="minorEastAsia" w:hAnsiTheme="minorEastAsia" w:hint="eastAsia"/>
+          <w:bCs/>
+          <w:color w:val="000000"/>
+          <w:sz w:val="21"/>
+          <w:szCs w:val="21"/>
+        </w:rPr>
+        <w:t>及</w:t>
+      </w:r>
+      <w:r>
+        <w:rPr>
+          <w:rFonts w:asciiTheme="minorEastAsia" w:eastAsiaTheme="minorEastAsia" w:hAnsiTheme="minorEastAsia" w:hint="eastAsia"/>
+          <w:bCs/>
+          <w:color w:val="000000"/>
+          <w:sz w:val="21"/>
+          <w:szCs w:val="21"/>
+        </w:rPr>
+        <w:t>组件</w:t>
+      </w:r>
+      <w:r>
+        <w:rPr>
+          <w:rFonts w:asciiTheme="minorEastAsia" w:eastAsiaTheme="minorEastAsia" w:hAnsiTheme="minorEastAsia" w:hint="eastAsia"/>
+          <w:bCs/>
+          <w:color w:val="000000"/>
+          <w:sz w:val="21"/>
+          <w:szCs w:val="21"/>
+        </w:rPr>
+        <w:t>。</w:t>
+      </w:r>
+    </w:p>
+    <w:p>
+      <w:pPr>
+        <w:pStyle w:val="a4"/>
+        <w:rPr>
+          <w:rFonts w:asciiTheme="minorEastAsia" w:eastAsiaTheme="minorEastAsia" w:hAnsiTheme="minorEastAsia"/>
+          <w:bCs/>
+          <w:color w:val="000000"/>
+          <w:sz w:val="21"/>
+          <w:szCs w:val="21"/>
+        </w:rPr>
+      </w:pPr>
+      <w:r>
+        <w:rPr>
+          <w:rFonts w:asciiTheme="minorEastAsia" w:eastAsiaTheme="minorEastAsia" w:hAnsiTheme="minorEastAsia" w:hint="eastAsia"/>
+          <w:bCs/>
+          <w:color w:val="000000"/>
+          <w:sz w:val="21"/>
+          <w:szCs w:val="21"/>
+        </w:rPr>
+        <w:t>2</w:t>
+      </w:r>
+      <w:r>
+        <w:rPr>
+          <w:rFonts w:asciiTheme="minorEastAsia" w:eastAsiaTheme="minorEastAsia" w:hAnsiTheme="minorEastAsia"/>
+          <w:bCs/>
+          <w:color w:val="000000"/>
+          <w:sz w:val="21"/>
+          <w:szCs w:val="21"/>
+        </w:rPr>
+        <w:t>.面对护理系统列表详情内容导出为word时，出现的</w:t>
+      </w:r>
+      <w:r>
+        <w:rPr>
+          <w:rFonts w:asciiTheme="minorEastAsia" w:eastAsiaTheme="minorEastAsia" w:hAnsiTheme="minorEastAsia"/>
+          <w:bCs/>
+          <w:color w:val="000000"/>
+          <w:sz w:val="21"/>
+          <w:szCs w:val="21"/>
+        </w:rPr>
+        <w:t>项目经理许久都不能解决的</w:t>
+      </w:r>
+      <w:r>
+        <w:rPr>
+          <w:rFonts w:asciiTheme="minorEastAsia" w:eastAsiaTheme="minorEastAsia" w:hAnsiTheme="minorEastAsia"/>
+          <w:bCs/>
+          <w:color w:val="000000"/>
+          <w:sz w:val="21"/>
+          <w:szCs w:val="21"/>
+        </w:rPr>
+        <w:t>电子签名图片无法水平对其</w:t>
+      </w:r>
+      <w:r>
+        <w:rPr>
+          <w:rFonts w:asciiTheme="minorEastAsia" w:eastAsiaTheme="minorEastAsia" w:hAnsiTheme="minorEastAsia"/>
+          <w:bCs/>
+          <w:color w:val="000000"/>
+          <w:sz w:val="21"/>
+          <w:szCs w:val="21"/>
+        </w:rPr>
+        <w:t>问题</w:t>
+      </w:r>
+      <w:r>
+        <w:rPr>
+          <w:rFonts w:asciiTheme="minorEastAsia" w:eastAsiaTheme="minorEastAsia" w:hAnsiTheme="minorEastAsia"/>
+          <w:bCs/>
+          <w:color w:val="000000"/>
+          <w:sz w:val="21"/>
+          <w:szCs w:val="21"/>
+        </w:rPr>
+        <w:t>，</w:t>
+      </w:r>
+      <w:r>
+        <w:rPr>
+          <w:rFonts w:asciiTheme="minorEastAsia" w:eastAsiaTheme="minorEastAsia" w:hAnsiTheme="minorEastAsia"/>
+          <w:bCs/>
+          <w:color w:val="000000"/>
+          <w:sz w:val="21"/>
+          <w:szCs w:val="21"/>
+        </w:rPr>
+        <w:t>我经过细心观察导出word内容，发现了导致问题出现的根本原因是后端接口使用的导出模板工具在导出word文件时无法解析网页的相关</w:t>
+      </w:r>
+      <w:r>
+        <w:rPr>
+          <w:rFonts w:asciiTheme="minorEastAsia" w:eastAsiaTheme="minorEastAsia" w:hAnsiTheme="minorEastAsia"/>
+          <w:bCs/>
+          <w:color w:val="000000"/>
+          <w:sz w:val="21"/>
+          <w:szCs w:val="21"/>
+        </w:rPr>
+        <w:t>css</w:t>
+      </w:r>
+      <w:r>
+        <w:rPr>
+          <w:rFonts w:asciiTheme="minorEastAsia" w:eastAsiaTheme="minorEastAsia" w:hAnsiTheme="minorEastAsia"/>
+          <w:bCs/>
+          <w:color w:val="000000"/>
+          <w:sz w:val="21"/>
+          <w:szCs w:val="21"/>
+        </w:rPr>
+        <w:t>样式，与此同时也找到了使用表格约束图片位置的解决</w:t>
+      </w:r>
+      <w:r>
+        <w:rPr>
+          <w:rFonts w:asciiTheme="minorEastAsia" w:eastAsiaTheme="minorEastAsia" w:hAnsiTheme="minorEastAsia"/>
+          <w:bCs/>
+          <w:color w:val="000000"/>
+          <w:sz w:val="21"/>
+          <w:szCs w:val="21"/>
+        </w:rPr>
+        <w:t>此问题</w:t>
+      </w:r>
+      <w:r>
+        <w:rPr>
+          <w:rFonts w:asciiTheme="minorEastAsia" w:eastAsiaTheme="minorEastAsia" w:hAnsiTheme="minorEastAsia"/>
+          <w:bCs/>
+          <w:color w:val="000000"/>
+          <w:sz w:val="21"/>
+          <w:szCs w:val="21"/>
+        </w:rPr>
+        <w:t>办法。</w:t>
+      </w:r>
+    </w:p>
+    <w:p>
+      <w:pPr>
+        <w:pStyle w:val="a4"/>
+        <w:rPr>
+          <w:rFonts w:asciiTheme="minorEastAsia" w:eastAsiaTheme="minorEastAsia" w:hAnsiTheme="minorEastAsia" w:hint="eastAsia"/>
+          <w:bCs/>
+          <w:color w:val="000000"/>
+          <w:sz w:val="21"/>
+          <w:szCs w:val="21"/>
+        </w:rPr>
+      </w:pPr>
+      <w:r>
+        <w:rPr>
+          <w:rFonts w:asciiTheme="minorEastAsia" w:eastAsiaTheme="minorEastAsia" w:hAnsiTheme="minorEastAsia" w:hint="eastAsia"/>
+          <w:bCs/>
+          <w:color w:val="000000"/>
+          <w:sz w:val="21"/>
+          <w:szCs w:val="21"/>
+        </w:rPr>
+        <w:t>3</w:t>
+      </w:r>
+      <w:r>
+        <w:rPr>
+          <w:rFonts w:asciiTheme="minorEastAsia" w:eastAsiaTheme="minorEastAsia" w:hAnsiTheme="minorEastAsia"/>
+          <w:bCs/>
+          <w:color w:val="000000"/>
+          <w:sz w:val="21"/>
+          <w:szCs w:val="21"/>
+        </w:rPr>
+        <w:t>.项目代码版本控制问题，</w:t>
+      </w:r>
+      <w:r>
+        <w:rPr>
+          <w:rFonts w:asciiTheme="minorEastAsia" w:eastAsiaTheme="minorEastAsia" w:hAnsiTheme="minorEastAsia"/>
+          <w:bCs/>
+          <w:color w:val="000000"/>
+          <w:sz w:val="21"/>
+          <w:szCs w:val="21"/>
+        </w:rPr>
+        <w:t>在进行项目的小组协同开发时，总是不经意间出现代码被覆盖问题，通过细心查找发现，当在同级有多个目录时，如果某个目录的文件存在修改且暂存的内容为提交而直接拉取线上新代码分支时，这个目录的代码拉取失败，导致再提交时线上新代码内容被覆盖，由此，我总结出了在提交代码时要仔细检查是否所有目录文件是否拉取最新代码。</w:t>
+      </w:r>
+      <w:bookmarkStart w:id="0" w:name="_GoBack"/>
+      <w:bookmarkEnd w:id="0"/>
+    </w:p>
+    <w:p>
+      <w:pPr>
+        <w:pStyle w:val="a4"/>
+        <w:rPr>
+          <w:rFonts w:asciiTheme="minorEastAsia" w:eastAsiaTheme="minorEastAsia" w:hAnsiTheme="minorEastAsia"/>
+          <w:bCs/>
+          <w:color w:val="000000"/>
+          <w:sz w:val="21"/>
+          <w:szCs w:val="21"/>
+        </w:rPr>
+      </w:pPr>
+      <w:r>
+        <w:rPr>
+          <w:rFonts w:asciiTheme="minorEastAsia" w:eastAsiaTheme="minorEastAsia" w:hAnsiTheme="minorEastAsia" w:hint="eastAsia"/>
+          <w:bCs/>
+          <w:color w:val="000000"/>
+          <w:sz w:val="21"/>
+          <w:szCs w:val="21"/>
+        </w:rPr>
+        <w:t xml:space="preserve"> 三、面临的挑战 尽管取得了一定的成绩，但过去的一年中也不乏困难和挫折。其中最大的挑战之一是保持技术的先进性与业务需求之间的平衡。随着新技术层出不穷，如何选择最合适的工具来满足医疗行业的特殊需求是一个持续的课题。 另一个挑战是如何有效地与其他部门进行沟通和协作。由于医疗行业涉及多个专业领域，因此跨职能合作变得尤为重要。在这方面，我努力提升自己的沟通技巧，以更好地理解各方的需求，并在项目中扮演桥梁的角色。</w:t>
+      </w:r>
+    </w:p>
+    <w:p>
+      <w:pPr>
+        <w:pStyle w:val="a4"/>
+        <w:rPr>
+          <w:rFonts w:asciiTheme="minorEastAsia" w:eastAsiaTheme="minorEastAsia" w:hAnsiTheme="minorEastAsia"/>
+          <w:bCs/>
+          <w:color w:val="000000"/>
+          <w:sz w:val="21"/>
+          <w:szCs w:val="21"/>
+        </w:rPr>
+      </w:pPr>
+      <w:r>
+        <w:rPr>
+          <w:rFonts w:asciiTheme="minorEastAsia" w:eastAsiaTheme="minorEastAsia" w:hAnsiTheme="minorEastAsia" w:hint="eastAsia"/>
+          <w:bCs/>
+          <w:color w:val="000000"/>
+          <w:sz w:val="21"/>
+          <w:szCs w:val="21"/>
+        </w:rPr>
+        <w:t xml:space="preserve"> 四、学习与发展 为了应对上述挑战，我投入大量时间用于个人成长和发展。这包括阅读相关领域的书籍和文章、参加线上课程和研讨会，以及实践新学到的知识和技能。 特别值得一提的是，我在今年获得了AWS认证的云服务架构师资格证书，这对于我进一步深化云计算方面的专业知识具有重要意义。</w:t>
+      </w:r>
+    </w:p>
+    <w:p>
+      <w:pPr>
+        <w:pStyle w:val="a4"/>
+        <w:rPr>
+          <w:rFonts w:asciiTheme="minorEastAsia" w:eastAsiaTheme="minorEastAsia" w:hAnsiTheme="minorEastAsia" w:hint="eastAsia"/>
+          <w:bCs/>
+          <w:color w:val="000000"/>
+          <w:sz w:val="21"/>
+          <w:szCs w:val="21"/>
+        </w:rPr>
+      </w:pPr>
+      <w:r>
+        <w:rPr>
+          <w:rFonts w:asciiTheme="minorEastAsia" w:eastAsiaTheme="minorEastAsia" w:hAnsiTheme="minorEastAsia" w:hint="eastAsia"/>
+          <w:bCs/>
+          <w:color w:val="000000"/>
+          <w:sz w:val="21"/>
+          <w:szCs w:val="21"/>
+        </w:rPr>
+        <w:t xml:space="preserve"> 五、未来规划 展望新的一年，我计划继续专注于以下几个方向：</w:t>
+      </w:r>
+    </w:p>
+    <w:p>
+      <w:pPr>
+        <w:pStyle w:val="a4"/>
+        <w:rPr>
+          <w:rFonts w:asciiTheme="minorEastAsia" w:eastAsiaTheme="minorEastAsia" w:hAnsiTheme="minorEastAsia" w:hint="eastAsia"/>
+          <w:bCs/>
+          <w:color w:val="000000"/>
+          <w:sz w:val="21"/>
+          <w:szCs w:val="21"/>
+        </w:rPr>
+      </w:pPr>
+      <w:r>
+        <w:rPr>
+          <w:rFonts w:asciiTheme="minorEastAsia" w:eastAsiaTheme="minorEastAsia" w:hAnsiTheme="minorEastAsia" w:hint="eastAsia"/>
+          <w:bCs/>
+          <w:color w:val="000000"/>
+          <w:sz w:val="21"/>
+          <w:szCs w:val="21"/>
+        </w:rPr>
+        <w:lastRenderedPageBreak/>
+        <w:t>技术创新：探索人工智能、大数据分析等新兴技术在医疗护理系统中的应用潜力。</w:t>
+      </w:r>
+    </w:p>
+    <w:p>
+      <w:pPr>
+        <w:pStyle w:val="a4"/>
+        <w:rPr>
+          <w:rFonts w:asciiTheme="minorEastAsia" w:eastAsiaTheme="minorEastAsia" w:hAnsiTheme="minorEastAsia"/>
+          <w:bCs/>
+          <w:color w:val="000000"/>
+          <w:sz w:val="21"/>
+          <w:szCs w:val="21"/>
+        </w:rPr>
+      </w:pPr>
+      <w:r>
+        <w:rPr>
+          <w:rFonts w:asciiTheme="minorEastAsia" w:eastAsiaTheme="minorEastAsia" w:hAnsiTheme="minorEastAsia" w:hint="eastAsia"/>
+          <w:bCs/>
+          <w:color w:val="000000"/>
+          <w:sz w:val="21"/>
+          <w:szCs w:val="21"/>
+        </w:rPr>
+        <w:t>团队建设：加强团队内部的凝聚力，促进知识共享和团队文化的形成。</w:t>
+      </w:r>
+    </w:p>
+    <w:p>
+      <w:pPr>
+        <w:pStyle w:val="a4"/>
+        <w:rPr>
+          <w:rFonts w:asciiTheme="minorEastAsia" w:eastAsiaTheme="minorEastAsia" w:hAnsiTheme="minorEastAsia" w:hint="eastAsia"/>
+          <w:bCs/>
+          <w:color w:val="000000"/>
+          <w:sz w:val="21"/>
+          <w:szCs w:val="21"/>
+        </w:rPr>
+      </w:pPr>
+      <w:r>
+        <w:rPr>
+          <w:rFonts w:asciiTheme="minorEastAsia" w:eastAsiaTheme="minorEastAsia" w:hAnsiTheme="minorEastAsia" w:hint="eastAsia"/>
+          <w:bCs/>
+          <w:color w:val="000000"/>
+          <w:sz w:val="21"/>
+          <w:szCs w:val="21"/>
+        </w:rPr>
+        <w:t>技术革新：通过引入最新的前端框架React.js，我们成功地提升了系统的响应速度和用户体验。此外，我还推动了后端服务的微服务架构改造，提高了系统的可扩展性和稳定性。</w:t>
+      </w:r>
+    </w:p>
+    <w:p>
+      <w:pPr>
+        <w:pStyle w:val="a4"/>
+        <w:rPr>
+          <w:rFonts w:asciiTheme="minorEastAsia" w:eastAsiaTheme="minorEastAsia" w:hAnsiTheme="minorEastAsia" w:hint="eastAsia"/>
+          <w:bCs/>
+          <w:color w:val="000000"/>
+          <w:sz w:val="21"/>
+          <w:szCs w:val="21"/>
+        </w:rPr>
+      </w:pPr>
+      <w:r>
+        <w:rPr>
+          <w:rFonts w:asciiTheme="minorEastAsia" w:eastAsiaTheme="minorEastAsia" w:hAnsiTheme="minorEastAsia" w:hint="eastAsia"/>
+          <w:bCs/>
+          <w:color w:val="000000"/>
+          <w:sz w:val="21"/>
+          <w:szCs w:val="21"/>
+        </w:rPr>
+        <w:t>知识分享：定期组织内部培训和技术交流会议，帮助团队成员共同进步。我的贡献也体现在对新人的指导上，帮助他们快速适应新的工作环境和技术栈。</w:t>
+      </w:r>
+    </w:p>
+    <w:p>
+      <w:pPr>
+        <w:pStyle w:val="a4"/>
+        <w:rPr>
+          <w:rFonts w:asciiTheme="minorEastAsia" w:eastAsiaTheme="minorEastAsia" w:hAnsiTheme="minorEastAsia" w:hint="eastAsia"/>
+          <w:bCs/>
+          <w:color w:val="000000"/>
+          <w:sz w:val="21"/>
+          <w:szCs w:val="21"/>
+        </w:rPr>
+      </w:pPr>
+    </w:p>
+    <w:p>
+      <w:pPr>
+        <w:pStyle w:val="a4"/>
+        <w:rPr>
+          <w:rFonts w:ascii="PingFang SC" w:hAnsi="PingFang SC" w:hint="eastAsia"/>
           <w:b/>
           <w:bCs/>
           <w:color w:val="000000"/>
-          <w:kern w:val="0"/>
           <w:sz w:val="36"/>
           <w:szCs w:val="36"/>
         </w:rPr>
       </w:pPr>
       <w:r>
         <w:rPr>
-          <w:rFonts w:ascii="PingFang SC" w:eastAsia="宋体" w:hAnsi="PingFang SC" w:cs="宋体"/>
+          <w:rFonts w:asciiTheme="minorEastAsia" w:eastAsiaTheme="minorEastAsia" w:hAnsiTheme="minorEastAsia" w:hint="eastAsia"/>
+          <w:bCs/>
+          <w:color w:val="000000"/>
+          <w:sz w:val="21"/>
+          <w:szCs w:val="21"/>
+        </w:rPr>
+        <w:t>职业发展：考虑向更高级别的职位迈进，如技术主管或项目经理，以便承担更多的责任和挑战。 六、结语 总的来说，过去的这一年是我职业生涯中的一个重要里程碑。它不仅让我积累了宝贵的经验，还为我未来的道路奠定了坚实的基础。我相信，在新的一年里，我会继续保持热情和专注，不断追求卓越，并为实现我们的共同目标做出更大的贡献</w:t>
+      </w:r>
+      <w:r>
+        <w:rPr>
+          <w:rFonts w:ascii="PingFang SC" w:hAnsi="PingFang SC" w:hint="eastAsia"/>
           <w:b/>
           <w:bCs/>
           <w:color w:val="000000"/>
-          <w:kern w:val="0"/>
           <w:sz w:val="36"/>
           <w:szCs w:val="36"/>
         </w:rPr>
-        <w:t>一、引言</w:t>
+        <w:t>。</w:t>
       </w:r>
     </w:p>
     <w:p>
       <w:pPr>
-        <w:widowControl/>
-        <w:numPr>
-          <w:ilvl w:val="0"/>
-          <w:numId w:val="2"/>
-        </w:numPr>
-        <w:shd w:val="clear" w:color="auto" w:fill="F4F5F9"/>
-        <w:spacing w:before="100" w:beforeAutospacing="1" w:after="100" w:afterAutospacing="1"/>
-        <w:jc w:val="left"/>
-        <w:rPr>
-          <w:rFonts w:ascii="PingFang SC" w:eastAsia="宋体" w:hAnsi="PingFang SC" w:cs="宋体"/>
-          <w:color w:val="000000"/>
-          <w:kern w:val="0"/>
-          <w:szCs w:val="21"/>
-        </w:rPr>
-      </w:pPr>
-      <w:r>
-        <w:rPr>
-          <w:rFonts w:ascii="PingFang SC" w:eastAsia="宋体" w:hAnsi="PingFang SC" w:cs="宋体"/>
-          <w:b/>
-          <w:bCs/>
-          <w:color w:val="000000"/>
-          <w:kern w:val="0"/>
-          <w:szCs w:val="21"/>
-        </w:rPr>
-        <w:t>个人角色</w:t>
-      </w:r>
-      <w:r>
-        <w:rPr>
-          <w:rFonts w:ascii="PingFang SC" w:eastAsia="宋体" w:hAnsi="PingFang SC" w:cs="宋体"/>
-          <w:color w:val="000000"/>
-          <w:kern w:val="0"/>
-          <w:szCs w:val="21"/>
-        </w:rPr>
-        <w:t>：简要说明你在项目中的具体职责。</w:t>
-      </w:r>
-    </w:p>
-    <w:p>
-      <w:pPr>
-        <w:widowControl/>
-        <w:numPr>
-          <w:ilvl w:val="0"/>
-          <w:numId w:val="2"/>
-        </w:numPr>
-        <w:shd w:val="clear" w:color="auto" w:fill="F4F5F9"/>
-        <w:spacing w:before="100" w:beforeAutospacing="1" w:after="100" w:afterAutospacing="1"/>
-        <w:jc w:val="left"/>
-        <w:rPr>
-          <w:rFonts w:ascii="PingFang SC" w:eastAsia="宋体" w:hAnsi="PingFang SC" w:cs="宋体"/>
-          <w:color w:val="000000"/>
-          <w:kern w:val="0"/>
-          <w:szCs w:val="21"/>
-        </w:rPr>
-      </w:pPr>
-      <w:r>
-        <w:rPr>
-          <w:rFonts w:ascii="PingFang SC" w:eastAsia="宋体" w:hAnsi="PingFang SC" w:cs="宋体"/>
-          <w:b/>
-          <w:bCs/>
-          <w:color w:val="000000"/>
-          <w:kern w:val="0"/>
-          <w:szCs w:val="21"/>
-        </w:rPr>
-        <w:t>项目背景</w:t>
-      </w:r>
-      <w:r>
-        <w:rPr>
-          <w:rFonts w:ascii="PingFang SC" w:eastAsia="宋体" w:hAnsi="PingFang SC" w:cs="宋体"/>
-          <w:color w:val="000000"/>
-          <w:kern w:val="0"/>
-          <w:szCs w:val="21"/>
-        </w:rPr>
-        <w:t>：简述项目的目标和重要性。</w:t>
-      </w:r>
-    </w:p>
-    <w:p>
-      <w:pPr>
-        <w:widowControl/>
-        <w:numPr>
-          <w:ilvl w:val="0"/>
-          <w:numId w:val="2"/>
-        </w:numPr>
-        <w:shd w:val="clear" w:color="auto" w:fill="F4F5F9"/>
-        <w:spacing w:before="100" w:beforeAutospacing="1" w:after="100" w:afterAutospacing="1"/>
-        <w:jc w:val="left"/>
-        <w:rPr>
-          <w:rFonts w:ascii="PingFang SC" w:eastAsia="宋体" w:hAnsi="PingFang SC" w:cs="宋体"/>
-          <w:color w:val="000000"/>
-          <w:kern w:val="0"/>
-          <w:szCs w:val="21"/>
-        </w:rPr>
-      </w:pPr>
-      <w:r>
-        <w:rPr>
-          <w:rFonts w:ascii="PingFang SC" w:eastAsia="宋体" w:hAnsi="PingFang SC" w:cs="宋体"/>
-          <w:b/>
-          <w:bCs/>
-          <w:color w:val="000000"/>
-          <w:kern w:val="0"/>
-          <w:szCs w:val="21"/>
-        </w:rPr>
-        <w:t>时间范围</w:t>
-      </w:r>
-      <w:r>
-        <w:rPr>
-          <w:rFonts w:ascii="PingFang SC" w:eastAsia="宋体" w:hAnsi="PingFang SC" w:cs="宋体"/>
-          <w:color w:val="000000"/>
-          <w:kern w:val="0"/>
-          <w:szCs w:val="21"/>
-        </w:rPr>
-        <w:t>：指出总结涵盖的时间段。</w:t>
-      </w:r>
-    </w:p>
-    <w:p>
-      <w:pPr>
-        <w:widowControl/>
-        <w:shd w:val="clear" w:color="auto" w:fill="F4F5F9"/>
-        <w:spacing w:before="100" w:beforeAutospacing="1" w:after="100" w:afterAutospacing="1"/>
-        <w:jc w:val="left"/>
-        <w:outlineLvl w:val="1"/>
-        <w:rPr>
-          <w:rFonts w:ascii="PingFang SC" w:eastAsia="宋体" w:hAnsi="PingFang SC" w:cs="宋体"/>
-          <w:b/>
-          <w:bCs/>
-          <w:color w:val="000000"/>
-          <w:kern w:val="0"/>
-          <w:sz w:val="36"/>
-          <w:szCs w:val="36"/>
-        </w:rPr>
-      </w:pPr>
-      <w:r>
-        <w:rPr>
-          <w:rFonts w:ascii="PingFang SC" w:eastAsia="宋体" w:hAnsi="PingFang SC" w:cs="宋体"/>
-          <w:b/>
-          <w:bCs/>
-          <w:color w:val="000000"/>
-          <w:kern w:val="0"/>
-          <w:sz w:val="36"/>
-          <w:szCs w:val="36"/>
-        </w:rPr>
-        <w:t>二、主要任务与成就</w:t>
-      </w:r>
-    </w:p>
-    <w:p>
-      <w:pPr>
-        <w:widowControl/>
-        <w:shd w:val="clear" w:color="auto" w:fill="F4F5F9"/>
-        <w:spacing w:before="100" w:beforeAutospacing="1" w:after="100" w:afterAutospacing="1"/>
-        <w:jc w:val="left"/>
-        <w:outlineLvl w:val="2"/>
-        <w:rPr>
-          <w:rFonts w:ascii="PingFang SC" w:eastAsia="宋体" w:hAnsi="PingFang SC" w:cs="宋体"/>
-          <w:b/>
-          <w:bCs/>
-          <w:color w:val="000000"/>
-          <w:kern w:val="0"/>
-          <w:sz w:val="27"/>
-          <w:szCs w:val="27"/>
-        </w:rPr>
-      </w:pPr>
-      <w:r>
-        <w:rPr>
-          <w:rFonts w:ascii="PingFang SC" w:eastAsia="宋体" w:hAnsi="PingFang SC" w:cs="宋体"/>
-          <w:b/>
-          <w:bCs/>
-          <w:color w:val="000000"/>
-          <w:kern w:val="0"/>
-          <w:sz w:val="27"/>
-          <w:szCs w:val="27"/>
-        </w:rPr>
-        <w:t xml:space="preserve">1. </w:t>
-      </w:r>
-      <w:r>
-        <w:rPr>
-          <w:rFonts w:ascii="PingFang SC" w:eastAsia="宋体" w:hAnsi="PingFang SC" w:cs="宋体"/>
-          <w:b/>
-          <w:bCs/>
-          <w:color w:val="000000"/>
-          <w:kern w:val="0"/>
-          <w:sz w:val="27"/>
-          <w:szCs w:val="27"/>
-        </w:rPr>
-        <w:t>技术实现与编码工作</w:t>
-      </w:r>
-    </w:p>
-    <w:p>
-      <w:pPr>
-        <w:widowControl/>
-        <w:numPr>
-          <w:ilvl w:val="0"/>
-          <w:numId w:val="3"/>
-        </w:numPr>
-        <w:shd w:val="clear" w:color="auto" w:fill="F4F5F9"/>
-        <w:spacing w:before="100" w:beforeAutospacing="1" w:after="100" w:afterAutospacing="1"/>
-        <w:jc w:val="left"/>
-        <w:rPr>
-          <w:rFonts w:ascii="PingFang SC" w:eastAsia="宋体" w:hAnsi="PingFang SC" w:cs="宋体"/>
-          <w:color w:val="000000"/>
-          <w:kern w:val="0"/>
-          <w:szCs w:val="21"/>
-        </w:rPr>
-      </w:pPr>
-      <w:r>
-        <w:rPr>
-          <w:rFonts w:ascii="PingFang SC" w:eastAsia="宋体" w:hAnsi="PingFang SC" w:cs="宋体"/>
-          <w:b/>
-          <w:bCs/>
-          <w:color w:val="000000"/>
-          <w:kern w:val="0"/>
-          <w:szCs w:val="21"/>
-        </w:rPr>
-        <w:t>核心模块开发</w:t>
-      </w:r>
-      <w:r>
-        <w:rPr>
-          <w:rFonts w:ascii="PingFang SC" w:eastAsia="宋体" w:hAnsi="PingFang SC" w:cs="宋体"/>
-          <w:color w:val="000000"/>
-          <w:kern w:val="0"/>
-          <w:szCs w:val="21"/>
-        </w:rPr>
-        <w:t>：列出你负责的核心模块及其关键功能。</w:t>
-      </w:r>
-    </w:p>
-    <w:p>
-      <w:pPr>
-        <w:widowControl/>
-        <w:numPr>
-          <w:ilvl w:val="0"/>
-          <w:numId w:val="3"/>
-        </w:numPr>
-        <w:shd w:val="clear" w:color="auto" w:fill="F4F5F9"/>
-        <w:spacing w:before="100" w:beforeAutospacing="1" w:after="100" w:afterAutospacing="1"/>
-        <w:jc w:val="left"/>
-        <w:rPr>
-          <w:rFonts w:ascii="PingFang SC" w:eastAsia="宋体" w:hAnsi="PingFang SC" w:cs="宋体"/>
-          <w:color w:val="000000"/>
-          <w:kern w:val="0"/>
-          <w:szCs w:val="21"/>
-        </w:rPr>
-      </w:pPr>
-      <w:r>
-        <w:rPr>
-          <w:rFonts w:ascii="PingFang SC" w:eastAsia="宋体" w:hAnsi="PingFang SC" w:cs="宋体"/>
-          <w:b/>
-          <w:bCs/>
-          <w:color w:val="000000"/>
-          <w:kern w:val="0"/>
-          <w:szCs w:val="21"/>
-        </w:rPr>
-        <w:t>代码质量保证</w:t>
-      </w:r>
-      <w:r>
-        <w:rPr>
-          <w:rFonts w:ascii="PingFang SC" w:eastAsia="宋体" w:hAnsi="PingFang SC" w:cs="宋体"/>
-          <w:color w:val="000000"/>
-          <w:kern w:val="0"/>
-          <w:szCs w:val="21"/>
-        </w:rPr>
-        <w:t>：说明如何确保代码的质量和可读性。</w:t>
-      </w:r>
-    </w:p>
-    <w:p>
-      <w:pPr>
-        <w:widowControl/>
-        <w:numPr>
-          <w:ilvl w:val="0"/>
-          <w:numId w:val="3"/>
-        </w:numPr>
-        <w:shd w:val="clear" w:color="auto" w:fill="F4F5F9"/>
-        <w:spacing w:before="100" w:beforeAutospacing="1" w:after="100" w:afterAutospacing="1"/>
-        <w:jc w:val="left"/>
-        <w:rPr>
-          <w:rFonts w:ascii="PingFang SC" w:eastAsia="宋体" w:hAnsi="PingFang SC" w:cs="宋体"/>
-          <w:color w:val="000000"/>
-          <w:kern w:val="0"/>
-          <w:szCs w:val="21"/>
-        </w:rPr>
-      </w:pPr>
-      <w:r>
-        <w:rPr>
-          <w:rFonts w:ascii="PingFang SC" w:eastAsia="宋体" w:hAnsi="PingFang SC" w:cs="宋体"/>
-          <w:b/>
-          <w:bCs/>
-          <w:color w:val="000000"/>
-          <w:kern w:val="0"/>
-          <w:szCs w:val="21"/>
-        </w:rPr>
-        <w:t>问题解决能力</w:t>
-      </w:r>
-      <w:r>
-        <w:rPr>
-          <w:rFonts w:ascii="PingFang SC" w:eastAsia="宋体" w:hAnsi="PingFang SC" w:cs="宋体"/>
-          <w:color w:val="000000"/>
-          <w:kern w:val="0"/>
-          <w:szCs w:val="21"/>
-        </w:rPr>
-        <w:t>：举例说明遇到的技术难题及解决方案。</w:t>
-      </w:r>
-    </w:p>
-    <w:p>
-      <w:pPr>
-        <w:widowControl/>
-        <w:numPr>
-          <w:ilvl w:val="0"/>
-          <w:numId w:val="3"/>
-        </w:numPr>
-        <w:shd w:val="clear" w:color="auto" w:fill="F4F5F9"/>
-        <w:spacing w:before="100" w:beforeAutospacing="1" w:after="100" w:afterAutospacing="1"/>
-        <w:jc w:val="left"/>
-        <w:rPr>
-          <w:rFonts w:ascii="PingFang SC" w:eastAsia="宋体" w:hAnsi="PingFang SC" w:cs="宋体"/>
-          <w:color w:val="000000"/>
-          <w:kern w:val="0"/>
-          <w:szCs w:val="21"/>
-        </w:rPr>
-      </w:pPr>
-      <w:r>
-        <w:rPr>
-          <w:rFonts w:ascii="PingFang SC" w:eastAsia="宋体" w:hAnsi="PingFang SC" w:cs="宋体"/>
-          <w:b/>
-          <w:bCs/>
-          <w:color w:val="000000"/>
-          <w:kern w:val="0"/>
-          <w:szCs w:val="21"/>
-        </w:rPr>
-        <w:t>自动化测试</w:t>
-      </w:r>
-      <w:r>
-        <w:rPr>
-          <w:rFonts w:ascii="PingFang SC" w:eastAsia="宋体" w:hAnsi="PingFang SC" w:cs="宋体"/>
-          <w:color w:val="000000"/>
-          <w:kern w:val="0"/>
-          <w:szCs w:val="21"/>
-        </w:rPr>
-        <w:t>：描述你参与编写的单元测试、集成测试等自动化测试用例。</w:t>
-      </w:r>
-    </w:p>
-    <w:p>
-      <w:pPr>
-        <w:widowControl/>
-        <w:shd w:val="clear" w:color="auto" w:fill="F4F5F9"/>
-        <w:spacing w:before="100" w:beforeAutospacing="1" w:after="100" w:afterAutospacing="1"/>
-        <w:jc w:val="left"/>
-        <w:outlineLvl w:val="2"/>
-        <w:rPr>
-          <w:rFonts w:ascii="PingFang SC" w:eastAsia="宋体" w:hAnsi="PingFang SC" w:cs="宋体"/>
-          <w:b/>
-          <w:bCs/>
-          <w:color w:val="000000"/>
-          <w:kern w:val="0"/>
-          <w:sz w:val="27"/>
-          <w:szCs w:val="27"/>
-        </w:rPr>
-      </w:pPr>
-      <w:r>
-        <w:rPr>
-          <w:rFonts w:ascii="PingFang SC" w:eastAsia="宋体" w:hAnsi="PingFang SC" w:cs="宋体"/>
-          <w:b/>
-          <w:bCs/>
-          <w:color w:val="000000"/>
-          <w:kern w:val="0"/>
-          <w:sz w:val="27"/>
-          <w:szCs w:val="27"/>
-        </w:rPr>
-        <w:t xml:space="preserve">2. </w:t>
-      </w:r>
-      <w:r>
-        <w:rPr>
-          <w:rFonts w:ascii="PingFang SC" w:eastAsia="宋体" w:hAnsi="PingFang SC" w:cs="宋体"/>
-          <w:b/>
-          <w:bCs/>
-          <w:color w:val="000000"/>
-          <w:kern w:val="0"/>
-          <w:sz w:val="27"/>
-          <w:szCs w:val="27"/>
-        </w:rPr>
-        <w:t>设计模式与最佳实践的应用</w:t>
-      </w:r>
-    </w:p>
-    <w:p>
-      <w:pPr>
-        <w:widowControl/>
-        <w:numPr>
-          <w:ilvl w:val="0"/>
-          <w:numId w:val="4"/>
-        </w:numPr>
-        <w:shd w:val="clear" w:color="auto" w:fill="F4F5F9"/>
-        <w:spacing w:before="100" w:beforeAutospacing="1" w:after="100" w:afterAutospacing="1"/>
-        <w:jc w:val="left"/>
-        <w:rPr>
-          <w:rFonts w:ascii="PingFang SC" w:eastAsia="宋体" w:hAnsi="PingFang SC" w:cs="宋体"/>
-          <w:color w:val="000000"/>
-          <w:kern w:val="0"/>
-          <w:szCs w:val="21"/>
-        </w:rPr>
-      </w:pPr>
-      <w:r>
-        <w:rPr>
-          <w:rFonts w:ascii="PingFang SC" w:eastAsia="宋体" w:hAnsi="PingFang SC" w:cs="宋体"/>
-          <w:b/>
-          <w:bCs/>
-          <w:color w:val="000000"/>
-          <w:kern w:val="0"/>
-          <w:szCs w:val="21"/>
-        </w:rPr>
-        <w:t>设计原则</w:t>
-      </w:r>
-      <w:r>
-        <w:rPr>
-          <w:rFonts w:ascii="PingFang SC" w:eastAsia="宋体" w:hAnsi="PingFang SC" w:cs="宋体"/>
-          <w:color w:val="000000"/>
-          <w:kern w:val="0"/>
-          <w:szCs w:val="21"/>
-        </w:rPr>
-        <w:t>：阐述你遵循的设计原则（如单一职责原则、开闭原则等）。</w:t>
-      </w:r>
-    </w:p>
-    <w:p>
-      <w:pPr>
-        <w:widowControl/>
-        <w:numPr>
-          <w:ilvl w:val="0"/>
-          <w:numId w:val="4"/>
-        </w:numPr>
-        <w:shd w:val="clear" w:color="auto" w:fill="F4F5F9"/>
-        <w:spacing w:before="100" w:beforeAutospacing="1" w:after="100" w:afterAutospacing="1"/>
-        <w:jc w:val="left"/>
-        <w:rPr>
-          <w:rFonts w:ascii="PingFang SC" w:eastAsia="宋体" w:hAnsi="PingFang SC" w:cs="宋体"/>
-          <w:color w:val="000000"/>
-          <w:kern w:val="0"/>
-          <w:szCs w:val="21"/>
-        </w:rPr>
-      </w:pPr>
-      <w:r>
-        <w:rPr>
-          <w:rFonts w:ascii="PingFang SC" w:eastAsia="宋体" w:hAnsi="PingFang SC" w:cs="宋体"/>
-          <w:b/>
-          <w:bCs/>
-          <w:color w:val="000000"/>
-          <w:kern w:val="0"/>
-          <w:szCs w:val="21"/>
-        </w:rPr>
-        <w:t>框架使用</w:t>
-      </w:r>
-      <w:r>
-        <w:rPr>
-          <w:rFonts w:ascii="PingFang SC" w:eastAsia="宋体" w:hAnsi="PingFang SC" w:cs="宋体"/>
-          <w:color w:val="000000"/>
-          <w:kern w:val="0"/>
-          <w:szCs w:val="21"/>
-        </w:rPr>
-        <w:t>：介绍你使用的编程语言、库或框架，并说明它们的作用。</w:t>
-      </w:r>
-    </w:p>
-    <w:p>
-      <w:pPr>
-        <w:widowControl/>
-        <w:numPr>
-          <w:ilvl w:val="0"/>
-          <w:numId w:val="4"/>
-        </w:numPr>
-        <w:shd w:val="clear" w:color="auto" w:fill="F4F5F9"/>
-        <w:spacing w:before="100" w:beforeAutospacing="1" w:after="100" w:afterAutospacing="1"/>
-        <w:jc w:val="left"/>
-        <w:rPr>
-          <w:rFonts w:ascii="PingFang SC" w:eastAsia="宋体" w:hAnsi="PingFang SC" w:cs="宋体"/>
-          <w:color w:val="000000"/>
-          <w:kern w:val="0"/>
-          <w:szCs w:val="21"/>
-        </w:rPr>
-      </w:pPr>
-      <w:r>
-        <w:rPr>
-          <w:rFonts w:ascii="PingFang SC" w:eastAsia="宋体" w:hAnsi="PingFang SC" w:cs="宋体"/>
-          <w:b/>
-          <w:bCs/>
-          <w:color w:val="000000"/>
-          <w:kern w:val="0"/>
-          <w:szCs w:val="21"/>
-        </w:rPr>
-        <w:t>性能优化</w:t>
-      </w:r>
-      <w:r>
-        <w:rPr>
-          <w:rFonts w:ascii="PingFang SC" w:eastAsia="宋体" w:hAnsi="PingFang SC" w:cs="宋体"/>
-          <w:color w:val="000000"/>
-          <w:kern w:val="0"/>
-          <w:szCs w:val="21"/>
-        </w:rPr>
-        <w:t>：分享你在提高系统响应速度和吞吐量方面的经验。</w:t>
-      </w:r>
-    </w:p>
-    <w:p>
-      <w:pPr>
-        <w:widowControl/>
-        <w:shd w:val="clear" w:color="auto" w:fill="F4F5F9"/>
-        <w:spacing w:before="100" w:beforeAutospacing="1" w:after="100" w:afterAutospacing="1"/>
-        <w:jc w:val="left"/>
-        <w:outlineLvl w:val="2"/>
-        <w:rPr>
-          <w:rFonts w:ascii="PingFang SC" w:eastAsia="宋体" w:hAnsi="PingFang SC" w:cs="宋体"/>
-          <w:b/>
-          <w:bCs/>
-          <w:color w:val="000000"/>
-          <w:kern w:val="0"/>
-          <w:sz w:val="27"/>
-          <w:szCs w:val="27"/>
-        </w:rPr>
-      </w:pPr>
-      <w:r>
-        <w:rPr>
-          <w:rFonts w:ascii="PingFang SC" w:eastAsia="宋体" w:hAnsi="PingFang SC" w:cs="宋体"/>
-          <w:b/>
-          <w:bCs/>
-          <w:color w:val="000000"/>
-          <w:kern w:val="0"/>
-          <w:sz w:val="27"/>
-          <w:szCs w:val="27"/>
-        </w:rPr>
-        <w:t xml:space="preserve">3. </w:t>
-      </w:r>
-      <w:r>
-        <w:rPr>
-          <w:rFonts w:ascii="PingFang SC" w:eastAsia="宋体" w:hAnsi="PingFang SC" w:cs="宋体"/>
-          <w:b/>
-          <w:bCs/>
-          <w:color w:val="000000"/>
-          <w:kern w:val="0"/>
-          <w:sz w:val="27"/>
-          <w:szCs w:val="27"/>
-        </w:rPr>
-        <w:t>团队协作与沟通</w:t>
-      </w:r>
-    </w:p>
-    <w:p>
-      <w:pPr>
-        <w:widowControl/>
-        <w:numPr>
-          <w:ilvl w:val="0"/>
-          <w:numId w:val="5"/>
-        </w:numPr>
-        <w:shd w:val="clear" w:color="auto" w:fill="F4F5F9"/>
-        <w:spacing w:before="100" w:beforeAutospacing="1" w:after="100" w:afterAutospacing="1"/>
-        <w:jc w:val="left"/>
-        <w:rPr>
-          <w:rFonts w:ascii="PingFang SC" w:eastAsia="宋体" w:hAnsi="PingFang SC" w:cs="宋体"/>
-          <w:color w:val="000000"/>
-          <w:kern w:val="0"/>
-          <w:szCs w:val="21"/>
-        </w:rPr>
-      </w:pPr>
-      <w:r>
-        <w:rPr>
-          <w:rFonts w:ascii="PingFang SC" w:eastAsia="宋体" w:hAnsi="PingFang SC" w:cs="宋体"/>
-          <w:b/>
-          <w:bCs/>
-          <w:color w:val="000000"/>
-          <w:kern w:val="0"/>
-          <w:szCs w:val="21"/>
-        </w:rPr>
-        <w:t>跨职能合作</w:t>
-      </w:r>
-      <w:r>
-        <w:rPr>
-          <w:rFonts w:ascii="PingFang SC" w:eastAsia="宋体" w:hAnsi="PingFang SC" w:cs="宋体"/>
-          <w:color w:val="000000"/>
-          <w:kern w:val="0"/>
-          <w:szCs w:val="21"/>
-        </w:rPr>
-        <w:t>：描述与其他部门（如产品管理、</w:t>
-      </w:r>
-      <w:r>
-        <w:rPr>
-          <w:rFonts w:ascii="PingFang SC" w:eastAsia="宋体" w:hAnsi="PingFang SC" w:cs="宋体"/>
-          <w:color w:val="000000"/>
-          <w:kern w:val="0"/>
-          <w:szCs w:val="21"/>
-        </w:rPr>
-        <w:t>UI/UX</w:t>
-      </w:r>
-      <w:r>
-        <w:rPr>
-          <w:rFonts w:ascii="PingFang SC" w:eastAsia="宋体" w:hAnsi="PingFang SC" w:cs="宋体"/>
-          <w:color w:val="000000"/>
-          <w:kern w:val="0"/>
-          <w:szCs w:val="21"/>
-        </w:rPr>
-        <w:t>设计师）的合作经历。</w:t>
-      </w:r>
-    </w:p>
-    <w:p>
-      <w:pPr>
-        <w:widowControl/>
-        <w:numPr>
-          <w:ilvl w:val="0"/>
-          <w:numId w:val="5"/>
-        </w:numPr>
-        <w:shd w:val="clear" w:color="auto" w:fill="F4F5F9"/>
-        <w:spacing w:before="100" w:beforeAutospacing="1" w:after="100" w:afterAutospacing="1"/>
-        <w:jc w:val="left"/>
-        <w:rPr>
-          <w:rFonts w:ascii="PingFang SC" w:eastAsia="宋体" w:hAnsi="PingFang SC" w:cs="宋体"/>
-          <w:color w:val="000000"/>
-          <w:kern w:val="0"/>
-          <w:szCs w:val="21"/>
-        </w:rPr>
-      </w:pPr>
-      <w:r>
-        <w:rPr>
-          <w:rFonts w:ascii="PingFang SC" w:eastAsia="宋体" w:hAnsi="PingFang SC" w:cs="宋体"/>
-          <w:b/>
-          <w:bCs/>
-          <w:color w:val="000000"/>
-          <w:kern w:val="0"/>
-          <w:szCs w:val="21"/>
-        </w:rPr>
-        <w:t>文档撰写</w:t>
-      </w:r>
-      <w:r>
-        <w:rPr>
-          <w:rFonts w:ascii="PingFang SC" w:eastAsia="宋体" w:hAnsi="PingFang SC" w:cs="宋体"/>
-          <w:color w:val="000000"/>
-          <w:kern w:val="0"/>
-          <w:szCs w:val="21"/>
-        </w:rPr>
-        <w:t>：提及你撰写的任何重要文档，例如</w:t>
-      </w:r>
-      <w:r>
-        <w:rPr>
-          <w:rFonts w:ascii="PingFang SC" w:eastAsia="宋体" w:hAnsi="PingFang SC" w:cs="宋体"/>
-          <w:color w:val="000000"/>
-          <w:kern w:val="0"/>
-          <w:szCs w:val="21"/>
-        </w:rPr>
-        <w:t>API</w:t>
-      </w:r>
-      <w:r>
-        <w:rPr>
-          <w:rFonts w:ascii="PingFang SC" w:eastAsia="宋体" w:hAnsi="PingFang SC" w:cs="宋体"/>
-          <w:color w:val="000000"/>
-          <w:kern w:val="0"/>
-          <w:szCs w:val="21"/>
-        </w:rPr>
-        <w:t>文档、部署指南等。</w:t>
-      </w:r>
-    </w:p>
-    <w:p>
-      <w:pPr>
-        <w:widowControl/>
-        <w:numPr>
-          <w:ilvl w:val="0"/>
-          <w:numId w:val="5"/>
-        </w:numPr>
-        <w:shd w:val="clear" w:color="auto" w:fill="F4F5F9"/>
-        <w:spacing w:before="100" w:beforeAutospacing="1" w:after="100" w:afterAutospacing="1"/>
-        <w:jc w:val="left"/>
-        <w:rPr>
-          <w:rFonts w:ascii="PingFang SC" w:eastAsia="宋体" w:hAnsi="PingFang SC" w:cs="宋体"/>
-          <w:color w:val="000000"/>
-          <w:kern w:val="0"/>
-          <w:szCs w:val="21"/>
-        </w:rPr>
-      </w:pPr>
-      <w:r>
-        <w:rPr>
-          <w:rFonts w:ascii="PingFang SC" w:eastAsia="宋体" w:hAnsi="PingFang SC" w:cs="宋体"/>
-          <w:b/>
-          <w:bCs/>
-          <w:color w:val="000000"/>
-          <w:kern w:val="0"/>
-          <w:szCs w:val="21"/>
-        </w:rPr>
-        <w:t>会议与演示</w:t>
-      </w:r>
-      <w:r>
-        <w:rPr>
-          <w:rFonts w:ascii="PingFang SC" w:eastAsia="宋体" w:hAnsi="PingFang SC" w:cs="宋体"/>
-          <w:color w:val="000000"/>
-          <w:kern w:val="0"/>
-          <w:szCs w:val="21"/>
-        </w:rPr>
-        <w:t>：记录参加的重要会议和向同事或客户展示工作的次数和效果。</w:t>
-      </w:r>
-    </w:p>
-    <w:p>
-      <w:pPr>
-        <w:widowControl/>
-        <w:shd w:val="clear" w:color="auto" w:fill="F4F5F9"/>
-        <w:spacing w:before="100" w:beforeAutospacing="1" w:after="100" w:afterAutospacing="1"/>
-        <w:jc w:val="left"/>
-        <w:outlineLvl w:val="2"/>
-        <w:rPr>
-          <w:rFonts w:ascii="PingFang SC" w:eastAsia="宋体" w:hAnsi="PingFang SC" w:cs="宋体"/>
-          <w:b/>
-          <w:bCs/>
-          <w:color w:val="000000"/>
-          <w:kern w:val="0"/>
-          <w:sz w:val="27"/>
-          <w:szCs w:val="27"/>
-        </w:rPr>
-      </w:pPr>
-      <w:r>
-        <w:rPr>
-          <w:rFonts w:ascii="PingFang SC" w:eastAsia="宋体" w:hAnsi="PingFang SC" w:cs="宋体"/>
-          <w:b/>
-          <w:bCs/>
-          <w:color w:val="000000"/>
-          <w:kern w:val="0"/>
-          <w:sz w:val="27"/>
-          <w:szCs w:val="27"/>
-        </w:rPr>
-        <w:t xml:space="preserve">4. </w:t>
-      </w:r>
-      <w:r>
-        <w:rPr>
-          <w:rFonts w:ascii="PingFang SC" w:eastAsia="宋体" w:hAnsi="PingFang SC" w:cs="宋体"/>
-          <w:b/>
-          <w:bCs/>
-          <w:color w:val="000000"/>
-          <w:kern w:val="0"/>
-          <w:sz w:val="27"/>
-          <w:szCs w:val="27"/>
-        </w:rPr>
-        <w:t>持续学习与发展</w:t>
-      </w:r>
-    </w:p>
-    <w:p>
-      <w:pPr>
-        <w:widowControl/>
-        <w:numPr>
-          <w:ilvl w:val="0"/>
-          <w:numId w:val="6"/>
-        </w:numPr>
-        <w:shd w:val="clear" w:color="auto" w:fill="F4F5F9"/>
-        <w:spacing w:before="100" w:beforeAutospacing="1" w:after="100" w:afterAutospacing="1"/>
-        <w:jc w:val="left"/>
-        <w:rPr>
-          <w:rFonts w:ascii="PingFang SC" w:eastAsia="宋体" w:hAnsi="PingFang SC" w:cs="宋体"/>
-          <w:color w:val="000000"/>
-          <w:kern w:val="0"/>
-          <w:szCs w:val="21"/>
-        </w:rPr>
-      </w:pPr>
-      <w:r>
-        <w:rPr>
-          <w:rFonts w:ascii="PingFang SC" w:eastAsia="宋体" w:hAnsi="PingFang SC" w:cs="宋体"/>
-          <w:b/>
-          <w:bCs/>
-          <w:color w:val="000000"/>
-          <w:kern w:val="0"/>
-          <w:szCs w:val="21"/>
-        </w:rPr>
-        <w:t>新技术探索</w:t>
-      </w:r>
-      <w:r>
-        <w:rPr>
-          <w:rFonts w:ascii="PingFang SC" w:eastAsia="宋体" w:hAnsi="PingFang SC" w:cs="宋体"/>
-          <w:color w:val="000000"/>
-          <w:kern w:val="0"/>
-          <w:szCs w:val="21"/>
-        </w:rPr>
-        <w:t>：列出你自学的新技术和工具，并说明它们如何提升工作效率。</w:t>
-      </w:r>
-    </w:p>
-    <w:p>
-      <w:pPr>
-        <w:widowControl/>
-        <w:numPr>
-          <w:ilvl w:val="0"/>
-          <w:numId w:val="6"/>
-        </w:numPr>
-        <w:shd w:val="clear" w:color="auto" w:fill="F4F5F9"/>
-        <w:spacing w:before="100" w:beforeAutospacing="1" w:after="100" w:afterAutospacing="1"/>
-        <w:jc w:val="left"/>
-        <w:rPr>
-          <w:rFonts w:ascii="PingFang SC" w:eastAsia="宋体" w:hAnsi="PingFang SC" w:cs="宋体"/>
-          <w:color w:val="000000"/>
-          <w:kern w:val="0"/>
-          <w:szCs w:val="21"/>
-        </w:rPr>
-      </w:pPr>
-      <w:r>
-        <w:rPr>
-          <w:rFonts w:ascii="PingFang SC" w:eastAsia="宋体" w:hAnsi="PingFang SC" w:cs="宋体"/>
-          <w:b/>
-          <w:bCs/>
-          <w:color w:val="000000"/>
-          <w:kern w:val="0"/>
-          <w:szCs w:val="21"/>
-        </w:rPr>
-        <w:t>专业认证</w:t>
-      </w:r>
-      <w:r>
-        <w:rPr>
-          <w:rFonts w:ascii="PingFang SC" w:eastAsia="宋体" w:hAnsi="PingFang SC" w:cs="宋体"/>
-          <w:color w:val="000000"/>
-          <w:kern w:val="0"/>
-          <w:szCs w:val="21"/>
-        </w:rPr>
-        <w:t>：如果获得了相关证书，请在此处列出并附上证明材料。</w:t>
-      </w:r>
-    </w:p>
-    <w:p>
-      <w:pPr>
-        <w:widowControl/>
-        <w:numPr>
-          <w:ilvl w:val="0"/>
-          <w:numId w:val="6"/>
-        </w:numPr>
-        <w:shd w:val="clear" w:color="auto" w:fill="F4F5F9"/>
-        <w:spacing w:before="100" w:beforeAutospacing="1" w:after="100" w:afterAutospacing="1"/>
-        <w:jc w:val="left"/>
-        <w:rPr>
-          <w:rFonts w:ascii="PingFang SC" w:eastAsia="宋体" w:hAnsi="PingFang SC" w:cs="宋体"/>
-          <w:color w:val="000000"/>
-          <w:kern w:val="0"/>
-          <w:szCs w:val="21"/>
-        </w:rPr>
-      </w:pPr>
-      <w:r>
-        <w:rPr>
-          <w:rFonts w:ascii="PingFang SC" w:eastAsia="宋体" w:hAnsi="PingFang SC" w:cs="宋体"/>
-          <w:b/>
-          <w:bCs/>
-          <w:color w:val="000000"/>
-          <w:kern w:val="0"/>
-          <w:szCs w:val="21"/>
-        </w:rPr>
-        <w:t>社区贡献</w:t>
-      </w:r>
-      <w:r>
-        <w:rPr>
-          <w:rFonts w:ascii="PingFang SC" w:eastAsia="宋体" w:hAnsi="PingFang SC" w:cs="宋体"/>
-          <w:color w:val="000000"/>
-          <w:kern w:val="0"/>
-          <w:szCs w:val="21"/>
-        </w:rPr>
-        <w:t>：描述你为开源项目做出的贡献或其他形式的社区服务。</w:t>
-      </w:r>
-    </w:p>
-    <w:p>
-      <w:pPr>
-        <w:widowControl/>
-        <w:shd w:val="clear" w:color="auto" w:fill="F4F5F9"/>
-        <w:spacing w:before="100" w:beforeAutospacing="1" w:after="100" w:afterAutospacing="1"/>
-        <w:jc w:val="left"/>
-        <w:outlineLvl w:val="1"/>
-        <w:rPr>
-          <w:rFonts w:ascii="PingFang SC" w:eastAsia="宋体" w:hAnsi="PingFang SC" w:cs="宋体"/>
-          <w:b/>
-          <w:bCs/>
-          <w:color w:val="000000"/>
-          <w:kern w:val="0"/>
-          <w:sz w:val="36"/>
-          <w:szCs w:val="36"/>
-        </w:rPr>
-      </w:pPr>
-      <w:r>
-        <w:rPr>
-          <w:rFonts w:ascii="PingFang SC" w:eastAsia="宋体" w:hAnsi="PingFang SC" w:cs="宋体"/>
-          <w:b/>
-          <w:bCs/>
-          <w:color w:val="000000"/>
-          <w:kern w:val="0"/>
-          <w:sz w:val="36"/>
-          <w:szCs w:val="36"/>
-        </w:rPr>
-        <w:t>三、挑战与反思</w:t>
-      </w:r>
-    </w:p>
-    <w:p>
-      <w:pPr>
-        <w:widowControl/>
-        <w:numPr>
-          <w:ilvl w:val="0"/>
-          <w:numId w:val="7"/>
-        </w:numPr>
-        <w:shd w:val="clear" w:color="auto" w:fill="F4F5F9"/>
-        <w:spacing w:before="100" w:beforeAutospacing="1" w:after="100" w:afterAutospacing="1"/>
-        <w:jc w:val="left"/>
-        <w:rPr>
-          <w:rFonts w:ascii="PingFang SC" w:eastAsia="宋体" w:hAnsi="PingFang SC" w:cs="宋体"/>
-          <w:color w:val="000000"/>
-          <w:kern w:val="0"/>
-          <w:szCs w:val="21"/>
-        </w:rPr>
-      </w:pPr>
-      <w:r>
-        <w:rPr>
-          <w:rFonts w:ascii="PingFang SC" w:eastAsia="宋体" w:hAnsi="PingFang SC" w:cs="宋体"/>
-          <w:b/>
-          <w:bCs/>
-          <w:color w:val="000000"/>
-          <w:kern w:val="0"/>
-          <w:szCs w:val="21"/>
-        </w:rPr>
-        <w:t>面对的挑战</w:t>
-      </w:r>
-      <w:r>
-        <w:rPr>
-          <w:rFonts w:ascii="PingFang SC" w:eastAsia="宋体" w:hAnsi="PingFang SC" w:cs="宋体"/>
-          <w:color w:val="000000"/>
-          <w:kern w:val="0"/>
-          <w:szCs w:val="21"/>
-        </w:rPr>
-        <w:t>：坦诚地讨论你在项目中遇到的最大挑战是什么，以及你是如何应对这些挑战的。</w:t>
-      </w:r>
-    </w:p>
-    <w:p>
-      <w:pPr>
-        <w:widowControl/>
-        <w:numPr>
-          <w:ilvl w:val="0"/>
-          <w:numId w:val="7"/>
-        </w:numPr>
-        <w:shd w:val="clear" w:color="auto" w:fill="F4F5F9"/>
-        <w:spacing w:before="100" w:beforeAutospacing="1" w:after="100" w:afterAutospacing="1"/>
-        <w:jc w:val="left"/>
-        <w:rPr>
-          <w:rFonts w:ascii="PingFang SC" w:eastAsia="宋体" w:hAnsi="PingFang SC" w:cs="宋体"/>
-          <w:color w:val="000000"/>
-          <w:kern w:val="0"/>
-          <w:szCs w:val="21"/>
-        </w:rPr>
-      </w:pPr>
-      <w:r>
-        <w:rPr>
-          <w:rFonts w:ascii="PingFang SC" w:eastAsia="宋体" w:hAnsi="PingFang SC" w:cs="宋体"/>
-          <w:b/>
-          <w:bCs/>
-          <w:color w:val="000000"/>
-          <w:kern w:val="0"/>
-          <w:szCs w:val="21"/>
-        </w:rPr>
-        <w:t>改进措施</w:t>
-      </w:r>
-      <w:r>
-        <w:rPr>
-          <w:rFonts w:ascii="PingFang SC" w:eastAsia="宋体" w:hAnsi="PingFang SC" w:cs="宋体"/>
-          <w:color w:val="000000"/>
-          <w:kern w:val="0"/>
-          <w:szCs w:val="21"/>
-        </w:rPr>
-        <w:t>：提出未来可以采取哪些步骤来进一步提高工作效率和产品质量。</w:t>
-      </w:r>
-    </w:p>
-    <w:p>
-      <w:pPr>
-        <w:widowControl/>
-        <w:numPr>
-          <w:ilvl w:val="0"/>
-          <w:numId w:val="7"/>
-        </w:numPr>
-        <w:shd w:val="clear" w:color="auto" w:fill="F4F5F9"/>
-        <w:spacing w:before="100" w:beforeAutospacing="1" w:after="100" w:afterAutospacing="1"/>
-        <w:jc w:val="left"/>
-        <w:rPr>
-          <w:rFonts w:ascii="PingFang SC" w:eastAsia="宋体" w:hAnsi="PingFang SC" w:cs="宋体"/>
-          <w:color w:val="000000"/>
-          <w:kern w:val="0"/>
-          <w:szCs w:val="21"/>
-        </w:rPr>
-      </w:pPr>
-      <w:r>
-        <w:rPr>
-          <w:rFonts w:ascii="PingFang SC" w:eastAsia="宋体" w:hAnsi="PingFang SC" w:cs="宋体"/>
-          <w:b/>
-          <w:bCs/>
-          <w:color w:val="000000"/>
-          <w:kern w:val="0"/>
-          <w:szCs w:val="21"/>
-        </w:rPr>
-        <w:lastRenderedPageBreak/>
-        <w:t>教训与收获</w:t>
-      </w:r>
-      <w:r>
-        <w:rPr>
-          <w:rFonts w:ascii="PingFang SC" w:eastAsia="宋体" w:hAnsi="PingFang SC" w:cs="宋体"/>
-          <w:color w:val="000000"/>
-          <w:kern w:val="0"/>
-          <w:szCs w:val="21"/>
-        </w:rPr>
-        <w:t>：分享从这次经历中学到的东西，无论是技术上的还是人际交往方面的。</w:t>
-      </w:r>
-    </w:p>
-    <w:p>
-      <w:pPr>
-        <w:widowControl/>
-        <w:shd w:val="clear" w:color="auto" w:fill="F4F5F9"/>
-        <w:spacing w:before="100" w:beforeAutospacing="1" w:after="100" w:afterAutospacing="1"/>
-        <w:jc w:val="left"/>
-        <w:outlineLvl w:val="1"/>
-        <w:rPr>
-          <w:rFonts w:ascii="PingFang SC" w:eastAsia="宋体" w:hAnsi="PingFang SC" w:cs="宋体"/>
-          <w:b/>
-          <w:bCs/>
-          <w:color w:val="000000"/>
-          <w:kern w:val="0"/>
-          <w:sz w:val="36"/>
-          <w:szCs w:val="36"/>
-        </w:rPr>
-      </w:pPr>
-      <w:r>
-        <w:rPr>
-          <w:rFonts w:ascii="PingFang SC" w:eastAsia="宋体" w:hAnsi="PingFang SC" w:cs="宋体"/>
-          <w:b/>
-          <w:bCs/>
-          <w:color w:val="000000"/>
-          <w:kern w:val="0"/>
-          <w:sz w:val="36"/>
-          <w:szCs w:val="36"/>
-        </w:rPr>
-        <w:t>四、展望未来</w:t>
-      </w:r>
-    </w:p>
-    <w:p>
-      <w:pPr>
-        <w:widowControl/>
-        <w:numPr>
-          <w:ilvl w:val="0"/>
-          <w:numId w:val="8"/>
-        </w:numPr>
-        <w:shd w:val="clear" w:color="auto" w:fill="F4F5F9"/>
-        <w:spacing w:before="100" w:beforeAutospacing="1" w:after="100" w:afterAutospacing="1"/>
-        <w:jc w:val="left"/>
-        <w:rPr>
-          <w:rFonts w:ascii="PingFang SC" w:eastAsia="宋体" w:hAnsi="PingFang SC" w:cs="宋体"/>
-          <w:color w:val="000000"/>
-          <w:kern w:val="0"/>
-          <w:szCs w:val="21"/>
-        </w:rPr>
-      </w:pPr>
-      <w:r>
-        <w:rPr>
-          <w:rFonts w:ascii="PingFang SC" w:eastAsia="宋体" w:hAnsi="PingFang SC" w:cs="宋体"/>
-          <w:b/>
-          <w:bCs/>
-          <w:color w:val="000000"/>
-          <w:kern w:val="0"/>
-          <w:szCs w:val="21"/>
-        </w:rPr>
-        <w:t>短期计划</w:t>
-      </w:r>
-      <w:r>
-        <w:rPr>
-          <w:rFonts w:ascii="PingFang SC" w:eastAsia="宋体" w:hAnsi="PingFang SC" w:cs="宋体"/>
-          <w:color w:val="000000"/>
-          <w:kern w:val="0"/>
-          <w:szCs w:val="21"/>
-        </w:rPr>
-        <w:t>：列出接下来几个月内的工作重点和发展方向。</w:t>
-      </w:r>
-    </w:p>
-    <w:p>
-      <w:pPr>
-        <w:widowControl/>
-        <w:numPr>
-          <w:ilvl w:val="0"/>
-          <w:numId w:val="8"/>
-        </w:numPr>
-        <w:shd w:val="clear" w:color="auto" w:fill="F4F5F9"/>
-        <w:spacing w:before="100" w:beforeAutospacing="1" w:after="100" w:afterAutospacing="1"/>
-        <w:jc w:val="left"/>
-        <w:rPr>
-          <w:rFonts w:ascii="PingFang SC" w:eastAsia="宋体" w:hAnsi="PingFang SC" w:cs="宋体"/>
-          <w:color w:val="000000"/>
-          <w:kern w:val="0"/>
-          <w:szCs w:val="21"/>
-        </w:rPr>
-      </w:pPr>
-      <w:r>
-        <w:rPr>
-          <w:rFonts w:ascii="PingFang SC" w:eastAsia="宋体" w:hAnsi="PingFang SC" w:cs="宋体"/>
-          <w:b/>
-          <w:bCs/>
-          <w:color w:val="000000"/>
-          <w:kern w:val="0"/>
-          <w:szCs w:val="21"/>
-        </w:rPr>
-        <w:t>长期愿景</w:t>
-      </w:r>
-      <w:r>
-        <w:rPr>
-          <w:rFonts w:ascii="PingFang SC" w:eastAsia="宋体" w:hAnsi="PingFang SC" w:cs="宋体"/>
-          <w:color w:val="000000"/>
-          <w:kern w:val="0"/>
-          <w:szCs w:val="21"/>
-        </w:rPr>
-        <w:t>：描绘一下你对未来职业生涯的设想和期望达到的职业高度。</w:t>
-      </w:r>
-    </w:p>
-    <w:p>
-      <w:pPr>
-        <w:widowControl/>
-        <w:shd w:val="clear" w:color="auto" w:fill="F4F5F9"/>
-        <w:spacing w:before="100" w:beforeAutospacing="1" w:after="100" w:afterAutospacing="1"/>
-        <w:jc w:val="left"/>
-        <w:outlineLvl w:val="1"/>
-        <w:rPr>
-          <w:rFonts w:ascii="PingFang SC" w:eastAsia="宋体" w:hAnsi="PingFang SC" w:cs="宋体"/>
-          <w:b/>
-          <w:bCs/>
-          <w:color w:val="000000"/>
-          <w:kern w:val="0"/>
-          <w:sz w:val="36"/>
-          <w:szCs w:val="36"/>
-        </w:rPr>
-      </w:pPr>
-      <w:r>
-        <w:rPr>
-          <w:rFonts w:ascii="PingFang SC" w:eastAsia="宋体" w:hAnsi="PingFang SC" w:cs="宋体"/>
-          <w:b/>
-          <w:bCs/>
-          <w:color w:val="000000"/>
-          <w:kern w:val="0"/>
-          <w:sz w:val="36"/>
-          <w:szCs w:val="36"/>
-        </w:rPr>
-        <w:t>五、结语</w:t>
-      </w:r>
-    </w:p>
-    <w:p>
-      <w:pPr>
-        <w:widowControl/>
-        <w:numPr>
-          <w:ilvl w:val="0"/>
-          <w:numId w:val="9"/>
-        </w:numPr>
-        <w:shd w:val="clear" w:color="auto" w:fill="F4F5F9"/>
-        <w:spacing w:before="100" w:beforeAutospacing="1" w:after="100" w:afterAutospacing="1"/>
-        <w:jc w:val="left"/>
-        <w:rPr>
-          <w:rFonts w:ascii="PingFang SC" w:eastAsia="宋体" w:hAnsi="PingFang SC" w:cs="宋体"/>
-          <w:color w:val="000000"/>
-          <w:kern w:val="0"/>
-          <w:szCs w:val="21"/>
-        </w:rPr>
-      </w:pPr>
-      <w:r>
-        <w:rPr>
-          <w:rFonts w:ascii="PingFang SC" w:eastAsia="宋体" w:hAnsi="PingFang SC" w:cs="宋体"/>
-          <w:b/>
-          <w:bCs/>
-          <w:color w:val="000000"/>
-          <w:kern w:val="0"/>
-          <w:szCs w:val="21"/>
-        </w:rPr>
-        <w:t>感谢信</w:t>
-      </w:r>
-      <w:r>
-        <w:rPr>
-          <w:rFonts w:ascii="PingFang SC" w:eastAsia="宋体" w:hAnsi="PingFang SC" w:cs="宋体"/>
-          <w:color w:val="000000"/>
-          <w:kern w:val="0"/>
-          <w:szCs w:val="21"/>
-        </w:rPr>
-        <w:t>：表达对团队成员、导师和其他支持者的感激之情。</w:t>
-      </w:r>
-    </w:p>
-    <w:p>
-      <w:pPr>
-        <w:widowControl/>
-        <w:numPr>
-          <w:ilvl w:val="0"/>
-          <w:numId w:val="9"/>
-        </w:numPr>
-        <w:shd w:val="clear" w:color="auto" w:fill="F4F5F9"/>
-        <w:spacing w:before="100" w:beforeAutospacing="1" w:after="100" w:afterAutospacing="1"/>
-        <w:jc w:val="left"/>
-        <w:rPr>
-          <w:rFonts w:ascii="PingFang SC" w:eastAsia="宋体" w:hAnsi="PingFang SC" w:cs="宋体"/>
-          <w:color w:val="000000"/>
-          <w:kern w:val="0"/>
-          <w:szCs w:val="21"/>
-        </w:rPr>
-      </w:pPr>
-      <w:r>
-        <w:rPr>
-          <w:rFonts w:ascii="PingFang SC" w:eastAsia="宋体" w:hAnsi="PingFang SC" w:cs="宋体"/>
-          <w:b/>
-          <w:bCs/>
-          <w:color w:val="000000"/>
-          <w:kern w:val="0"/>
-          <w:szCs w:val="21"/>
-        </w:rPr>
-        <w:t>结束语</w:t>
-      </w:r>
-      <w:r>
-        <w:rPr>
-          <w:rFonts w:ascii="PingFang SC" w:eastAsia="宋体" w:hAnsi="PingFang SC" w:cs="宋体"/>
-          <w:color w:val="000000"/>
-          <w:kern w:val="0"/>
-          <w:szCs w:val="21"/>
-        </w:rPr>
-        <w:t>：以积极乐观的态度结束你的总结，强调你对未来充满信心。</w:t>
-      </w:r>
-      <w:r>
-        <w:rPr>
-          <w:rFonts w:ascii="PingFang SC" w:eastAsia="宋体" w:hAnsi="PingFang SC" w:cs="宋体"/>
-          <w:color w:val="000000"/>
-          <w:kern w:val="0"/>
-          <w:szCs w:val="21"/>
-        </w:rPr>
-        <w:t xml:space="preserve"> </w:t>
-      </w:r>
-      <w:r>
-        <w:rPr>
-          <w:rFonts w:ascii="PingFang SC" w:eastAsia="宋体" w:hAnsi="PingFang SC" w:cs="宋体"/>
-          <w:color w:val="000000"/>
-          <w:kern w:val="0"/>
-          <w:szCs w:val="21"/>
-        </w:rPr>
-        <w:t>记得在写作过程中保持客观公正，同时也要体现出自己的个性和风格。此外，确保所有的数据和事实都是准确无误的，避免夸大或虚构情况。最后，不要忘记检查拼写错误和语法错误，以确保总结的专业性和可信度。</w:t>
-      </w:r>
-    </w:p>
-    <w:p>
-      <w:pPr>
         <w:pStyle w:val="a4"/>
       </w:pPr>
-      <w:bookmarkStart w:id="0" w:name="_GoBack"/>
       <w:r>
         <w:rPr>
           <w:noProof/>
@@ -1307,7 +860,6 @@
           </wp:inline>
         </w:drawing>
       </w:r>
-      <w:bookmarkEnd w:id="0"/>
     </w:p>
     <w:p/>
     <w:p>
@@ -2515,6 +2067,95 @@
     </w:lvl>
   </w:abstractNum>
   <w:abstractNum w:abstractNumId="6">
+    <w:nsid w:val="60986624"/>
+    <w:multiLevelType w:val="hybridMultilevel"/>
+    <w:tmpl w:val="99D2B4AA"/>
+    <w:lvl w:ilvl="0" w:tplc="6DF4C8C4">
+      <w:start w:val="1"/>
+      <w:numFmt w:val="japaneseCounting"/>
+      <w:lvlText w:val="%1、"/>
+      <w:lvlJc w:val="left"/>
+      <w:pPr>
+        <w:ind w:left="420" w:hanging="420"/>
+      </w:pPr>
+      <w:rPr>
+        <w:rFonts w:hint="default"/>
+      </w:rPr>
+    </w:lvl>
+    <w:lvl w:ilvl="1" w:tplc="04090019" w:tentative="1">
+      <w:start w:val="1"/>
+      <w:numFmt w:val="lowerLetter"/>
+      <w:lvlText w:val="%2)"/>
+      <w:lvlJc w:val="left"/>
+      <w:pPr>
+        <w:ind w:left="840" w:hanging="420"/>
+      </w:pPr>
+    </w:lvl>
+    <w:lvl w:ilvl="2" w:tplc="0409001B" w:tentative="1">
+      <w:start w:val="1"/>
+      <w:numFmt w:val="lowerRoman"/>
+      <w:lvlText w:val="%3."/>
+      <w:lvlJc w:val="right"/>
+      <w:pPr>
+        <w:ind w:left="1260" w:hanging="420"/>
+      </w:pPr>
+    </w:lvl>
+    <w:lvl w:ilvl="3" w:tplc="0409000F" w:tentative="1">
+      <w:start w:val="1"/>
+      <w:numFmt w:val="decimal"/>
+      <w:lvlText w:val="%4."/>
+      <w:lvlJc w:val="left"/>
+      <w:pPr>
+        <w:ind w:left="1680" w:hanging="420"/>
+      </w:pPr>
+    </w:lvl>
+    <w:lvl w:ilvl="4" w:tplc="04090019" w:tentative="1">
+      <w:start w:val="1"/>
+      <w:numFmt w:val="lowerLetter"/>
+      <w:lvlText w:val="%5)"/>
+      <w:lvlJc w:val="left"/>
+      <w:pPr>
+        <w:ind w:left="2100" w:hanging="420"/>
+      </w:pPr>
+    </w:lvl>
+    <w:lvl w:ilvl="5" w:tplc="0409001B" w:tentative="1">
+      <w:start w:val="1"/>
+      <w:numFmt w:val="lowerRoman"/>
+      <w:lvlText w:val="%6."/>
+      <w:lvlJc w:val="right"/>
+      <w:pPr>
+        <w:ind w:left="2520" w:hanging="420"/>
+      </w:pPr>
+    </w:lvl>
+    <w:lvl w:ilvl="6" w:tplc="0409000F" w:tentative="1">
+      <w:start w:val="1"/>
+      <w:numFmt w:val="decimal"/>
+      <w:lvlText w:val="%7."/>
+      <w:lvlJc w:val="left"/>
+      <w:pPr>
+        <w:ind w:left="2940" w:hanging="420"/>
+      </w:pPr>
+    </w:lvl>
+    <w:lvl w:ilvl="7" w:tplc="04090019" w:tentative="1">
+      <w:start w:val="1"/>
+      <w:numFmt w:val="lowerLetter"/>
+      <w:lvlText w:val="%8)"/>
+      <w:lvlJc w:val="left"/>
+      <w:pPr>
+        <w:ind w:left="3360" w:hanging="420"/>
+      </w:pPr>
+    </w:lvl>
+    <w:lvl w:ilvl="8" w:tplc="0409001B" w:tentative="1">
+      <w:start w:val="1"/>
+      <w:numFmt w:val="lowerRoman"/>
+      <w:lvlText w:val="%9."/>
+      <w:lvlJc w:val="right"/>
+      <w:pPr>
+        <w:ind w:left="3780" w:hanging="420"/>
+      </w:pPr>
+    </w:lvl>
+  </w:abstractNum>
+  <w:abstractNum w:abstractNumId="7">
     <w:nsid w:val="631F6809"/>
     <w:multiLevelType w:val="multilevel"/>
     <w:tmpl w:val="EDDEFE16"/>
@@ -2663,7 +2304,7 @@
       </w:rPr>
     </w:lvl>
   </w:abstractNum>
-  <w:abstractNum w:abstractNumId="7">
+  <w:abstractNum w:abstractNumId="8">
     <w:nsid w:val="75E6441B"/>
     <w:multiLevelType w:val="multilevel"/>
     <w:tmpl w:val="F0627C28"/>
@@ -2812,7 +2453,7 @@
       </w:rPr>
     </w:lvl>
   </w:abstractNum>
-  <w:abstractNum w:abstractNumId="8">
+  <w:abstractNum w:abstractNumId="9">
     <w:nsid w:val="79975CE9"/>
     <w:multiLevelType w:val="multilevel"/>
     <w:tmpl w:val="29B2E048"/>
@@ -2971,7 +2612,7 @@
     <w:abstractNumId w:val="0"/>
   </w:num>
   <w:num w:numId="4">
-    <w:abstractNumId w:val="7"/>
+    <w:abstractNumId w:val="8"/>
   </w:num>
   <w:num w:numId="5">
     <w:abstractNumId w:val="3"/>
@@ -2980,13 +2621,16 @@
     <w:abstractNumId w:val="4"/>
   </w:num>
   <w:num w:numId="7">
-    <w:abstractNumId w:val="8"/>
+    <w:abstractNumId w:val="9"/>
   </w:num>
   <w:num w:numId="8">
-    <w:abstractNumId w:val="6"/>
+    <w:abstractNumId w:val="7"/>
   </w:num>
   <w:num w:numId="9">
     <w:abstractNumId w:val="1"/>
+  </w:num>
+  <w:num w:numId="10">
+    <w:abstractNumId w:val="6"/>
   </w:num>
 </w:numbering>
 </file>

--- a/2024总结.docx
+++ b/2024总结.docx
@@ -140,22 +140,32 @@
       <w:pPr>
         <w:pStyle w:val="a4"/>
         <w:rPr>
-          <w:rFonts w:asciiTheme="minorEastAsia" w:eastAsiaTheme="minorEastAsia" w:hAnsiTheme="minorEastAsia" w:hint="eastAsia"/>
-          <w:bCs/>
-          <w:color w:val="000000"/>
-          <w:sz w:val="21"/>
-          <w:szCs w:val="21"/>
-        </w:rPr>
-      </w:pPr>
-      <w:r>
-        <w:rPr>
-          <w:rFonts w:asciiTheme="minorEastAsia" w:eastAsiaTheme="minorEastAsia" w:hAnsiTheme="minorEastAsia" w:hint="eastAsia"/>
-          <w:bCs/>
-          <w:color w:val="000000"/>
-          <w:sz w:val="21"/>
-          <w:szCs w:val="21"/>
-        </w:rPr>
-        <w:t xml:space="preserve"> 二、工作成就</w:t>
+          <w:rFonts w:asciiTheme="minorEastAsia" w:eastAsiaTheme="minorEastAsia" w:hAnsiTheme="minorEastAsia"/>
+          <w:bCs/>
+          <w:color w:val="000000"/>
+          <w:sz w:val="21"/>
+          <w:szCs w:val="21"/>
+        </w:rPr>
+      </w:pPr>
+      <w:r>
+        <w:rPr>
+          <w:rFonts w:asciiTheme="minorEastAsia" w:eastAsiaTheme="minorEastAsia" w:hAnsiTheme="minorEastAsia" w:hint="eastAsia"/>
+          <w:bCs/>
+          <w:color w:val="000000"/>
+          <w:sz w:val="21"/>
+          <w:szCs w:val="21"/>
+        </w:rPr>
+        <w:t xml:space="preserve"> </w:t>
+      </w:r>
+      <w:r>
+        <w:rPr>
+          <w:rFonts w:asciiTheme="minorEastAsia" w:eastAsiaTheme="minorEastAsia" w:hAnsiTheme="minorEastAsia" w:hint="eastAsia"/>
+          <w:bCs/>
+          <w:color w:val="000000"/>
+          <w:sz w:val="21"/>
+          <w:szCs w:val="21"/>
+        </w:rPr>
+        <w:t>二、年度工作回顾</w:t>
       </w:r>
     </w:p>
     <w:p>
@@ -177,6 +187,16 @@
           <w:sz w:val="21"/>
           <w:szCs w:val="21"/>
         </w:rPr>
+        <w:t>一、</w:t>
+      </w:r>
+      <w:r>
+        <w:rPr>
+          <w:rFonts w:asciiTheme="minorEastAsia" w:eastAsiaTheme="minorEastAsia" w:hAnsiTheme="minorEastAsia" w:hint="eastAsia"/>
+          <w:bCs/>
+          <w:color w:val="000000"/>
+          <w:sz w:val="21"/>
+          <w:szCs w:val="21"/>
+        </w:rPr>
         <w:t>我参与</w:t>
       </w:r>
       <w:r>
@@ -257,7 +277,67 @@
           <w:sz w:val="21"/>
           <w:szCs w:val="21"/>
         </w:rPr>
-        <w:t>等。这些项目均按时按质完成，并得到了用</w:t>
+        <w:t>等</w:t>
+      </w:r>
+      <w:r>
+        <w:rPr>
+          <w:rFonts w:asciiTheme="minorEastAsia" w:eastAsiaTheme="minorEastAsia" w:hAnsiTheme="minorEastAsia" w:hint="eastAsia"/>
+          <w:bCs/>
+          <w:color w:val="000000"/>
+          <w:sz w:val="21"/>
+          <w:szCs w:val="21"/>
+        </w:rPr>
+        <w:t>大模块</w:t>
+      </w:r>
+      <w:r>
+        <w:rPr>
+          <w:rFonts w:asciiTheme="minorEastAsia" w:eastAsiaTheme="minorEastAsia" w:hAnsiTheme="minorEastAsia" w:hint="eastAsia"/>
+          <w:bCs/>
+          <w:color w:val="000000"/>
+          <w:sz w:val="21"/>
+          <w:szCs w:val="21"/>
+        </w:rPr>
+        <w:t>。这些项目均按时按质完成</w:t>
+      </w:r>
+      <w:r>
+        <w:rPr>
+          <w:rFonts w:asciiTheme="minorEastAsia" w:eastAsiaTheme="minorEastAsia" w:hAnsiTheme="minorEastAsia" w:hint="eastAsia"/>
+          <w:bCs/>
+          <w:color w:val="000000"/>
+          <w:sz w:val="21"/>
+          <w:szCs w:val="21"/>
+        </w:rPr>
+        <w:t>，</w:t>
+      </w:r>
+      <w:r>
+        <w:rPr>
+          <w:rFonts w:asciiTheme="minorEastAsia" w:eastAsiaTheme="minorEastAsia" w:hAnsiTheme="minorEastAsia" w:hint="eastAsia"/>
+          <w:bCs/>
+          <w:color w:val="000000"/>
+          <w:sz w:val="21"/>
+          <w:szCs w:val="21"/>
+        </w:rPr>
+        <w:t>积极参与单元</w:t>
+      </w:r>
+      <w:r>
+        <w:rPr>
+          <w:rFonts w:asciiTheme="minorEastAsia" w:eastAsiaTheme="minorEastAsia" w:hAnsiTheme="minorEastAsia" w:hint="eastAsia"/>
+          <w:bCs/>
+          <w:color w:val="000000"/>
+          <w:sz w:val="21"/>
+          <w:szCs w:val="21"/>
+        </w:rPr>
+        <w:t>测试和集成测试的设计与实施，确保代码质量和系统性能达到预期标准</w:t>
+      </w:r>
+      <w:r>
+        <w:rPr>
+          <w:rFonts w:asciiTheme="minorEastAsia" w:eastAsiaTheme="minorEastAsia" w:hAnsiTheme="minorEastAsia" w:hint="eastAsia"/>
+          <w:bCs/>
+          <w:color w:val="000000"/>
+          <w:sz w:val="21"/>
+          <w:szCs w:val="21"/>
+        </w:rPr>
+        <w:t>，并得到了用</w:t>
       </w:r>
       <w:r>
         <w:rPr>
@@ -284,22 +364,32 @@
       <w:pPr>
         <w:pStyle w:val="a4"/>
         <w:rPr>
-          <w:rFonts w:asciiTheme="minorEastAsia" w:eastAsiaTheme="minorEastAsia" w:hAnsiTheme="minorEastAsia" w:hint="eastAsia"/>
-          <w:bCs/>
-          <w:color w:val="000000"/>
-          <w:sz w:val="21"/>
-          <w:szCs w:val="21"/>
-        </w:rPr>
-      </w:pPr>
-      <w:r>
-        <w:rPr>
-          <w:rFonts w:asciiTheme="minorEastAsia" w:eastAsiaTheme="minorEastAsia" w:hAnsiTheme="minorEastAsia" w:hint="eastAsia"/>
-          <w:bCs/>
-          <w:color w:val="000000"/>
-          <w:sz w:val="21"/>
-          <w:szCs w:val="21"/>
-        </w:rPr>
-        <w:t>质量保证：积极参与单元测试和集成测试的设计与实施，确保代码质量和系统性能达到预期标准。</w:t>
+          <w:rFonts w:asciiTheme="minorEastAsia" w:eastAsiaTheme="minorEastAsia" w:hAnsiTheme="minorEastAsia"/>
+          <w:bCs/>
+          <w:color w:val="000000"/>
+          <w:sz w:val="21"/>
+          <w:szCs w:val="21"/>
+        </w:rPr>
+      </w:pPr>
+      <w:r>
+        <w:rPr>
+          <w:rFonts w:asciiTheme="minorEastAsia" w:eastAsiaTheme="minorEastAsia" w:hAnsiTheme="minorEastAsia" w:hint="eastAsia"/>
+          <w:bCs/>
+          <w:color w:val="000000"/>
+          <w:sz w:val="21"/>
+          <w:szCs w:val="21"/>
+        </w:rPr>
+        <w:t>二、</w:t>
+      </w:r>
+      <w:r>
+        <w:rPr>
+          <w:rFonts w:asciiTheme="minorEastAsia" w:eastAsiaTheme="minorEastAsia" w:hAnsiTheme="minorEastAsia" w:hint="eastAsia"/>
+          <w:bCs/>
+          <w:color w:val="000000"/>
+          <w:sz w:val="21"/>
+          <w:szCs w:val="21"/>
+        </w:rPr>
+        <w:t>尽管取得了一定的成绩，但过去的一年中也不乏困难和挫折。其中最大的挑战之一是保持技术的先进性与业务需求之间的平衡。随着新技术层出不穷，如何选择最合适的工具来满足医疗行业的特殊需求是一个持续的课题。 另一个挑战是如何有效地与其他部门进行沟通和协作。由于医疗行业涉及多个专业领域，因此跨职能合作变得尤为重要。在这方面，我努力提升自己的沟通技巧，以更好地理解各方的需求，并在项目中扮演桥梁的角色。</w:t>
       </w:r>
     </w:p>
     <w:p>
@@ -313,16 +403,6 @@
           <w:szCs w:val="21"/>
         </w:rPr>
       </w:pPr>
-      <w:r>
-        <w:rPr>
-          <w:rFonts w:asciiTheme="minorEastAsia" w:eastAsiaTheme="minorEastAsia" w:hAnsiTheme="minorEastAsia" w:hint="eastAsia"/>
-          <w:bCs/>
-          <w:color w:val="000000"/>
-          <w:sz w:val="21"/>
-          <w:szCs w:val="21"/>
-        </w:rPr>
-        <w:t>三、问题分析与改进</w:t>
-      </w:r>
     </w:p>
     <w:p>
       <w:pPr>
@@ -343,97 +423,7 @@
           <w:sz w:val="21"/>
           <w:szCs w:val="21"/>
         </w:rPr>
-        <w:t>1</w:t>
-      </w:r>
-      <w:r>
-        <w:rPr>
-          <w:rFonts w:asciiTheme="minorEastAsia" w:eastAsiaTheme="minorEastAsia" w:hAnsiTheme="minorEastAsia"/>
-          <w:bCs/>
-          <w:color w:val="000000"/>
-          <w:sz w:val="21"/>
-          <w:szCs w:val="21"/>
-        </w:rPr>
-        <w:t>.</w:t>
-      </w:r>
-      <w:r>
-        <w:rPr>
-          <w:rFonts w:asciiTheme="minorEastAsia" w:eastAsiaTheme="minorEastAsia" w:hAnsiTheme="minorEastAsia" w:hint="eastAsia"/>
-          <w:bCs/>
-          <w:color w:val="000000"/>
-          <w:sz w:val="21"/>
-          <w:szCs w:val="21"/>
-        </w:rPr>
-        <w:t>面对复杂的</w:t>
-      </w:r>
-      <w:r>
-        <w:rPr>
-          <w:rFonts w:asciiTheme="minorEastAsia" w:eastAsiaTheme="minorEastAsia" w:hAnsiTheme="minorEastAsia" w:hint="eastAsia"/>
-          <w:bCs/>
-          <w:color w:val="000000"/>
-          <w:sz w:val="21"/>
-          <w:szCs w:val="21"/>
-        </w:rPr>
-        <w:t>代码复用</w:t>
-      </w:r>
-      <w:r>
-        <w:rPr>
-          <w:rFonts w:asciiTheme="minorEastAsia" w:eastAsiaTheme="minorEastAsia" w:hAnsiTheme="minorEastAsia" w:hint="eastAsia"/>
-          <w:bCs/>
-          <w:color w:val="000000"/>
-          <w:sz w:val="21"/>
-          <w:szCs w:val="21"/>
-        </w:rPr>
-        <w:t>技术难题时，我</w:t>
-      </w:r>
-      <w:r>
-        <w:rPr>
-          <w:rFonts w:asciiTheme="minorEastAsia" w:eastAsiaTheme="minorEastAsia" w:hAnsiTheme="minorEastAsia" w:hint="eastAsia"/>
-          <w:bCs/>
-          <w:color w:val="000000"/>
-          <w:sz w:val="21"/>
-          <w:szCs w:val="21"/>
-        </w:rPr>
-        <w:t>能够冷静分析</w:t>
-      </w:r>
-      <w:r>
-        <w:rPr>
-          <w:rFonts w:asciiTheme="minorEastAsia" w:eastAsiaTheme="minorEastAsia" w:hAnsiTheme="minorEastAsia" w:hint="eastAsia"/>
-          <w:bCs/>
-          <w:color w:val="000000"/>
-          <w:sz w:val="21"/>
-          <w:szCs w:val="21"/>
-        </w:rPr>
-        <w:t>，封装出通用的页面功能</w:t>
-      </w:r>
-      <w:r>
-        <w:rPr>
-          <w:rFonts w:asciiTheme="minorEastAsia" w:eastAsiaTheme="minorEastAsia" w:hAnsiTheme="minorEastAsia" w:hint="eastAsia"/>
-          <w:bCs/>
-          <w:color w:val="000000"/>
-          <w:sz w:val="21"/>
-          <w:szCs w:val="21"/>
-        </w:rPr>
-        <w:t>及</w:t>
-      </w:r>
-      <w:r>
-        <w:rPr>
-          <w:rFonts w:asciiTheme="minorEastAsia" w:eastAsiaTheme="minorEastAsia" w:hAnsiTheme="minorEastAsia" w:hint="eastAsia"/>
-          <w:bCs/>
-          <w:color w:val="000000"/>
-          <w:sz w:val="21"/>
-          <w:szCs w:val="21"/>
-        </w:rPr>
-        <w:t>组件</w:t>
-      </w:r>
-      <w:r>
-        <w:rPr>
-          <w:rFonts w:asciiTheme="minorEastAsia" w:eastAsiaTheme="minorEastAsia" w:hAnsiTheme="minorEastAsia" w:hint="eastAsia"/>
-          <w:bCs/>
-          <w:color w:val="000000"/>
-          <w:sz w:val="21"/>
-          <w:szCs w:val="21"/>
-        </w:rPr>
-        <w:t>。</w:t>
+        <w:t>三、问题分析与改进</w:t>
       </w:r>
     </w:p>
     <w:p>
@@ -455,51 +445,91 @@
           <w:sz w:val="21"/>
           <w:szCs w:val="21"/>
         </w:rPr>
-        <w:t>2</w:t>
-      </w:r>
-      <w:r>
-        <w:rPr>
-          <w:rFonts w:asciiTheme="minorEastAsia" w:eastAsiaTheme="minorEastAsia" w:hAnsiTheme="minorEastAsia"/>
-          <w:bCs/>
-          <w:color w:val="000000"/>
-          <w:sz w:val="21"/>
-          <w:szCs w:val="21"/>
-        </w:rPr>
-        <w:t>.面对护理系统列表详情内容导出为word时，出现的</w:t>
-      </w:r>
-      <w:r>
-        <w:rPr>
-          <w:rFonts w:asciiTheme="minorEastAsia" w:eastAsiaTheme="minorEastAsia" w:hAnsiTheme="minorEastAsia"/>
-          <w:bCs/>
-          <w:color w:val="000000"/>
-          <w:sz w:val="21"/>
-          <w:szCs w:val="21"/>
-        </w:rPr>
-        <w:t>项目经理许久都不能解决的</w:t>
-      </w:r>
-      <w:r>
-        <w:rPr>
-          <w:rFonts w:asciiTheme="minorEastAsia" w:eastAsiaTheme="minorEastAsia" w:hAnsiTheme="minorEastAsia"/>
-          <w:bCs/>
-          <w:color w:val="000000"/>
-          <w:sz w:val="21"/>
-          <w:szCs w:val="21"/>
-        </w:rPr>
-        <w:t>电子签名图片无法水平对其</w:t>
-      </w:r>
-      <w:r>
-        <w:rPr>
-          <w:rFonts w:asciiTheme="minorEastAsia" w:eastAsiaTheme="minorEastAsia" w:hAnsiTheme="minorEastAsia"/>
-          <w:bCs/>
-          <w:color w:val="000000"/>
-          <w:sz w:val="21"/>
-          <w:szCs w:val="21"/>
-        </w:rPr>
-        <w:t>问题</w:t>
-      </w:r>
-      <w:r>
-        <w:rPr>
-          <w:rFonts w:asciiTheme="minorEastAsia" w:eastAsiaTheme="minorEastAsia" w:hAnsiTheme="minorEastAsia"/>
+        <w:t>由于</w:t>
+      </w:r>
+      <w:r>
+        <w:rPr>
+          <w:rFonts w:asciiTheme="minorEastAsia" w:eastAsiaTheme="minorEastAsia" w:hAnsiTheme="minorEastAsia" w:hint="eastAsia"/>
+          <w:bCs/>
+          <w:color w:val="000000"/>
+          <w:sz w:val="21"/>
+          <w:szCs w:val="21"/>
+        </w:rPr>
+        <w:t>我入职时间较短，</w:t>
+      </w:r>
+      <w:r>
+        <w:rPr>
+          <w:rFonts w:asciiTheme="minorEastAsia" w:eastAsiaTheme="minorEastAsia" w:hAnsiTheme="minorEastAsia" w:hint="eastAsia"/>
+          <w:bCs/>
+          <w:color w:val="000000"/>
+          <w:sz w:val="21"/>
+          <w:szCs w:val="21"/>
+        </w:rPr>
+        <w:t>对医疗护理各种流程</w:t>
+      </w:r>
+      <w:r>
+        <w:rPr>
+          <w:rFonts w:asciiTheme="minorEastAsia" w:eastAsiaTheme="minorEastAsia" w:hAnsiTheme="minorEastAsia" w:hint="eastAsia"/>
+          <w:bCs/>
+          <w:color w:val="000000"/>
+          <w:sz w:val="21"/>
+          <w:szCs w:val="21"/>
+        </w:rPr>
+        <w:t>、不同</w:t>
+      </w:r>
+      <w:r>
+        <w:rPr>
+          <w:rFonts w:asciiTheme="minorEastAsia" w:eastAsiaTheme="minorEastAsia" w:hAnsiTheme="minorEastAsia" w:hint="eastAsia"/>
+          <w:bCs/>
+          <w:color w:val="000000"/>
+          <w:sz w:val="21"/>
+          <w:szCs w:val="21"/>
+        </w:rPr>
+        <w:t>用户身份、权限</w:t>
+      </w:r>
+      <w:r>
+        <w:rPr>
+          <w:rFonts w:asciiTheme="minorEastAsia" w:eastAsiaTheme="minorEastAsia" w:hAnsiTheme="minorEastAsia" w:hint="eastAsia"/>
+          <w:bCs/>
+          <w:color w:val="000000"/>
+          <w:sz w:val="21"/>
+          <w:szCs w:val="21"/>
+        </w:rPr>
+        <w:t>控制</w:t>
+      </w:r>
+      <w:r>
+        <w:rPr>
+          <w:rFonts w:asciiTheme="minorEastAsia" w:eastAsiaTheme="minorEastAsia" w:hAnsiTheme="minorEastAsia" w:hint="eastAsia"/>
+          <w:bCs/>
+          <w:color w:val="000000"/>
+          <w:sz w:val="21"/>
+          <w:szCs w:val="21"/>
+        </w:rPr>
+        <w:t>等</w:t>
+      </w:r>
+      <w:r>
+        <w:rPr>
+          <w:rFonts w:asciiTheme="minorEastAsia" w:eastAsiaTheme="minorEastAsia" w:hAnsiTheme="minorEastAsia" w:hint="eastAsia"/>
+          <w:bCs/>
+          <w:color w:val="000000"/>
+          <w:sz w:val="21"/>
+          <w:szCs w:val="21"/>
+        </w:rPr>
+        <w:t>的不熟悉，</w:t>
+      </w:r>
+      <w:r>
+        <w:rPr>
+          <w:rFonts w:asciiTheme="minorEastAsia" w:eastAsiaTheme="minorEastAsia" w:hAnsiTheme="minorEastAsia" w:hint="eastAsia"/>
+          <w:bCs/>
+          <w:color w:val="000000"/>
+          <w:sz w:val="21"/>
+          <w:szCs w:val="21"/>
+        </w:rPr>
+        <w:t>导致开发出的系统界面</w:t>
+      </w:r>
+      <w:r>
+        <w:rPr>
+          <w:rFonts w:asciiTheme="minorEastAsia" w:eastAsiaTheme="minorEastAsia" w:hAnsiTheme="minorEastAsia" w:hint="eastAsia"/>
           <w:bCs/>
           <w:color w:val="000000"/>
           <w:sz w:val="21"/>
@@ -509,95 +539,73 @@
       </w:r>
       <w:r>
         <w:rPr>
-          <w:rFonts w:asciiTheme="minorEastAsia" w:eastAsiaTheme="minorEastAsia" w:hAnsiTheme="minorEastAsia"/>
-          <w:bCs/>
-          <w:color w:val="000000"/>
-          <w:sz w:val="21"/>
-          <w:szCs w:val="21"/>
-        </w:rPr>
-        <w:t>我经过细心观察导出word内容，发现了导致问题出现的根本原因是后端接口使用的导出模板工具在导出word文件时无法解析网页的相关</w:t>
-      </w:r>
-      <w:r>
-        <w:rPr>
-          <w:rFonts w:asciiTheme="minorEastAsia" w:eastAsiaTheme="minorEastAsia" w:hAnsiTheme="minorEastAsia"/>
-          <w:bCs/>
-          <w:color w:val="000000"/>
-          <w:sz w:val="21"/>
-          <w:szCs w:val="21"/>
-        </w:rPr>
-        <w:t>css</w:t>
-      </w:r>
-      <w:r>
-        <w:rPr>
-          <w:rFonts w:asciiTheme="minorEastAsia" w:eastAsiaTheme="minorEastAsia" w:hAnsiTheme="minorEastAsia"/>
-          <w:bCs/>
-          <w:color w:val="000000"/>
-          <w:sz w:val="21"/>
-          <w:szCs w:val="21"/>
-        </w:rPr>
-        <w:t>样式，与此同时也找到了使用表格约束图片位置的解决</w:t>
-      </w:r>
-      <w:r>
-        <w:rPr>
-          <w:rFonts w:asciiTheme="minorEastAsia" w:eastAsiaTheme="minorEastAsia" w:hAnsiTheme="minorEastAsia"/>
-          <w:bCs/>
-          <w:color w:val="000000"/>
-          <w:sz w:val="21"/>
-          <w:szCs w:val="21"/>
-        </w:rPr>
-        <w:t>此问题</w:t>
-      </w:r>
-      <w:r>
-        <w:rPr>
-          <w:rFonts w:asciiTheme="minorEastAsia" w:eastAsiaTheme="minorEastAsia" w:hAnsiTheme="minorEastAsia"/>
-          <w:bCs/>
-          <w:color w:val="000000"/>
-          <w:sz w:val="21"/>
-          <w:szCs w:val="21"/>
-        </w:rPr>
-        <w:t>办法。</w:t>
-      </w:r>
-    </w:p>
-    <w:p>
-      <w:pPr>
-        <w:pStyle w:val="a4"/>
-        <w:rPr>
-          <w:rFonts w:asciiTheme="minorEastAsia" w:eastAsiaTheme="minorEastAsia" w:hAnsiTheme="minorEastAsia" w:hint="eastAsia"/>
-          <w:bCs/>
-          <w:color w:val="000000"/>
-          <w:sz w:val="21"/>
-          <w:szCs w:val="21"/>
-        </w:rPr>
-      </w:pPr>
-      <w:r>
-        <w:rPr>
-          <w:rFonts w:asciiTheme="minorEastAsia" w:eastAsiaTheme="minorEastAsia" w:hAnsiTheme="minorEastAsia" w:hint="eastAsia"/>
-          <w:bCs/>
-          <w:color w:val="000000"/>
-          <w:sz w:val="21"/>
-          <w:szCs w:val="21"/>
-        </w:rPr>
-        <w:t>3</w:t>
-      </w:r>
-      <w:r>
-        <w:rPr>
-          <w:rFonts w:asciiTheme="minorEastAsia" w:eastAsiaTheme="minorEastAsia" w:hAnsiTheme="minorEastAsia"/>
-          <w:bCs/>
-          <w:color w:val="000000"/>
-          <w:sz w:val="21"/>
-          <w:szCs w:val="21"/>
-        </w:rPr>
-        <w:t>.项目代码版本控制问题，</w:t>
-      </w:r>
-      <w:r>
-        <w:rPr>
-          <w:rFonts w:asciiTheme="minorEastAsia" w:eastAsiaTheme="minorEastAsia" w:hAnsiTheme="minorEastAsia"/>
-          <w:bCs/>
-          <w:color w:val="000000"/>
-          <w:sz w:val="21"/>
-          <w:szCs w:val="21"/>
-        </w:rPr>
-        <w:t>在进行项目的小组协同开发时，总是不经意间出现代码被覆盖问题，通过细心查找发现，当在同级有多个目录时，如果某个目录的文件存在修改且暂存的内容为提交而直接拉取线上新代码分支时，这个目录的代码拉取失败，导致再提交时线上新代码内容被覆盖，由此，我总结出了在提交代码时要仔细检查是否所有目录文件是否拉取最新代码。</w:t>
+          <w:rFonts w:asciiTheme="minorEastAsia" w:eastAsiaTheme="minorEastAsia" w:hAnsiTheme="minorEastAsia" w:hint="eastAsia"/>
+          <w:bCs/>
+          <w:color w:val="000000"/>
+          <w:sz w:val="21"/>
+          <w:szCs w:val="21"/>
+        </w:rPr>
+        <w:t>收到</w:t>
+      </w:r>
+      <w:r>
+        <w:rPr>
+          <w:rFonts w:asciiTheme="minorEastAsia" w:eastAsiaTheme="minorEastAsia" w:hAnsiTheme="minorEastAsia" w:hint="eastAsia"/>
+          <w:bCs/>
+          <w:color w:val="000000"/>
+          <w:sz w:val="21"/>
+          <w:szCs w:val="21"/>
+        </w:rPr>
+        <w:t>部分用户反馈称</w:t>
+      </w:r>
+      <w:r>
+        <w:rPr>
+          <w:rFonts w:asciiTheme="minorEastAsia" w:eastAsiaTheme="minorEastAsia" w:hAnsiTheme="minorEastAsia" w:hint="eastAsia"/>
+          <w:bCs/>
+          <w:color w:val="000000"/>
+          <w:sz w:val="21"/>
+          <w:szCs w:val="21"/>
+        </w:rPr>
+        <w:t>系统</w:t>
+      </w:r>
+      <w:r>
+        <w:rPr>
+          <w:rFonts w:asciiTheme="minorEastAsia" w:eastAsiaTheme="minorEastAsia" w:hAnsiTheme="minorEastAsia" w:hint="eastAsia"/>
+          <w:bCs/>
+          <w:color w:val="000000"/>
+          <w:sz w:val="21"/>
+          <w:szCs w:val="21"/>
+        </w:rPr>
+        <w:t>界面不够直观易用，导致操作效率低下。</w:t>
+      </w:r>
+      <w:r>
+        <w:rPr>
+          <w:rFonts w:asciiTheme="minorEastAsia" w:eastAsiaTheme="minorEastAsia" w:hAnsiTheme="minorEastAsia" w:hint="eastAsia"/>
+          <w:bCs/>
+          <w:color w:val="000000"/>
+          <w:sz w:val="21"/>
+          <w:szCs w:val="21"/>
+        </w:rPr>
+        <w:t>改进</w:t>
+      </w:r>
+      <w:r>
+        <w:rPr>
+          <w:rFonts w:asciiTheme="minorEastAsia" w:eastAsiaTheme="minorEastAsia" w:hAnsiTheme="minorEastAsia" w:hint="eastAsia"/>
+          <w:bCs/>
+          <w:color w:val="000000"/>
+          <w:sz w:val="21"/>
+          <w:szCs w:val="21"/>
+        </w:rPr>
+        <w:t>——通过积极与用户沟通需求细节和熟悉各种操作流程，</w:t>
+      </w:r>
+      <w:r>
+        <w:rPr>
+          <w:rFonts w:asciiTheme="minorEastAsia" w:eastAsiaTheme="minorEastAsia" w:hAnsiTheme="minorEastAsia" w:hint="eastAsia"/>
+          <w:bCs/>
+          <w:color w:val="000000"/>
+          <w:sz w:val="21"/>
+          <w:szCs w:val="21"/>
+        </w:rPr>
+        <w:t>将用户反馈纳入持续的产品迭代过程中，不断改进和完善系统。</w:t>
       </w:r>
       <w:bookmarkStart w:id="0" w:name="_GoBack"/>
       <w:bookmarkEnd w:id="0"/>
@@ -621,7 +629,7 @@
           <w:sz w:val="21"/>
           <w:szCs w:val="21"/>
         </w:rPr>
-        <w:t xml:space="preserve"> 三、面临的挑战 尽管取得了一定的成绩，但过去的一年中也不乏困难和挫折。其中最大的挑战之一是保持技术的先进性与业务需求之间的平衡。随着新技术层出不穷，如何选择最合适的工具来满足医疗行业的特殊需求是一个持续的课题。 另一个挑战是如何有效地与其他部门进行沟通和协作。由于医疗行业涉及多个专业领域，因此跨职能合作变得尤为重要。在这方面，我努力提升自己的沟通技巧，以更好地理解各方的需求，并在项目中扮演桥梁的角色。</w:t>
+        <w:t>五、未来规划</w:t>
       </w:r>
     </w:p>
     <w:p>
@@ -643,29 +651,49 @@
           <w:sz w:val="21"/>
           <w:szCs w:val="21"/>
         </w:rPr>
-        <w:t xml:space="preserve"> 四、学习与发展 为了应对上述挑战，我投入大量时间用于个人成长和发展。这包括阅读相关领域的书籍和文章、参加线上课程和研讨会，以及实践新学到的知识和技能。 特别值得一提的是，我在今年获得了AWS认证的云服务架构师资格证书，这对于我进一步深化云计算方面的专业知识具有重要意义。</w:t>
+        <w:t xml:space="preserve"> 展望新的一年，我计划继续专注于以下几个方向：</w:t>
       </w:r>
     </w:p>
     <w:p>
       <w:pPr>
         <w:pStyle w:val="a4"/>
         <w:rPr>
-          <w:rFonts w:asciiTheme="minorEastAsia" w:eastAsiaTheme="minorEastAsia" w:hAnsiTheme="minorEastAsia" w:hint="eastAsia"/>
-          <w:bCs/>
-          <w:color w:val="000000"/>
-          <w:sz w:val="21"/>
-          <w:szCs w:val="21"/>
-        </w:rPr>
-      </w:pPr>
-      <w:r>
-        <w:rPr>
-          <w:rFonts w:asciiTheme="minorEastAsia" w:eastAsiaTheme="minorEastAsia" w:hAnsiTheme="minorEastAsia" w:hint="eastAsia"/>
-          <w:bCs/>
-          <w:color w:val="000000"/>
-          <w:sz w:val="21"/>
-          <w:szCs w:val="21"/>
-        </w:rPr>
-        <w:t xml:space="preserve"> 五、未来规划 展望新的一年，我计划继续专注于以下几个方向：</w:t>
+          <w:rFonts w:asciiTheme="minorEastAsia" w:eastAsiaTheme="minorEastAsia" w:hAnsiTheme="minorEastAsia"/>
+          <w:bCs/>
+          <w:color w:val="000000"/>
+          <w:sz w:val="21"/>
+          <w:szCs w:val="21"/>
+        </w:rPr>
+      </w:pPr>
+      <w:r>
+        <w:rPr>
+          <w:rFonts w:asciiTheme="minorEastAsia" w:eastAsiaTheme="minorEastAsia" w:hAnsiTheme="minorEastAsia" w:hint="eastAsia"/>
+          <w:bCs/>
+          <w:color w:val="000000"/>
+          <w:sz w:val="21"/>
+          <w:szCs w:val="21"/>
+        </w:rPr>
+        <w:t>学习与发展</w:t>
+      </w:r>
+      <w:r>
+        <w:rPr>
+          <w:rFonts w:asciiTheme="minorEastAsia" w:eastAsiaTheme="minorEastAsia" w:hAnsiTheme="minorEastAsia" w:hint="eastAsia"/>
+          <w:bCs/>
+          <w:color w:val="000000"/>
+          <w:sz w:val="21"/>
+          <w:szCs w:val="21"/>
+        </w:rPr>
+        <w:t>：</w:t>
+      </w:r>
+      <w:r>
+        <w:rPr>
+          <w:rFonts w:asciiTheme="minorEastAsia" w:eastAsiaTheme="minorEastAsia" w:hAnsiTheme="minorEastAsia" w:hint="eastAsia"/>
+          <w:bCs/>
+          <w:color w:val="000000"/>
+          <w:sz w:val="21"/>
+          <w:szCs w:val="21"/>
+        </w:rPr>
+        <w:t>为了应对上述挑战，我投入大量时间用于个人成长和发展。这包括阅读相关领域的书籍和文章、参加线上课程和研讨会，以及实践新学到的知识和技能。 特别值得一提的是，我在今年获得了AWS认证的云服务架构师资格证书，这对于我进一步深化云计算方面的专业知识具有重要意义。</w:t>
       </w:r>
     </w:p>
     <w:p>
@@ -679,17 +707,6 @@
           <w:szCs w:val="21"/>
         </w:rPr>
       </w:pPr>
-      <w:r>
-        <w:rPr>
-          <w:rFonts w:asciiTheme="minorEastAsia" w:eastAsiaTheme="minorEastAsia" w:hAnsiTheme="minorEastAsia" w:hint="eastAsia"/>
-          <w:bCs/>
-          <w:color w:val="000000"/>
-          <w:sz w:val="21"/>
-          <w:szCs w:val="21"/>
-        </w:rPr>
-        <w:lastRenderedPageBreak/>
-        <w:t>技术创新：探索人工智能、大数据分析等新兴技术在医疗护理系统中的应用潜力。</w:t>
-      </w:r>
     </w:p>
     <w:p>
       <w:pPr>
@@ -710,51 +727,72 @@
           <w:sz w:val="21"/>
           <w:szCs w:val="21"/>
         </w:rPr>
-        <w:t>团队建设：加强团队内部的凝聚力，促进知识共享和团队文化的形成。</w:t>
+        <w:t>技术创新：探索人工智能、大数据分析等新兴技术在医疗护理系统中的应用潜力。</w:t>
       </w:r>
     </w:p>
     <w:p>
       <w:pPr>
         <w:pStyle w:val="a4"/>
         <w:rPr>
-          <w:rFonts w:asciiTheme="minorEastAsia" w:eastAsiaTheme="minorEastAsia" w:hAnsiTheme="minorEastAsia" w:hint="eastAsia"/>
-          <w:bCs/>
-          <w:color w:val="000000"/>
-          <w:sz w:val="21"/>
-          <w:szCs w:val="21"/>
-        </w:rPr>
-      </w:pPr>
-      <w:r>
-        <w:rPr>
-          <w:rFonts w:asciiTheme="minorEastAsia" w:eastAsiaTheme="minorEastAsia" w:hAnsiTheme="minorEastAsia" w:hint="eastAsia"/>
-          <w:bCs/>
-          <w:color w:val="000000"/>
-          <w:sz w:val="21"/>
-          <w:szCs w:val="21"/>
-        </w:rPr>
-        <w:t>技术革新：通过引入最新的前端框架React.js，我们成功地提升了系统的响应速度和用户体验。此外，我还推动了后端服务的微服务架构改造，提高了系统的可扩展性和稳定性。</w:t>
+          <w:rFonts w:asciiTheme="minorEastAsia" w:eastAsiaTheme="minorEastAsia" w:hAnsiTheme="minorEastAsia"/>
+          <w:bCs/>
+          <w:color w:val="000000"/>
+          <w:sz w:val="21"/>
+          <w:szCs w:val="21"/>
+        </w:rPr>
+      </w:pPr>
+      <w:r>
+        <w:rPr>
+          <w:rFonts w:asciiTheme="minorEastAsia" w:eastAsiaTheme="minorEastAsia" w:hAnsiTheme="minorEastAsia" w:hint="eastAsia"/>
+          <w:bCs/>
+          <w:color w:val="000000"/>
+          <w:sz w:val="21"/>
+          <w:szCs w:val="21"/>
+        </w:rPr>
+        <w:t>团队建设：加强团队内部的凝聚力，促进知识共享和团队文化的形成。</w:t>
       </w:r>
     </w:p>
     <w:p>
       <w:pPr>
         <w:pStyle w:val="a4"/>
         <w:rPr>
-          <w:rFonts w:asciiTheme="minorEastAsia" w:eastAsiaTheme="minorEastAsia" w:hAnsiTheme="minorEastAsia" w:hint="eastAsia"/>
-          <w:bCs/>
-          <w:color w:val="000000"/>
-          <w:sz w:val="21"/>
-          <w:szCs w:val="21"/>
-        </w:rPr>
-      </w:pPr>
-      <w:r>
-        <w:rPr>
-          <w:rFonts w:asciiTheme="minorEastAsia" w:eastAsiaTheme="minorEastAsia" w:hAnsiTheme="minorEastAsia" w:hint="eastAsia"/>
-          <w:bCs/>
-          <w:color w:val="000000"/>
-          <w:sz w:val="21"/>
-          <w:szCs w:val="21"/>
-        </w:rPr>
-        <w:t>知识分享：定期组织内部培训和技术交流会议，帮助团队成员共同进步。我的贡献也体现在对新人的指导上，帮助他们快速适应新的工作环境和技术栈。</w:t>
+          <w:rFonts w:asciiTheme="minorEastAsia" w:eastAsiaTheme="minorEastAsia" w:hAnsiTheme="minorEastAsia"/>
+          <w:bCs/>
+          <w:color w:val="000000"/>
+          <w:sz w:val="21"/>
+          <w:szCs w:val="21"/>
+        </w:rPr>
+      </w:pPr>
+      <w:r>
+        <w:rPr>
+          <w:rFonts w:asciiTheme="minorEastAsia" w:eastAsiaTheme="minorEastAsia" w:hAnsiTheme="minorEastAsia" w:hint="eastAsia"/>
+          <w:bCs/>
+          <w:color w:val="000000"/>
+          <w:sz w:val="21"/>
+          <w:szCs w:val="21"/>
+        </w:rPr>
+        <w:lastRenderedPageBreak/>
+        <w:t>技术革新：通过引入最新的</w:t>
+      </w:r>
+      <w:r>
+        <w:rPr>
+          <w:rFonts w:asciiTheme="minorEastAsia" w:eastAsiaTheme="minorEastAsia" w:hAnsiTheme="minorEastAsia" w:hint="eastAsia"/>
+          <w:bCs/>
+          <w:color w:val="000000"/>
+          <w:sz w:val="21"/>
+          <w:szCs w:val="21"/>
+        </w:rPr>
+        <w:t>技术去提升了系统的响应速度和用户体验以及</w:t>
+      </w:r>
+      <w:r>
+        <w:rPr>
+          <w:rFonts w:asciiTheme="minorEastAsia" w:eastAsiaTheme="minorEastAsia" w:hAnsiTheme="minorEastAsia" w:hint="eastAsia"/>
+          <w:bCs/>
+          <w:color w:val="000000"/>
+          <w:sz w:val="21"/>
+          <w:szCs w:val="21"/>
+        </w:rPr>
+        <w:t>系统的可扩展性和稳定性。</w:t>
       </w:r>
     </w:p>
     <w:p>
@@ -768,11 +806,65 @@
           <w:szCs w:val="21"/>
         </w:rPr>
       </w:pPr>
+      <w:r>
+        <w:rPr>
+          <w:rFonts w:asciiTheme="minorEastAsia" w:eastAsiaTheme="minorEastAsia" w:hAnsiTheme="minorEastAsia" w:hint="eastAsia"/>
+          <w:bCs/>
+          <w:color w:val="000000"/>
+          <w:sz w:val="21"/>
+          <w:szCs w:val="21"/>
+        </w:rPr>
+        <w:t>知识分享：帮助团队成员共同进步。我的贡献也体现在对新人的指导上，帮助他们快速适应新的工作环境和技术栈。</w:t>
+      </w:r>
     </w:p>
     <w:p>
       <w:pPr>
         <w:pStyle w:val="a4"/>
         <w:rPr>
+          <w:rFonts w:asciiTheme="minorEastAsia" w:eastAsiaTheme="minorEastAsia" w:hAnsiTheme="minorEastAsia"/>
+          <w:bCs/>
+          <w:color w:val="000000"/>
+          <w:sz w:val="21"/>
+          <w:szCs w:val="21"/>
+        </w:rPr>
+      </w:pPr>
+      <w:r>
+        <w:rPr>
+          <w:rFonts w:asciiTheme="minorEastAsia" w:eastAsiaTheme="minorEastAsia" w:hAnsiTheme="minorEastAsia" w:hint="eastAsia"/>
+          <w:bCs/>
+          <w:color w:val="000000"/>
+          <w:sz w:val="21"/>
+          <w:szCs w:val="21"/>
+        </w:rPr>
+        <w:t xml:space="preserve">职业发展：考虑向更高级别的职位迈进，如技术主管或项目经理，以便承担更多的责任和挑战。 </w:t>
+      </w:r>
+    </w:p>
+    <w:p>
+      <w:pPr>
+        <w:pStyle w:val="a4"/>
+        <w:rPr>
+          <w:rFonts w:asciiTheme="minorEastAsia" w:eastAsiaTheme="minorEastAsia" w:hAnsiTheme="minorEastAsia"/>
+          <w:bCs/>
+          <w:color w:val="000000"/>
+          <w:sz w:val="21"/>
+          <w:szCs w:val="21"/>
+        </w:rPr>
+      </w:pPr>
+      <w:r>
+        <w:rPr>
+          <w:rFonts w:asciiTheme="minorEastAsia" w:eastAsiaTheme="minorEastAsia" w:hAnsiTheme="minorEastAsia" w:hint="eastAsia"/>
+          <w:bCs/>
+          <w:color w:val="000000"/>
+          <w:sz w:val="21"/>
+          <w:szCs w:val="21"/>
+        </w:rPr>
+        <w:t>六、结语 总的来说，过去的这一年是我职业生涯中的一个重要里程碑。它不仅让我积累了宝贵的经验，还为我未来的道路奠定了坚实的基础。</w:t>
+      </w:r>
+    </w:p>
+    <w:p>
+      <w:pPr>
+        <w:pStyle w:val="a4"/>
+        <w:rPr>
           <w:rFonts w:ascii="PingFang SC" w:hAnsi="PingFang SC" w:hint="eastAsia"/>
           <w:b/>
           <w:bCs/>
@@ -789,7 +881,7 @@
           <w:sz w:val="21"/>
           <w:szCs w:val="21"/>
         </w:rPr>
-        <w:t>职业发展：考虑向更高级别的职位迈进，如技术主管或项目经理，以便承担更多的责任和挑战。 六、结语 总的来说，过去的这一年是我职业生涯中的一个重要里程碑。它不仅让我积累了宝贵的经验，还为我未来的道路奠定了坚实的基础。我相信，在新的一年里，我会继续保持热情和专注，不断追求卓越，并为实现我们的共同目标做出更大的贡献</w:t>
+        <w:t>我相信，在新的一年里，我会继续保持热情和专注，不断追求卓越，并为实现我们的共同目标做出更大的贡献</w:t>
       </w:r>
       <w:r>
         <w:rPr>
@@ -889,7 +981,6 @@
         <w:ind w:firstLine="420"/>
       </w:pPr>
       <w:r>
-        <w:lastRenderedPageBreak/>
         <w:t>项目：</w:t>
       </w:r>
       <w:r>

--- a/2024总结.docx
+++ b/2024总结.docx
@@ -1,27 +1,26 @@
 
 <file path=word/document.xml><?xml version="1.0" encoding="utf-8"?>
-<w:document xmlns:wpc="http://schemas.microsoft.com/office/word/2010/wordprocessingCanvas" xmlns:mc="http://schemas.openxmlformats.org/markup-compatibility/2006" xmlns:o="urn:schemas-microsoft-com:office:office" xmlns:r="http://schemas.openxmlformats.org/officeDocument/2006/relationships" xmlns:m="http://schemas.openxmlformats.org/officeDocument/2006/math" xmlns:v="urn:schemas-microsoft-com:vml" xmlns:wp14="http://schemas.microsoft.com/office/word/2010/wordprocessingDrawing" xmlns:wp="http://schemas.openxmlformats.org/drawingml/2006/wordprocessingDrawing" xmlns:w10="urn:schemas-microsoft-com:office:word" xmlns:w="http://schemas.openxmlformats.org/wordprocessingml/2006/main" xmlns:w14="http://schemas.microsoft.com/office/word/2010/wordml" xmlns:w15="http://schemas.microsoft.com/office/word/2012/wordml" xmlns:wpg="http://schemas.microsoft.com/office/word/2010/wordprocessingGroup" xmlns:wpi="http://schemas.microsoft.com/office/word/2010/wordprocessingInk" xmlns:wne="http://schemas.microsoft.com/office/word/2006/wordml" xmlns:wps="http://schemas.microsoft.com/office/word/2010/wordprocessingShape" mc:Ignorable="w14 w15 wp14">
+<w:document xmlns:wpc="http://schemas.microsoft.com/office/word/2010/wordprocessingCanvas" xmlns:cx="http://schemas.microsoft.com/office/drawing/2014/chartex" xmlns:cx1="http://schemas.microsoft.com/office/drawing/2015/9/8/chartex" xmlns:cx2="http://schemas.microsoft.com/office/drawing/2015/10/21/chartex" xmlns:cx3="http://schemas.microsoft.com/office/drawing/2016/5/9/chartex" xmlns:cx4="http://schemas.microsoft.com/office/drawing/2016/5/10/chartex" xmlns:cx5="http://schemas.microsoft.com/office/drawing/2016/5/11/chartex" xmlns:cx6="http://schemas.microsoft.com/office/drawing/2016/5/12/chartex" xmlns:cx7="http://schemas.microsoft.com/office/drawing/2016/5/13/chartex" xmlns:cx8="http://schemas.microsoft.com/office/drawing/2016/5/14/chartex" xmlns:mc="http://schemas.openxmlformats.org/markup-compatibility/2006" xmlns:aink="http://schemas.microsoft.com/office/drawing/2016/ink" xmlns:am3d="http://schemas.microsoft.com/office/drawing/2017/model3d" xmlns:o="urn:schemas-microsoft-com:office:office" xmlns:oel="http://schemas.microsoft.com/office/2019/extlst" xmlns:r="http://schemas.openxmlformats.org/officeDocument/2006/relationships" xmlns:m="http://schemas.openxmlformats.org/officeDocument/2006/math" xmlns:v="urn:schemas-microsoft-com:vml" xmlns:wp14="http://schemas.microsoft.com/office/word/2010/wordprocessingDrawing" xmlns:wp="http://schemas.openxmlformats.org/drawingml/2006/wordprocessingDrawing" xmlns:w10="urn:schemas-microsoft-com:office:word" xmlns:w="http://schemas.openxmlformats.org/wordprocessingml/2006/main" xmlns:w14="http://schemas.microsoft.com/office/word/2010/wordml" xmlns:w15="http://schemas.microsoft.com/office/word/2012/wordml" xmlns:w16cex="http://schemas.microsoft.com/office/word/2018/wordml/cex" xmlns:w16cid="http://schemas.microsoft.com/office/word/2016/wordml/cid" xmlns:w16="http://schemas.microsoft.com/office/word/2018/wordml" xmlns:w16sdtdh="http://schemas.microsoft.com/office/word/2020/wordml/sdtdatahash" xmlns:w16se="http://schemas.microsoft.com/office/word/2015/wordml/symex" xmlns:wpg="http://schemas.microsoft.com/office/word/2010/wordprocessingGroup" xmlns:wpi="http://schemas.microsoft.com/office/word/2010/wordprocessingInk" xmlns:wne="http://schemas.microsoft.com/office/word/2006/wordml" xmlns:wps="http://schemas.microsoft.com/office/word/2010/wordprocessingShape" mc:Ignorable="w14 w15 w16se w16cid w16 w16cex w16sdtdh wp14">
   <w:body>
     <w:p>
       <w:pPr>
-        <w:pStyle w:val="a4"/>
-        <w:rPr>
-          <w:rFonts w:asciiTheme="minorEastAsia" w:eastAsiaTheme="minorEastAsia" w:hAnsiTheme="minorEastAsia"/>
-          <w:bCs/>
-          <w:color w:val="000000"/>
-          <w:sz w:val="21"/>
-          <w:szCs w:val="21"/>
-        </w:rPr>
-      </w:pPr>
-      <w:r>
-        <w:rPr>
-          <w:rFonts w:asciiTheme="minorEastAsia" w:eastAsiaTheme="minorEastAsia" w:hAnsiTheme="minorEastAsia" w:hint="eastAsia"/>
-          <w:bCs/>
-          <w:color w:val="000000"/>
-          <w:sz w:val="21"/>
-          <w:szCs w:val="21"/>
-        </w:rPr>
-        <w:t>引言</w:t>
+        <w:pStyle w:val="3"/>
+        <w:jc w:val="center"/>
+      </w:pPr>
+      <w:r>
+        <w:rPr>
+          <w:rFonts w:hint="eastAsia"/>
+        </w:rPr>
+        <w:t>2</w:t>
+      </w:r>
+      <w:r>
+        <w:t>024</w:t>
+      </w:r>
+      <w:r>
+        <w:rPr>
+          <w:rFonts w:hint="eastAsia"/>
+        </w:rPr>
+        <w:t>年度工作总结</w:t>
       </w:r>
     </w:p>
     <w:p>
@@ -43,97 +42,7 @@
           <w:sz w:val="21"/>
           <w:szCs w:val="21"/>
         </w:rPr>
-        <w:t xml:space="preserve"> 在</w:t>
-      </w:r>
-      <w:r>
-        <w:rPr>
-          <w:rFonts w:asciiTheme="minorEastAsia" w:eastAsiaTheme="minorEastAsia" w:hAnsiTheme="minorEastAsia" w:hint="eastAsia"/>
-          <w:bCs/>
-          <w:color w:val="000000"/>
-          <w:sz w:val="21"/>
-          <w:szCs w:val="21"/>
-        </w:rPr>
-        <w:t>202</w:t>
-      </w:r>
-      <w:r>
-        <w:rPr>
-          <w:rFonts w:asciiTheme="minorEastAsia" w:eastAsiaTheme="minorEastAsia" w:hAnsiTheme="minorEastAsia"/>
-          <w:bCs/>
-          <w:color w:val="000000"/>
-          <w:sz w:val="21"/>
-          <w:szCs w:val="21"/>
-        </w:rPr>
-        <w:t>4</w:t>
-      </w:r>
-      <w:r>
-        <w:rPr>
-          <w:rFonts w:asciiTheme="minorEastAsia" w:eastAsiaTheme="minorEastAsia" w:hAnsiTheme="minorEastAsia" w:hint="eastAsia"/>
-          <w:bCs/>
-          <w:color w:val="000000"/>
-          <w:sz w:val="21"/>
-          <w:szCs w:val="21"/>
-        </w:rPr>
-        <w:t>年即将结束之际，我有幸回顾了自己在</w:t>
-      </w:r>
-      <w:r>
-        <w:rPr>
-          <w:rFonts w:asciiTheme="minorEastAsia" w:eastAsiaTheme="minorEastAsia" w:hAnsiTheme="minorEastAsia" w:hint="eastAsia"/>
-          <w:bCs/>
-          <w:color w:val="000000"/>
-          <w:sz w:val="21"/>
-          <w:szCs w:val="21"/>
-        </w:rPr>
-        <w:t>入职</w:t>
-      </w:r>
-      <w:r>
-        <w:rPr>
-          <w:rFonts w:asciiTheme="minorEastAsia" w:eastAsiaTheme="minorEastAsia" w:hAnsiTheme="minorEastAsia" w:hint="eastAsia"/>
-          <w:bCs/>
-          <w:color w:val="000000"/>
-          <w:sz w:val="21"/>
-          <w:szCs w:val="21"/>
-        </w:rPr>
-        <w:t>过去</w:t>
-      </w:r>
-      <w:r>
-        <w:rPr>
-          <w:rFonts w:asciiTheme="minorEastAsia" w:eastAsiaTheme="minorEastAsia" w:hAnsiTheme="minorEastAsia" w:hint="eastAsia"/>
-          <w:bCs/>
-          <w:color w:val="000000"/>
-          <w:sz w:val="21"/>
-          <w:szCs w:val="21"/>
-        </w:rPr>
-        <w:t>几个月</w:t>
-      </w:r>
-      <w:r>
-        <w:rPr>
-          <w:rFonts w:asciiTheme="minorEastAsia" w:eastAsiaTheme="minorEastAsia" w:hAnsiTheme="minorEastAsia" w:hint="eastAsia"/>
-          <w:bCs/>
-          <w:color w:val="000000"/>
-          <w:sz w:val="21"/>
-          <w:szCs w:val="21"/>
-        </w:rPr>
-        <w:t>中作为</w:t>
-      </w:r>
-      <w:r>
-        <w:rPr>
-          <w:rFonts w:asciiTheme="minorEastAsia" w:eastAsiaTheme="minorEastAsia" w:hAnsiTheme="minorEastAsia" w:hint="eastAsia"/>
-          <w:bCs/>
-          <w:color w:val="000000"/>
-          <w:sz w:val="21"/>
-          <w:szCs w:val="21"/>
-        </w:rPr>
-        <w:t>公司医疗护理系统研发人员</w:t>
-      </w:r>
-      <w:r>
-        <w:rPr>
-          <w:rFonts w:asciiTheme="minorEastAsia" w:eastAsiaTheme="minorEastAsia" w:hAnsiTheme="minorEastAsia" w:hint="eastAsia"/>
-          <w:bCs/>
-          <w:color w:val="000000"/>
-          <w:sz w:val="21"/>
-          <w:szCs w:val="21"/>
-        </w:rPr>
-        <w:t>的工作经历。这一年充满了挑战与机遇，我在不断的学习和实践中，不仅提升了自身的技能，也为团队带来了显著的价值。</w:t>
+        <w:t xml:space="preserve"> </w:t>
       </w:r>
     </w:p>
     <w:p>
@@ -165,12 +74,23 @@
           <w:sz w:val="21"/>
           <w:szCs w:val="21"/>
         </w:rPr>
-        <w:t>二、年度工作回顾</w:t>
+        <w:t>一</w:t>
+      </w:r>
+      <w:r>
+        <w:rPr>
+          <w:rFonts w:asciiTheme="minorEastAsia" w:eastAsiaTheme="minorEastAsia" w:hAnsiTheme="minorEastAsia" w:hint="eastAsia"/>
+          <w:bCs/>
+          <w:color w:val="000000"/>
+          <w:sz w:val="21"/>
+          <w:szCs w:val="21"/>
+        </w:rPr>
+        <w:t>、年度工作回顾</w:t>
       </w:r>
     </w:p>
     <w:p>
       <w:pPr>
         <w:pStyle w:val="a4"/>
+        <w:ind w:firstLineChars="200" w:firstLine="420"/>
         <w:rPr>
           <w:rFonts w:asciiTheme="minorEastAsia" w:eastAsiaTheme="minorEastAsia" w:hAnsiTheme="minorEastAsia"/>
           <w:bCs/>
@@ -187,17 +107,97 @@
           <w:sz w:val="21"/>
           <w:szCs w:val="21"/>
         </w:rPr>
-        <w:t>一、</w:t>
-      </w:r>
-      <w:r>
-        <w:rPr>
-          <w:rFonts w:asciiTheme="minorEastAsia" w:eastAsiaTheme="minorEastAsia" w:hAnsiTheme="minorEastAsia" w:hint="eastAsia"/>
-          <w:bCs/>
-          <w:color w:val="000000"/>
-          <w:sz w:val="21"/>
-          <w:szCs w:val="21"/>
-        </w:rPr>
-        <w:t>我参与</w:t>
+        <w:t>在</w:t>
+      </w:r>
+      <w:r>
+        <w:rPr>
+          <w:rFonts w:asciiTheme="minorEastAsia" w:eastAsiaTheme="minorEastAsia" w:hAnsiTheme="minorEastAsia" w:hint="eastAsia"/>
+          <w:bCs/>
+          <w:color w:val="000000"/>
+          <w:sz w:val="21"/>
+          <w:szCs w:val="21"/>
+        </w:rPr>
+        <w:t>202</w:t>
+      </w:r>
+      <w:r>
+        <w:rPr>
+          <w:rFonts w:asciiTheme="minorEastAsia" w:eastAsiaTheme="minorEastAsia" w:hAnsiTheme="minorEastAsia"/>
+          <w:bCs/>
+          <w:color w:val="000000"/>
+          <w:sz w:val="21"/>
+          <w:szCs w:val="21"/>
+        </w:rPr>
+        <w:t>4</w:t>
+      </w:r>
+      <w:r>
+        <w:rPr>
+          <w:rFonts w:asciiTheme="minorEastAsia" w:eastAsiaTheme="minorEastAsia" w:hAnsiTheme="minorEastAsia" w:hint="eastAsia"/>
+          <w:bCs/>
+          <w:color w:val="000000"/>
+          <w:sz w:val="21"/>
+          <w:szCs w:val="21"/>
+        </w:rPr>
+        <w:t>年即将结束之际，我有幸回顾了自己在</w:t>
+      </w:r>
+      <w:r>
+        <w:rPr>
+          <w:rFonts w:asciiTheme="minorEastAsia" w:eastAsiaTheme="minorEastAsia" w:hAnsiTheme="minorEastAsia" w:hint="eastAsia"/>
+          <w:bCs/>
+          <w:color w:val="000000"/>
+          <w:sz w:val="21"/>
+          <w:szCs w:val="21"/>
+        </w:rPr>
+        <w:t>入职过去几个月</w:t>
+      </w:r>
+      <w:r>
+        <w:rPr>
+          <w:rFonts w:asciiTheme="minorEastAsia" w:eastAsiaTheme="minorEastAsia" w:hAnsiTheme="minorEastAsia" w:hint="eastAsia"/>
+          <w:bCs/>
+          <w:color w:val="000000"/>
+          <w:sz w:val="21"/>
+          <w:szCs w:val="21"/>
+        </w:rPr>
+        <w:t>中作为</w:t>
+      </w:r>
+      <w:r>
+        <w:rPr>
+          <w:rFonts w:asciiTheme="minorEastAsia" w:eastAsiaTheme="minorEastAsia" w:hAnsiTheme="minorEastAsia" w:hint="eastAsia"/>
+          <w:bCs/>
+          <w:color w:val="000000"/>
+          <w:sz w:val="21"/>
+          <w:szCs w:val="21"/>
+        </w:rPr>
+        <w:t>公司医疗护理系统研发人员</w:t>
+      </w:r>
+      <w:r>
+        <w:rPr>
+          <w:rFonts w:asciiTheme="minorEastAsia" w:eastAsiaTheme="minorEastAsia" w:hAnsiTheme="minorEastAsia" w:hint="eastAsia"/>
+          <w:bCs/>
+          <w:color w:val="000000"/>
+          <w:sz w:val="21"/>
+          <w:szCs w:val="21"/>
+        </w:rPr>
+        <w:t>的工作经历。这一年充满了挑战与机遇，我在不断的学习和实践中，不仅提升了自身的技能，也为团队带来了显著的价值。</w:t>
+      </w:r>
+      <w:r>
+        <w:rPr>
+          <w:rFonts w:asciiTheme="minorEastAsia" w:eastAsiaTheme="minorEastAsia" w:hAnsiTheme="minorEastAsia" w:hint="eastAsia"/>
+          <w:bCs/>
+          <w:color w:val="000000"/>
+          <w:sz w:val="21"/>
+          <w:szCs w:val="21"/>
+        </w:rPr>
+        <w:t>作为研发部一员，我</w:t>
+      </w:r>
+      <w:r>
+        <w:rPr>
+          <w:rFonts w:asciiTheme="minorEastAsia" w:eastAsiaTheme="minorEastAsia" w:hAnsiTheme="minorEastAsia" w:hint="eastAsia"/>
+          <w:bCs/>
+          <w:color w:val="000000"/>
+          <w:sz w:val="21"/>
+          <w:szCs w:val="21"/>
+        </w:rPr>
+        <w:t>参与</w:t>
       </w:r>
       <w:r>
         <w:rPr>
@@ -208,6 +208,16 @@
           <w:szCs w:val="21"/>
         </w:rPr>
         <w:t>了</w:t>
+      </w:r>
+      <w:r>
+        <w:rPr>
+          <w:rFonts w:asciiTheme="minorEastAsia" w:eastAsiaTheme="minorEastAsia" w:hAnsiTheme="minorEastAsia" w:hint="eastAsia"/>
+          <w:bCs/>
+          <w:color w:val="000000"/>
+          <w:sz w:val="21"/>
+          <w:szCs w:val="21"/>
+        </w:rPr>
+        <w:t>岑</w:t>
       </w:r>
       <w:r>
         <w:rPr>
@@ -379,51 +389,253 @@
           <w:sz w:val="21"/>
           <w:szCs w:val="21"/>
         </w:rPr>
-        <w:t>二、</w:t>
-      </w:r>
-      <w:r>
-        <w:rPr>
-          <w:rFonts w:asciiTheme="minorEastAsia" w:eastAsiaTheme="minorEastAsia" w:hAnsiTheme="minorEastAsia" w:hint="eastAsia"/>
-          <w:bCs/>
-          <w:color w:val="000000"/>
-          <w:sz w:val="21"/>
-          <w:szCs w:val="21"/>
-        </w:rPr>
-        <w:t>尽管取得了一定的成绩，但过去的一年中也不乏困难和挫折。其中最大的挑战之一是保持技术的先进性与业务需求之间的平衡。随着新技术层出不穷，如何选择最合适的工具来满足医疗行业的特殊需求是一个持续的课题。 另一个挑战是如何有效地与其他部门进行沟通和协作。由于医疗行业涉及多个专业领域，因此跨职能合作变得尤为重要。在这方面，我努力提升自己的沟通技巧，以更好地理解各方的需求，并在项目中扮演桥梁的角色。</w:t>
+        <w:t>二</w:t>
+      </w:r>
+      <w:r>
+        <w:rPr>
+          <w:rFonts w:asciiTheme="minorEastAsia" w:eastAsiaTheme="minorEastAsia" w:hAnsiTheme="minorEastAsia" w:hint="eastAsia"/>
+          <w:bCs/>
+          <w:color w:val="000000"/>
+          <w:sz w:val="21"/>
+          <w:szCs w:val="21"/>
+        </w:rPr>
+        <w:t>、问题分析与改进</w:t>
       </w:r>
     </w:p>
     <w:p>
       <w:pPr>
         <w:pStyle w:val="a4"/>
-        <w:rPr>
-          <w:rFonts w:asciiTheme="minorEastAsia" w:eastAsiaTheme="minorEastAsia" w:hAnsiTheme="minorEastAsia" w:hint="eastAsia"/>
-          <w:bCs/>
-          <w:color w:val="000000"/>
-          <w:sz w:val="21"/>
-          <w:szCs w:val="21"/>
-        </w:rPr>
-      </w:pPr>
+        <w:ind w:firstLineChars="200" w:firstLine="420"/>
+        <w:rPr>
+          <w:rFonts w:asciiTheme="minorEastAsia" w:eastAsiaTheme="minorEastAsia" w:hAnsiTheme="minorEastAsia"/>
+          <w:bCs/>
+          <w:color w:val="000000"/>
+          <w:sz w:val="21"/>
+          <w:szCs w:val="21"/>
+        </w:rPr>
+      </w:pPr>
+      <w:r>
+        <w:rPr>
+          <w:rFonts w:asciiTheme="minorEastAsia" w:eastAsiaTheme="minorEastAsia" w:hAnsiTheme="minorEastAsia" w:hint="eastAsia"/>
+          <w:bCs/>
+          <w:color w:val="000000"/>
+          <w:sz w:val="21"/>
+          <w:szCs w:val="21"/>
+        </w:rPr>
+        <w:t>由于</w:t>
+      </w:r>
+      <w:r>
+        <w:rPr>
+          <w:rFonts w:asciiTheme="minorEastAsia" w:eastAsiaTheme="minorEastAsia" w:hAnsiTheme="minorEastAsia" w:hint="eastAsia"/>
+          <w:bCs/>
+          <w:color w:val="000000"/>
+          <w:sz w:val="21"/>
+          <w:szCs w:val="21"/>
+        </w:rPr>
+        <w:t>我入职时间较短，</w:t>
+      </w:r>
+      <w:r>
+        <w:rPr>
+          <w:rFonts w:asciiTheme="minorEastAsia" w:eastAsiaTheme="minorEastAsia" w:hAnsiTheme="minorEastAsia" w:hint="eastAsia"/>
+          <w:bCs/>
+          <w:color w:val="000000"/>
+          <w:sz w:val="21"/>
+          <w:szCs w:val="21"/>
+        </w:rPr>
+        <w:t>对医疗护理各种流程</w:t>
+      </w:r>
+      <w:r>
+        <w:rPr>
+          <w:rFonts w:asciiTheme="minorEastAsia" w:eastAsiaTheme="minorEastAsia" w:hAnsiTheme="minorEastAsia" w:hint="eastAsia"/>
+          <w:bCs/>
+          <w:color w:val="000000"/>
+          <w:sz w:val="21"/>
+          <w:szCs w:val="21"/>
+        </w:rPr>
+        <w:t>、不同</w:t>
+      </w:r>
+      <w:r>
+        <w:rPr>
+          <w:rFonts w:asciiTheme="minorEastAsia" w:eastAsiaTheme="minorEastAsia" w:hAnsiTheme="minorEastAsia" w:hint="eastAsia"/>
+          <w:bCs/>
+          <w:color w:val="000000"/>
+          <w:sz w:val="21"/>
+          <w:szCs w:val="21"/>
+        </w:rPr>
+        <w:t>用户身份、权限</w:t>
+      </w:r>
+      <w:r>
+        <w:rPr>
+          <w:rFonts w:asciiTheme="minorEastAsia" w:eastAsiaTheme="minorEastAsia" w:hAnsiTheme="minorEastAsia" w:hint="eastAsia"/>
+          <w:bCs/>
+          <w:color w:val="000000"/>
+          <w:sz w:val="21"/>
+          <w:szCs w:val="21"/>
+        </w:rPr>
+        <w:t>控制</w:t>
+      </w:r>
+      <w:r>
+        <w:rPr>
+          <w:rFonts w:asciiTheme="minorEastAsia" w:eastAsiaTheme="minorEastAsia" w:hAnsiTheme="minorEastAsia" w:hint="eastAsia"/>
+          <w:bCs/>
+          <w:color w:val="000000"/>
+          <w:sz w:val="21"/>
+          <w:szCs w:val="21"/>
+        </w:rPr>
+        <w:t>等</w:t>
+      </w:r>
+      <w:r>
+        <w:rPr>
+          <w:rFonts w:asciiTheme="minorEastAsia" w:eastAsiaTheme="minorEastAsia" w:hAnsiTheme="minorEastAsia" w:hint="eastAsia"/>
+          <w:bCs/>
+          <w:color w:val="000000"/>
+          <w:sz w:val="21"/>
+          <w:szCs w:val="21"/>
+        </w:rPr>
+        <w:t>的不熟悉，</w:t>
+      </w:r>
+      <w:r>
+        <w:rPr>
+          <w:rFonts w:asciiTheme="minorEastAsia" w:eastAsiaTheme="minorEastAsia" w:hAnsiTheme="minorEastAsia" w:hint="eastAsia"/>
+          <w:bCs/>
+          <w:color w:val="000000"/>
+          <w:sz w:val="21"/>
+          <w:szCs w:val="21"/>
+        </w:rPr>
+        <w:t>导致开发出的系统界面</w:t>
+      </w:r>
+      <w:r>
+        <w:rPr>
+          <w:rFonts w:asciiTheme="minorEastAsia" w:eastAsiaTheme="minorEastAsia" w:hAnsiTheme="minorEastAsia" w:hint="eastAsia"/>
+          <w:bCs/>
+          <w:color w:val="000000"/>
+          <w:sz w:val="21"/>
+          <w:szCs w:val="21"/>
+        </w:rPr>
+        <w:t>，</w:t>
+      </w:r>
+      <w:r>
+        <w:rPr>
+          <w:rFonts w:asciiTheme="minorEastAsia" w:eastAsiaTheme="minorEastAsia" w:hAnsiTheme="minorEastAsia" w:hint="eastAsia"/>
+          <w:bCs/>
+          <w:color w:val="000000"/>
+          <w:sz w:val="21"/>
+          <w:szCs w:val="21"/>
+        </w:rPr>
+        <w:t>收到</w:t>
+      </w:r>
+      <w:r>
+        <w:rPr>
+          <w:rFonts w:asciiTheme="minorEastAsia" w:eastAsiaTheme="minorEastAsia" w:hAnsiTheme="minorEastAsia" w:hint="eastAsia"/>
+          <w:bCs/>
+          <w:color w:val="000000"/>
+          <w:sz w:val="21"/>
+          <w:szCs w:val="21"/>
+        </w:rPr>
+        <w:t>部分用户反馈称</w:t>
+      </w:r>
+      <w:r>
+        <w:rPr>
+          <w:rFonts w:asciiTheme="minorEastAsia" w:eastAsiaTheme="minorEastAsia" w:hAnsiTheme="minorEastAsia" w:hint="eastAsia"/>
+          <w:bCs/>
+          <w:color w:val="000000"/>
+          <w:sz w:val="21"/>
+          <w:szCs w:val="21"/>
+        </w:rPr>
+        <w:t>系统</w:t>
+      </w:r>
+      <w:r>
+        <w:rPr>
+          <w:rFonts w:asciiTheme="minorEastAsia" w:eastAsiaTheme="minorEastAsia" w:hAnsiTheme="minorEastAsia" w:hint="eastAsia"/>
+          <w:bCs/>
+          <w:color w:val="000000"/>
+          <w:sz w:val="21"/>
+          <w:szCs w:val="21"/>
+        </w:rPr>
+        <w:t>界面不够直观易用，导致操作效率低下。</w:t>
+      </w:r>
+      <w:r>
+        <w:rPr>
+          <w:rFonts w:asciiTheme="minorEastAsia" w:eastAsiaTheme="minorEastAsia" w:hAnsiTheme="minorEastAsia" w:hint="eastAsia"/>
+          <w:bCs/>
+          <w:color w:val="000000"/>
+          <w:sz w:val="21"/>
+          <w:szCs w:val="21"/>
+        </w:rPr>
+        <w:t>改进——通过积极与用户沟通需求细节和熟悉各种操作流程，</w:t>
+      </w:r>
+      <w:r>
+        <w:rPr>
+          <w:rFonts w:asciiTheme="minorEastAsia" w:eastAsiaTheme="minorEastAsia" w:hAnsiTheme="minorEastAsia" w:hint="eastAsia"/>
+          <w:bCs/>
+          <w:color w:val="000000"/>
+          <w:sz w:val="21"/>
+          <w:szCs w:val="21"/>
+        </w:rPr>
+        <w:t>将用户反馈纳入持续的产品迭代过程中，不断改进和完善系统。</w:t>
+      </w:r>
     </w:p>
     <w:p>
       <w:pPr>
         <w:pStyle w:val="a4"/>
-        <w:rPr>
-          <w:rFonts w:asciiTheme="minorEastAsia" w:eastAsiaTheme="minorEastAsia" w:hAnsiTheme="minorEastAsia"/>
-          <w:bCs/>
-          <w:color w:val="000000"/>
-          <w:sz w:val="21"/>
-          <w:szCs w:val="21"/>
-        </w:rPr>
-      </w:pPr>
-      <w:r>
-        <w:rPr>
-          <w:rFonts w:asciiTheme="minorEastAsia" w:eastAsiaTheme="minorEastAsia" w:hAnsiTheme="minorEastAsia" w:hint="eastAsia"/>
-          <w:bCs/>
-          <w:color w:val="000000"/>
-          <w:sz w:val="21"/>
-          <w:szCs w:val="21"/>
-        </w:rPr>
-        <w:t>三、问题分析与改进</w:t>
+        <w:ind w:firstLineChars="200" w:firstLine="420"/>
+        <w:rPr>
+          <w:rFonts w:asciiTheme="minorEastAsia" w:eastAsiaTheme="minorEastAsia" w:hAnsiTheme="minorEastAsia" w:hint="eastAsia"/>
+          <w:bCs/>
+          <w:color w:val="000000"/>
+          <w:sz w:val="21"/>
+          <w:szCs w:val="21"/>
+        </w:rPr>
+      </w:pPr>
+      <w:r>
+        <w:rPr>
+          <w:rFonts w:asciiTheme="minorEastAsia" w:eastAsiaTheme="minorEastAsia" w:hAnsiTheme="minorEastAsia" w:hint="eastAsia"/>
+          <w:bCs/>
+          <w:color w:val="000000"/>
+          <w:sz w:val="21"/>
+          <w:szCs w:val="21"/>
+        </w:rPr>
+        <w:t>尽管取得了一定的成绩，但过去的一年中也不乏困难和挫折。其中最大的挑战之一是保持技术的先进性与业务需求之间的平衡。随着新技术层出不穷，如何选择最合适的工具来满足医疗</w:t>
+      </w:r>
+      <w:r>
+        <w:rPr>
+          <w:rFonts w:asciiTheme="minorEastAsia" w:eastAsiaTheme="minorEastAsia" w:hAnsiTheme="minorEastAsia" w:hint="eastAsia"/>
+          <w:bCs/>
+          <w:color w:val="000000"/>
+          <w:sz w:val="21"/>
+          <w:szCs w:val="21"/>
+        </w:rPr>
+        <w:t>护理</w:t>
+      </w:r>
+      <w:r>
+        <w:rPr>
+          <w:rFonts w:asciiTheme="minorEastAsia" w:eastAsiaTheme="minorEastAsia" w:hAnsiTheme="minorEastAsia" w:hint="eastAsia"/>
+          <w:bCs/>
+          <w:color w:val="000000"/>
+          <w:sz w:val="21"/>
+          <w:szCs w:val="21"/>
+        </w:rPr>
+        <w:t>行业的特殊需求是一个持续的</w:t>
+      </w:r>
+      <w:r>
+        <w:rPr>
+          <w:rFonts w:asciiTheme="minorEastAsia" w:eastAsiaTheme="minorEastAsia" w:hAnsiTheme="minorEastAsia" w:hint="eastAsia"/>
+          <w:bCs/>
+          <w:color w:val="000000"/>
+          <w:sz w:val="21"/>
+          <w:szCs w:val="21"/>
+        </w:rPr>
+        <w:t>问</w:t>
+      </w:r>
+      <w:r>
+        <w:rPr>
+          <w:rFonts w:asciiTheme="minorEastAsia" w:eastAsiaTheme="minorEastAsia" w:hAnsiTheme="minorEastAsia" w:hint="eastAsia"/>
+          <w:bCs/>
+          <w:color w:val="000000"/>
+          <w:sz w:val="21"/>
+          <w:szCs w:val="21"/>
+        </w:rPr>
+        <w:t>题。 另一个挑战是如何有效地与其他部门进行沟通和协作。我努力提升自己的沟通技巧，以更好地理解各方的需求，并在项目中扮演桥梁的角色。</w:t>
       </w:r>
     </w:p>
     <w:p>
@@ -445,170 +657,18 @@
           <w:sz w:val="21"/>
           <w:szCs w:val="21"/>
         </w:rPr>
-        <w:t>由于</w:t>
-      </w:r>
-      <w:r>
-        <w:rPr>
-          <w:rFonts w:asciiTheme="minorEastAsia" w:eastAsiaTheme="minorEastAsia" w:hAnsiTheme="minorEastAsia" w:hint="eastAsia"/>
-          <w:bCs/>
-          <w:color w:val="000000"/>
-          <w:sz w:val="21"/>
-          <w:szCs w:val="21"/>
-        </w:rPr>
-        <w:t>我入职时间较短，</w:t>
-      </w:r>
-      <w:r>
-        <w:rPr>
-          <w:rFonts w:asciiTheme="minorEastAsia" w:eastAsiaTheme="minorEastAsia" w:hAnsiTheme="minorEastAsia" w:hint="eastAsia"/>
-          <w:bCs/>
-          <w:color w:val="000000"/>
-          <w:sz w:val="21"/>
-          <w:szCs w:val="21"/>
-        </w:rPr>
-        <w:t>对医疗护理各种流程</w:t>
-      </w:r>
-      <w:r>
-        <w:rPr>
-          <w:rFonts w:asciiTheme="minorEastAsia" w:eastAsiaTheme="minorEastAsia" w:hAnsiTheme="minorEastAsia" w:hint="eastAsia"/>
-          <w:bCs/>
-          <w:color w:val="000000"/>
-          <w:sz w:val="21"/>
-          <w:szCs w:val="21"/>
-        </w:rPr>
-        <w:t>、不同</w:t>
-      </w:r>
-      <w:r>
-        <w:rPr>
-          <w:rFonts w:asciiTheme="minorEastAsia" w:eastAsiaTheme="minorEastAsia" w:hAnsiTheme="minorEastAsia" w:hint="eastAsia"/>
-          <w:bCs/>
-          <w:color w:val="000000"/>
-          <w:sz w:val="21"/>
-          <w:szCs w:val="21"/>
-        </w:rPr>
-        <w:t>用户身份、权限</w:t>
-      </w:r>
-      <w:r>
-        <w:rPr>
-          <w:rFonts w:asciiTheme="minorEastAsia" w:eastAsiaTheme="minorEastAsia" w:hAnsiTheme="minorEastAsia" w:hint="eastAsia"/>
-          <w:bCs/>
-          <w:color w:val="000000"/>
-          <w:sz w:val="21"/>
-          <w:szCs w:val="21"/>
-        </w:rPr>
-        <w:t>控制</w:t>
-      </w:r>
-      <w:r>
-        <w:rPr>
-          <w:rFonts w:asciiTheme="minorEastAsia" w:eastAsiaTheme="minorEastAsia" w:hAnsiTheme="minorEastAsia" w:hint="eastAsia"/>
-          <w:bCs/>
-          <w:color w:val="000000"/>
-          <w:sz w:val="21"/>
-          <w:szCs w:val="21"/>
-        </w:rPr>
-        <w:t>等</w:t>
-      </w:r>
-      <w:r>
-        <w:rPr>
-          <w:rFonts w:asciiTheme="minorEastAsia" w:eastAsiaTheme="minorEastAsia" w:hAnsiTheme="minorEastAsia" w:hint="eastAsia"/>
-          <w:bCs/>
-          <w:color w:val="000000"/>
-          <w:sz w:val="21"/>
-          <w:szCs w:val="21"/>
-        </w:rPr>
-        <w:t>的不熟悉，</w:t>
-      </w:r>
-      <w:r>
-        <w:rPr>
-          <w:rFonts w:asciiTheme="minorEastAsia" w:eastAsiaTheme="minorEastAsia" w:hAnsiTheme="minorEastAsia" w:hint="eastAsia"/>
-          <w:bCs/>
-          <w:color w:val="000000"/>
-          <w:sz w:val="21"/>
-          <w:szCs w:val="21"/>
-        </w:rPr>
-        <w:t>导致开发出的系统界面</w:t>
-      </w:r>
-      <w:r>
-        <w:rPr>
-          <w:rFonts w:asciiTheme="minorEastAsia" w:eastAsiaTheme="minorEastAsia" w:hAnsiTheme="minorEastAsia" w:hint="eastAsia"/>
-          <w:bCs/>
-          <w:color w:val="000000"/>
-          <w:sz w:val="21"/>
-          <w:szCs w:val="21"/>
-        </w:rPr>
-        <w:t>，</w:t>
-      </w:r>
-      <w:r>
-        <w:rPr>
-          <w:rFonts w:asciiTheme="minorEastAsia" w:eastAsiaTheme="minorEastAsia" w:hAnsiTheme="minorEastAsia" w:hint="eastAsia"/>
-          <w:bCs/>
-          <w:color w:val="000000"/>
-          <w:sz w:val="21"/>
-          <w:szCs w:val="21"/>
-        </w:rPr>
-        <w:t>收到</w:t>
-      </w:r>
-      <w:r>
-        <w:rPr>
-          <w:rFonts w:asciiTheme="minorEastAsia" w:eastAsiaTheme="minorEastAsia" w:hAnsiTheme="minorEastAsia" w:hint="eastAsia"/>
-          <w:bCs/>
-          <w:color w:val="000000"/>
-          <w:sz w:val="21"/>
-          <w:szCs w:val="21"/>
-        </w:rPr>
-        <w:t>部分用户反馈称</w:t>
-      </w:r>
-      <w:r>
-        <w:rPr>
-          <w:rFonts w:asciiTheme="minorEastAsia" w:eastAsiaTheme="minorEastAsia" w:hAnsiTheme="minorEastAsia" w:hint="eastAsia"/>
-          <w:bCs/>
-          <w:color w:val="000000"/>
-          <w:sz w:val="21"/>
-          <w:szCs w:val="21"/>
-        </w:rPr>
-        <w:t>系统</w:t>
-      </w:r>
-      <w:r>
-        <w:rPr>
-          <w:rFonts w:asciiTheme="minorEastAsia" w:eastAsiaTheme="minorEastAsia" w:hAnsiTheme="minorEastAsia" w:hint="eastAsia"/>
-          <w:bCs/>
-          <w:color w:val="000000"/>
-          <w:sz w:val="21"/>
-          <w:szCs w:val="21"/>
-        </w:rPr>
-        <w:t>界面不够直观易用，导致操作效率低下。</w:t>
-      </w:r>
-      <w:r>
-        <w:rPr>
-          <w:rFonts w:asciiTheme="minorEastAsia" w:eastAsiaTheme="minorEastAsia" w:hAnsiTheme="minorEastAsia" w:hint="eastAsia"/>
-          <w:bCs/>
-          <w:color w:val="000000"/>
-          <w:sz w:val="21"/>
-          <w:szCs w:val="21"/>
-        </w:rPr>
-        <w:t>改进</w:t>
-      </w:r>
-      <w:r>
-        <w:rPr>
-          <w:rFonts w:asciiTheme="minorEastAsia" w:eastAsiaTheme="minorEastAsia" w:hAnsiTheme="minorEastAsia" w:hint="eastAsia"/>
-          <w:bCs/>
-          <w:color w:val="000000"/>
-          <w:sz w:val="21"/>
-          <w:szCs w:val="21"/>
-        </w:rPr>
-        <w:t>——通过积极与用户沟通需求细节和熟悉各种操作流程，</w:t>
-      </w:r>
-      <w:r>
-        <w:rPr>
-          <w:rFonts w:asciiTheme="minorEastAsia" w:eastAsiaTheme="minorEastAsia" w:hAnsiTheme="minorEastAsia" w:hint="eastAsia"/>
-          <w:bCs/>
-          <w:color w:val="000000"/>
-          <w:sz w:val="21"/>
-          <w:szCs w:val="21"/>
-        </w:rPr>
-        <w:t>将用户反馈纳入持续的产品迭代过程中，不断改进和完善系统。</w:t>
-      </w:r>
-      <w:bookmarkStart w:id="0" w:name="_GoBack"/>
-      <w:bookmarkEnd w:id="0"/>
+        <w:t>三</w:t>
+      </w:r>
+      <w:r>
+        <w:rPr>
+          <w:rFonts w:asciiTheme="minorEastAsia" w:eastAsiaTheme="minorEastAsia" w:hAnsiTheme="minorEastAsia" w:hint="eastAsia"/>
+          <w:bCs/>
+          <w:color w:val="000000"/>
+          <w:sz w:val="21"/>
+          <w:szCs w:val="21"/>
+        </w:rPr>
+        <w:t>、未来规划</w:t>
+      </w:r>
     </w:p>
     <w:p>
       <w:pPr>
@@ -629,7 +689,7 @@
           <w:sz w:val="21"/>
           <w:szCs w:val="21"/>
         </w:rPr>
-        <w:t>五、未来规划</w:t>
+        <w:t>展望新的一年，我计划继续专注于以下几个方向：</w:t>
       </w:r>
     </w:p>
     <w:p>
@@ -651,7 +711,27 @@
           <w:sz w:val="21"/>
           <w:szCs w:val="21"/>
         </w:rPr>
-        <w:t xml:space="preserve"> 展望新的一年，我计划继续专注于以下几个方向：</w:t>
+        <w:t>学习与发展</w:t>
+      </w:r>
+      <w:r>
+        <w:rPr>
+          <w:rFonts w:asciiTheme="minorEastAsia" w:eastAsiaTheme="minorEastAsia" w:hAnsiTheme="minorEastAsia" w:hint="eastAsia"/>
+          <w:bCs/>
+          <w:color w:val="000000"/>
+          <w:sz w:val="21"/>
+          <w:szCs w:val="21"/>
+        </w:rPr>
+        <w:t>：</w:t>
+      </w:r>
+      <w:r>
+        <w:rPr>
+          <w:rFonts w:asciiTheme="minorEastAsia" w:eastAsiaTheme="minorEastAsia" w:hAnsiTheme="minorEastAsia" w:hint="eastAsia"/>
+          <w:bCs/>
+          <w:color w:val="000000"/>
+          <w:sz w:val="21"/>
+          <w:szCs w:val="21"/>
+        </w:rPr>
+        <w:t>为了应对上述挑战，我投入大量时间用于个人成长和发展。这包括阅读相关领域的书籍和文章、参加线上课程和研讨会，以及实践新学到的知识和技能。</w:t>
       </w:r>
     </w:p>
     <w:p>
@@ -673,40 +753,50 @@
           <w:sz w:val="21"/>
           <w:szCs w:val="21"/>
         </w:rPr>
-        <w:t>学习与发展</w:t>
-      </w:r>
-      <w:r>
-        <w:rPr>
-          <w:rFonts w:asciiTheme="minorEastAsia" w:eastAsiaTheme="minorEastAsia" w:hAnsiTheme="minorEastAsia" w:hint="eastAsia"/>
-          <w:bCs/>
-          <w:color w:val="000000"/>
-          <w:sz w:val="21"/>
-          <w:szCs w:val="21"/>
-        </w:rPr>
-        <w:t>：</w:t>
-      </w:r>
-      <w:r>
-        <w:rPr>
-          <w:rFonts w:asciiTheme="minorEastAsia" w:eastAsiaTheme="minorEastAsia" w:hAnsiTheme="minorEastAsia" w:hint="eastAsia"/>
-          <w:bCs/>
-          <w:color w:val="000000"/>
-          <w:sz w:val="21"/>
-          <w:szCs w:val="21"/>
-        </w:rPr>
-        <w:t>为了应对上述挑战，我投入大量时间用于个人成长和发展。这包括阅读相关领域的书籍和文章、参加线上课程和研讨会，以及实践新学到的知识和技能。 特别值得一提的是，我在今年获得了AWS认证的云服务架构师资格证书，这对于我进一步深化云计算方面的专业知识具有重要意义。</w:t>
+        <w:t>团队建设：加强团队内部的凝聚力，促进知识共享和团队文化的形成。</w:t>
       </w:r>
     </w:p>
     <w:p>
       <w:pPr>
         <w:pStyle w:val="a4"/>
         <w:rPr>
-          <w:rFonts w:asciiTheme="minorEastAsia" w:eastAsiaTheme="minorEastAsia" w:hAnsiTheme="minorEastAsia" w:hint="eastAsia"/>
-          <w:bCs/>
-          <w:color w:val="000000"/>
-          <w:sz w:val="21"/>
-          <w:szCs w:val="21"/>
-        </w:rPr>
-      </w:pPr>
+          <w:rFonts w:asciiTheme="minorEastAsia" w:eastAsiaTheme="minorEastAsia" w:hAnsiTheme="minorEastAsia"/>
+          <w:bCs/>
+          <w:color w:val="000000"/>
+          <w:sz w:val="21"/>
+          <w:szCs w:val="21"/>
+        </w:rPr>
+      </w:pPr>
+      <w:r>
+        <w:rPr>
+          <w:rFonts w:asciiTheme="minorEastAsia" w:eastAsiaTheme="minorEastAsia" w:hAnsiTheme="minorEastAsia" w:hint="eastAsia"/>
+          <w:bCs/>
+          <w:color w:val="000000"/>
+          <w:sz w:val="21"/>
+          <w:szCs w:val="21"/>
+        </w:rPr>
+        <w:t>技术革新：通过引入最新的</w:t>
+      </w:r>
+      <w:r>
+        <w:rPr>
+          <w:rFonts w:asciiTheme="minorEastAsia" w:eastAsiaTheme="minorEastAsia" w:hAnsiTheme="minorEastAsia" w:hint="eastAsia"/>
+          <w:bCs/>
+          <w:color w:val="000000"/>
+          <w:sz w:val="21"/>
+          <w:szCs w:val="21"/>
+        </w:rPr>
+        <w:t>技术去提升了系统的响应速度和用户体验以及</w:t>
+      </w:r>
+      <w:r>
+        <w:rPr>
+          <w:rFonts w:asciiTheme="minorEastAsia" w:eastAsiaTheme="minorEastAsia" w:hAnsiTheme="minorEastAsia" w:hint="eastAsia"/>
+          <w:bCs/>
+          <w:color w:val="000000"/>
+          <w:sz w:val="21"/>
+          <w:szCs w:val="21"/>
+        </w:rPr>
+        <w:t>系统的可扩展性和稳定性。</w:t>
+      </w:r>
     </w:p>
     <w:p>
       <w:pPr>
@@ -727,7 +817,7 @@
           <w:sz w:val="21"/>
           <w:szCs w:val="21"/>
         </w:rPr>
-        <w:t>技术创新：探索人工智能、大数据分析等新兴技术在医疗护理系统中的应用潜力。</w:t>
+        <w:t>知识分享：帮助团队成员共同进步。我的贡献也体现在对新人的指导上，帮助他们快速适应新的工作环境和技术栈。</w:t>
       </w:r>
     </w:p>
     <w:p>
@@ -749,7 +839,8 @@
           <w:sz w:val="21"/>
           <w:szCs w:val="21"/>
         </w:rPr>
-        <w:t>团队建设：加强团队内部的凝聚力，促进知识共享和团队文化的形成。</w:t>
+        <w:lastRenderedPageBreak/>
+        <w:t xml:space="preserve">职业发展：考虑向更高级别的职位迈进，如技术主管或项目经理，以便承担更多的责任和挑战。 </w:t>
       </w:r>
     </w:p>
     <w:p>
@@ -771,77 +862,57 @@
           <w:sz w:val="21"/>
           <w:szCs w:val="21"/>
         </w:rPr>
-        <w:lastRenderedPageBreak/>
-        <w:t>技术革新：通过引入最新的</w:t>
-      </w:r>
-      <w:r>
-        <w:rPr>
-          <w:rFonts w:asciiTheme="minorEastAsia" w:eastAsiaTheme="minorEastAsia" w:hAnsiTheme="minorEastAsia" w:hint="eastAsia"/>
-          <w:bCs/>
-          <w:color w:val="000000"/>
-          <w:sz w:val="21"/>
-          <w:szCs w:val="21"/>
-        </w:rPr>
-        <w:t>技术去提升了系统的响应速度和用户体验以及</w:t>
-      </w:r>
-      <w:r>
-        <w:rPr>
-          <w:rFonts w:asciiTheme="minorEastAsia" w:eastAsiaTheme="minorEastAsia" w:hAnsiTheme="minorEastAsia" w:hint="eastAsia"/>
-          <w:bCs/>
-          <w:color w:val="000000"/>
-          <w:sz w:val="21"/>
-          <w:szCs w:val="21"/>
-        </w:rPr>
-        <w:t>系统的可扩展性和稳定性。</w:t>
+        <w:t>总的来说，过去的这一年是我职业生涯中的一个重要里程碑。它不仅让我积累了宝贵的经验，还为我未来的道路奠定了坚实的基础。</w:t>
       </w:r>
     </w:p>
     <w:p>
       <w:pPr>
         <w:pStyle w:val="a4"/>
         <w:rPr>
-          <w:rFonts w:asciiTheme="minorEastAsia" w:eastAsiaTheme="minorEastAsia" w:hAnsiTheme="minorEastAsia" w:hint="eastAsia"/>
-          <w:bCs/>
-          <w:color w:val="000000"/>
-          <w:sz w:val="21"/>
-          <w:szCs w:val="21"/>
-        </w:rPr>
-      </w:pPr>
-      <w:r>
-        <w:rPr>
-          <w:rFonts w:asciiTheme="minorEastAsia" w:eastAsiaTheme="minorEastAsia" w:hAnsiTheme="minorEastAsia" w:hint="eastAsia"/>
-          <w:bCs/>
-          <w:color w:val="000000"/>
-          <w:sz w:val="21"/>
-          <w:szCs w:val="21"/>
-        </w:rPr>
-        <w:t>知识分享：帮助团队成员共同进步。我的贡献也体现在对新人的指导上，帮助他们快速适应新的工作环境和技术栈。</w:t>
+          <w:rFonts w:asciiTheme="minorEastAsia" w:eastAsiaTheme="minorEastAsia" w:hAnsiTheme="minorEastAsia"/>
+          <w:bCs/>
+          <w:color w:val="000000"/>
+          <w:sz w:val="21"/>
+          <w:szCs w:val="21"/>
+        </w:rPr>
+      </w:pPr>
+      <w:r>
+        <w:rPr>
+          <w:rFonts w:asciiTheme="minorEastAsia" w:eastAsiaTheme="minorEastAsia" w:hAnsiTheme="minorEastAsia" w:hint="eastAsia"/>
+          <w:bCs/>
+          <w:color w:val="000000"/>
+          <w:sz w:val="21"/>
+          <w:szCs w:val="21"/>
+        </w:rPr>
+        <w:t>我相信，在新的一年里，我会继续保持热情和专注，不断追求卓越，并为实现我们的共同目标做出更大的贡献</w:t>
+      </w:r>
+      <w:r>
+        <w:rPr>
+          <w:rFonts w:asciiTheme="minorEastAsia" w:eastAsiaTheme="minorEastAsia" w:hAnsiTheme="minorEastAsia" w:hint="eastAsia"/>
+          <w:bCs/>
+          <w:color w:val="000000"/>
+          <w:sz w:val="21"/>
+          <w:szCs w:val="21"/>
+        </w:rPr>
+        <w:t>。</w:t>
       </w:r>
     </w:p>
     <w:p>
       <w:pPr>
         <w:pStyle w:val="a4"/>
         <w:rPr>
-          <w:rFonts w:asciiTheme="minorEastAsia" w:eastAsiaTheme="minorEastAsia" w:hAnsiTheme="minorEastAsia"/>
-          <w:bCs/>
-          <w:color w:val="000000"/>
-          <w:sz w:val="21"/>
-          <w:szCs w:val="21"/>
-        </w:rPr>
-      </w:pPr>
-      <w:r>
-        <w:rPr>
-          <w:rFonts w:asciiTheme="minorEastAsia" w:eastAsiaTheme="minorEastAsia" w:hAnsiTheme="minorEastAsia" w:hint="eastAsia"/>
-          <w:bCs/>
-          <w:color w:val="000000"/>
-          <w:sz w:val="21"/>
-          <w:szCs w:val="21"/>
-        </w:rPr>
-        <w:t xml:space="preserve">职业发展：考虑向更高级别的职位迈进，如技术主管或项目经理，以便承担更多的责任和挑战。 </w:t>
-      </w:r>
+          <w:rFonts w:asciiTheme="minorEastAsia" w:eastAsiaTheme="minorEastAsia" w:hAnsiTheme="minorEastAsia" w:hint="eastAsia"/>
+          <w:bCs/>
+          <w:color w:val="000000"/>
+          <w:sz w:val="21"/>
+          <w:szCs w:val="21"/>
+        </w:rPr>
+      </w:pPr>
     </w:p>
     <w:p>
       <w:pPr>
         <w:pStyle w:val="a4"/>
+        <w:jc w:val="right"/>
         <w:rPr>
           <w:rFonts w:asciiTheme="minorEastAsia" w:eastAsiaTheme="minorEastAsia" w:hAnsiTheme="minorEastAsia"/>
           <w:bCs/>
@@ -858,12 +929,59 @@
           <w:sz w:val="21"/>
           <w:szCs w:val="21"/>
         </w:rPr>
-        <w:t>六、结语 总的来说，过去的这一年是我职业生涯中的一个重要里程碑。它不仅让我积累了宝贵的经验，还为我未来的道路奠定了坚实的基础。</w:t>
+        <w:t>北京金鼎峰瑞科技有限公司玉林分公司</w:t>
       </w:r>
     </w:p>
     <w:p>
       <w:pPr>
         <w:pStyle w:val="a4"/>
+        <w:jc w:val="right"/>
+        <w:rPr>
+          <w:rFonts w:asciiTheme="minorEastAsia" w:eastAsiaTheme="minorEastAsia" w:hAnsiTheme="minorEastAsia"/>
+          <w:bCs/>
+          <w:color w:val="000000"/>
+          <w:sz w:val="21"/>
+          <w:szCs w:val="21"/>
+        </w:rPr>
+      </w:pPr>
+      <w:r>
+        <w:rPr>
+          <w:rFonts w:asciiTheme="minorEastAsia" w:eastAsiaTheme="minorEastAsia" w:hAnsiTheme="minorEastAsia" w:hint="eastAsia"/>
+          <w:bCs/>
+          <w:color w:val="000000"/>
+          <w:sz w:val="21"/>
+          <w:szCs w:val="21"/>
+        </w:rPr>
+        <w:t>姓名：江天津</w:t>
+      </w:r>
+    </w:p>
+    <w:p>
+      <w:pPr>
+        <w:pStyle w:val="a4"/>
+        <w:jc w:val="right"/>
+        <w:rPr>
+          <w:rFonts w:asciiTheme="minorEastAsia" w:eastAsiaTheme="minorEastAsia" w:hAnsiTheme="minorEastAsia" w:hint="eastAsia"/>
+          <w:bCs/>
+          <w:color w:val="000000"/>
+          <w:sz w:val="21"/>
+          <w:szCs w:val="21"/>
+        </w:rPr>
+      </w:pPr>
+      <w:r>
+        <w:rPr>
+          <w:rFonts w:asciiTheme="minorEastAsia" w:eastAsiaTheme="minorEastAsia" w:hAnsiTheme="minorEastAsia" w:hint="eastAsia"/>
+          <w:bCs/>
+          <w:color w:val="000000"/>
+          <w:sz w:val="21"/>
+          <w:szCs w:val="21"/>
+        </w:rPr>
+        <w:t>部门：研发部</w:t>
+      </w:r>
+    </w:p>
+    <w:p>
+      <w:pPr>
+        <w:pStyle w:val="a4"/>
+        <w:jc w:val="right"/>
         <w:rPr>
           <w:rFonts w:ascii="PingFang SC" w:hAnsi="PingFang SC" w:hint="eastAsia"/>
           <w:b/>
@@ -881,436 +999,57 @@
           <w:sz w:val="21"/>
           <w:szCs w:val="21"/>
         </w:rPr>
-        <w:t>我相信，在新的一年里，我会继续保持热情和专注，不断追求卓越，并为实现我们的共同目标做出更大的贡献</w:t>
-      </w:r>
-      <w:r>
-        <w:rPr>
-          <w:rFonts w:ascii="PingFang SC" w:hAnsi="PingFang SC" w:hint="eastAsia"/>
-          <w:b/>
-          <w:bCs/>
-          <w:color w:val="000000"/>
-          <w:sz w:val="36"/>
-          <w:szCs w:val="36"/>
-        </w:rPr>
-        <w:t>。</w:t>
+        <w:t>2</w:t>
+      </w:r>
+      <w:r>
+        <w:rPr>
+          <w:rFonts w:asciiTheme="minorEastAsia" w:eastAsiaTheme="minorEastAsia" w:hAnsiTheme="minorEastAsia"/>
+          <w:bCs/>
+          <w:color w:val="000000"/>
+          <w:sz w:val="21"/>
+          <w:szCs w:val="21"/>
+        </w:rPr>
+        <w:t>025</w:t>
+      </w:r>
+      <w:r>
+        <w:rPr>
+          <w:rFonts w:asciiTheme="minorEastAsia" w:eastAsiaTheme="minorEastAsia" w:hAnsiTheme="minorEastAsia" w:hint="eastAsia"/>
+          <w:bCs/>
+          <w:color w:val="000000"/>
+          <w:sz w:val="21"/>
+          <w:szCs w:val="21"/>
+        </w:rPr>
+        <w:t>年1月1</w:t>
+      </w:r>
+      <w:r>
+        <w:rPr>
+          <w:rFonts w:asciiTheme="minorEastAsia" w:eastAsiaTheme="minorEastAsia" w:hAnsiTheme="minorEastAsia"/>
+          <w:bCs/>
+          <w:color w:val="000000"/>
+          <w:sz w:val="21"/>
+          <w:szCs w:val="21"/>
+        </w:rPr>
+        <w:t>7</w:t>
+      </w:r>
+      <w:r>
+        <w:rPr>
+          <w:rFonts w:asciiTheme="minorEastAsia" w:eastAsiaTheme="minorEastAsia" w:hAnsiTheme="minorEastAsia" w:hint="eastAsia"/>
+          <w:bCs/>
+          <w:color w:val="000000"/>
+          <w:sz w:val="21"/>
+          <w:szCs w:val="21"/>
+        </w:rPr>
+        <w:t>日</w:t>
       </w:r>
     </w:p>
     <w:p>
       <w:pPr>
         <w:pStyle w:val="a4"/>
       </w:pPr>
-      <w:r>
-        <w:rPr>
-          <w:noProof/>
-        </w:rPr>
-        <w:drawing>
-          <wp:inline distT="0" distB="0" distL="0" distR="0">
-            <wp:extent cx="5288692" cy="4479193"/>
-            <wp:effectExtent l="0" t="0" r="7620" b="0"/>
-            <wp:docPr id="1" name="图片 1" descr="C:\Users\ibook\Pictures\mmexport1736668390875.jpg"/>
-            <wp:cNvGraphicFramePr>
-              <a:graphicFrameLocks xmlns:a="http://schemas.openxmlformats.org/drawingml/2006/main" noChangeAspect="1"/>
-            </wp:cNvGraphicFramePr>
-            <a:graphic xmlns:a="http://schemas.openxmlformats.org/drawingml/2006/main">
-              <a:graphicData uri="http://schemas.openxmlformats.org/drawingml/2006/picture">
-                <pic:pic xmlns:pic="http://schemas.openxmlformats.org/drawingml/2006/picture">
-                  <pic:nvPicPr>
-                    <pic:cNvPr id="0" name="Picture 1" descr="C:\Users\ibook\Pictures\mmexport1736668390875.jpg"/>
-                    <pic:cNvPicPr>
-                      <a:picLocks noChangeAspect="1" noChangeArrowheads="1"/>
-                    </pic:cNvPicPr>
-                  </pic:nvPicPr>
-                  <pic:blipFill>
-                    <a:blip r:embed="rId5">
-                      <a:extLst>
-                        <a:ext uri="{28A0092B-C50C-407E-A947-70E740481C1C}">
-                          <a14:useLocalDpi xmlns:a14="http://schemas.microsoft.com/office/drawing/2010/main" val="0"/>
-                        </a:ext>
-                      </a:extLst>
-                    </a:blip>
-                    <a:srcRect/>
-                    <a:stretch>
-                      <a:fillRect/>
-                    </a:stretch>
-                  </pic:blipFill>
-                  <pic:spPr bwMode="auto">
-                    <a:xfrm>
-                      <a:off x="0" y="0"/>
-                      <a:ext cx="5398309" cy="4572032"/>
-                    </a:xfrm>
-                    <a:prstGeom prst="rect">
-                      <a:avLst/>
-                    </a:prstGeom>
-                    <a:noFill/>
-                    <a:ln>
-                      <a:noFill/>
-                    </a:ln>
-                  </pic:spPr>
-                </pic:pic>
-              </a:graphicData>
-            </a:graphic>
-          </wp:inline>
-        </w:drawing>
-      </w:r>
     </w:p>
     <w:p/>
-    <w:p>
-      <w:r>
-        <w:t>一、</w:t>
-      </w:r>
-      <w:r>
-        <w:t>年度工作回顾：</w:t>
-      </w:r>
-    </w:p>
-    <w:p>
-      <w:pPr>
-        <w:ind w:firstLine="420"/>
-      </w:pPr>
-      <w:r>
-        <w:rPr>
-          <w:rFonts w:hint="eastAsia"/>
-        </w:rPr>
-        <w:t>主要任务、成绩</w:t>
-      </w:r>
-      <w:r>
-        <w:t>：</w:t>
-      </w:r>
-    </w:p>
-    <w:p>
-      <w:pPr>
-        <w:ind w:firstLine="420"/>
-      </w:pPr>
-      <w:r>
-        <w:t>项目：</w:t>
-      </w:r>
-      <w:r>
-        <w:rPr>
-          <w:rFonts w:hint="eastAsia"/>
-        </w:rPr>
-        <w:t>岑溪</w:t>
-      </w:r>
-      <w:r>
-        <w:rPr>
-          <w:rFonts w:hint="eastAsia"/>
-        </w:rPr>
-        <w:t>市</w:t>
-      </w:r>
-      <w:r>
-        <w:rPr>
-          <w:rFonts w:hint="eastAsia"/>
-        </w:rPr>
-        <w:t>人民医院</w:t>
-      </w:r>
-      <w:r>
-        <w:rPr>
-          <w:rFonts w:hint="eastAsia"/>
-        </w:rPr>
-        <w:t>护理</w:t>
-      </w:r>
-      <w:r>
-        <w:rPr>
-          <w:rFonts w:hint="eastAsia"/>
-        </w:rPr>
-        <w:t>管理系统、</w:t>
-      </w:r>
-      <w:bookmarkStart w:id="1" w:name="OLE_LINK3"/>
-      <w:r>
-        <w:rPr>
-          <w:rFonts w:hint="eastAsia"/>
-        </w:rPr>
-        <w:t>博白县人民医院护理管理系统</w:t>
-      </w:r>
-      <w:bookmarkEnd w:id="1"/>
-      <w:r>
-        <w:rPr>
-          <w:rFonts w:hint="eastAsia"/>
-        </w:rPr>
-        <w:t>、</w:t>
-      </w:r>
-      <w:r>
-        <w:rPr>
-          <w:rFonts w:hint="eastAsia"/>
-        </w:rPr>
-        <w:t>南宁福利院护理系统、</w:t>
-      </w:r>
-      <w:bookmarkStart w:id="2" w:name="OLE_LINK1"/>
-      <w:bookmarkStart w:id="3" w:name="OLE_LINK2"/>
-      <w:r>
-        <w:rPr>
-          <w:rFonts w:hint="eastAsia"/>
-        </w:rPr>
-        <w:t>玉林市</w:t>
-      </w:r>
-      <w:r>
-        <w:rPr>
-          <w:rFonts w:hint="eastAsia"/>
-        </w:rPr>
-        <w:t>第一</w:t>
-      </w:r>
-      <w:r>
-        <w:rPr>
-          <w:rFonts w:hint="eastAsia"/>
-        </w:rPr>
-        <w:t>人民医院护理管理系统</w:t>
-      </w:r>
-      <w:bookmarkEnd w:id="2"/>
-      <w:bookmarkEnd w:id="3"/>
-      <w:r>
-        <w:rPr>
-          <w:rFonts w:hint="eastAsia"/>
-        </w:rPr>
-        <w:t>。</w:t>
-      </w:r>
-    </w:p>
-    <w:p>
-      <w:pPr>
-        <w:ind w:firstLine="420"/>
-      </w:pPr>
-    </w:p>
-    <w:p>
-      <w:pPr>
-        <w:ind w:firstLine="420"/>
-      </w:pPr>
-      <w:r>
-        <w:rPr>
-          <w:rFonts w:hint="eastAsia"/>
-        </w:rPr>
-        <w:t>岑溪市人民医院护理管理系统：新增</w:t>
-      </w:r>
-      <w:r>
-        <w:rPr>
-          <w:rFonts w:hint="eastAsia"/>
-        </w:rPr>
-        <w:t>护长日常管理</w:t>
-      </w:r>
-      <w:r>
-        <w:rPr>
-          <w:rFonts w:hint="eastAsia"/>
-        </w:rPr>
-        <w:t>、</w:t>
-      </w:r>
-      <w:r>
-        <w:rPr>
-          <w:rFonts w:hint="eastAsia"/>
-        </w:rPr>
-        <w:t>护理培训管理</w:t>
-      </w:r>
-      <w:r>
-        <w:rPr>
-          <w:rFonts w:hint="eastAsia"/>
-        </w:rPr>
-        <w:t>、</w:t>
-      </w:r>
-      <w:r>
-        <w:rPr>
-          <w:rFonts w:hint="eastAsia"/>
-        </w:rPr>
-        <w:t>护理论文管理</w:t>
-      </w:r>
-      <w:r>
-        <w:rPr>
-          <w:rFonts w:hint="eastAsia"/>
-        </w:rPr>
-        <w:t>、</w:t>
-      </w:r>
-      <w:r>
-        <w:rPr>
-          <w:rFonts w:hint="eastAsia"/>
-        </w:rPr>
-        <w:t>护士培训手册、</w:t>
-      </w:r>
-      <w:r>
-        <w:rPr>
-          <w:rFonts w:hint="eastAsia"/>
-        </w:rPr>
-        <w:t>护理教学管理</w:t>
-      </w:r>
-      <w:r>
-        <w:rPr>
-          <w:rFonts w:hint="eastAsia"/>
-        </w:rPr>
-        <w:t>、</w:t>
-      </w:r>
-      <w:r>
-        <w:rPr>
-          <w:rFonts w:hint="eastAsia"/>
-        </w:rPr>
-        <w:t>护理质量管理</w:t>
-      </w:r>
-      <w:r>
-        <w:rPr>
-          <w:rFonts w:hint="eastAsia"/>
-        </w:rPr>
-        <w:t>、</w:t>
-      </w:r>
-      <w:r>
-        <w:rPr>
-          <w:rFonts w:hint="eastAsia"/>
-        </w:rPr>
-        <w:t>护理人员档案管理</w:t>
-      </w:r>
-      <w:r>
-        <w:rPr>
-          <w:rFonts w:hint="eastAsia"/>
-        </w:rPr>
-        <w:t>、</w:t>
-      </w:r>
-      <w:r>
-        <w:rPr>
-          <w:rFonts w:hint="eastAsia"/>
-        </w:rPr>
-        <w:t>护理敏感质量指标</w:t>
-      </w:r>
-      <w:r>
-        <w:rPr>
-          <w:rFonts w:hint="eastAsia"/>
-        </w:rPr>
-        <w:t>等大功能模块下的</w:t>
-      </w:r>
-      <w:r>
-        <w:rPr>
-          <w:rFonts w:hint="eastAsia"/>
-        </w:rPr>
-        <w:t>1</w:t>
-      </w:r>
-      <w:r>
-        <w:t>8</w:t>
-      </w:r>
-      <w:r>
-        <w:t>个</w:t>
-      </w:r>
-      <w:r>
-        <w:rPr>
-          <w:rFonts w:hint="eastAsia"/>
-        </w:rPr>
-        <w:t>功能</w:t>
-      </w:r>
-      <w:r>
-        <w:rPr>
-          <w:rFonts w:hint="eastAsia"/>
-        </w:rPr>
-        <w:t>子模块</w:t>
-      </w:r>
-      <w:r>
-        <w:rPr>
-          <w:rFonts w:hint="eastAsia"/>
-        </w:rPr>
-        <w:t>、优化调整现有功能</w:t>
-      </w:r>
-      <w:r>
-        <w:rPr>
-          <w:rFonts w:hint="eastAsia"/>
-        </w:rPr>
-        <w:t>2</w:t>
-      </w:r>
-      <w:r>
-        <w:t>3</w:t>
-      </w:r>
-      <w:r>
-        <w:t>个</w:t>
-      </w:r>
-      <w:r>
-        <w:rPr>
-          <w:rFonts w:hint="eastAsia"/>
-        </w:rPr>
-        <w:t>。</w:t>
-      </w:r>
-    </w:p>
-    <w:p>
-      <w:pPr>
-        <w:ind w:firstLine="420"/>
-      </w:pPr>
-    </w:p>
-    <w:p>
-      <w:pPr>
-        <w:ind w:firstLine="420"/>
-      </w:pPr>
-      <w:r>
-        <w:rPr>
-          <w:rFonts w:hint="eastAsia"/>
-        </w:rPr>
-        <w:t>玉林市第一人民医院护理管理系统：</w:t>
-      </w:r>
-      <w:r>
-        <w:rPr>
-          <w:rFonts w:hint="eastAsia"/>
-        </w:rPr>
-        <w:t>新增</w:t>
-      </w:r>
-      <w:r>
-        <w:rPr>
-          <w:rFonts w:hint="eastAsia"/>
-        </w:rPr>
-        <w:t>岗前培训</w:t>
-      </w:r>
-      <w:r>
-        <w:rPr>
-          <w:rFonts w:hint="eastAsia"/>
-        </w:rPr>
-        <w:t>、</w:t>
-      </w:r>
-      <w:r>
-        <w:rPr>
-          <w:rFonts w:hint="eastAsia"/>
-        </w:rPr>
-        <w:t>护理员排班管理</w:t>
-      </w:r>
-      <w:r>
-        <w:rPr>
-          <w:rFonts w:hint="eastAsia"/>
-        </w:rPr>
-        <w:t>、</w:t>
-      </w:r>
-      <w:r>
-        <w:rPr>
-          <w:rFonts w:hint="eastAsia"/>
-        </w:rPr>
-        <w:t>护长日常管理</w:t>
-      </w:r>
-      <w:r>
-        <w:rPr>
-          <w:rFonts w:hint="eastAsia"/>
-        </w:rPr>
-        <w:t>、</w:t>
-      </w:r>
-      <w:r>
-        <w:rPr>
-          <w:rFonts w:hint="eastAsia"/>
-        </w:rPr>
-        <w:t>护理教学管理</w:t>
-      </w:r>
-      <w:r>
-        <w:rPr>
-          <w:rFonts w:hint="eastAsia"/>
-        </w:rPr>
-        <w:t>、</w:t>
-      </w:r>
-      <w:r>
-        <w:rPr>
-          <w:rFonts w:hint="eastAsia"/>
-        </w:rPr>
-        <w:t>优质护理服务管理</w:t>
-      </w:r>
-    </w:p>
-    <w:p>
-      <w:pPr>
-        <w:ind w:firstLine="420"/>
-      </w:pPr>
-    </w:p>
-    <w:p>
-      <w:r>
-        <w:rPr>
-          <w:rFonts w:hint="eastAsia"/>
-        </w:rPr>
-        <w:t>问题分析与改进：</w:t>
-      </w:r>
-    </w:p>
     <w:p/>
-    <w:p>
-      <w:r>
-        <w:t>未来规划：结合</w:t>
-      </w:r>
-    </w:p>
+    <w:p/>
     <w:sectPr>
       <w:pgSz w:w="11906" w:h="16838"/>
       <w:pgMar w:top="1440" w:right="1800" w:bottom="1440" w:left="1800" w:header="851" w:footer="992" w:gutter="0"/>
@@ -1322,8 +1061,8 @@
 </file>
 
 <file path=word/numbering.xml><?xml version="1.0" encoding="utf-8"?>
-<w:numbering xmlns:wpc="http://schemas.microsoft.com/office/word/2010/wordprocessingCanvas" xmlns:mc="http://schemas.openxmlformats.org/markup-compatibility/2006" xmlns:o="urn:schemas-microsoft-com:office:office" xmlns:r="http://schemas.openxmlformats.org/officeDocument/2006/relationships" xmlns:m="http://schemas.openxmlformats.org/officeDocument/2006/math" xmlns:v="urn:schemas-microsoft-com:vml" xmlns:wp14="http://schemas.microsoft.com/office/word/2010/wordprocessingDrawing" xmlns:wp="http://schemas.openxmlformats.org/drawingml/2006/wordprocessingDrawing" xmlns:w10="urn:schemas-microsoft-com:office:word" xmlns:w="http://schemas.openxmlformats.org/wordprocessingml/2006/main" xmlns:w14="http://schemas.microsoft.com/office/word/2010/wordml" xmlns:w15="http://schemas.microsoft.com/office/word/2012/wordml" xmlns:wpg="http://schemas.microsoft.com/office/word/2010/wordprocessingGroup" xmlns:wpi="http://schemas.microsoft.com/office/word/2010/wordprocessingInk" xmlns:wne="http://schemas.microsoft.com/office/word/2006/wordml" xmlns:wps="http://schemas.microsoft.com/office/word/2010/wordprocessingShape" mc:Ignorable="w14 w15 wp14">
-  <w:abstractNum w:abstractNumId="0">
+<w:numbering xmlns:wpc="http://schemas.microsoft.com/office/word/2010/wordprocessingCanvas" xmlns:cx="http://schemas.microsoft.com/office/drawing/2014/chartex" xmlns:cx1="http://schemas.microsoft.com/office/drawing/2015/9/8/chartex" xmlns:cx2="http://schemas.microsoft.com/office/drawing/2015/10/21/chartex" xmlns:cx3="http://schemas.microsoft.com/office/drawing/2016/5/9/chartex" xmlns:cx4="http://schemas.microsoft.com/office/drawing/2016/5/10/chartex" xmlns:cx5="http://schemas.microsoft.com/office/drawing/2016/5/11/chartex" xmlns:cx6="http://schemas.microsoft.com/office/drawing/2016/5/12/chartex" xmlns:cx7="http://schemas.microsoft.com/office/drawing/2016/5/13/chartex" xmlns:cx8="http://schemas.microsoft.com/office/drawing/2016/5/14/chartex" xmlns:mc="http://schemas.openxmlformats.org/markup-compatibility/2006" xmlns:aink="http://schemas.microsoft.com/office/drawing/2016/ink" xmlns:am3d="http://schemas.microsoft.com/office/drawing/2017/model3d" xmlns:o="urn:schemas-microsoft-com:office:office" xmlns:oel="http://schemas.microsoft.com/office/2019/extlst" xmlns:r="http://schemas.openxmlformats.org/officeDocument/2006/relationships" xmlns:m="http://schemas.openxmlformats.org/officeDocument/2006/math" xmlns:v="urn:schemas-microsoft-com:vml" xmlns:wp14="http://schemas.microsoft.com/office/word/2010/wordprocessingDrawing" xmlns:wp="http://schemas.openxmlformats.org/drawingml/2006/wordprocessingDrawing" xmlns:w10="urn:schemas-microsoft-com:office:word" xmlns:w="http://schemas.openxmlformats.org/wordprocessingml/2006/main" xmlns:w14="http://schemas.microsoft.com/office/word/2010/wordml" xmlns:w15="http://schemas.microsoft.com/office/word/2012/wordml" xmlns:w16cex="http://schemas.microsoft.com/office/word/2018/wordml/cex" xmlns:w16cid="http://schemas.microsoft.com/office/word/2016/wordml/cid" xmlns:w16="http://schemas.microsoft.com/office/word/2018/wordml" xmlns:w16sdtdh="http://schemas.microsoft.com/office/word/2020/wordml/sdtdatahash" xmlns:w16se="http://schemas.microsoft.com/office/word/2015/wordml/symex" xmlns:wpg="http://schemas.microsoft.com/office/word/2010/wordprocessingGroup" xmlns:wpi="http://schemas.microsoft.com/office/word/2010/wordprocessingInk" xmlns:wne="http://schemas.microsoft.com/office/word/2006/wordml" xmlns:wps="http://schemas.microsoft.com/office/word/2010/wordprocessingShape" mc:Ignorable="w14 w15 w16se w16cid w16 w16cex w16sdtdh wp14">
+  <w:abstractNum w:abstractNumId="0" w15:restartNumberingAfterBreak="0">
     <w:nsid w:val="080F659F"/>
     <w:multiLevelType w:val="multilevel"/>
     <w:tmpl w:val="8D9C177A"/>
@@ -1472,7 +1211,7 @@
       </w:rPr>
     </w:lvl>
   </w:abstractNum>
-  <w:abstractNum w:abstractNumId="1">
+  <w:abstractNum w:abstractNumId="1" w15:restartNumberingAfterBreak="0">
     <w:nsid w:val="0BC957DE"/>
     <w:multiLevelType w:val="multilevel"/>
     <w:tmpl w:val="76109E12"/>
@@ -1621,7 +1360,7 @@
       </w:rPr>
     </w:lvl>
   </w:abstractNum>
-  <w:abstractNum w:abstractNumId="2">
+  <w:abstractNum w:abstractNumId="2" w15:restartNumberingAfterBreak="0">
     <w:nsid w:val="461710B3"/>
     <w:multiLevelType w:val="hybridMultilevel"/>
     <w:tmpl w:val="A18C12AE"/>
@@ -1710,7 +1449,7 @@
       </w:pPr>
     </w:lvl>
   </w:abstractNum>
-  <w:abstractNum w:abstractNumId="3">
+  <w:abstractNum w:abstractNumId="3" w15:restartNumberingAfterBreak="0">
     <w:nsid w:val="52890A9A"/>
     <w:multiLevelType w:val="multilevel"/>
     <w:tmpl w:val="E54669B4"/>
@@ -1859,7 +1598,7 @@
       </w:rPr>
     </w:lvl>
   </w:abstractNum>
-  <w:abstractNum w:abstractNumId="4">
+  <w:abstractNum w:abstractNumId="4" w15:restartNumberingAfterBreak="0">
     <w:nsid w:val="5443475C"/>
     <w:multiLevelType w:val="multilevel"/>
     <w:tmpl w:val="A880CC44"/>
@@ -2008,7 +1747,7 @@
       </w:rPr>
     </w:lvl>
   </w:abstractNum>
-  <w:abstractNum w:abstractNumId="5">
+  <w:abstractNum w:abstractNumId="5" w15:restartNumberingAfterBreak="0">
     <w:nsid w:val="5B453375"/>
     <w:multiLevelType w:val="multilevel"/>
     <w:tmpl w:val="B936F2AA"/>
@@ -2157,7 +1896,7 @@
       </w:rPr>
     </w:lvl>
   </w:abstractNum>
-  <w:abstractNum w:abstractNumId="6">
+  <w:abstractNum w:abstractNumId="6" w15:restartNumberingAfterBreak="0">
     <w:nsid w:val="60986624"/>
     <w:multiLevelType w:val="hybridMultilevel"/>
     <w:tmpl w:val="99D2B4AA"/>
@@ -2246,7 +1985,7 @@
       </w:pPr>
     </w:lvl>
   </w:abstractNum>
-  <w:abstractNum w:abstractNumId="7">
+  <w:abstractNum w:abstractNumId="7" w15:restartNumberingAfterBreak="0">
     <w:nsid w:val="631F6809"/>
     <w:multiLevelType w:val="multilevel"/>
     <w:tmpl w:val="EDDEFE16"/>
@@ -2395,7 +2134,7 @@
       </w:rPr>
     </w:lvl>
   </w:abstractNum>
-  <w:abstractNum w:abstractNumId="8">
+  <w:abstractNum w:abstractNumId="8" w15:restartNumberingAfterBreak="0">
     <w:nsid w:val="75E6441B"/>
     <w:multiLevelType w:val="multilevel"/>
     <w:tmpl w:val="F0627C28"/>
@@ -2544,7 +2283,7 @@
       </w:rPr>
     </w:lvl>
   </w:abstractNum>
-  <w:abstractNum w:abstractNumId="9">
+  <w:abstractNum w:abstractNumId="9" w15:restartNumberingAfterBreak="0">
     <w:nsid w:val="79975CE9"/>
     <w:multiLevelType w:val="multilevel"/>
     <w:tmpl w:val="29B2E048"/>
@@ -2693,41 +2432,41 @@
       </w:rPr>
     </w:lvl>
   </w:abstractNum>
-  <w:num w:numId="1">
+  <w:num w:numId="1" w16cid:durableId="852258833">
     <w:abstractNumId w:val="2"/>
   </w:num>
-  <w:num w:numId="2">
+  <w:num w:numId="2" w16cid:durableId="749470098">
     <w:abstractNumId w:val="5"/>
   </w:num>
-  <w:num w:numId="3">
+  <w:num w:numId="3" w16cid:durableId="1158613254">
     <w:abstractNumId w:val="0"/>
   </w:num>
-  <w:num w:numId="4">
+  <w:num w:numId="4" w16cid:durableId="1279726958">
     <w:abstractNumId w:val="8"/>
   </w:num>
-  <w:num w:numId="5">
+  <w:num w:numId="5" w16cid:durableId="165947173">
     <w:abstractNumId w:val="3"/>
   </w:num>
-  <w:num w:numId="6">
+  <w:num w:numId="6" w16cid:durableId="2130664291">
     <w:abstractNumId w:val="4"/>
   </w:num>
-  <w:num w:numId="7">
+  <w:num w:numId="7" w16cid:durableId="881136459">
     <w:abstractNumId w:val="9"/>
   </w:num>
-  <w:num w:numId="8">
+  <w:num w:numId="8" w16cid:durableId="949043019">
     <w:abstractNumId w:val="7"/>
   </w:num>
-  <w:num w:numId="9">
+  <w:num w:numId="9" w16cid:durableId="2111930074">
     <w:abstractNumId w:val="1"/>
   </w:num>
-  <w:num w:numId="10">
+  <w:num w:numId="10" w16cid:durableId="1377855104">
     <w:abstractNumId w:val="6"/>
   </w:num>
 </w:numbering>
 </file>
 
 <file path=word/styles.xml><?xml version="1.0" encoding="utf-8"?>
-<w:styles xmlns:mc="http://schemas.openxmlformats.org/markup-compatibility/2006" xmlns:r="http://schemas.openxmlformats.org/officeDocument/2006/relationships" xmlns:w="http://schemas.openxmlformats.org/wordprocessingml/2006/main" xmlns:w14="http://schemas.microsoft.com/office/word/2010/wordml" xmlns:w15="http://schemas.microsoft.com/office/word/2012/wordml" mc:Ignorable="w14 w15">
+<w:styles xmlns:mc="http://schemas.openxmlformats.org/markup-compatibility/2006" xmlns:r="http://schemas.openxmlformats.org/officeDocument/2006/relationships" xmlns:w="http://schemas.openxmlformats.org/wordprocessingml/2006/main" xmlns:w14="http://schemas.microsoft.com/office/word/2010/wordml" xmlns:w15="http://schemas.microsoft.com/office/word/2012/wordml" xmlns:w16cex="http://schemas.microsoft.com/office/word/2018/wordml/cex" xmlns:w16cid="http://schemas.microsoft.com/office/word/2016/wordml/cid" xmlns:w16="http://schemas.microsoft.com/office/word/2018/wordml" xmlns:w16sdtdh="http://schemas.microsoft.com/office/word/2020/wordml/sdtdatahash" xmlns:w16se="http://schemas.microsoft.com/office/word/2015/wordml/symex" mc:Ignorable="w14 w15 w16se w16cid w16 w16cex w16sdtdh">
   <w:docDefaults>
     <w:rPrDefault>
       <w:rPr>
@@ -2740,7 +2479,7 @@
     </w:rPrDefault>
     <w:pPrDefault/>
   </w:docDefaults>
-  <w:latentStyles w:defLockedState="0" w:defUIPriority="99" w:defSemiHidden="0" w:defUnhideWhenUsed="0" w:defQFormat="0" w:count="371">
+  <w:latentStyles w:defLockedState="0" w:defUIPriority="99" w:defSemiHidden="0" w:defUnhideWhenUsed="0" w:defQFormat="0" w:count="376">
     <w:lsdException w:name="Normal" w:uiPriority="0" w:qFormat="1"/>
     <w:lsdException w:name="heading 1" w:uiPriority="9" w:qFormat="1"/>
     <w:lsdException w:name="heading 2" w:semiHidden="1" w:uiPriority="9" w:unhideWhenUsed="1" w:qFormat="1"/>
@@ -2846,7 +2585,6 @@
     <w:lsdException w:name="HTML Sample" w:semiHidden="1" w:unhideWhenUsed="1"/>
     <w:lsdException w:name="HTML Typewriter" w:semiHidden="1" w:unhideWhenUsed="1"/>
     <w:lsdException w:name="HTML Variable" w:semiHidden="1" w:unhideWhenUsed="1"/>
-    <w:lsdException w:name="Normal Table" w:semiHidden="1" w:unhideWhenUsed="1"/>
     <w:lsdException w:name="annotation subject" w:semiHidden="1" w:unhideWhenUsed="1"/>
     <w:lsdException w:name="No List" w:semiHidden="1" w:unhideWhenUsed="1"/>
     <w:lsdException w:name="Outline List 1" w:semiHidden="1" w:unhideWhenUsed="1"/>
@@ -2889,11 +2627,8 @@
     <w:lsdException w:name="Table Contemporary" w:semiHidden="1" w:unhideWhenUsed="1"/>
     <w:lsdException w:name="Table Elegant" w:semiHidden="1" w:unhideWhenUsed="1"/>
     <w:lsdException w:name="Table Professional" w:semiHidden="1" w:unhideWhenUsed="1"/>
-    <w:lsdException w:name="Table Subtle 1" w:semiHidden="1" w:unhideWhenUsed="1"/>
     <w:lsdException w:name="Table Subtle 2" w:semiHidden="1" w:unhideWhenUsed="1"/>
     <w:lsdException w:name="Table Web 1" w:semiHidden="1" w:unhideWhenUsed="1"/>
-    <w:lsdException w:name="Table Web 2" w:semiHidden="1" w:unhideWhenUsed="1"/>
-    <w:lsdException w:name="Table Web 3" w:semiHidden="1" w:unhideWhenUsed="1"/>
     <w:lsdException w:name="Balloon Text" w:semiHidden="1" w:unhideWhenUsed="1"/>
     <w:lsdException w:name="Table Grid" w:uiPriority="39"/>
     <w:lsdException w:name="Table Theme" w:semiHidden="1" w:unhideWhenUsed="1"/>
@@ -3112,6 +2847,11 @@
     <w:lsdException w:name="List Table 5 Dark Accent 6" w:uiPriority="50"/>
     <w:lsdException w:name="List Table 6 Colorful Accent 6" w:uiPriority="51"/>
     <w:lsdException w:name="List Table 7 Colorful Accent 6" w:uiPriority="52"/>
+    <w:lsdException w:name="Mention" w:semiHidden="1" w:unhideWhenUsed="1"/>
+    <w:lsdException w:name="Smart Hyperlink" w:semiHidden="1" w:unhideWhenUsed="1"/>
+    <w:lsdException w:name="Hashtag" w:semiHidden="1" w:unhideWhenUsed="1"/>
+    <w:lsdException w:name="Unresolved Mention" w:semiHidden="1" w:unhideWhenUsed="1"/>
+    <w:lsdException w:name="Smart Link" w:semiHidden="1" w:unhideWhenUsed="1"/>
   </w:latentStyles>
   <w:style w:type="paragraph" w:default="1" w:styleId="a">
     <w:name w:val="Normal"/>
@@ -3124,7 +2864,7 @@
   <w:style w:type="paragraph" w:styleId="2">
     <w:name w:val="heading 2"/>
     <w:basedOn w:val="a"/>
-    <w:link w:val="2Char"/>
+    <w:link w:val="20"/>
     <w:uiPriority w:val="9"/>
     <w:qFormat/>
     <w:rsid w:val="00966C51"/>
@@ -3146,7 +2886,7 @@
   <w:style w:type="paragraph" w:styleId="3">
     <w:name w:val="heading 3"/>
     <w:basedOn w:val="a"/>
-    <w:link w:val="3Char"/>
+    <w:link w:val="30"/>
     <w:uiPriority w:val="9"/>
     <w:qFormat/>
     <w:rsid w:val="00966C51"/>
@@ -3221,8 +2961,8 @@
       <w:szCs w:val="24"/>
     </w:rPr>
   </w:style>
-  <w:style w:type="character" w:customStyle="1" w:styleId="2Char">
-    <w:name w:val="标题 2 Char"/>
+  <w:style w:type="character" w:customStyle="1" w:styleId="20">
+    <w:name w:val="标题 2 字符"/>
     <w:basedOn w:val="a0"/>
     <w:link w:val="2"/>
     <w:uiPriority w:val="9"/>
@@ -3236,8 +2976,8 @@
       <w:szCs w:val="36"/>
     </w:rPr>
   </w:style>
-  <w:style w:type="character" w:customStyle="1" w:styleId="3Char">
-    <w:name w:val="标题 3 Char"/>
+  <w:style w:type="character" w:customStyle="1" w:styleId="30">
+    <w:name w:val="标题 3 字符"/>
     <w:basedOn w:val="a0"/>
     <w:link w:val="3"/>
     <w:uiPriority w:val="9"/>

--- a/2024总结.docx
+++ b/2024总结.docx
@@ -1,24 +1,36 @@
 
 <file path=word/document.xml><?xml version="1.0" encoding="utf-8"?>
-<w:document xmlns:wpc="http://schemas.microsoft.com/office/word/2010/wordprocessingCanvas" xmlns:cx="http://schemas.microsoft.com/office/drawing/2014/chartex" xmlns:cx1="http://schemas.microsoft.com/office/drawing/2015/9/8/chartex" xmlns:cx2="http://schemas.microsoft.com/office/drawing/2015/10/21/chartex" xmlns:cx3="http://schemas.microsoft.com/office/drawing/2016/5/9/chartex" xmlns:cx4="http://schemas.microsoft.com/office/drawing/2016/5/10/chartex" xmlns:cx5="http://schemas.microsoft.com/office/drawing/2016/5/11/chartex" xmlns:cx6="http://schemas.microsoft.com/office/drawing/2016/5/12/chartex" xmlns:cx7="http://schemas.microsoft.com/office/drawing/2016/5/13/chartex" xmlns:cx8="http://schemas.microsoft.com/office/drawing/2016/5/14/chartex" xmlns:mc="http://schemas.openxmlformats.org/markup-compatibility/2006" xmlns:aink="http://schemas.microsoft.com/office/drawing/2016/ink" xmlns:am3d="http://schemas.microsoft.com/office/drawing/2017/model3d" xmlns:o="urn:schemas-microsoft-com:office:office" xmlns:oel="http://schemas.microsoft.com/office/2019/extlst" xmlns:r="http://schemas.openxmlformats.org/officeDocument/2006/relationships" xmlns:m="http://schemas.openxmlformats.org/officeDocument/2006/math" xmlns:v="urn:schemas-microsoft-com:vml" xmlns:wp14="http://schemas.microsoft.com/office/word/2010/wordprocessingDrawing" xmlns:wp="http://schemas.openxmlformats.org/drawingml/2006/wordprocessingDrawing" xmlns:w10="urn:schemas-microsoft-com:office:word" xmlns:w="http://schemas.openxmlformats.org/wordprocessingml/2006/main" xmlns:w14="http://schemas.microsoft.com/office/word/2010/wordml" xmlns:w15="http://schemas.microsoft.com/office/word/2012/wordml" xmlns:w16cex="http://schemas.microsoft.com/office/word/2018/wordml/cex" xmlns:w16cid="http://schemas.microsoft.com/office/word/2016/wordml/cid" xmlns:w16="http://schemas.microsoft.com/office/word/2018/wordml" xmlns:w16sdtdh="http://schemas.microsoft.com/office/word/2020/wordml/sdtdatahash" xmlns:w16se="http://schemas.microsoft.com/office/word/2015/wordml/symex" xmlns:wpg="http://schemas.microsoft.com/office/word/2010/wordprocessingGroup" xmlns:wpi="http://schemas.microsoft.com/office/word/2010/wordprocessingInk" xmlns:wne="http://schemas.microsoft.com/office/word/2006/wordml" xmlns:wps="http://schemas.microsoft.com/office/word/2010/wordprocessingShape" mc:Ignorable="w14 w15 w16se w16cid w16 w16cex w16sdtdh wp14">
+<w:document xmlns:wpc="http://schemas.microsoft.com/office/word/2010/wordprocessingCanvas" xmlns:mc="http://schemas.openxmlformats.org/markup-compatibility/2006" xmlns:o="urn:schemas-microsoft-com:office:office" xmlns:r="http://schemas.openxmlformats.org/officeDocument/2006/relationships" xmlns:m="http://schemas.openxmlformats.org/officeDocument/2006/math" xmlns:v="urn:schemas-microsoft-com:vml" xmlns:wp14="http://schemas.microsoft.com/office/word/2010/wordprocessingDrawing" xmlns:wp="http://schemas.openxmlformats.org/drawingml/2006/wordprocessingDrawing" xmlns:w10="urn:schemas-microsoft-com:office:word" xmlns:w="http://schemas.openxmlformats.org/wordprocessingml/2006/main" xmlns:w14="http://schemas.microsoft.com/office/word/2010/wordml" xmlns:w15="http://schemas.microsoft.com/office/word/2012/wordml" xmlns:wpg="http://schemas.microsoft.com/office/word/2010/wordprocessingGroup" xmlns:wpi="http://schemas.microsoft.com/office/word/2010/wordprocessingInk" xmlns:wne="http://schemas.microsoft.com/office/word/2006/wordml" xmlns:wps="http://schemas.microsoft.com/office/word/2010/wordprocessingShape" mc:Ignorable="w14 w15 wp14">
   <w:body>
     <w:p>
       <w:pPr>
         <w:pStyle w:val="3"/>
         <w:jc w:val="center"/>
+        <w:rPr>
+          <w:sz w:val="30"/>
+          <w:szCs w:val="30"/>
+        </w:rPr>
       </w:pPr>
       <w:r>
         <w:rPr>
           <w:rFonts w:hint="eastAsia"/>
+          <w:sz w:val="30"/>
+          <w:szCs w:val="30"/>
         </w:rPr>
         <w:t>2</w:t>
       </w:r>
       <w:r>
+        <w:rPr>
+          <w:sz w:val="30"/>
+          <w:szCs w:val="30"/>
+        </w:rPr>
         <w:t>024</w:t>
       </w:r>
       <w:r>
         <w:rPr>
           <w:rFonts w:hint="eastAsia"/>
+          <w:sz w:val="30"/>
+          <w:szCs w:val="30"/>
         </w:rPr>
         <w:t>年度工作总结</w:t>
       </w:r>
@@ -34,55 +46,37 @@
           <w:szCs w:val="21"/>
         </w:rPr>
       </w:pPr>
-      <w:r>
-        <w:rPr>
-          <w:rFonts w:asciiTheme="minorEastAsia" w:eastAsiaTheme="minorEastAsia" w:hAnsiTheme="minorEastAsia" w:hint="eastAsia"/>
-          <w:bCs/>
-          <w:color w:val="000000"/>
-          <w:sz w:val="21"/>
-          <w:szCs w:val="21"/>
-        </w:rPr>
-        <w:t xml:space="preserve"> </w:t>
-      </w:r>
     </w:p>
     <w:p>
       <w:pPr>
-        <w:pStyle w:val="a4"/>
+        <w:pStyle w:val="4"/>
         <w:rPr>
           <w:rFonts w:asciiTheme="minorEastAsia" w:eastAsiaTheme="minorEastAsia" w:hAnsiTheme="minorEastAsia"/>
-          <w:bCs/>
-          <w:color w:val="000000"/>
-          <w:sz w:val="21"/>
-          <w:szCs w:val="21"/>
+          <w:sz w:val="24"/>
+          <w:szCs w:val="24"/>
         </w:rPr>
       </w:pPr>
       <w:r>
         <w:rPr>
           <w:rFonts w:asciiTheme="minorEastAsia" w:eastAsiaTheme="minorEastAsia" w:hAnsiTheme="minorEastAsia" w:hint="eastAsia"/>
-          <w:bCs/>
-          <w:color w:val="000000"/>
-          <w:sz w:val="21"/>
-          <w:szCs w:val="21"/>
+          <w:sz w:val="24"/>
+          <w:szCs w:val="24"/>
         </w:rPr>
         <w:t xml:space="preserve"> </w:t>
       </w:r>
       <w:r>
         <w:rPr>
           <w:rFonts w:asciiTheme="minorEastAsia" w:eastAsiaTheme="minorEastAsia" w:hAnsiTheme="minorEastAsia" w:hint="eastAsia"/>
-          <w:bCs/>
-          <w:color w:val="000000"/>
-          <w:sz w:val="21"/>
-          <w:szCs w:val="21"/>
+          <w:sz w:val="24"/>
+          <w:szCs w:val="24"/>
         </w:rPr>
         <w:t>一</w:t>
       </w:r>
       <w:r>
         <w:rPr>
           <w:rFonts w:asciiTheme="minorEastAsia" w:eastAsiaTheme="minorEastAsia" w:hAnsiTheme="minorEastAsia" w:hint="eastAsia"/>
-          <w:bCs/>
-          <w:color w:val="000000"/>
-          <w:sz w:val="21"/>
-          <w:szCs w:val="21"/>
+          <w:sz w:val="24"/>
+          <w:szCs w:val="24"/>
         </w:rPr>
         <w:t>、年度工作回顾</w:t>
       </w:r>
@@ -90,314 +84,208 @@
     <w:p>
       <w:pPr>
         <w:pStyle w:val="a4"/>
-        <w:ind w:firstLineChars="200" w:firstLine="420"/>
-        <w:rPr>
-          <w:rFonts w:asciiTheme="minorEastAsia" w:eastAsiaTheme="minorEastAsia" w:hAnsiTheme="minorEastAsia"/>
-          <w:bCs/>
-          <w:color w:val="000000"/>
-          <w:sz w:val="21"/>
-          <w:szCs w:val="21"/>
-        </w:rPr>
-      </w:pPr>
-      <w:r>
-        <w:rPr>
-          <w:rFonts w:asciiTheme="minorEastAsia" w:eastAsiaTheme="minorEastAsia" w:hAnsiTheme="minorEastAsia" w:hint="eastAsia"/>
-          <w:bCs/>
-          <w:color w:val="000000"/>
-          <w:sz w:val="21"/>
-          <w:szCs w:val="21"/>
-        </w:rPr>
-        <w:t>在</w:t>
-      </w:r>
-      <w:r>
-        <w:rPr>
-          <w:rFonts w:asciiTheme="minorEastAsia" w:eastAsiaTheme="minorEastAsia" w:hAnsiTheme="minorEastAsia" w:hint="eastAsia"/>
-          <w:bCs/>
-          <w:color w:val="000000"/>
-          <w:sz w:val="21"/>
-          <w:szCs w:val="21"/>
-        </w:rPr>
-        <w:t>202</w:t>
-      </w:r>
-      <w:r>
-        <w:rPr>
-          <w:rFonts w:asciiTheme="minorEastAsia" w:eastAsiaTheme="minorEastAsia" w:hAnsiTheme="minorEastAsia"/>
-          <w:bCs/>
-          <w:color w:val="000000"/>
-          <w:sz w:val="21"/>
-          <w:szCs w:val="21"/>
+        <w:ind w:firstLineChars="200" w:firstLine="640"/>
+        <w:rPr>
+          <w:rFonts w:ascii="仿宋" w:eastAsia="仿宋" w:hAnsi="仿宋"/>
+          <w:bCs/>
+          <w:color w:val="000000"/>
+          <w:sz w:val="32"/>
+          <w:szCs w:val="32"/>
+        </w:rPr>
+      </w:pPr>
+      <w:r>
+        <w:rPr>
+          <w:rFonts w:ascii="仿宋" w:eastAsia="仿宋" w:hAnsi="仿宋" w:hint="eastAsia"/>
+          <w:bCs/>
+          <w:color w:val="000000"/>
+          <w:sz w:val="32"/>
+          <w:szCs w:val="32"/>
+        </w:rPr>
+        <w:t>在202</w:t>
+      </w:r>
+      <w:r>
+        <w:rPr>
+          <w:rFonts w:ascii="仿宋" w:eastAsia="仿宋" w:hAnsi="仿宋"/>
+          <w:bCs/>
+          <w:color w:val="000000"/>
+          <w:sz w:val="32"/>
+          <w:szCs w:val="32"/>
         </w:rPr>
         <w:t>4</w:t>
       </w:r>
       <w:r>
         <w:rPr>
-          <w:rFonts w:asciiTheme="minorEastAsia" w:eastAsiaTheme="minorEastAsia" w:hAnsiTheme="minorEastAsia" w:hint="eastAsia"/>
-          <w:bCs/>
-          <w:color w:val="000000"/>
-          <w:sz w:val="21"/>
-          <w:szCs w:val="21"/>
-        </w:rPr>
-        <w:t>年即将结束之际，我有幸回顾了自己在</w:t>
-      </w:r>
-      <w:r>
-        <w:rPr>
-          <w:rFonts w:asciiTheme="minorEastAsia" w:eastAsiaTheme="minorEastAsia" w:hAnsiTheme="minorEastAsia" w:hint="eastAsia"/>
-          <w:bCs/>
-          <w:color w:val="000000"/>
-          <w:sz w:val="21"/>
-          <w:szCs w:val="21"/>
-        </w:rPr>
-        <w:t>入职过去几个月</w:t>
-      </w:r>
-      <w:r>
-        <w:rPr>
-          <w:rFonts w:asciiTheme="minorEastAsia" w:eastAsiaTheme="minorEastAsia" w:hAnsiTheme="minorEastAsia" w:hint="eastAsia"/>
-          <w:bCs/>
-          <w:color w:val="000000"/>
-          <w:sz w:val="21"/>
-          <w:szCs w:val="21"/>
-        </w:rPr>
-        <w:t>中作为</w:t>
-      </w:r>
-      <w:r>
-        <w:rPr>
-          <w:rFonts w:asciiTheme="minorEastAsia" w:eastAsiaTheme="minorEastAsia" w:hAnsiTheme="minorEastAsia" w:hint="eastAsia"/>
-          <w:bCs/>
-          <w:color w:val="000000"/>
-          <w:sz w:val="21"/>
-          <w:szCs w:val="21"/>
-        </w:rPr>
-        <w:t>公司医疗护理系统研发人员</w:t>
-      </w:r>
-      <w:r>
-        <w:rPr>
-          <w:rFonts w:asciiTheme="minorEastAsia" w:eastAsiaTheme="minorEastAsia" w:hAnsiTheme="minorEastAsia" w:hint="eastAsia"/>
-          <w:bCs/>
-          <w:color w:val="000000"/>
-          <w:sz w:val="21"/>
-          <w:szCs w:val="21"/>
-        </w:rPr>
-        <w:t>的工作经历。这一年充满了挑战与机遇，我在不断的学习和实践中，不仅提升了自身的技能，也为团队带来了显著的价值。</w:t>
-      </w:r>
-      <w:r>
-        <w:rPr>
-          <w:rFonts w:asciiTheme="minorEastAsia" w:eastAsiaTheme="minorEastAsia" w:hAnsiTheme="minorEastAsia" w:hint="eastAsia"/>
-          <w:bCs/>
-          <w:color w:val="000000"/>
-          <w:sz w:val="21"/>
-          <w:szCs w:val="21"/>
+          <w:rFonts w:ascii="仿宋" w:eastAsia="仿宋" w:hAnsi="仿宋" w:hint="eastAsia"/>
+          <w:bCs/>
+          <w:color w:val="000000"/>
+          <w:sz w:val="32"/>
+          <w:szCs w:val="32"/>
+        </w:rPr>
+        <w:t>年即将结束之际，我有幸回顾了自己在入职过去几个月中作为公司医疗护理系统研发人员的工作经历。这一年充满了挑战与机遇，我在不断的学习和实践中，不仅提升了自身的技能，也为团队带来了显著的价值。</w:t>
+      </w:r>
+      <w:r>
+        <w:rPr>
+          <w:rFonts w:ascii="仿宋" w:eastAsia="仿宋" w:hAnsi="仿宋" w:hint="eastAsia"/>
+          <w:bCs/>
+          <w:color w:val="000000"/>
+          <w:sz w:val="32"/>
+          <w:szCs w:val="32"/>
         </w:rPr>
         <w:t>作为研发部一员，我</w:t>
       </w:r>
       <w:r>
         <w:rPr>
-          <w:rFonts w:asciiTheme="minorEastAsia" w:eastAsiaTheme="minorEastAsia" w:hAnsiTheme="minorEastAsia" w:hint="eastAsia"/>
-          <w:bCs/>
-          <w:color w:val="000000"/>
-          <w:sz w:val="21"/>
-          <w:szCs w:val="21"/>
+          <w:rFonts w:ascii="仿宋" w:eastAsia="仿宋" w:hAnsi="仿宋" w:hint="eastAsia"/>
+          <w:bCs/>
+          <w:color w:val="000000"/>
+          <w:sz w:val="32"/>
+          <w:szCs w:val="32"/>
         </w:rPr>
         <w:t>参与</w:t>
       </w:r>
       <w:r>
         <w:rPr>
-          <w:rFonts w:asciiTheme="minorEastAsia" w:eastAsiaTheme="minorEastAsia" w:hAnsiTheme="minorEastAsia" w:hint="eastAsia"/>
-          <w:bCs/>
-          <w:color w:val="000000"/>
-          <w:sz w:val="21"/>
-          <w:szCs w:val="21"/>
+          <w:rFonts w:ascii="仿宋" w:eastAsia="仿宋" w:hAnsi="仿宋" w:hint="eastAsia"/>
+          <w:bCs/>
+          <w:color w:val="000000"/>
+          <w:sz w:val="32"/>
+          <w:szCs w:val="32"/>
         </w:rPr>
         <w:t>了</w:t>
       </w:r>
       <w:r>
         <w:rPr>
-          <w:rFonts w:asciiTheme="minorEastAsia" w:eastAsiaTheme="minorEastAsia" w:hAnsiTheme="minorEastAsia" w:hint="eastAsia"/>
-          <w:bCs/>
-          <w:color w:val="000000"/>
-          <w:sz w:val="21"/>
-          <w:szCs w:val="21"/>
+          <w:rFonts w:ascii="仿宋" w:eastAsia="仿宋" w:hAnsi="仿宋" w:hint="eastAsia"/>
+          <w:bCs/>
+          <w:color w:val="000000"/>
+          <w:sz w:val="32"/>
+          <w:szCs w:val="32"/>
         </w:rPr>
         <w:t>岑</w:t>
       </w:r>
       <w:r>
         <w:rPr>
-          <w:rFonts w:asciiTheme="minorEastAsia" w:eastAsiaTheme="minorEastAsia" w:hAnsiTheme="minorEastAsia" w:hint="eastAsia"/>
-          <w:bCs/>
-          <w:color w:val="000000"/>
-          <w:sz w:val="21"/>
-          <w:szCs w:val="21"/>
-        </w:rPr>
-        <w:t>溪市人民医院护理管理系统、博白县人民医院护理管理系统、南宁福利院护理系统、玉林市第一人民医院护理管理系统</w:t>
-      </w:r>
-      <w:r>
-        <w:rPr>
-          <w:rFonts w:asciiTheme="minorEastAsia" w:eastAsiaTheme="minorEastAsia" w:hAnsiTheme="minorEastAsia" w:hint="eastAsia"/>
-          <w:bCs/>
-          <w:color w:val="000000"/>
-          <w:sz w:val="21"/>
-          <w:szCs w:val="21"/>
+          <w:rFonts w:ascii="仿宋" w:eastAsia="仿宋" w:hAnsi="仿宋" w:hint="eastAsia"/>
+          <w:bCs/>
+          <w:color w:val="000000"/>
+          <w:sz w:val="32"/>
+          <w:szCs w:val="32"/>
+        </w:rPr>
+        <w:t>溪市人民医院护理管理系统、博白县人民医院护理管理系统、南宁福利院护理系统、玉林市第一人民医院护理管理系统等</w:t>
+      </w:r>
+      <w:r>
+        <w:rPr>
+          <w:rFonts w:ascii="仿宋" w:eastAsia="仿宋" w:hAnsi="仿宋" w:hint="eastAsia"/>
+          <w:bCs/>
+          <w:color w:val="000000"/>
+          <w:sz w:val="32"/>
+          <w:szCs w:val="32"/>
+        </w:rPr>
+        <w:t>项目的开发和维护工作，包括但不限于</w:t>
+      </w:r>
+      <w:r>
+        <w:rPr>
+          <w:rFonts w:ascii="仿宋" w:eastAsia="仿宋" w:hAnsi="仿宋" w:hint="eastAsia"/>
+          <w:bCs/>
+          <w:color w:val="000000"/>
+          <w:sz w:val="32"/>
+          <w:szCs w:val="32"/>
+        </w:rPr>
+        <w:t>护长日常管理、护理培训管理、护理论文管理、护士培训手册、护理教学管理、护理质量管理、护理人员档案管理、护理敏感质量指标</w:t>
+      </w:r>
+      <w:r>
+        <w:rPr>
+          <w:rFonts w:ascii="仿宋" w:eastAsia="仿宋" w:hAnsi="仿宋" w:hint="eastAsia"/>
+          <w:bCs/>
+          <w:color w:val="000000"/>
+          <w:sz w:val="32"/>
+          <w:szCs w:val="32"/>
+        </w:rPr>
+        <w:t>、护理流程管理</w:t>
+      </w:r>
+      <w:r>
+        <w:rPr>
+          <w:rFonts w:ascii="仿宋" w:eastAsia="仿宋" w:hAnsi="仿宋" w:hint="eastAsia"/>
+          <w:bCs/>
+          <w:color w:val="000000"/>
+          <w:sz w:val="32"/>
+          <w:szCs w:val="32"/>
         </w:rPr>
         <w:t>等</w:t>
       </w:r>
       <w:r>
         <w:rPr>
-          <w:rFonts w:asciiTheme="minorEastAsia" w:eastAsiaTheme="minorEastAsia" w:hAnsiTheme="minorEastAsia" w:hint="eastAsia"/>
-          <w:bCs/>
-          <w:color w:val="000000"/>
-          <w:sz w:val="21"/>
-          <w:szCs w:val="21"/>
-        </w:rPr>
-        <w:t>项目的开发和维护工作，包括但不限于</w:t>
-      </w:r>
-      <w:r>
-        <w:rPr>
-          <w:rFonts w:asciiTheme="minorEastAsia" w:eastAsiaTheme="minorEastAsia" w:hAnsiTheme="minorEastAsia" w:hint="eastAsia"/>
-          <w:bCs/>
-          <w:color w:val="000000"/>
-          <w:sz w:val="21"/>
-          <w:szCs w:val="21"/>
-        </w:rPr>
-        <w:t>护长日常管理、护理培训管理、护理论文管理、护士培训手册、护理教学管理、护理质量管理、护理人员档案管理、护理敏感质量指标</w:t>
-      </w:r>
-      <w:r>
-        <w:rPr>
-          <w:rFonts w:asciiTheme="minorEastAsia" w:eastAsiaTheme="minorEastAsia" w:hAnsiTheme="minorEastAsia" w:hint="eastAsia"/>
-          <w:bCs/>
-          <w:color w:val="000000"/>
-          <w:sz w:val="21"/>
-          <w:szCs w:val="21"/>
-        </w:rPr>
-        <w:t>、</w:t>
-      </w:r>
-      <w:r>
-        <w:rPr>
-          <w:rFonts w:asciiTheme="minorEastAsia" w:eastAsiaTheme="minorEastAsia" w:hAnsiTheme="minorEastAsia" w:hint="eastAsia"/>
-          <w:bCs/>
-          <w:color w:val="000000"/>
-          <w:sz w:val="21"/>
-          <w:szCs w:val="21"/>
-        </w:rPr>
-        <w:t>护理流程管理</w:t>
-      </w:r>
-      <w:r>
-        <w:rPr>
-          <w:rFonts w:asciiTheme="minorEastAsia" w:eastAsiaTheme="minorEastAsia" w:hAnsiTheme="minorEastAsia" w:hint="eastAsia"/>
-          <w:bCs/>
-          <w:color w:val="000000"/>
-          <w:sz w:val="21"/>
-          <w:szCs w:val="21"/>
-        </w:rPr>
-        <w:t>等</w:t>
-      </w:r>
-      <w:r>
-        <w:rPr>
-          <w:rFonts w:asciiTheme="minorEastAsia" w:eastAsiaTheme="minorEastAsia" w:hAnsiTheme="minorEastAsia" w:hint="eastAsia"/>
-          <w:bCs/>
-          <w:color w:val="000000"/>
-          <w:sz w:val="21"/>
-          <w:szCs w:val="21"/>
+          <w:rFonts w:ascii="仿宋" w:eastAsia="仿宋" w:hAnsi="仿宋" w:hint="eastAsia"/>
+          <w:bCs/>
+          <w:color w:val="000000"/>
+          <w:sz w:val="32"/>
+          <w:szCs w:val="32"/>
         </w:rPr>
         <w:t>大模块</w:t>
       </w:r>
       <w:r>
         <w:rPr>
-          <w:rFonts w:asciiTheme="minorEastAsia" w:eastAsiaTheme="minorEastAsia" w:hAnsiTheme="minorEastAsia" w:hint="eastAsia"/>
-          <w:bCs/>
-          <w:color w:val="000000"/>
-          <w:sz w:val="21"/>
-          <w:szCs w:val="21"/>
+          <w:rFonts w:ascii="仿宋" w:eastAsia="仿宋" w:hAnsi="仿宋" w:hint="eastAsia"/>
+          <w:bCs/>
+          <w:color w:val="000000"/>
+          <w:sz w:val="32"/>
+          <w:szCs w:val="32"/>
         </w:rPr>
         <w:t>。这些项目均按时按质完成</w:t>
       </w:r>
       <w:r>
         <w:rPr>
-          <w:rFonts w:asciiTheme="minorEastAsia" w:eastAsiaTheme="minorEastAsia" w:hAnsiTheme="minorEastAsia" w:hint="eastAsia"/>
-          <w:bCs/>
-          <w:color w:val="000000"/>
-          <w:sz w:val="21"/>
-          <w:szCs w:val="21"/>
+          <w:rFonts w:ascii="仿宋" w:eastAsia="仿宋" w:hAnsi="仿宋" w:hint="eastAsia"/>
+          <w:bCs/>
+          <w:color w:val="000000"/>
+          <w:sz w:val="32"/>
+          <w:szCs w:val="32"/>
         </w:rPr>
         <w:t>，</w:t>
       </w:r>
       <w:r>
         <w:rPr>
-          <w:rFonts w:asciiTheme="minorEastAsia" w:eastAsiaTheme="minorEastAsia" w:hAnsiTheme="minorEastAsia" w:hint="eastAsia"/>
-          <w:bCs/>
-          <w:color w:val="000000"/>
-          <w:sz w:val="21"/>
-          <w:szCs w:val="21"/>
+          <w:rFonts w:ascii="仿宋" w:eastAsia="仿宋" w:hAnsi="仿宋" w:hint="eastAsia"/>
+          <w:bCs/>
+          <w:color w:val="000000"/>
+          <w:sz w:val="32"/>
+          <w:szCs w:val="32"/>
         </w:rPr>
         <w:t>积极参与单元</w:t>
       </w:r>
       <w:r>
         <w:rPr>
-          <w:rFonts w:asciiTheme="minorEastAsia" w:eastAsiaTheme="minorEastAsia" w:hAnsiTheme="minorEastAsia" w:hint="eastAsia"/>
-          <w:bCs/>
-          <w:color w:val="000000"/>
-          <w:sz w:val="21"/>
-          <w:szCs w:val="21"/>
-        </w:rPr>
-        <w:t>测试和集成测试的设计与实施，确保代码质量和系统性能达到预期标准</w:t>
-      </w:r>
-      <w:r>
-        <w:rPr>
-          <w:rFonts w:asciiTheme="minorEastAsia" w:eastAsiaTheme="minorEastAsia" w:hAnsiTheme="minorEastAsia" w:hint="eastAsia"/>
-          <w:bCs/>
-          <w:color w:val="000000"/>
-          <w:sz w:val="21"/>
-          <w:szCs w:val="21"/>
-        </w:rPr>
-        <w:t>，并得到了用</w:t>
-      </w:r>
-      <w:r>
-        <w:rPr>
-          <w:rFonts w:asciiTheme="minorEastAsia" w:eastAsiaTheme="minorEastAsia" w:hAnsiTheme="minorEastAsia" w:hint="eastAsia"/>
-          <w:bCs/>
-          <w:color w:val="000000"/>
-          <w:sz w:val="21"/>
-          <w:szCs w:val="21"/>
-        </w:rPr>
-        <w:t>户的良好</w:t>
-      </w:r>
-      <w:r>
-        <w:rPr>
-          <w:rFonts w:asciiTheme="minorEastAsia" w:eastAsiaTheme="minorEastAsia" w:hAnsiTheme="minorEastAsia" w:hint="eastAsia"/>
-          <w:bCs/>
-          <w:color w:val="000000"/>
-          <w:sz w:val="21"/>
-          <w:szCs w:val="21"/>
-        </w:rPr>
-        <w:t>评价。</w:t>
+          <w:rFonts w:ascii="仿宋" w:eastAsia="仿宋" w:hAnsi="仿宋" w:hint="eastAsia"/>
+          <w:bCs/>
+          <w:color w:val="000000"/>
+          <w:sz w:val="32"/>
+          <w:szCs w:val="32"/>
+        </w:rPr>
+        <w:t>测试和集成测试的设计与实施，确保代码质量和系统性能达到预期标准，并得到了用户的良好评价。</w:t>
       </w:r>
     </w:p>
     <w:p>
       <w:pPr>
-        <w:pStyle w:val="a4"/>
+        <w:pStyle w:val="4"/>
         <w:rPr>
           <w:rFonts w:asciiTheme="minorEastAsia" w:eastAsiaTheme="minorEastAsia" w:hAnsiTheme="minorEastAsia"/>
-          <w:bCs/>
-          <w:color w:val="000000"/>
-          <w:sz w:val="21"/>
-          <w:szCs w:val="21"/>
+          <w:sz w:val="24"/>
+          <w:szCs w:val="24"/>
         </w:rPr>
       </w:pPr>
       <w:r>
         <w:rPr>
           <w:rFonts w:asciiTheme="minorEastAsia" w:eastAsiaTheme="minorEastAsia" w:hAnsiTheme="minorEastAsia" w:hint="eastAsia"/>
-          <w:bCs/>
-          <w:color w:val="000000"/>
-          <w:sz w:val="21"/>
-          <w:szCs w:val="21"/>
+          <w:sz w:val="24"/>
+          <w:szCs w:val="24"/>
         </w:rPr>
         <w:t>二</w:t>
       </w:r>
       <w:r>
         <w:rPr>
           <w:rFonts w:asciiTheme="minorEastAsia" w:eastAsiaTheme="minorEastAsia" w:hAnsiTheme="minorEastAsia" w:hint="eastAsia"/>
-          <w:bCs/>
-          <w:color w:val="000000"/>
-          <w:sz w:val="21"/>
-          <w:szCs w:val="21"/>
+          <w:sz w:val="24"/>
+          <w:szCs w:val="24"/>
         </w:rPr>
         <w:t>、问题分析与改进</w:t>
       </w:r>
@@ -405,642 +293,507 @@
     <w:p>
       <w:pPr>
         <w:pStyle w:val="a4"/>
-        <w:ind w:firstLineChars="200" w:firstLine="420"/>
-        <w:rPr>
-          <w:rFonts w:asciiTheme="minorEastAsia" w:eastAsiaTheme="minorEastAsia" w:hAnsiTheme="minorEastAsia"/>
-          <w:bCs/>
-          <w:color w:val="000000"/>
-          <w:sz w:val="21"/>
-          <w:szCs w:val="21"/>
-        </w:rPr>
-      </w:pPr>
-      <w:r>
-        <w:rPr>
-          <w:rFonts w:asciiTheme="minorEastAsia" w:eastAsiaTheme="minorEastAsia" w:hAnsiTheme="minorEastAsia" w:hint="eastAsia"/>
-          <w:bCs/>
-          <w:color w:val="000000"/>
-          <w:sz w:val="21"/>
-          <w:szCs w:val="21"/>
+        <w:spacing w:before="0" w:beforeAutospacing="0" w:after="0" w:afterAutospacing="0"/>
+        <w:ind w:firstLineChars="200" w:firstLine="640"/>
+        <w:rPr>
+          <w:rFonts w:ascii="仿宋" w:eastAsia="仿宋" w:hAnsi="仿宋"/>
+          <w:bCs/>
+          <w:color w:val="000000"/>
+          <w:sz w:val="32"/>
+          <w:szCs w:val="32"/>
+        </w:rPr>
+      </w:pPr>
+      <w:r>
+        <w:rPr>
+          <w:rFonts w:ascii="仿宋" w:eastAsia="仿宋" w:hAnsi="仿宋" w:hint="eastAsia"/>
+          <w:bCs/>
+          <w:color w:val="000000"/>
+          <w:sz w:val="32"/>
+          <w:szCs w:val="32"/>
         </w:rPr>
         <w:t>由于</w:t>
       </w:r>
       <w:r>
         <w:rPr>
-          <w:rFonts w:asciiTheme="minorEastAsia" w:eastAsiaTheme="minorEastAsia" w:hAnsiTheme="minorEastAsia" w:hint="eastAsia"/>
-          <w:bCs/>
-          <w:color w:val="000000"/>
-          <w:sz w:val="21"/>
-          <w:szCs w:val="21"/>
+          <w:rFonts w:ascii="仿宋" w:eastAsia="仿宋" w:hAnsi="仿宋" w:hint="eastAsia"/>
+          <w:bCs/>
+          <w:color w:val="000000"/>
+          <w:sz w:val="32"/>
+          <w:szCs w:val="32"/>
         </w:rPr>
         <w:t>我入职时间较短，</w:t>
       </w:r>
       <w:r>
         <w:rPr>
-          <w:rFonts w:asciiTheme="minorEastAsia" w:eastAsiaTheme="minorEastAsia" w:hAnsiTheme="minorEastAsia" w:hint="eastAsia"/>
-          <w:bCs/>
-          <w:color w:val="000000"/>
-          <w:sz w:val="21"/>
-          <w:szCs w:val="21"/>
+          <w:rFonts w:ascii="仿宋" w:eastAsia="仿宋" w:hAnsi="仿宋" w:hint="eastAsia"/>
+          <w:bCs/>
+          <w:color w:val="000000"/>
+          <w:sz w:val="32"/>
+          <w:szCs w:val="32"/>
         </w:rPr>
         <w:t>对医疗护理各种流程</w:t>
       </w:r>
       <w:r>
         <w:rPr>
-          <w:rFonts w:asciiTheme="minorEastAsia" w:eastAsiaTheme="minorEastAsia" w:hAnsiTheme="minorEastAsia" w:hint="eastAsia"/>
-          <w:bCs/>
-          <w:color w:val="000000"/>
-          <w:sz w:val="21"/>
-          <w:szCs w:val="21"/>
+          <w:rFonts w:ascii="仿宋" w:eastAsia="仿宋" w:hAnsi="仿宋" w:hint="eastAsia"/>
+          <w:bCs/>
+          <w:color w:val="000000"/>
+          <w:sz w:val="32"/>
+          <w:szCs w:val="32"/>
         </w:rPr>
         <w:t>、不同</w:t>
       </w:r>
       <w:r>
         <w:rPr>
-          <w:rFonts w:asciiTheme="minorEastAsia" w:eastAsiaTheme="minorEastAsia" w:hAnsiTheme="minorEastAsia" w:hint="eastAsia"/>
-          <w:bCs/>
-          <w:color w:val="000000"/>
-          <w:sz w:val="21"/>
-          <w:szCs w:val="21"/>
+          <w:rFonts w:ascii="仿宋" w:eastAsia="仿宋" w:hAnsi="仿宋" w:hint="eastAsia"/>
+          <w:bCs/>
+          <w:color w:val="000000"/>
+          <w:sz w:val="32"/>
+          <w:szCs w:val="32"/>
         </w:rPr>
         <w:t>用户身份、权限</w:t>
       </w:r>
       <w:r>
         <w:rPr>
-          <w:rFonts w:asciiTheme="minorEastAsia" w:eastAsiaTheme="minorEastAsia" w:hAnsiTheme="minorEastAsia" w:hint="eastAsia"/>
-          <w:bCs/>
-          <w:color w:val="000000"/>
-          <w:sz w:val="21"/>
-          <w:szCs w:val="21"/>
+          <w:rFonts w:ascii="仿宋" w:eastAsia="仿宋" w:hAnsi="仿宋" w:hint="eastAsia"/>
+          <w:bCs/>
+          <w:color w:val="000000"/>
+          <w:sz w:val="32"/>
+          <w:szCs w:val="32"/>
         </w:rPr>
         <w:t>控制</w:t>
       </w:r>
       <w:r>
         <w:rPr>
-          <w:rFonts w:asciiTheme="minorEastAsia" w:eastAsiaTheme="minorEastAsia" w:hAnsiTheme="minorEastAsia" w:hint="eastAsia"/>
-          <w:bCs/>
-          <w:color w:val="000000"/>
-          <w:sz w:val="21"/>
-          <w:szCs w:val="21"/>
+          <w:rFonts w:ascii="仿宋" w:eastAsia="仿宋" w:hAnsi="仿宋" w:hint="eastAsia"/>
+          <w:bCs/>
+          <w:color w:val="000000"/>
+          <w:sz w:val="32"/>
+          <w:szCs w:val="32"/>
         </w:rPr>
         <w:t>等</w:t>
       </w:r>
       <w:r>
         <w:rPr>
-          <w:rFonts w:asciiTheme="minorEastAsia" w:eastAsiaTheme="minorEastAsia" w:hAnsiTheme="minorEastAsia" w:hint="eastAsia"/>
-          <w:bCs/>
-          <w:color w:val="000000"/>
-          <w:sz w:val="21"/>
-          <w:szCs w:val="21"/>
+          <w:rFonts w:ascii="仿宋" w:eastAsia="仿宋" w:hAnsi="仿宋" w:hint="eastAsia"/>
+          <w:bCs/>
+          <w:color w:val="000000"/>
+          <w:sz w:val="32"/>
+          <w:szCs w:val="32"/>
         </w:rPr>
         <w:t>的不熟悉，</w:t>
       </w:r>
       <w:r>
         <w:rPr>
-          <w:rFonts w:asciiTheme="minorEastAsia" w:eastAsiaTheme="minorEastAsia" w:hAnsiTheme="minorEastAsia" w:hint="eastAsia"/>
-          <w:bCs/>
-          <w:color w:val="000000"/>
-          <w:sz w:val="21"/>
-          <w:szCs w:val="21"/>
+          <w:rFonts w:ascii="仿宋" w:eastAsia="仿宋" w:hAnsi="仿宋" w:hint="eastAsia"/>
+          <w:bCs/>
+          <w:color w:val="000000"/>
+          <w:sz w:val="32"/>
+          <w:szCs w:val="32"/>
         </w:rPr>
         <w:t>导致开发出的系统界面</w:t>
       </w:r>
       <w:r>
         <w:rPr>
-          <w:rFonts w:asciiTheme="minorEastAsia" w:eastAsiaTheme="minorEastAsia" w:hAnsiTheme="minorEastAsia" w:hint="eastAsia"/>
-          <w:bCs/>
-          <w:color w:val="000000"/>
-          <w:sz w:val="21"/>
-          <w:szCs w:val="21"/>
+          <w:rFonts w:ascii="仿宋" w:eastAsia="仿宋" w:hAnsi="仿宋" w:hint="eastAsia"/>
+          <w:bCs/>
+          <w:color w:val="000000"/>
+          <w:sz w:val="32"/>
+          <w:szCs w:val="32"/>
         </w:rPr>
         <w:t>，</w:t>
       </w:r>
       <w:r>
         <w:rPr>
-          <w:rFonts w:asciiTheme="minorEastAsia" w:eastAsiaTheme="minorEastAsia" w:hAnsiTheme="minorEastAsia" w:hint="eastAsia"/>
-          <w:bCs/>
-          <w:color w:val="000000"/>
-          <w:sz w:val="21"/>
-          <w:szCs w:val="21"/>
+          <w:rFonts w:ascii="仿宋" w:eastAsia="仿宋" w:hAnsi="仿宋" w:hint="eastAsia"/>
+          <w:bCs/>
+          <w:color w:val="000000"/>
+          <w:sz w:val="32"/>
+          <w:szCs w:val="32"/>
         </w:rPr>
         <w:t>收到</w:t>
       </w:r>
       <w:r>
         <w:rPr>
-          <w:rFonts w:asciiTheme="minorEastAsia" w:eastAsiaTheme="minorEastAsia" w:hAnsiTheme="minorEastAsia" w:hint="eastAsia"/>
-          <w:bCs/>
-          <w:color w:val="000000"/>
-          <w:sz w:val="21"/>
-          <w:szCs w:val="21"/>
-        </w:rPr>
-        <w:t>部分用户反馈称</w:t>
-      </w:r>
-      <w:r>
-        <w:rPr>
-          <w:rFonts w:asciiTheme="minorEastAsia" w:eastAsiaTheme="minorEastAsia" w:hAnsiTheme="minorEastAsia" w:hint="eastAsia"/>
-          <w:bCs/>
-          <w:color w:val="000000"/>
-          <w:sz w:val="21"/>
-          <w:szCs w:val="21"/>
-        </w:rPr>
-        <w:t>系统</w:t>
-      </w:r>
-      <w:r>
-        <w:rPr>
-          <w:rFonts w:asciiTheme="minorEastAsia" w:eastAsiaTheme="minorEastAsia" w:hAnsiTheme="minorEastAsia" w:hint="eastAsia"/>
-          <w:bCs/>
-          <w:color w:val="000000"/>
-          <w:sz w:val="21"/>
-          <w:szCs w:val="21"/>
-        </w:rPr>
-        <w:t>界面不够直观易用，导致操作效率低下。</w:t>
-      </w:r>
-      <w:r>
-        <w:rPr>
-          <w:rFonts w:asciiTheme="minorEastAsia" w:eastAsiaTheme="minorEastAsia" w:hAnsiTheme="minorEastAsia" w:hint="eastAsia"/>
-          <w:bCs/>
-          <w:color w:val="000000"/>
-          <w:sz w:val="21"/>
-          <w:szCs w:val="21"/>
-        </w:rPr>
-        <w:t>改进——通过积极与用户沟通需求细节和熟悉各种操作流程，</w:t>
-      </w:r>
-      <w:r>
-        <w:rPr>
-          <w:rFonts w:asciiTheme="minorEastAsia" w:eastAsiaTheme="minorEastAsia" w:hAnsiTheme="minorEastAsia" w:hint="eastAsia"/>
-          <w:bCs/>
-          <w:color w:val="000000"/>
-          <w:sz w:val="21"/>
-          <w:szCs w:val="21"/>
-        </w:rPr>
-        <w:t>将用户反馈纳入持续的产品迭代过程中，不断改进和完善系统。</w:t>
+          <w:rFonts w:ascii="仿宋" w:eastAsia="仿宋" w:hAnsi="仿宋" w:hint="eastAsia"/>
+          <w:bCs/>
+          <w:color w:val="000000"/>
+          <w:sz w:val="32"/>
+          <w:szCs w:val="32"/>
+        </w:rPr>
+        <w:t>部分用户反馈称系统界面不够直观易用，导致操作效率低下。</w:t>
+      </w:r>
+      <w:r>
+        <w:rPr>
+          <w:rFonts w:ascii="仿宋" w:eastAsia="仿宋" w:hAnsi="仿宋" w:hint="eastAsia"/>
+          <w:bCs/>
+          <w:color w:val="000000"/>
+          <w:sz w:val="32"/>
+          <w:szCs w:val="32"/>
+        </w:rPr>
+        <w:t>改进——通过积极与用户沟通需求细节和熟悉各</w:t>
+      </w:r>
+      <w:r>
+        <w:rPr>
+          <w:rFonts w:ascii="仿宋" w:eastAsia="仿宋" w:hAnsi="仿宋" w:hint="eastAsia"/>
+          <w:bCs/>
+          <w:color w:val="000000"/>
+          <w:sz w:val="32"/>
+          <w:szCs w:val="32"/>
+        </w:rPr>
+        <w:lastRenderedPageBreak/>
+        <w:t>种操作流程，将用户反馈纳入持续的产品迭代过程中，不断改进和完善系统。</w:t>
       </w:r>
     </w:p>
     <w:p>
       <w:pPr>
-        <w:pStyle w:val="a4"/>
-        <w:ind w:firstLineChars="200" w:firstLine="420"/>
+        <w:pStyle w:val="4"/>
+        <w:rPr>
+          <w:rFonts w:asciiTheme="minorEastAsia" w:eastAsiaTheme="minorEastAsia" w:hAnsiTheme="minorEastAsia"/>
+          <w:sz w:val="24"/>
+          <w:szCs w:val="24"/>
+        </w:rPr>
+      </w:pPr>
+      <w:r>
         <w:rPr>
           <w:rFonts w:asciiTheme="minorEastAsia" w:eastAsiaTheme="minorEastAsia" w:hAnsiTheme="minorEastAsia" w:hint="eastAsia"/>
-          <w:bCs/>
-          <w:color w:val="000000"/>
-          <w:sz w:val="21"/>
-          <w:szCs w:val="21"/>
-        </w:rPr>
-      </w:pPr>
+          <w:sz w:val="24"/>
+          <w:szCs w:val="24"/>
+        </w:rPr>
+        <w:t>三</w:t>
+      </w:r>
       <w:r>
         <w:rPr>
           <w:rFonts w:asciiTheme="minorEastAsia" w:eastAsiaTheme="minorEastAsia" w:hAnsiTheme="minorEastAsia" w:hint="eastAsia"/>
-          <w:bCs/>
-          <w:color w:val="000000"/>
-          <w:sz w:val="21"/>
-          <w:szCs w:val="21"/>
-        </w:rPr>
-        <w:t>尽管取得了一定的成绩，但过去的一年中也不乏困难和挫折。其中最大的挑战之一是保持技术的先进性与业务需求之间的平衡。随着新技术层出不穷，如何选择最合适的工具来满足医疗</w:t>
-      </w:r>
-      <w:r>
-        <w:rPr>
-          <w:rFonts w:asciiTheme="minorEastAsia" w:eastAsiaTheme="minorEastAsia" w:hAnsiTheme="minorEastAsia" w:hint="eastAsia"/>
-          <w:bCs/>
-          <w:color w:val="000000"/>
-          <w:sz w:val="21"/>
-          <w:szCs w:val="21"/>
-        </w:rPr>
-        <w:t>护理</w:t>
-      </w:r>
-      <w:r>
-        <w:rPr>
-          <w:rFonts w:asciiTheme="minorEastAsia" w:eastAsiaTheme="minorEastAsia" w:hAnsiTheme="minorEastAsia" w:hint="eastAsia"/>
-          <w:bCs/>
-          <w:color w:val="000000"/>
-          <w:sz w:val="21"/>
-          <w:szCs w:val="21"/>
-        </w:rPr>
-        <w:t>行业的特殊需求是一个持续的</w:t>
-      </w:r>
-      <w:r>
-        <w:rPr>
-          <w:rFonts w:asciiTheme="minorEastAsia" w:eastAsiaTheme="minorEastAsia" w:hAnsiTheme="minorEastAsia" w:hint="eastAsia"/>
-          <w:bCs/>
-          <w:color w:val="000000"/>
-          <w:sz w:val="21"/>
-          <w:szCs w:val="21"/>
-        </w:rPr>
-        <w:t>问</w:t>
-      </w:r>
-      <w:r>
-        <w:rPr>
-          <w:rFonts w:asciiTheme="minorEastAsia" w:eastAsiaTheme="minorEastAsia" w:hAnsiTheme="minorEastAsia" w:hint="eastAsia"/>
-          <w:bCs/>
-          <w:color w:val="000000"/>
-          <w:sz w:val="21"/>
-          <w:szCs w:val="21"/>
-        </w:rPr>
-        <w:t>题。 另一个挑战是如何有效地与其他部门进行沟通和协作。我努力提升自己的沟通技巧，以更好地理解各方的需求，并在项目中扮演桥梁的角色。</w:t>
+          <w:sz w:val="24"/>
+          <w:szCs w:val="24"/>
+        </w:rPr>
+        <w:t>、未来规划</w:t>
       </w:r>
     </w:p>
     <w:p>
       <w:pPr>
         <w:pStyle w:val="a4"/>
-        <w:rPr>
-          <w:rFonts w:asciiTheme="minorEastAsia" w:eastAsiaTheme="minorEastAsia" w:hAnsiTheme="minorEastAsia"/>
-          <w:bCs/>
-          <w:color w:val="000000"/>
-          <w:sz w:val="21"/>
-          <w:szCs w:val="21"/>
-        </w:rPr>
-      </w:pPr>
-      <w:r>
-        <w:rPr>
-          <w:rFonts w:asciiTheme="minorEastAsia" w:eastAsiaTheme="minorEastAsia" w:hAnsiTheme="minorEastAsia" w:hint="eastAsia"/>
-          <w:bCs/>
-          <w:color w:val="000000"/>
-          <w:sz w:val="21"/>
-          <w:szCs w:val="21"/>
-        </w:rPr>
-        <w:t>三</w:t>
-      </w:r>
-      <w:r>
-        <w:rPr>
-          <w:rFonts w:asciiTheme="minorEastAsia" w:eastAsiaTheme="minorEastAsia" w:hAnsiTheme="minorEastAsia" w:hint="eastAsia"/>
-          <w:bCs/>
-          <w:color w:val="000000"/>
-          <w:sz w:val="21"/>
-          <w:szCs w:val="21"/>
-        </w:rPr>
-        <w:t>、未来规划</w:t>
+        <w:spacing w:before="0" w:beforeAutospacing="0" w:after="0" w:afterAutospacing="0" w:line="240" w:lineRule="atLeast"/>
+        <w:rPr>
+          <w:rFonts w:ascii="仿宋" w:eastAsia="仿宋" w:hAnsi="仿宋"/>
+          <w:bCs/>
+          <w:color w:val="000000"/>
+          <w:sz w:val="32"/>
+          <w:szCs w:val="32"/>
+        </w:rPr>
+      </w:pPr>
+      <w:r>
+        <w:rPr>
+          <w:rFonts w:ascii="仿宋" w:eastAsia="仿宋" w:hAnsi="仿宋" w:hint="eastAsia"/>
+          <w:bCs/>
+          <w:color w:val="000000"/>
+          <w:sz w:val="32"/>
+          <w:szCs w:val="32"/>
+        </w:rPr>
+        <w:t>展望新的一年，我计划继续专注于以下几个方向：</w:t>
       </w:r>
     </w:p>
     <w:p>
       <w:pPr>
         <w:pStyle w:val="a4"/>
-        <w:rPr>
-          <w:rFonts w:asciiTheme="minorEastAsia" w:eastAsiaTheme="minorEastAsia" w:hAnsiTheme="minorEastAsia"/>
-          <w:bCs/>
-          <w:color w:val="000000"/>
-          <w:sz w:val="21"/>
-          <w:szCs w:val="21"/>
-        </w:rPr>
-      </w:pPr>
-      <w:r>
-        <w:rPr>
-          <w:rFonts w:asciiTheme="minorEastAsia" w:eastAsiaTheme="minorEastAsia" w:hAnsiTheme="minorEastAsia" w:hint="eastAsia"/>
-          <w:bCs/>
-          <w:color w:val="000000"/>
-          <w:sz w:val="21"/>
-          <w:szCs w:val="21"/>
-        </w:rPr>
-        <w:t>展望新的一年，我计划继续专注于以下几个方向：</w:t>
+        <w:spacing w:before="0" w:beforeAutospacing="0" w:after="0" w:afterAutospacing="0" w:line="240" w:lineRule="atLeast"/>
+        <w:rPr>
+          <w:rFonts w:ascii="仿宋" w:eastAsia="仿宋" w:hAnsi="仿宋"/>
+          <w:bCs/>
+          <w:color w:val="000000"/>
+          <w:sz w:val="32"/>
+          <w:szCs w:val="32"/>
+        </w:rPr>
+      </w:pPr>
+      <w:r>
+        <w:rPr>
+          <w:rFonts w:ascii="仿宋" w:eastAsia="仿宋" w:hAnsi="仿宋" w:hint="eastAsia"/>
+          <w:bCs/>
+          <w:color w:val="000000"/>
+          <w:sz w:val="32"/>
+          <w:szCs w:val="32"/>
+        </w:rPr>
+        <w:t>学习与发展：为了应对上述挑战，我投入大量时间用于个人成长和发展。这包括阅读相关领域的书籍和文章、参加线上课程和研讨会，以及实践新学到的知识和技能。</w:t>
       </w:r>
     </w:p>
     <w:p>
       <w:pPr>
         <w:pStyle w:val="a4"/>
-        <w:rPr>
-          <w:rFonts w:asciiTheme="minorEastAsia" w:eastAsiaTheme="minorEastAsia" w:hAnsiTheme="minorEastAsia"/>
-          <w:bCs/>
-          <w:color w:val="000000"/>
-          <w:sz w:val="21"/>
-          <w:szCs w:val="21"/>
-        </w:rPr>
-      </w:pPr>
-      <w:r>
-        <w:rPr>
-          <w:rFonts w:asciiTheme="minorEastAsia" w:eastAsiaTheme="minorEastAsia" w:hAnsiTheme="minorEastAsia" w:hint="eastAsia"/>
-          <w:bCs/>
-          <w:color w:val="000000"/>
-          <w:sz w:val="21"/>
-          <w:szCs w:val="21"/>
-        </w:rPr>
-        <w:t>学习与发展</w:t>
-      </w:r>
-      <w:r>
-        <w:rPr>
-          <w:rFonts w:asciiTheme="minorEastAsia" w:eastAsiaTheme="minorEastAsia" w:hAnsiTheme="minorEastAsia" w:hint="eastAsia"/>
-          <w:bCs/>
-          <w:color w:val="000000"/>
-          <w:sz w:val="21"/>
-          <w:szCs w:val="21"/>
-        </w:rPr>
-        <w:t>：</w:t>
-      </w:r>
-      <w:r>
-        <w:rPr>
-          <w:rFonts w:asciiTheme="minorEastAsia" w:eastAsiaTheme="minorEastAsia" w:hAnsiTheme="minorEastAsia" w:hint="eastAsia"/>
-          <w:bCs/>
-          <w:color w:val="000000"/>
-          <w:sz w:val="21"/>
-          <w:szCs w:val="21"/>
-        </w:rPr>
-        <w:t>为了应对上述挑战，我投入大量时间用于个人成长和发展。这包括阅读相关领域的书籍和文章、参加线上课程和研讨会，以及实践新学到的知识和技能。</w:t>
+        <w:spacing w:before="0" w:beforeAutospacing="0" w:after="0" w:afterAutospacing="0" w:line="240" w:lineRule="atLeast"/>
+        <w:rPr>
+          <w:rFonts w:ascii="仿宋" w:eastAsia="仿宋" w:hAnsi="仿宋"/>
+          <w:bCs/>
+          <w:color w:val="000000"/>
+          <w:sz w:val="32"/>
+          <w:szCs w:val="32"/>
+        </w:rPr>
+      </w:pPr>
+      <w:r>
+        <w:rPr>
+          <w:rFonts w:ascii="仿宋" w:eastAsia="仿宋" w:hAnsi="仿宋" w:hint="eastAsia"/>
+          <w:bCs/>
+          <w:color w:val="000000"/>
+          <w:sz w:val="32"/>
+          <w:szCs w:val="32"/>
+        </w:rPr>
+        <w:t>团队建设：加强团队内部的凝聚力，促进知识共享和团队文化的形成。</w:t>
       </w:r>
     </w:p>
     <w:p>
       <w:pPr>
         <w:pStyle w:val="a4"/>
-        <w:rPr>
-          <w:rFonts w:asciiTheme="minorEastAsia" w:eastAsiaTheme="minorEastAsia" w:hAnsiTheme="minorEastAsia"/>
-          <w:bCs/>
-          <w:color w:val="000000"/>
-          <w:sz w:val="21"/>
-          <w:szCs w:val="21"/>
-        </w:rPr>
-      </w:pPr>
-      <w:r>
-        <w:rPr>
-          <w:rFonts w:asciiTheme="minorEastAsia" w:eastAsiaTheme="minorEastAsia" w:hAnsiTheme="minorEastAsia" w:hint="eastAsia"/>
-          <w:bCs/>
-          <w:color w:val="000000"/>
-          <w:sz w:val="21"/>
-          <w:szCs w:val="21"/>
-        </w:rPr>
-        <w:t>团队建设：加强团队内部的凝聚力，促进知识共享和团队文化的形成。</w:t>
+        <w:spacing w:before="0" w:beforeAutospacing="0" w:after="0" w:afterAutospacing="0" w:line="240" w:lineRule="atLeast"/>
+        <w:rPr>
+          <w:rFonts w:ascii="仿宋" w:eastAsia="仿宋" w:hAnsi="仿宋"/>
+          <w:bCs/>
+          <w:color w:val="000000"/>
+          <w:sz w:val="32"/>
+          <w:szCs w:val="32"/>
+        </w:rPr>
+      </w:pPr>
+      <w:r>
+        <w:rPr>
+          <w:rFonts w:ascii="仿宋" w:eastAsia="仿宋" w:hAnsi="仿宋" w:hint="eastAsia"/>
+          <w:bCs/>
+          <w:color w:val="000000"/>
+          <w:sz w:val="32"/>
+          <w:szCs w:val="32"/>
+        </w:rPr>
+        <w:t>技术革新：通过引入最新的</w:t>
+      </w:r>
+      <w:r>
+        <w:rPr>
+          <w:rFonts w:ascii="仿宋" w:eastAsia="仿宋" w:hAnsi="仿宋" w:hint="eastAsia"/>
+          <w:bCs/>
+          <w:color w:val="000000"/>
+          <w:sz w:val="32"/>
+          <w:szCs w:val="32"/>
+        </w:rPr>
+        <w:t>技术去提升了系统的响应速度和用户体验以及</w:t>
+      </w:r>
+      <w:r>
+        <w:rPr>
+          <w:rFonts w:ascii="仿宋" w:eastAsia="仿宋" w:hAnsi="仿宋" w:hint="eastAsia"/>
+          <w:bCs/>
+          <w:color w:val="000000"/>
+          <w:sz w:val="32"/>
+          <w:szCs w:val="32"/>
+        </w:rPr>
+        <w:t>系统的可扩展性和稳定性。</w:t>
       </w:r>
     </w:p>
     <w:p>
       <w:pPr>
         <w:pStyle w:val="a4"/>
-        <w:rPr>
-          <w:rFonts w:asciiTheme="minorEastAsia" w:eastAsiaTheme="minorEastAsia" w:hAnsiTheme="minorEastAsia"/>
-          <w:bCs/>
-          <w:color w:val="000000"/>
-          <w:sz w:val="21"/>
-          <w:szCs w:val="21"/>
-        </w:rPr>
-      </w:pPr>
-      <w:r>
-        <w:rPr>
-          <w:rFonts w:asciiTheme="minorEastAsia" w:eastAsiaTheme="minorEastAsia" w:hAnsiTheme="minorEastAsia" w:hint="eastAsia"/>
-          <w:bCs/>
-          <w:color w:val="000000"/>
-          <w:sz w:val="21"/>
-          <w:szCs w:val="21"/>
-        </w:rPr>
-        <w:t>技术革新：通过引入最新的</w:t>
-      </w:r>
-      <w:r>
-        <w:rPr>
-          <w:rFonts w:asciiTheme="minorEastAsia" w:eastAsiaTheme="minorEastAsia" w:hAnsiTheme="minorEastAsia" w:hint="eastAsia"/>
-          <w:bCs/>
-          <w:color w:val="000000"/>
-          <w:sz w:val="21"/>
-          <w:szCs w:val="21"/>
-        </w:rPr>
-        <w:t>技术去提升了系统的响应速度和用户体验以及</w:t>
-      </w:r>
-      <w:r>
-        <w:rPr>
-          <w:rFonts w:asciiTheme="minorEastAsia" w:eastAsiaTheme="minorEastAsia" w:hAnsiTheme="minorEastAsia" w:hint="eastAsia"/>
-          <w:bCs/>
-          <w:color w:val="000000"/>
-          <w:sz w:val="21"/>
-          <w:szCs w:val="21"/>
-        </w:rPr>
-        <w:t>系统的可扩展性和稳定性。</w:t>
+        <w:spacing w:before="0" w:beforeAutospacing="0" w:after="0" w:afterAutospacing="0" w:line="240" w:lineRule="atLeast"/>
+        <w:rPr>
+          <w:rFonts w:ascii="仿宋" w:eastAsia="仿宋" w:hAnsi="仿宋"/>
+          <w:bCs/>
+          <w:color w:val="000000"/>
+          <w:sz w:val="32"/>
+          <w:szCs w:val="32"/>
+        </w:rPr>
+      </w:pPr>
+      <w:r>
+        <w:rPr>
+          <w:rFonts w:ascii="仿宋" w:eastAsia="仿宋" w:hAnsi="仿宋" w:hint="eastAsia"/>
+          <w:bCs/>
+          <w:color w:val="000000"/>
+          <w:sz w:val="32"/>
+          <w:szCs w:val="32"/>
+        </w:rPr>
+        <w:t>知识分享：帮助团队成员共同进步。我的贡献也体现在对新人的指导上，帮助他们快速适应新的工作环境和技术栈。</w:t>
       </w:r>
     </w:p>
     <w:p>
       <w:pPr>
         <w:pStyle w:val="a4"/>
-        <w:rPr>
-          <w:rFonts w:asciiTheme="minorEastAsia" w:eastAsiaTheme="minorEastAsia" w:hAnsiTheme="minorEastAsia"/>
-          <w:bCs/>
-          <w:color w:val="000000"/>
-          <w:sz w:val="21"/>
-          <w:szCs w:val="21"/>
-        </w:rPr>
-      </w:pPr>
-      <w:r>
-        <w:rPr>
-          <w:rFonts w:asciiTheme="minorEastAsia" w:eastAsiaTheme="minorEastAsia" w:hAnsiTheme="minorEastAsia" w:hint="eastAsia"/>
-          <w:bCs/>
-          <w:color w:val="000000"/>
-          <w:sz w:val="21"/>
-          <w:szCs w:val="21"/>
-        </w:rPr>
-        <w:t>知识分享：帮助团队成员共同进步。我的贡献也体现在对新人的指导上，帮助他们快速适应新的工作环境和技术栈。</w:t>
+        <w:spacing w:before="0" w:beforeAutospacing="0" w:after="0" w:afterAutospacing="0" w:line="240" w:lineRule="atLeast"/>
+        <w:rPr>
+          <w:rFonts w:ascii="仿宋" w:eastAsia="仿宋" w:hAnsi="仿宋"/>
+          <w:bCs/>
+          <w:color w:val="000000"/>
+          <w:sz w:val="32"/>
+          <w:szCs w:val="32"/>
+        </w:rPr>
+      </w:pPr>
+      <w:r>
+        <w:rPr>
+          <w:rFonts w:ascii="仿宋" w:eastAsia="仿宋" w:hAnsi="仿宋" w:hint="eastAsia"/>
+          <w:bCs/>
+          <w:color w:val="000000"/>
+          <w:sz w:val="32"/>
+          <w:szCs w:val="32"/>
+        </w:rPr>
+        <w:t xml:space="preserve">职业发展：考虑向更高级别的职位迈进，如技术主管或项目经理，以便承担更多的责任和挑战。 </w:t>
       </w:r>
     </w:p>
     <w:p>
       <w:pPr>
         <w:pStyle w:val="a4"/>
-        <w:rPr>
-          <w:rFonts w:asciiTheme="minorEastAsia" w:eastAsiaTheme="minorEastAsia" w:hAnsiTheme="minorEastAsia"/>
-          <w:bCs/>
-          <w:color w:val="000000"/>
-          <w:sz w:val="21"/>
-          <w:szCs w:val="21"/>
-        </w:rPr>
-      </w:pPr>
-      <w:r>
-        <w:rPr>
-          <w:rFonts w:asciiTheme="minorEastAsia" w:eastAsiaTheme="minorEastAsia" w:hAnsiTheme="minorEastAsia" w:hint="eastAsia"/>
-          <w:bCs/>
-          <w:color w:val="000000"/>
-          <w:sz w:val="21"/>
-          <w:szCs w:val="21"/>
-        </w:rPr>
-        <w:lastRenderedPageBreak/>
-        <w:t xml:space="preserve">职业发展：考虑向更高级别的职位迈进，如技术主管或项目经理，以便承担更多的责任和挑战。 </w:t>
+        <w:spacing w:before="0" w:beforeAutospacing="0" w:after="0" w:afterAutospacing="0" w:line="240" w:lineRule="atLeast"/>
+        <w:rPr>
+          <w:rFonts w:ascii="仿宋" w:eastAsia="仿宋" w:hAnsi="仿宋"/>
+          <w:bCs/>
+          <w:color w:val="000000"/>
+          <w:sz w:val="32"/>
+          <w:szCs w:val="32"/>
+        </w:rPr>
+      </w:pPr>
+      <w:r>
+        <w:rPr>
+          <w:rFonts w:ascii="仿宋" w:eastAsia="仿宋" w:hAnsi="仿宋" w:hint="eastAsia"/>
+          <w:bCs/>
+          <w:color w:val="000000"/>
+          <w:sz w:val="32"/>
+          <w:szCs w:val="32"/>
+        </w:rPr>
+        <w:t>总的来说，过去的这一年是我职业生涯中的一个重要里程碑。它不仅让我积累了宝贵的经验，还为我未来的道路奠定了坚实的基础。</w:t>
       </w:r>
     </w:p>
     <w:p>
       <w:pPr>
         <w:pStyle w:val="a4"/>
-        <w:rPr>
-          <w:rFonts w:asciiTheme="minorEastAsia" w:eastAsiaTheme="minorEastAsia" w:hAnsiTheme="minorEastAsia"/>
-          <w:bCs/>
-          <w:color w:val="000000"/>
-          <w:sz w:val="21"/>
-          <w:szCs w:val="21"/>
-        </w:rPr>
-      </w:pPr>
-      <w:r>
-        <w:rPr>
-          <w:rFonts w:asciiTheme="minorEastAsia" w:eastAsiaTheme="minorEastAsia" w:hAnsiTheme="minorEastAsia" w:hint="eastAsia"/>
-          <w:bCs/>
-          <w:color w:val="000000"/>
-          <w:sz w:val="21"/>
-          <w:szCs w:val="21"/>
-        </w:rPr>
-        <w:t>总的来说，过去的这一年是我职业生涯中的一个重要里程碑。它不仅让我积累了宝贵的经验，还为我未来的道路奠定了坚实的基础。</w:t>
+        <w:spacing w:before="0" w:beforeAutospacing="0" w:after="0" w:afterAutospacing="0" w:line="240" w:lineRule="atLeast"/>
+        <w:rPr>
+          <w:rFonts w:ascii="仿宋" w:eastAsia="仿宋" w:hAnsi="仿宋"/>
+          <w:bCs/>
+          <w:color w:val="000000"/>
+          <w:sz w:val="32"/>
+          <w:szCs w:val="32"/>
+        </w:rPr>
+      </w:pPr>
+      <w:r>
+        <w:rPr>
+          <w:rFonts w:ascii="仿宋" w:eastAsia="仿宋" w:hAnsi="仿宋" w:hint="eastAsia"/>
+          <w:bCs/>
+          <w:color w:val="000000"/>
+          <w:sz w:val="32"/>
+          <w:szCs w:val="32"/>
+        </w:rPr>
+        <w:t>我相信，在新的一年里，我会继续保持热情和专注，不断追求卓越，并为实现我们的共同目标做出更大的贡献。</w:t>
       </w:r>
     </w:p>
     <w:p>
       <w:pPr>
         <w:pStyle w:val="a4"/>
-        <w:rPr>
-          <w:rFonts w:asciiTheme="minorEastAsia" w:eastAsiaTheme="minorEastAsia" w:hAnsiTheme="minorEastAsia"/>
-          <w:bCs/>
-          <w:color w:val="000000"/>
-          <w:sz w:val="21"/>
-          <w:szCs w:val="21"/>
-        </w:rPr>
-      </w:pPr>
-      <w:r>
-        <w:rPr>
-          <w:rFonts w:asciiTheme="minorEastAsia" w:eastAsiaTheme="minorEastAsia" w:hAnsiTheme="minorEastAsia" w:hint="eastAsia"/>
-          <w:bCs/>
-          <w:color w:val="000000"/>
-          <w:sz w:val="21"/>
-          <w:szCs w:val="21"/>
-        </w:rPr>
-        <w:t>我相信，在新的一年里，我会继续保持热情和专注，不断追求卓越，并为实现我们的共同目标做出更大的贡献</w:t>
-      </w:r>
-      <w:r>
-        <w:rPr>
-          <w:rFonts w:asciiTheme="minorEastAsia" w:eastAsiaTheme="minorEastAsia" w:hAnsiTheme="minorEastAsia" w:hint="eastAsia"/>
-          <w:bCs/>
-          <w:color w:val="000000"/>
-          <w:sz w:val="21"/>
-          <w:szCs w:val="21"/>
-        </w:rPr>
-        <w:t>。</w:t>
+        <w:wordWrap w:val="0"/>
+        <w:jc w:val="right"/>
+        <w:rPr>
+          <w:rFonts w:ascii="黑体" w:eastAsia="黑体" w:hAnsi="黑体"/>
+          <w:bCs/>
+          <w:color w:val="000000"/>
+        </w:rPr>
+      </w:pPr>
+      <w:r>
+        <w:rPr>
+          <w:rFonts w:ascii="黑体" w:eastAsia="黑体" w:hAnsi="黑体" w:hint="eastAsia"/>
+          <w:bCs/>
+          <w:color w:val="000000"/>
+        </w:rPr>
+        <w:lastRenderedPageBreak/>
+        <w:t>姓名：江天津</w:t>
+      </w:r>
+      <w:r>
+        <w:rPr>
+          <w:rFonts w:ascii="黑体" w:eastAsia="黑体" w:hAnsi="黑体" w:hint="eastAsia"/>
+          <w:bCs/>
+          <w:color w:val="000000"/>
+        </w:rPr>
+        <w:t xml:space="preserve"> </w:t>
       </w:r>
     </w:p>
     <w:p>
       <w:pPr>
         <w:pStyle w:val="a4"/>
-        <w:rPr>
-          <w:rFonts w:asciiTheme="minorEastAsia" w:eastAsiaTheme="minorEastAsia" w:hAnsiTheme="minorEastAsia" w:hint="eastAsia"/>
-          <w:bCs/>
-          <w:color w:val="000000"/>
-          <w:sz w:val="21"/>
-          <w:szCs w:val="21"/>
-        </w:rPr>
-      </w:pPr>
+        <w:wordWrap w:val="0"/>
+        <w:jc w:val="right"/>
+        <w:rPr>
+          <w:rFonts w:ascii="黑体" w:eastAsia="黑体" w:hAnsi="黑体"/>
+          <w:bCs/>
+          <w:color w:val="000000"/>
+        </w:rPr>
+      </w:pPr>
+      <w:r>
+        <w:rPr>
+          <w:rFonts w:ascii="黑体" w:eastAsia="黑体" w:hAnsi="黑体" w:hint="eastAsia"/>
+          <w:bCs/>
+          <w:color w:val="000000"/>
+        </w:rPr>
+        <w:t>部门：研发部</w:t>
+      </w:r>
+      <w:r>
+        <w:rPr>
+          <w:rFonts w:ascii="黑体" w:eastAsia="黑体" w:hAnsi="黑体" w:hint="eastAsia"/>
+          <w:bCs/>
+          <w:color w:val="000000"/>
+        </w:rPr>
+        <w:t xml:space="preserve"> </w:t>
+      </w:r>
     </w:p>
     <w:p>
       <w:pPr>
         <w:pStyle w:val="a4"/>
+        <w:wordWrap w:val="0"/>
         <w:jc w:val="right"/>
         <w:rPr>
-          <w:rFonts w:asciiTheme="minorEastAsia" w:eastAsiaTheme="minorEastAsia" w:hAnsiTheme="minorEastAsia"/>
-          <w:bCs/>
-          <w:color w:val="000000"/>
-          <w:sz w:val="21"/>
-          <w:szCs w:val="21"/>
-        </w:rPr>
-      </w:pPr>
-      <w:r>
-        <w:rPr>
-          <w:rFonts w:asciiTheme="minorEastAsia" w:eastAsiaTheme="minorEastAsia" w:hAnsiTheme="minorEastAsia" w:hint="eastAsia"/>
-          <w:bCs/>
-          <w:color w:val="000000"/>
-          <w:sz w:val="21"/>
-          <w:szCs w:val="21"/>
-        </w:rPr>
-        <w:t>北京金鼎峰瑞科技有限公司玉林分公司</w:t>
-      </w:r>
-    </w:p>
-    <w:p>
-      <w:pPr>
-        <w:pStyle w:val="a4"/>
-        <w:jc w:val="right"/>
-        <w:rPr>
-          <w:rFonts w:asciiTheme="minorEastAsia" w:eastAsiaTheme="minorEastAsia" w:hAnsiTheme="minorEastAsia"/>
-          <w:bCs/>
-          <w:color w:val="000000"/>
-          <w:sz w:val="21"/>
-          <w:szCs w:val="21"/>
-        </w:rPr>
-      </w:pPr>
-      <w:r>
-        <w:rPr>
-          <w:rFonts w:asciiTheme="minorEastAsia" w:eastAsiaTheme="minorEastAsia" w:hAnsiTheme="minorEastAsia" w:hint="eastAsia"/>
-          <w:bCs/>
-          <w:color w:val="000000"/>
-          <w:sz w:val="21"/>
-          <w:szCs w:val="21"/>
-        </w:rPr>
-        <w:t>姓名：江天津</w:t>
-      </w:r>
-    </w:p>
-    <w:p>
-      <w:pPr>
-        <w:pStyle w:val="a4"/>
-        <w:jc w:val="right"/>
-        <w:rPr>
-          <w:rFonts w:asciiTheme="minorEastAsia" w:eastAsiaTheme="minorEastAsia" w:hAnsiTheme="minorEastAsia" w:hint="eastAsia"/>
-          <w:bCs/>
-          <w:color w:val="000000"/>
-          <w:sz w:val="21"/>
-          <w:szCs w:val="21"/>
-        </w:rPr>
-      </w:pPr>
-      <w:r>
-        <w:rPr>
-          <w:rFonts w:asciiTheme="minorEastAsia" w:eastAsiaTheme="minorEastAsia" w:hAnsiTheme="minorEastAsia" w:hint="eastAsia"/>
-          <w:bCs/>
-          <w:color w:val="000000"/>
-          <w:sz w:val="21"/>
-          <w:szCs w:val="21"/>
-        </w:rPr>
-        <w:t>部门：研发部</w:t>
-      </w:r>
-    </w:p>
-    <w:p>
-      <w:pPr>
-        <w:pStyle w:val="a4"/>
-        <w:jc w:val="right"/>
-        <w:rPr>
-          <w:rFonts w:ascii="PingFang SC" w:hAnsi="PingFang SC" w:hint="eastAsia"/>
+          <w:rFonts w:ascii="黑体" w:eastAsia="黑体" w:hAnsi="黑体"/>
           <w:b/>
           <w:bCs/>
           <w:color w:val="000000"/>
-          <w:sz w:val="36"/>
-          <w:szCs w:val="36"/>
-        </w:rPr>
-      </w:pPr>
-      <w:r>
-        <w:rPr>
-          <w:rFonts w:asciiTheme="minorEastAsia" w:eastAsiaTheme="minorEastAsia" w:hAnsiTheme="minorEastAsia" w:hint="eastAsia"/>
-          <w:bCs/>
-          <w:color w:val="000000"/>
-          <w:sz w:val="21"/>
-          <w:szCs w:val="21"/>
+        </w:rPr>
+      </w:pPr>
+      <w:r>
+        <w:rPr>
+          <w:rFonts w:ascii="黑体" w:eastAsia="黑体" w:hAnsi="黑体" w:hint="eastAsia"/>
+          <w:bCs/>
+          <w:color w:val="000000"/>
         </w:rPr>
         <w:t>2</w:t>
       </w:r>
       <w:r>
         <w:rPr>
-          <w:rFonts w:asciiTheme="minorEastAsia" w:eastAsiaTheme="minorEastAsia" w:hAnsiTheme="minorEastAsia"/>
-          <w:bCs/>
-          <w:color w:val="000000"/>
-          <w:sz w:val="21"/>
-          <w:szCs w:val="21"/>
+          <w:rFonts w:ascii="黑体" w:eastAsia="黑体" w:hAnsi="黑体"/>
+          <w:bCs/>
+          <w:color w:val="000000"/>
         </w:rPr>
         <w:t>025</w:t>
       </w:r>
       <w:r>
         <w:rPr>
-          <w:rFonts w:asciiTheme="minorEastAsia" w:eastAsiaTheme="minorEastAsia" w:hAnsiTheme="minorEastAsia" w:hint="eastAsia"/>
-          <w:bCs/>
-          <w:color w:val="000000"/>
-          <w:sz w:val="21"/>
-          <w:szCs w:val="21"/>
+          <w:rFonts w:ascii="黑体" w:eastAsia="黑体" w:hAnsi="黑体" w:hint="eastAsia"/>
+          <w:bCs/>
+          <w:color w:val="000000"/>
         </w:rPr>
         <w:t>年1月1</w:t>
       </w:r>
       <w:r>
         <w:rPr>
-          <w:rFonts w:asciiTheme="minorEastAsia" w:eastAsiaTheme="minorEastAsia" w:hAnsiTheme="minorEastAsia"/>
-          <w:bCs/>
-          <w:color w:val="000000"/>
-          <w:sz w:val="21"/>
-          <w:szCs w:val="21"/>
+          <w:rFonts w:ascii="黑体" w:eastAsia="黑体" w:hAnsi="黑体"/>
+          <w:bCs/>
+          <w:color w:val="000000"/>
         </w:rPr>
         <w:t>7</w:t>
       </w:r>
       <w:r>
         <w:rPr>
-          <w:rFonts w:asciiTheme="minorEastAsia" w:eastAsiaTheme="minorEastAsia" w:hAnsiTheme="minorEastAsia" w:hint="eastAsia"/>
-          <w:bCs/>
-          <w:color w:val="000000"/>
-          <w:sz w:val="21"/>
-          <w:szCs w:val="21"/>
+          <w:rFonts w:ascii="黑体" w:eastAsia="黑体" w:hAnsi="黑体" w:hint="eastAsia"/>
+          <w:bCs/>
+          <w:color w:val="000000"/>
         </w:rPr>
         <w:t>日</w:t>
       </w:r>
+      <w:r>
+        <w:rPr>
+          <w:rFonts w:ascii="黑体" w:eastAsia="黑体" w:hAnsi="黑体" w:hint="eastAsia"/>
+          <w:bCs/>
+          <w:color w:val="000000"/>
+        </w:rPr>
+        <w:t xml:space="preserve"> </w:t>
+      </w:r>
+      <w:bookmarkStart w:id="0" w:name="_GoBack"/>
+      <w:bookmarkEnd w:id="0"/>
     </w:p>
     <w:p>
       <w:pPr>
@@ -1061,8 +814,8 @@
 </file>
 
 <file path=word/numbering.xml><?xml version="1.0" encoding="utf-8"?>
-<w:numbering xmlns:wpc="http://schemas.microsoft.com/office/word/2010/wordprocessingCanvas" xmlns:cx="http://schemas.microsoft.com/office/drawing/2014/chartex" xmlns:cx1="http://schemas.microsoft.com/office/drawing/2015/9/8/chartex" xmlns:cx2="http://schemas.microsoft.com/office/drawing/2015/10/21/chartex" xmlns:cx3="http://schemas.microsoft.com/office/drawing/2016/5/9/chartex" xmlns:cx4="http://schemas.microsoft.com/office/drawing/2016/5/10/chartex" xmlns:cx5="http://schemas.microsoft.com/office/drawing/2016/5/11/chartex" xmlns:cx6="http://schemas.microsoft.com/office/drawing/2016/5/12/chartex" xmlns:cx7="http://schemas.microsoft.com/office/drawing/2016/5/13/chartex" xmlns:cx8="http://schemas.microsoft.com/office/drawing/2016/5/14/chartex" xmlns:mc="http://schemas.openxmlformats.org/markup-compatibility/2006" xmlns:aink="http://schemas.microsoft.com/office/drawing/2016/ink" xmlns:am3d="http://schemas.microsoft.com/office/drawing/2017/model3d" xmlns:o="urn:schemas-microsoft-com:office:office" xmlns:oel="http://schemas.microsoft.com/office/2019/extlst" xmlns:r="http://schemas.openxmlformats.org/officeDocument/2006/relationships" xmlns:m="http://schemas.openxmlformats.org/officeDocument/2006/math" xmlns:v="urn:schemas-microsoft-com:vml" xmlns:wp14="http://schemas.microsoft.com/office/word/2010/wordprocessingDrawing" xmlns:wp="http://schemas.openxmlformats.org/drawingml/2006/wordprocessingDrawing" xmlns:w10="urn:schemas-microsoft-com:office:word" xmlns:w="http://schemas.openxmlformats.org/wordprocessingml/2006/main" xmlns:w14="http://schemas.microsoft.com/office/word/2010/wordml" xmlns:w15="http://schemas.microsoft.com/office/word/2012/wordml" xmlns:w16cex="http://schemas.microsoft.com/office/word/2018/wordml/cex" xmlns:w16cid="http://schemas.microsoft.com/office/word/2016/wordml/cid" xmlns:w16="http://schemas.microsoft.com/office/word/2018/wordml" xmlns:w16sdtdh="http://schemas.microsoft.com/office/word/2020/wordml/sdtdatahash" xmlns:w16se="http://schemas.microsoft.com/office/word/2015/wordml/symex" xmlns:wpg="http://schemas.microsoft.com/office/word/2010/wordprocessingGroup" xmlns:wpi="http://schemas.microsoft.com/office/word/2010/wordprocessingInk" xmlns:wne="http://schemas.microsoft.com/office/word/2006/wordml" xmlns:wps="http://schemas.microsoft.com/office/word/2010/wordprocessingShape" mc:Ignorable="w14 w15 w16se w16cid w16 w16cex w16sdtdh wp14">
-  <w:abstractNum w:abstractNumId="0" w15:restartNumberingAfterBreak="0">
+<w:numbering xmlns:wpc="http://schemas.microsoft.com/office/word/2010/wordprocessingCanvas" xmlns:mc="http://schemas.openxmlformats.org/markup-compatibility/2006" xmlns:o="urn:schemas-microsoft-com:office:office" xmlns:r="http://schemas.openxmlformats.org/officeDocument/2006/relationships" xmlns:m="http://schemas.openxmlformats.org/officeDocument/2006/math" xmlns:v="urn:schemas-microsoft-com:vml" xmlns:wp14="http://schemas.microsoft.com/office/word/2010/wordprocessingDrawing" xmlns:wp="http://schemas.openxmlformats.org/drawingml/2006/wordprocessingDrawing" xmlns:w10="urn:schemas-microsoft-com:office:word" xmlns:w="http://schemas.openxmlformats.org/wordprocessingml/2006/main" xmlns:w14="http://schemas.microsoft.com/office/word/2010/wordml" xmlns:w15="http://schemas.microsoft.com/office/word/2012/wordml" xmlns:wpg="http://schemas.microsoft.com/office/word/2010/wordprocessingGroup" xmlns:wpi="http://schemas.microsoft.com/office/word/2010/wordprocessingInk" xmlns:wne="http://schemas.microsoft.com/office/word/2006/wordml" xmlns:wps="http://schemas.microsoft.com/office/word/2010/wordprocessingShape" mc:Ignorable="w14 w15 wp14">
+  <w:abstractNum w:abstractNumId="0">
     <w:nsid w:val="080F659F"/>
     <w:multiLevelType w:val="multilevel"/>
     <w:tmpl w:val="8D9C177A"/>
@@ -1211,7 +964,7 @@
       </w:rPr>
     </w:lvl>
   </w:abstractNum>
-  <w:abstractNum w:abstractNumId="1" w15:restartNumberingAfterBreak="0">
+  <w:abstractNum w:abstractNumId="1">
     <w:nsid w:val="0BC957DE"/>
     <w:multiLevelType w:val="multilevel"/>
     <w:tmpl w:val="76109E12"/>
@@ -1360,7 +1113,7 @@
       </w:rPr>
     </w:lvl>
   </w:abstractNum>
-  <w:abstractNum w:abstractNumId="2" w15:restartNumberingAfterBreak="0">
+  <w:abstractNum w:abstractNumId="2">
     <w:nsid w:val="461710B3"/>
     <w:multiLevelType w:val="hybridMultilevel"/>
     <w:tmpl w:val="A18C12AE"/>
@@ -1449,7 +1202,7 @@
       </w:pPr>
     </w:lvl>
   </w:abstractNum>
-  <w:abstractNum w:abstractNumId="3" w15:restartNumberingAfterBreak="0">
+  <w:abstractNum w:abstractNumId="3">
     <w:nsid w:val="52890A9A"/>
     <w:multiLevelType w:val="multilevel"/>
     <w:tmpl w:val="E54669B4"/>
@@ -1598,7 +1351,7 @@
       </w:rPr>
     </w:lvl>
   </w:abstractNum>
-  <w:abstractNum w:abstractNumId="4" w15:restartNumberingAfterBreak="0">
+  <w:abstractNum w:abstractNumId="4">
     <w:nsid w:val="5443475C"/>
     <w:multiLevelType w:val="multilevel"/>
     <w:tmpl w:val="A880CC44"/>
@@ -1747,7 +1500,7 @@
       </w:rPr>
     </w:lvl>
   </w:abstractNum>
-  <w:abstractNum w:abstractNumId="5" w15:restartNumberingAfterBreak="0">
+  <w:abstractNum w:abstractNumId="5">
     <w:nsid w:val="5B453375"/>
     <w:multiLevelType w:val="multilevel"/>
     <w:tmpl w:val="B936F2AA"/>
@@ -1896,7 +1649,7 @@
       </w:rPr>
     </w:lvl>
   </w:abstractNum>
-  <w:abstractNum w:abstractNumId="6" w15:restartNumberingAfterBreak="0">
+  <w:abstractNum w:abstractNumId="6">
     <w:nsid w:val="60986624"/>
     <w:multiLevelType w:val="hybridMultilevel"/>
     <w:tmpl w:val="99D2B4AA"/>
@@ -1985,7 +1738,7 @@
       </w:pPr>
     </w:lvl>
   </w:abstractNum>
-  <w:abstractNum w:abstractNumId="7" w15:restartNumberingAfterBreak="0">
+  <w:abstractNum w:abstractNumId="7">
     <w:nsid w:val="631F6809"/>
     <w:multiLevelType w:val="multilevel"/>
     <w:tmpl w:val="EDDEFE16"/>
@@ -2134,7 +1887,7 @@
       </w:rPr>
     </w:lvl>
   </w:abstractNum>
-  <w:abstractNum w:abstractNumId="8" w15:restartNumberingAfterBreak="0">
+  <w:abstractNum w:abstractNumId="8">
     <w:nsid w:val="75E6441B"/>
     <w:multiLevelType w:val="multilevel"/>
     <w:tmpl w:val="F0627C28"/>
@@ -2283,7 +2036,7 @@
       </w:rPr>
     </w:lvl>
   </w:abstractNum>
-  <w:abstractNum w:abstractNumId="9" w15:restartNumberingAfterBreak="0">
+  <w:abstractNum w:abstractNumId="9">
     <w:nsid w:val="79975CE9"/>
     <w:multiLevelType w:val="multilevel"/>
     <w:tmpl w:val="29B2E048"/>
@@ -2432,41 +2185,41 @@
       </w:rPr>
     </w:lvl>
   </w:abstractNum>
-  <w:num w:numId="1" w16cid:durableId="852258833">
+  <w:num w:numId="1">
     <w:abstractNumId w:val="2"/>
   </w:num>
-  <w:num w:numId="2" w16cid:durableId="749470098">
+  <w:num w:numId="2">
     <w:abstractNumId w:val="5"/>
   </w:num>
-  <w:num w:numId="3" w16cid:durableId="1158613254">
+  <w:num w:numId="3">
     <w:abstractNumId w:val="0"/>
   </w:num>
-  <w:num w:numId="4" w16cid:durableId="1279726958">
+  <w:num w:numId="4">
     <w:abstractNumId w:val="8"/>
   </w:num>
-  <w:num w:numId="5" w16cid:durableId="165947173">
+  <w:num w:numId="5">
     <w:abstractNumId w:val="3"/>
   </w:num>
-  <w:num w:numId="6" w16cid:durableId="2130664291">
+  <w:num w:numId="6">
     <w:abstractNumId w:val="4"/>
   </w:num>
-  <w:num w:numId="7" w16cid:durableId="881136459">
+  <w:num w:numId="7">
     <w:abstractNumId w:val="9"/>
   </w:num>
-  <w:num w:numId="8" w16cid:durableId="949043019">
+  <w:num w:numId="8">
     <w:abstractNumId w:val="7"/>
   </w:num>
-  <w:num w:numId="9" w16cid:durableId="2111930074">
+  <w:num w:numId="9">
     <w:abstractNumId w:val="1"/>
   </w:num>
-  <w:num w:numId="10" w16cid:durableId="1377855104">
+  <w:num w:numId="10">
     <w:abstractNumId w:val="6"/>
   </w:num>
 </w:numbering>
 </file>
 
 <file path=word/styles.xml><?xml version="1.0" encoding="utf-8"?>
-<w:styles xmlns:mc="http://schemas.openxmlformats.org/markup-compatibility/2006" xmlns:r="http://schemas.openxmlformats.org/officeDocument/2006/relationships" xmlns:w="http://schemas.openxmlformats.org/wordprocessingml/2006/main" xmlns:w14="http://schemas.microsoft.com/office/word/2010/wordml" xmlns:w15="http://schemas.microsoft.com/office/word/2012/wordml" xmlns:w16cex="http://schemas.microsoft.com/office/word/2018/wordml/cex" xmlns:w16cid="http://schemas.microsoft.com/office/word/2016/wordml/cid" xmlns:w16="http://schemas.microsoft.com/office/word/2018/wordml" xmlns:w16sdtdh="http://schemas.microsoft.com/office/word/2020/wordml/sdtdatahash" xmlns:w16se="http://schemas.microsoft.com/office/word/2015/wordml/symex" mc:Ignorable="w14 w15 w16se w16cid w16 w16cex w16sdtdh">
+<w:styles xmlns:mc="http://schemas.openxmlformats.org/markup-compatibility/2006" xmlns:r="http://schemas.openxmlformats.org/officeDocument/2006/relationships" xmlns:w="http://schemas.openxmlformats.org/wordprocessingml/2006/main" xmlns:w14="http://schemas.microsoft.com/office/word/2010/wordml" xmlns:w15="http://schemas.microsoft.com/office/word/2012/wordml" mc:Ignorable="w14 w15">
   <w:docDefaults>
     <w:rPrDefault>
       <w:rPr>
@@ -2479,7 +2232,7 @@
     </w:rPrDefault>
     <w:pPrDefault/>
   </w:docDefaults>
-  <w:latentStyles w:defLockedState="0" w:defUIPriority="99" w:defSemiHidden="0" w:defUnhideWhenUsed="0" w:defQFormat="0" w:count="376">
+  <w:latentStyles w:defLockedState="0" w:defUIPriority="99" w:defSemiHidden="0" w:defUnhideWhenUsed="0" w:defQFormat="0" w:count="371">
     <w:lsdException w:name="Normal" w:uiPriority="0" w:qFormat="1"/>
     <w:lsdException w:name="heading 1" w:uiPriority="9" w:qFormat="1"/>
     <w:lsdException w:name="heading 2" w:semiHidden="1" w:uiPriority="9" w:unhideWhenUsed="1" w:qFormat="1"/>
@@ -2585,6 +2338,7 @@
     <w:lsdException w:name="HTML Sample" w:semiHidden="1" w:unhideWhenUsed="1"/>
     <w:lsdException w:name="HTML Typewriter" w:semiHidden="1" w:unhideWhenUsed="1"/>
     <w:lsdException w:name="HTML Variable" w:semiHidden="1" w:unhideWhenUsed="1"/>
+    <w:lsdException w:name="Normal Table" w:semiHidden="1" w:unhideWhenUsed="1"/>
     <w:lsdException w:name="annotation subject" w:semiHidden="1" w:unhideWhenUsed="1"/>
     <w:lsdException w:name="No List" w:semiHidden="1" w:unhideWhenUsed="1"/>
     <w:lsdException w:name="Outline List 1" w:semiHidden="1" w:unhideWhenUsed="1"/>
@@ -2627,8 +2381,11 @@
     <w:lsdException w:name="Table Contemporary" w:semiHidden="1" w:unhideWhenUsed="1"/>
     <w:lsdException w:name="Table Elegant" w:semiHidden="1" w:unhideWhenUsed="1"/>
     <w:lsdException w:name="Table Professional" w:semiHidden="1" w:unhideWhenUsed="1"/>
+    <w:lsdException w:name="Table Subtle 1" w:semiHidden="1" w:unhideWhenUsed="1"/>
     <w:lsdException w:name="Table Subtle 2" w:semiHidden="1" w:unhideWhenUsed="1"/>
     <w:lsdException w:name="Table Web 1" w:semiHidden="1" w:unhideWhenUsed="1"/>
+    <w:lsdException w:name="Table Web 2" w:semiHidden="1" w:unhideWhenUsed="1"/>
+    <w:lsdException w:name="Table Web 3" w:semiHidden="1" w:unhideWhenUsed="1"/>
     <w:lsdException w:name="Balloon Text" w:semiHidden="1" w:unhideWhenUsed="1"/>
     <w:lsdException w:name="Table Grid" w:uiPriority="39"/>
     <w:lsdException w:name="Table Theme" w:semiHidden="1" w:unhideWhenUsed="1"/>
@@ -2847,11 +2604,6 @@
     <w:lsdException w:name="List Table 5 Dark Accent 6" w:uiPriority="50"/>
     <w:lsdException w:name="List Table 6 Colorful Accent 6" w:uiPriority="51"/>
     <w:lsdException w:name="List Table 7 Colorful Accent 6" w:uiPriority="52"/>
-    <w:lsdException w:name="Mention" w:semiHidden="1" w:unhideWhenUsed="1"/>
-    <w:lsdException w:name="Smart Hyperlink" w:semiHidden="1" w:unhideWhenUsed="1"/>
-    <w:lsdException w:name="Hashtag" w:semiHidden="1" w:unhideWhenUsed="1"/>
-    <w:lsdException w:name="Unresolved Mention" w:semiHidden="1" w:unhideWhenUsed="1"/>
-    <w:lsdException w:name="Smart Link" w:semiHidden="1" w:unhideWhenUsed="1"/>
   </w:latentStyles>
   <w:style w:type="paragraph" w:default="1" w:styleId="a">
     <w:name w:val="Normal"/>
@@ -2864,7 +2616,7 @@
   <w:style w:type="paragraph" w:styleId="2">
     <w:name w:val="heading 2"/>
     <w:basedOn w:val="a"/>
-    <w:link w:val="20"/>
+    <w:link w:val="2Char"/>
     <w:uiPriority w:val="9"/>
     <w:qFormat/>
     <w:rsid w:val="00966C51"/>
@@ -2886,7 +2638,7 @@
   <w:style w:type="paragraph" w:styleId="3">
     <w:name w:val="heading 3"/>
     <w:basedOn w:val="a"/>
-    <w:link w:val="30"/>
+    <w:link w:val="3Char"/>
     <w:uiPriority w:val="9"/>
     <w:qFormat/>
     <w:rsid w:val="00966C51"/>
@@ -2903,6 +2655,29 @@
       <w:kern w:val="0"/>
       <w:sz w:val="27"/>
       <w:szCs w:val="27"/>
+    </w:rPr>
+  </w:style>
+  <w:style w:type="paragraph" w:styleId="4">
+    <w:name w:val="heading 4"/>
+    <w:basedOn w:val="a"/>
+    <w:next w:val="a"/>
+    <w:link w:val="4Char"/>
+    <w:uiPriority w:val="9"/>
+    <w:unhideWhenUsed/>
+    <w:qFormat/>
+    <w:rsid w:val="00447C9E"/>
+    <w:pPr>
+      <w:keepNext/>
+      <w:keepLines/>
+      <w:spacing w:before="280" w:after="290" w:line="376" w:lineRule="auto"/>
+      <w:outlineLvl w:val="3"/>
+    </w:pPr>
+    <w:rPr>
+      <w:rFonts w:asciiTheme="majorHAnsi" w:eastAsiaTheme="majorEastAsia" w:hAnsiTheme="majorHAnsi" w:cstheme="majorBidi"/>
+      <w:b/>
+      <w:bCs/>
+      <w:sz w:val="28"/>
+      <w:szCs w:val="28"/>
     </w:rPr>
   </w:style>
   <w:style w:type="character" w:default="1" w:styleId="a0">
@@ -2961,8 +2736,8 @@
       <w:szCs w:val="24"/>
     </w:rPr>
   </w:style>
-  <w:style w:type="character" w:customStyle="1" w:styleId="20">
-    <w:name w:val="标题 2 字符"/>
+  <w:style w:type="character" w:customStyle="1" w:styleId="2Char">
+    <w:name w:val="标题 2 Char"/>
     <w:basedOn w:val="a0"/>
     <w:link w:val="2"/>
     <w:uiPriority w:val="9"/>
@@ -2976,8 +2751,8 @@
       <w:szCs w:val="36"/>
     </w:rPr>
   </w:style>
-  <w:style w:type="character" w:customStyle="1" w:styleId="30">
-    <w:name w:val="标题 3 字符"/>
+  <w:style w:type="character" w:customStyle="1" w:styleId="3Char">
+    <w:name w:val="标题 3 Char"/>
     <w:basedOn w:val="a0"/>
     <w:link w:val="3"/>
     <w:uiPriority w:val="9"/>
@@ -3000,6 +2775,57 @@
     <w:rPr>
       <w:b/>
       <w:bCs/>
+    </w:rPr>
+  </w:style>
+  <w:style w:type="paragraph" w:styleId="a6">
+    <w:name w:val="Subtitle"/>
+    <w:basedOn w:val="a"/>
+    <w:next w:val="a"/>
+    <w:link w:val="Char"/>
+    <w:uiPriority w:val="11"/>
+    <w:qFormat/>
+    <w:rsid w:val="00236BD8"/>
+    <w:pPr>
+      <w:spacing w:before="240" w:after="60" w:line="312" w:lineRule="auto"/>
+      <w:jc w:val="center"/>
+      <w:outlineLvl w:val="1"/>
+    </w:pPr>
+    <w:rPr>
+      <w:rFonts w:asciiTheme="majorHAnsi" w:eastAsia="宋体" w:hAnsiTheme="majorHAnsi" w:cstheme="majorBidi"/>
+      <w:b/>
+      <w:bCs/>
+      <w:kern w:val="28"/>
+      <w:sz w:val="32"/>
+      <w:szCs w:val="32"/>
+    </w:rPr>
+  </w:style>
+  <w:style w:type="character" w:customStyle="1" w:styleId="Char">
+    <w:name w:val="副标题 Char"/>
+    <w:basedOn w:val="a0"/>
+    <w:link w:val="a6"/>
+    <w:uiPriority w:val="11"/>
+    <w:rsid w:val="00236BD8"/>
+    <w:rPr>
+      <w:rFonts w:asciiTheme="majorHAnsi" w:eastAsia="宋体" w:hAnsiTheme="majorHAnsi" w:cstheme="majorBidi"/>
+      <w:b/>
+      <w:bCs/>
+      <w:kern w:val="28"/>
+      <w:sz w:val="32"/>
+      <w:szCs w:val="32"/>
+    </w:rPr>
+  </w:style>
+  <w:style w:type="character" w:customStyle="1" w:styleId="4Char">
+    <w:name w:val="标题 4 Char"/>
+    <w:basedOn w:val="a0"/>
+    <w:link w:val="4"/>
+    <w:uiPriority w:val="9"/>
+    <w:rsid w:val="00447C9E"/>
+    <w:rPr>
+      <w:rFonts w:asciiTheme="majorHAnsi" w:eastAsiaTheme="majorEastAsia" w:hAnsiTheme="majorHAnsi" w:cstheme="majorBidi"/>
+      <w:b/>
+      <w:bCs/>
+      <w:sz w:val="28"/>
+      <w:szCs w:val="28"/>
     </w:rPr>
   </w:style>
 </w:styles>
